--- a/rapports/16_02_2026/DIAKHOU/coh_EQ12_sup_032201040005.docx
+++ b/rapports/16_02_2026/DIAKHOU/coh_EQ12_sup_032201040005.docx
@@ -25,7 +25,7 @@
         <w:br/>
         <w:t>Grappe: 032201040005</w:t>
         <w:br/>
-        <w:t>Date: 16/02/2026 a 12:40</w:t>
+        <w:t>Date: 16/02/2026 a 12:58</w:t>
       </w:r>
     </w:p>
     <w:p/>
@@ -2580,7 +2580,7 @@
         <w:rPr>
           <w:sz w:val="20"/>
         </w:rPr>
-        <w:t>- La main d'oeuvre familiale pour Mbaye sarr ayant travaillé dans cette entreprise vente de bétail tefangké aucours des 12 derniers mois n'est pas renseigner. Prière de reneigner toutes les informations qui lui concerne. La main d'oeuvre sariale de Mbaye sarr ayant travaillé dans cette entreprise vente de bétail tefangké aucours des 30 derniers jours n'est pas renseigner. Prière de reneigner toutes les informations qui lui concerne.</w:t>
+        <w:t>- La main d'oeuvre familiale pour seye ngom ayant travaillé dans cette entreprise vente de bétail tefangké aucours des 12 derniers mois n'est pas renseigner. Prière de reneigner toutes les informations qui lui concerne. La main d'oeuvre sariale de seye ngom ayant travaillé dans cette entreprise vente de bétail tefangké aucours des 30 derniers jours n'est pas renseigner. Prière de reneigner toutes les informations qui lui concerne.</w:t>
       </w:r>
     </w:p>
     <w:p>
@@ -3158,7 +3158,7 @@
         <w:br/>
         <w:t xml:space="preserve">- </w:t>
         <w:br/>
-        <w:t>- La section n'est pas renseignée pour Gorgui Ba, prière de la renseigner.</w:t>
+        <w:t>- La section n'est pas renseignée pour Assane Ba, prière de la renseigner.</w:t>
       </w:r>
     </w:p>
     <w:p>
@@ -4560,7 +4560,7 @@
         <w:br/>
         <w:t xml:space="preserve">- </w:t>
         <w:br/>
-        <w:t>- La section n'est pas renseignée pour Dame Sow, prière de la renseigner.</w:t>
+        <w:t>- La section n'est pas renseignée pour Assete Sow, prière de la renseigner.</w:t>
       </w:r>
     </w:p>
     <w:p>
@@ -6161,7 +6161,7 @@
         <w:br/>
         <w:t xml:space="preserve">- </w:t>
         <w:br/>
-        <w:t>- La section n'est pas renseignée pour Sidy Ndiaye, prière de la renseigner.</w:t>
+        <w:t>- La section n'est pas renseignée pour Amy Ndiaye, prière de la renseigner.</w:t>
       </w:r>
     </w:p>
     <w:p>

--- a/rapports/16_02_2026/DIAKHOU/coh_EQ12_sup_032201040005.docx
+++ b/rapports/16_02_2026/DIAKHOU/coh_EQ12_sup_032201040005.docx
@@ -25,7 +25,7 @@
         <w:br/>
         <w:t>Grappe: 032201040005</w:t>
         <w:br/>
-        <w:t>Date: 16/02/2026 a 12:58</w:t>
+        <w:t>Date: 16/02/2026 a 13:04</w:t>
       </w:r>
     </w:p>
     <w:p/>
@@ -97,7 +97,7 @@
           </w:tcPr>
           <w:p>
             <w:r>
-              <w:t>10</w:t>
+              <w:t>12</w:t>
             </w:r>
           </w:p>
         </w:tc>
@@ -119,7 +119,7 @@
           </w:tcPr>
           <w:p>
             <w:r>
-              <w:t>32</w:t>
+              <w:t>27</w:t>
             </w:r>
           </w:p>
         </w:tc>
@@ -219,7 +219,103 @@
           </w:tcPr>
           <w:p>
             <w:r>
-              <w:t>10</w:t>
+              <w:t>12</w:t>
+            </w:r>
+          </w:p>
+        </w:tc>
+      </w:tr>
+      <w:tr>
+        <w:tc>
+          <w:tcPr>
+            <w:tcW w:type="dxa" w:w="3324"/>
+          </w:tcPr>
+          <w:p>
+            <w:r>
+              <w:t>Section2</w:t>
+            </w:r>
+          </w:p>
+        </w:tc>
+        <w:tc>
+          <w:tcPr>
+            <w:tcW w:type="dxa" w:w="3324"/>
+          </w:tcPr>
+          <w:p>
+            <w:r>
+              <w:t>Education</w:t>
+            </w:r>
+          </w:p>
+        </w:tc>
+        <w:tc>
+          <w:tcPr>
+            <w:tcW w:type="dxa" w:w="3324"/>
+          </w:tcPr>
+          <w:p>
+            <w:r>
+              <w:t>12</w:t>
+            </w:r>
+          </w:p>
+        </w:tc>
+      </w:tr>
+      <w:tr>
+        <w:tc>
+          <w:tcPr>
+            <w:tcW w:type="dxa" w:w="3324"/>
+          </w:tcPr>
+          <w:p>
+            <w:r>
+              <w:t>Section7b</w:t>
+            </w:r>
+          </w:p>
+        </w:tc>
+        <w:tc>
+          <w:tcPr>
+            <w:tcW w:type="dxa" w:w="3324"/>
+          </w:tcPr>
+          <w:p>
+            <w:r>
+              <w:t>Consommation alimentaire - 7 jours</w:t>
+            </w:r>
+          </w:p>
+        </w:tc>
+        <w:tc>
+          <w:tcPr>
+            <w:tcW w:type="dxa" w:w="3324"/>
+          </w:tcPr>
+          <w:p>
+            <w:r>
+              <w:t>12</w:t>
+            </w:r>
+          </w:p>
+        </w:tc>
+      </w:tr>
+      <w:tr>
+        <w:tc>
+          <w:tcPr>
+            <w:tcW w:type="dxa" w:w="3324"/>
+          </w:tcPr>
+          <w:p>
+            <w:r>
+              <w:t>Section16a</w:t>
+            </w:r>
+          </w:p>
+        </w:tc>
+        <w:tc>
+          <w:tcPr>
+            <w:tcW w:type="dxa" w:w="3324"/>
+          </w:tcPr>
+          <w:p>
+            <w:r>
+              <w:t>Champs et parcelles</w:t>
+            </w:r>
+          </w:p>
+        </w:tc>
+        <w:tc>
+          <w:tcPr>
+            <w:tcW w:type="dxa" w:w="3324"/>
+          </w:tcPr>
+          <w:p>
+            <w:r>
+              <w:t>12</w:t>
             </w:r>
           </w:p>
         </w:tc>
@@ -251,7 +347,7 @@
           </w:tcPr>
           <w:p>
             <w:r>
-              <w:t>10</w:t>
+              <w:t>11</w:t>
             </w:r>
           </w:p>
         </w:tc>
@@ -263,7 +359,7 @@
           </w:tcPr>
           <w:p>
             <w:r>
-              <w:t>Section16a</w:t>
+              <w:t>Section4a</w:t>
             </w:r>
           </w:p>
         </w:tc>
@@ -273,7 +369,7 @@
           </w:tcPr>
           <w:p>
             <w:r>
-              <w:t>Champs et parcelles</w:t>
+              <w:t>Emploi</w:t>
             </w:r>
           </w:p>
         </w:tc>
@@ -283,7 +379,7 @@
           </w:tcPr>
           <w:p>
             <w:r>
-              <w:t>10</w:t>
+              <w:t>11</w:t>
             </w:r>
           </w:p>
         </w:tc>
@@ -295,7 +391,7 @@
           </w:tcPr>
           <w:p>
             <w:r>
-              <w:t>Section7a2</w:t>
+              <w:t>Section4b</w:t>
             </w:r>
           </w:p>
         </w:tc>
@@ -305,7 +401,7 @@
           </w:tcPr>
           <w:p>
             <w:r>
-              <w:t>Repas pris a l'exterieur du menage</w:t>
+              <w:t>Emploi - Activite principale</w:t>
             </w:r>
           </w:p>
         </w:tc>
@@ -315,7 +411,7 @@
           </w:tcPr>
           <w:p>
             <w:r>
-              <w:t>9</w:t>
+              <w:t>11</w:t>
             </w:r>
           </w:p>
         </w:tc>
@@ -327,7 +423,7 @@
           </w:tcPr>
           <w:p>
             <w:r>
-              <w:t>Section2</w:t>
+              <w:t>Section16c</w:t>
             </w:r>
           </w:p>
         </w:tc>
@@ -337,7 +433,7 @@
           </w:tcPr>
           <w:p>
             <w:r>
-              <w:t>Education</w:t>
+              <w:t>Cultures</w:t>
             </w:r>
           </w:p>
         </w:tc>
@@ -347,7 +443,7 @@
           </w:tcPr>
           <w:p>
             <w:r>
-              <w:t>8</w:t>
+              <w:t>11</w:t>
             </w:r>
           </w:p>
         </w:tc>
@@ -359,7 +455,7 @@
           </w:tcPr>
           <w:p>
             <w:r>
-              <w:t>Section10a</w:t>
+              <w:t>Section19</w:t>
             </w:r>
           </w:p>
         </w:tc>
@@ -369,7 +465,7 @@
           </w:tcPr>
           <w:p>
             <w:r>
-              <w:t>Existence entreprise non agricole</w:t>
+              <w:t>Equipements agricoles</w:t>
             </w:r>
           </w:p>
         </w:tc>
@@ -379,7 +475,7 @@
           </w:tcPr>
           <w:p>
             <w:r>
-              <w:t>8</w:t>
+              <w:t>11</w:t>
             </w:r>
           </w:p>
         </w:tc>
@@ -391,7 +487,7 @@
           </w:tcPr>
           <w:p>
             <w:r>
-              <w:t>Section12</w:t>
+              <w:t>Section4c</w:t>
             </w:r>
           </w:p>
         </w:tc>
@@ -401,7 +497,7 @@
           </w:tcPr>
           <w:p>
             <w:r>
-              <w:t>Actifs du menage</w:t>
+              <w:t>Emploi - Activite secondaire</w:t>
             </w:r>
           </w:p>
         </w:tc>
@@ -411,103 +507,7 @@
           </w:tcPr>
           <w:p>
             <w:r>
-              <w:t>8</w:t>
-            </w:r>
-          </w:p>
-        </w:tc>
-      </w:tr>
-      <w:tr>
-        <w:tc>
-          <w:tcPr>
-            <w:tcW w:type="dxa" w:w="3324"/>
-          </w:tcPr>
-          <w:p>
-            <w:r>
-              <w:t>Section3</w:t>
-            </w:r>
-          </w:p>
-        </w:tc>
-        <w:tc>
-          <w:tcPr>
-            <w:tcW w:type="dxa" w:w="3324"/>
-          </w:tcPr>
-          <w:p>
-            <w:r>
-              <w:t>Sante</w:t>
-            </w:r>
-          </w:p>
-        </w:tc>
-        <w:tc>
-          <w:tcPr>
-            <w:tcW w:type="dxa" w:w="3324"/>
-          </w:tcPr>
-          <w:p>
-            <w:r>
-              <w:t>7</w:t>
-            </w:r>
-          </w:p>
-        </w:tc>
-      </w:tr>
-      <w:tr>
-        <w:tc>
-          <w:tcPr>
-            <w:tcW w:type="dxa" w:w="3324"/>
-          </w:tcPr>
-          <w:p>
-            <w:r>
-              <w:t>Section6</w:t>
-            </w:r>
-          </w:p>
-        </w:tc>
-        <w:tc>
-          <w:tcPr>
-            <w:tcW w:type="dxa" w:w="3324"/>
-          </w:tcPr>
-          <w:p>
-            <w:r>
-              <w:t>Epargne et credit</w:t>
-            </w:r>
-          </w:p>
-        </w:tc>
-        <w:tc>
-          <w:tcPr>
-            <w:tcW w:type="dxa" w:w="3324"/>
-          </w:tcPr>
-          <w:p>
-            <w:r>
-              <w:t>6</w:t>
-            </w:r>
-          </w:p>
-        </w:tc>
-      </w:tr>
-      <w:tr>
-        <w:tc>
-          <w:tcPr>
-            <w:tcW w:type="dxa" w:w="3324"/>
-          </w:tcPr>
-          <w:p>
-            <w:r>
-              <w:t>Section7a1</w:t>
-            </w:r>
-          </w:p>
-        </w:tc>
-        <w:tc>
-          <w:tcPr>
-            <w:tcW w:type="dxa" w:w="3324"/>
-          </w:tcPr>
-          <w:p>
-            <w:r>
-              <w:t>Repas pris a l'exterieur du menage</w:t>
-            </w:r>
-          </w:p>
-        </w:tc>
-        <w:tc>
-          <w:tcPr>
-            <w:tcW w:type="dxa" w:w="3324"/>
-          </w:tcPr>
-          <w:p>
-            <w:r>
-              <w:t>6</w:t>
+              <w:t>10</w:t>
             </w:r>
           </w:p>
         </w:tc>
@@ -871,13 +871,15 @@
         <w:rPr>
           <w:sz w:val="20"/>
         </w:rPr>
-        <w:t xml:space="preserve">- Les informations sur l'acte de naissance (ni Jours, ni mois et ni années) de  Fallou Gaye  manquent, s'il vous plait pouvez-vous fournir d'effort pour avoir ces informations. Les données sur les niveaux d'études, les fonctions et les caracteristiques sociodemographiques du père biologique de Fallou Gaye manquent. Veuillez les renseigner. Les données sur les niveaux d'études, les fonctions et les caracteristiques sociodemographiques de la mère biologique de  Fallou Gaye  manquent. </w:t>
-        <w:br/>
-        <w:t xml:space="preserve">- Les informations sur l'acte de naissance (ni Jours, ni mois et ni années) de  Khadim Gaye  manquent, s'il vous plait pouvez-vous fournir d'effort pour avoir ces informations. Les données sur les niveaux d'études, les fonctions et les caracteristiques sociodemographiques du père biologique de Khadim Gaye manquent. Veuillez les renseigner. Les données sur les niveaux d'études, les fonctions et les caracteristiques sociodemographiques de la mère biologique de  Khadim Gaye  manquent. </w:t>
-        <w:br/>
-        <w:t xml:space="preserve">- Les informations sur l'acte de naissance (ni Jours, ni mois et ni années) de  Mbayd Gaye  manquent, s'il vous plait pouvez-vous fournir d'effort pour avoir ces informations. Les données sur les niveaux d'études, les fonctions et les caracteristiques sociodemographiques du père biologique de Mbayd Gaye manquent. Veuillez les renseigner. Les données sur les niveaux d'études, les fonctions et les caracteristiques sociodemographiques de la mère biologique de  Mbayd Gaye  manquent. </w:t>
-        <w:br/>
-        <w:t>- Les informations sur l'acte de naissance (ni Jours, ni mois et ni années) de  Sokhna Maï Niom  manquent, s'il vous plait pouvez-vous fournir d'effort pour avoir ces informations. Les données sur les niveaux d'études, les fonctions et les caracteristiques sociodemographiques du père biologique de Sokhna Maï Niom manquent. Veuillez les renseigner. Les données sur les niveaux d'études, les fonctions et les caracteristiques sociodemographiques de la mère biologique de  Sokhna Maï Niom  manquent.</w:t>
+        <w:t xml:space="preserve">- Les informations sur l'acte de naissance (ni Jours, ni mois et ni années) de  Bousso Gaye  manquent, s'il vous plait pouvez-vous fournir d'effort pour avoir ces informations. </w:t>
+        <w:br/>
+        <w:t xml:space="preserve">- Les informations sur l'acte de naissance (ni Jours, ni mois et ni années) de  Diayla Diagne  manquent, s'il vous plait pouvez-vous fournir d'effort pour avoir ces informations. </w:t>
+        <w:br/>
+        <w:t xml:space="preserve">- Les informations sur l'acte de naissance (ni Jours, ni mois et ni années) de  Fallou Gaye  manquent, s'il vous plait pouvez-vous fournir d'effort pour avoir ces informations. </w:t>
+        <w:br/>
+        <w:t xml:space="preserve">- Les informations sur l'acte de naissance (ni Jours, ni mois et ni années) de  Mbaye Gaye  manquent, s'il vous plait pouvez-vous fournir d'effort pour avoir ces informations. </w:t>
+        <w:br/>
+        <w:t>- Les informations sur l'acte de naissance (ni Jours, ni mois et ni années) de  Sokhna Maï Niom  manquent, s'il vous plait pouvez-vous fournir d'effort pour avoir ces informations.</w:t>
       </w:r>
     </w:p>
     <w:p>
@@ -887,7 +889,7 @@
           <w:color w:val="4672C4"/>
           <w:sz w:val="22"/>
         </w:rPr>
-        <w:t>&gt;&gt; Section3 - Sante</w:t>
+        <w:t>&gt;&gt; Section2 - Education</w:t>
       </w:r>
     </w:p>
     <w:p>
@@ -898,13 +900,17 @@
         <w:rPr>
           <w:sz w:val="20"/>
         </w:rPr>
-        <w:t xml:space="preserve">- || </w:t>
-        <w:br/>
-        <w:t xml:space="preserve">- </w:t>
-        <w:br/>
-        <w:t xml:space="preserve">- </w:t>
-        <w:br/>
-        <w:t>- La section n'est pas renseignée pour Mor Gaye, prière de la renseigner.</w:t>
+        <w:t xml:space="preserve">- Peu probable! Bousso Gaye  n'arrive pas  à comprendre un petit texte lu dans une langue locale (s02q03). Veuillez corriger ou donner des explications au QG. Peu probable! Bousso Gaye  ne sait ni lire, ni écrire, ni comprendre dans aucune des langues  (s02q01,s02q02,s02q03). Veuillez corriger ou donner des explications au QG. </w:t>
+        <w:br/>
+        <w:t xml:space="preserve">- Peu probable! Diayla Diagne  n'arrive pas  à comprendre un petit texte lu dans une langue locale (s02q03). Veuillez corriger ou donner des explications au QG. Peu probable! Diayla Diagne  ne sait ni lire, ni écrire, ni comprendre dans aucune des langues  (s02q01,s02q02,s02q03). Veuillez corriger ou donner des explications au QG. </w:t>
+        <w:br/>
+        <w:t xml:space="preserve">- Peu probable! Fallou Gaye  n'arrive pas  à comprendre un petit texte lu dans une langue locale (s02q03). Veuillez corriger ou donner des explications au QG. Peu probable! Fallou Gaye  ne sait ni lire, ni écrire, ni comprendre dans aucune des langues  (s02q01,s02q02,s02q03). Veuillez corriger ou donner des explications au QG. </w:t>
+        <w:br/>
+        <w:t xml:space="preserve">- Peu probable! Mbaye Gaye  n'arrive pas  à comprendre un petit texte lu dans une langue locale (s02q03). Veuillez corriger ou donner des explications au QG. Peu probable! Mbaye Gaye  ne sait ni lire, ni écrire, ni comprendre dans aucune des langues  (s02q01,s02q02,s02q03). Veuillez corriger ou donner des explications au QG. </w:t>
+        <w:br/>
+        <w:t xml:space="preserve">- Peu probable! Mor Gaye  n'arrive pas  à comprendre un petit texte lu dans une langue locale (s02q03). Veuillez corriger ou donner des explications au QG. Peu probable! Mor Gaye  ne sait ni lire, ni écrire, ni comprendre dans aucune des langues  (s02q01,s02q02,s02q03). Veuillez corriger ou donner des explications au QG. </w:t>
+        <w:br/>
+        <w:t>- Peu probable! Sokhna Maï Niom  n'arrive pas  à comprendre un petit texte lu dans une langue locale (s02q03). Veuillez corriger ou donner des explications au QG. Peu probable! Sokhna Maï Niom  ne sait ni lire, ni écrire, ni comprendre dans aucune des langues  (s02q01,s02q02,s02q03). Veuillez corriger ou donner des explications au QG.</w:t>
       </w:r>
     </w:p>
     <w:p>
@@ -914,7 +920,7 @@
           <w:color w:val="4672C4"/>
           <w:sz w:val="22"/>
         </w:rPr>
-        <w:t>&gt;&gt; Section4b - Emploi - Activite principale</w:t>
+        <w:t>&gt;&gt; Section4a - Emploi</w:t>
       </w:r>
     </w:p>
     <w:p>
@@ -925,7 +931,9 @@
         <w:rPr>
           <w:sz w:val="20"/>
         </w:rPr>
-        <w:t>- AvertissementMor Gaye  travaille mais les questions relatives à son emploi principal ne sont pas renseignées à 100%, prière de les renseigner. Prière de changer la branche d'activité de Mor Gaye, les agriculteurs dont leurs cultures est principalement destiné à la consommation du ménage sont des (Agriculteurs, subsistances) et ceux qui le font avec l'élevage sont des (Agriculteurs et eleveurs, subsistances)</w:t>
+        <w:t xml:space="preserve">- Avertissement! Bousso Gaye n'a consacré aucune heure pour aucun des travaux du ménage, prière de regarder les réponses prises dans les questions (s04q01 s04q02 s04q03 s04q04 s04q05 s04q06 s04q07 s04q08). </w:t>
+        <w:br/>
+        <w:t>- Incoherent! Diayla Diagne est (Ménagère) de la 4.21 et Diayla Diagne est un homme, prière de corriger.</w:t>
       </w:r>
     </w:p>
     <w:p>
@@ -935,7 +943,7 @@
           <w:color w:val="4672C4"/>
           <w:sz w:val="22"/>
         </w:rPr>
-        <w:t>&gt;&gt; Section7a1 - Repas pris a l'exterieur du menage</w:t>
+        <w:t>&gt;&gt; Section4b - Emploi - Activite principale</w:t>
       </w:r>
     </w:p>
     <w:p>
@@ -946,7 +954,7 @@
         <w:rPr>
           <w:sz w:val="20"/>
         </w:rPr>
-        <w:t>- Attention ! La section sur le repas pris à l'extérieur du ménage n'est pas renseignée à 100 %. Prière de vérifier l'ensemble des questions relatives à cette section et de les renseigner en totalité.</w:t>
+        <w:t>- || Avertissement!! Le montant de Sokhna Maï Niom semble trop faible pour un revenu net gagné par an. Veuillez, s'il vous plaît, confirmer cette information avec le QG ou la corriger.</w:t>
       </w:r>
     </w:p>
     <w:p>
@@ -956,7 +964,7 @@
           <w:color w:val="4672C4"/>
           <w:sz w:val="22"/>
         </w:rPr>
-        <w:t>&gt;&gt; Section7a2 - Repas pris a l'exterieur du menage</w:t>
+        <w:t>&gt;&gt; Section4c - Emploi - Activite secondaire</w:t>
       </w:r>
     </w:p>
     <w:p>
@@ -967,7 +975,7 @@
         <w:rPr>
           <w:sz w:val="20"/>
         </w:rPr>
-        <w:t>- La section sur le repas pris à l'extérieur du ménage du membre Mor Gaye n'est pas renseignée à 100 %. Prière de vérifier l'ensemble des questions relatives à ce membre et de les renseigner en totalité.</w:t>
+        <w:t>- Nombre de mois exercé par Sokhna Maï Niom dans l'emploi secondaire au cours des 12 derniers mois semble faible, veuillez corriger s'il vous plait ou comfirmer avec le QG.</w:t>
       </w:r>
     </w:p>
     <w:p>
@@ -977,7 +985,7 @@
           <w:color w:val="4672C4"/>
           <w:sz w:val="22"/>
         </w:rPr>
-        <w:t>&gt;&gt; Section8 - Sécurite alimentaire</w:t>
+        <w:t>&gt;&gt; Section6 - Epargne et credit</w:t>
       </w:r>
     </w:p>
     <w:p>
@@ -988,7 +996,7 @@
         <w:rPr>
           <w:sz w:val="20"/>
         </w:rPr>
-        <w:t>- Toutes les questions de la section 8 ne sont pas renseignées, prière de renseigner.</w:t>
+        <w:t>- Le nombre d'échéances de remboursement restant de Sokhna Maï Niom ne peut être égal à 0 pour ce credit autres qu'immobilier en cours, veuillez revoir la question et corriger ou confirmer avec le QG.  La   principale utilisation que Sokhna Maï Niom a fait de ce dernier crédit est Evenement et semble exister dans les modalités, prière de prendre attache avec le QG pour plus d'explication afin de la classer bien.</w:t>
       </w:r>
     </w:p>
     <w:p>
@@ -998,7 +1006,7 @@
           <w:color w:val="4672C4"/>
           <w:sz w:val="22"/>
         </w:rPr>
-        <w:t>&gt;&gt; Section9b - Depenses non-alimentaires - 7 jours</w:t>
+        <w:t>&gt;&gt; Section7b - Consommation alimentaire - 7 jours</w:t>
       </w:r>
     </w:p>
     <w:p>
@@ -1009,7 +1017,7 @@
         <w:rPr>
           <w:sz w:val="20"/>
         </w:rPr>
-        <w:t>- Il est difficile d'avoir un ménage qui n'a effectué aucune des dépenses mentionnées au cours de 7 derniers jours, prière de revoir la section 9B pour ce ménage.</w:t>
+        <w:t>- Attention ! Le prix unitaire d'achat (1000 Fcfa) de Sel en Kg (taille unique) est relativement élevé par rapport aux autres prix observés dans cette zone. Prière de corriger ou de confirmer avec le QG. Attention ! Le prix unitaire d'achat (200 Fcfa) de Pain moderne (Baguette) en miche (Moyen) est relativement élevé par rapport aux autres prix observés dans cette zone. Prière de corriger ou de confirmer avec le QG. Attention ! Le prix unitaire d'achat (500 Fcfa) de Oignon frais en Kg (taille unique) est relativement faible par rapport aux autres prix observés dans cette zone. Prière de corriger ou de confirmer avec le QG. Avertissement!! La quantité (5.25 litre) du produit Huile d'arachide (Segal) Artisanale consommée  par le ménage semble très élevé, prière de corriger ou confirmer avec le QG. Avertissement!!! Le ménage a consommé 7 Paquet Petit de Thé en sachet, cette quantité semble anormale pour une consommation des 7 derniers jours.Prière de corriger ou de confirmer avec le QG. Avertissement!! le prix unitaire (125 Fcfa) de Thé en sachet (unité: Paquet) de taille Petit est très faible ou élevé. Prière de corriger ou de confirmer avec le QG. Incohérence!! Dans ce ménage, chaque individus consomme par jour 64.69905 Kg  de cereale; Prière de revoir les quantités prises de ces produits. Incohérence!! Dans ce ménage, chaque individus consomme par jour 64.69905 Kg  de cereale; Prière de revoir les quantités prises de ces produits. Attention ! Soupçons de quantité anormale! Le ménage de Mor Gaye avec une taille de 6 personnes a consommé 21 Kg en taille unique de Mil qui est relativement élevé comme consommation par rapport à la condition de vie des autres ménages de même taille dans cette zone. Prière de corriger ou de confirmer avec le QG. Le prix d'achat unitaire (25000 Fcfa) de Poivron frais en Kg de taille taille unique prière de regarder les reponses prises dans les questions s07bq07a s07bq07b s07bq07c s07bq08 pour mieux corriger.</w:t>
       </w:r>
     </w:p>
     <w:p>
@@ -1019,7 +1027,7 @@
           <w:color w:val="4672C4"/>
           <w:sz w:val="22"/>
         </w:rPr>
-        <w:t>&gt;&gt; Section9e - Depenses non-alimentaires - 6 mois</w:t>
+        <w:t>&gt;&gt; Section9b - Depenses non-alimentaires - 7 jours</w:t>
       </w:r>
     </w:p>
     <w:p>
@@ -1030,7 +1038,7 @@
         <w:rPr>
           <w:sz w:val="20"/>
         </w:rPr>
-        <w:t>- Moins possible d'avoir un ménage qui n'a effectué aucune des dépenses au cours de 6 derniers mois, prière de revoir la section pour ce ménage</w:t>
+        <w:t>- Il est difficile d'avoir un ménage qui n'a effectué aucune des dépenses mentionnées au cours de 7 derniers jours, prière de revoir la section 9B pour ce ménage.</w:t>
       </w:r>
     </w:p>
     <w:p>
@@ -1040,7 +1048,7 @@
           <w:color w:val="4672C4"/>
           <w:sz w:val="22"/>
         </w:rPr>
-        <w:t>&gt;&gt; Section9f - Depenses non-alimentaires - 12 mois</w:t>
+        <w:t>&gt;&gt; Section9e - Depenses non-alimentaires - 6 mois</w:t>
       </w:r>
     </w:p>
     <w:p>
@@ -1051,7 +1059,7 @@
         <w:rPr>
           <w:sz w:val="20"/>
         </w:rPr>
-        <w:t>- Moins possible d'avoir un ménage qui n'a effectué aucune des dépenses au cours de 12 derniers mois, veuillez revoir la section pour ce ménage.</w:t>
+        <w:t>- La dernière fois que vous avez acheté Frais de confection et de réparation de vêtements homme: ensemble, pantalon, chemise, réparation, location vêtement, etc. est Marchand ambulant et semble exister dans les modalités, prière de prendre attache avec le QG pour plus d'explication afin de la classer bien.</w:t>
       </w:r>
     </w:p>
     <w:p>
@@ -1061,7 +1069,7 @@
           <w:color w:val="4672C4"/>
           <w:sz w:val="22"/>
         </w:rPr>
-        <w:t>&gt;&gt; Section10a - Existence entreprise non agricole</w:t>
+        <w:t>&gt;&gt; Section11 - Caracteristiques logement</w:t>
       </w:r>
     </w:p>
     <w:p>
@@ -1072,7 +1080,7 @@
         <w:rPr>
           <w:sz w:val="20"/>
         </w:rPr>
-        <w:t>- Avertissement!!! Le ménage de Mor Gaye a comme taille 1 personnes dont ils vivent à DIOURBEL Rural et aucune d'entre ne possède une entreprise non agricole, prière de revoir cette partie de la section 10 de ce menage.</w:t>
+        <w:t>- Le montant (FCFA) du loyer mensuel payé pour un logement comme le votre dans ce village/quartier est trop élevé, Veuillez s'il vous plaît corriger cette information. Avertissement!! La distance (en mètres) qui sépare le ménage de la principale source d'approvisionnement en eau de boisson semble très élevé, prière de corriger ou confirmer avec le QG.</w:t>
       </w:r>
     </w:p>
     <w:p>
@@ -1082,7 +1090,7 @@
           <w:color w:val="4672C4"/>
           <w:sz w:val="22"/>
         </w:rPr>
-        <w:t>&gt;&gt; Section11 - Caracteristiques logement</w:t>
+        <w:t>&gt;&gt; Section12 - Actifs du menage</w:t>
       </w:r>
     </w:p>
     <w:p>
@@ -1093,7 +1101,7 @@
         <w:rPr>
           <w:sz w:val="20"/>
         </w:rPr>
-        <w:t>- Le nombre de pièces occupés est superieur aux nombre de personne vivant dans le ménage. Le montant (FCFA) du loyer mensuel payé pour un logement comme le votre dans ce village/quartier est trop élevé, Veuillez s'il vous plaît corriger cette information. Avertissement!! La distance (en mètres) qui sépare le ménage de la principale source d'approvisionnement en eau de boisson semble très élevé, prière de corriger ou confirmer avec le QG.</w:t>
+        <w:t>- Avertissement !! L'âge de l'article  Armoires et autres meubles dans ce ménages est très élevé (30), prière de corriger ou confirmer avec le QG.</w:t>
       </w:r>
     </w:p>
     <w:p>
@@ -1103,7 +1111,7 @@
           <w:color w:val="4672C4"/>
           <w:sz w:val="22"/>
         </w:rPr>
-        <w:t>&gt;&gt; Section12 - Actifs du menage</w:t>
+        <w:t>&gt;&gt; Section14 - Chocs</w:t>
       </w:r>
     </w:p>
     <w:p>
@@ -1114,19 +1122,7 @@
         <w:rPr>
           <w:sz w:val="20"/>
         </w:rPr>
-        <w:t xml:space="preserve">- Avertissement!! La question s12q04 n'a pas été renseigner pour l'article: Armoires et autres meubles, prière de renseigner. </w:t>
-        <w:br/>
-        <w:t xml:space="preserve">- Avertissement!! La question s12q04 n'a pas été renseigner pour l'article: Bonbonne de gaz, prière de renseigner. </w:t>
-        <w:br/>
-        <w:t xml:space="preserve">- Avertissement!! La question s12q04 n'a pas été renseigner pour l'article: Fer à repasser à charbon, prière de renseigner. </w:t>
-        <w:br/>
-        <w:t xml:space="preserve">- Avertissement!! La question s12q04 n'a pas été renseigner pour l'article: Lit, prière de renseigner. </w:t>
-        <w:br/>
-        <w:t xml:space="preserve">- Avertissement!! La question s12q04 n'a pas été renseigner pour l'article: Matelas simple, prière de renseigner. </w:t>
-        <w:br/>
-        <w:t xml:space="preserve">- Avertissement!! La question s12q04 n'a pas été renseigner pour l'article: Tapis, prière de renseigner. </w:t>
-        <w:br/>
-        <w:t>- Avertissement!! La question s12q04 n'a pas été renseigner pour l'article: Téléphone portable, prière de renseigner.</w:t>
+        <w:t>- Avertissement!! Le ménage n'a été négativement affecté par aucun des problèmes donnés dans la section 14. Confirmez vous cette information avec le QG?</w:t>
       </w:r>
     </w:p>
     <w:p>
@@ -1136,7 +1132,7 @@
           <w:color w:val="4672C4"/>
           <w:sz w:val="22"/>
         </w:rPr>
-        <w:t>&gt;&gt; Section13a - Transferts recus</w:t>
+        <w:t>&gt;&gt; Section16a - Champs et parcelles</w:t>
       </w:r>
     </w:p>
     <w:p>
@@ -1147,7 +1143,15 @@
         <w:rPr>
           <w:sz w:val="20"/>
         </w:rPr>
-        <w:t>- L'âge de celui qui a envoyé/donné de l'argent dans la section 13a (Transfert reçu) semble  élévé, prière de corriger ou confirmer ave le QG.</w:t>
+        <w:t xml:space="preserve">- Le document légal (titre, acte, certificat etc. ) qui affirme votre possession de la parcelle Parcelle d’arachide est  et semble exister dans les modalités, prière de prendre attache avec le QG pour plus d'explication afin de la classer bien. </w:t>
+        <w:br/>
+        <w:t xml:space="preserve">- Le document légal (titre, acte, certificat etc. ) qui affirme votre possession de la parcelle Parcelle d’arachide est  et semble exister dans les modalités, prière de prendre attache avec le QG pour plus d'explication afin de la classer bien. </w:t>
+        <w:br/>
+        <w:t xml:space="preserve">- Le document légal (titre, acte, certificat etc. ) qui affirme votre possession de la parcelle Parcelle d’arachide est  et semble exister dans les modalités, prière de prendre attache avec le QG pour plus d'explication afin de la classer bien. </w:t>
+        <w:br/>
+        <w:t xml:space="preserve">- Le document légal (titre, acte, certificat etc. ) qui affirme votre possession de la parcelle Parcelle est  et semble exister dans les modalités, prière de prendre attache avec le QG pour plus d'explication afin de la classer bien. </w:t>
+        <w:br/>
+        <w:t>- Le document légal (titre, acte, certificat etc. ) qui affirme votre possession de la parcelle Parcelle est  et semble exister dans les modalités, prière de prendre attache avec le QG pour plus d'explication afin de la classer bien.</w:t>
       </w:r>
     </w:p>
     <w:p>
@@ -1157,7 +1161,7 @@
           <w:color w:val="4672C4"/>
           <w:sz w:val="22"/>
         </w:rPr>
-        <w:t>&gt;&gt; Section14 - Chocs</w:t>
+        <w:t>&gt;&gt; Section16c - Cultures</w:t>
       </w:r>
     </w:p>
     <w:p>
@@ -1168,7 +1172,19 @@
         <w:rPr>
           <w:sz w:val="20"/>
         </w:rPr>
-        <w:t>- Avertissement!! Le ménage n'a été négativement affecté par aucun des problèmes donnés dans la section 14. Confirmez vous cette information avec le QG?</w:t>
+        <w:t xml:space="preserve">- La quantité estimée en Kg est incorrecte (Exemple : si le ménage a eu 10 sacs de 100kg = 10*100=1000kg), prière de corriger merci. </w:t>
+        <w:br/>
+        <w:t xml:space="preserve">- La quantité estimée en Kg est incorrecte (Exemple : si le ménage a eu 10 sacs de 100kg = 10*100=1000kg), prière de corriger merci. </w:t>
+        <w:br/>
+        <w:t xml:space="preserve">- La quantité estimée en Kg est incorrecte (Exemple : si le ménage a eu 10 sacs de 100kg = 10*100=1000kg), prière de corriger merci. </w:t>
+        <w:br/>
+        <w:t xml:space="preserve">- La quantité estimée en Kg est incorrecte (Exemple : si le ménage a eu 10 sacs de 100kg = 10*100=1000kg), prière de corriger merci. </w:t>
+        <w:br/>
+        <w:t xml:space="preserve">- La quantité estimée en Kg est incorrecte (Exemple : si le ménage a eu 10 sacs de 100kg = 10*100=1000kg), prière de corriger merci. </w:t>
+        <w:br/>
+        <w:t xml:space="preserve">- La quantité estimée en Kg est incorrecte (Exemple : si le ménage a eu 10 sacs de 100kg = 10*100=1000kg), prière de corriger merci. </w:t>
+        <w:br/>
+        <w:t>- La quantité estimée en Kg est incorrecte (Exemple : si le ménage a eu 10 sacs de 100kg = 10*100=1000kg), prière de corriger merci.</w:t>
       </w:r>
     </w:p>
     <w:p>
@@ -1178,7 +1194,7 @@
           <w:color w:val="4672C4"/>
           <w:sz w:val="22"/>
         </w:rPr>
-        <w:t>&gt;&gt; Section15 - Filets sociaux</w:t>
+        <w:t>&gt;&gt; Section16d - Utilisation de la production</w:t>
       </w:r>
     </w:p>
     <w:p>
@@ -1189,37 +1205,7 @@
         <w:rPr>
           <w:sz w:val="20"/>
         </w:rPr>
-        <w:t xml:space="preserve">- Prière de renseigner Autres transferts en cash du gouvernement/ONG  dans la section 15, même si le ménage n'a pas eu de programme entendu, prendre non et renseigner le reste des questions. </w:t>
-        <w:br/>
-        <w:t xml:space="preserve">- Prière de renseigner Carte d'égalité des chances  dans la section 15, même si le ménage n'a pas eu de programme entendu, prendre non et renseigner le reste des questions. </w:t>
-        <w:br/>
-        <w:t xml:space="preserve">- Prière de renseigner Cesarienne Gratuite  dans la section 15, même si le ménage n'a pas eu de programme entendu, prendre non et renseigner le reste des questions. </w:t>
-        <w:br/>
-        <w:t xml:space="preserve">- Prière de renseigner Don de céréales (mil, sorgho, maïs, blé)  dans la section 15, même si le ménage n'a pas eu de programme entendu, prendre non et renseigner le reste des questions. </w:t>
-        <w:br/>
-        <w:t xml:space="preserve">- Prière de renseigner Don de farines de céréales (semoule)  dans la section 15, même si le ménage n'a pas eu de programme entendu, prendre non et renseigner le reste des questions. </w:t>
-        <w:br/>
-        <w:t xml:space="preserve">- Prière de renseigner Don de moustiquaire imprégnée  dans la section 15, même si le ménage n'a pas eu de programme entendu, prendre non et renseigner le reste des questions. </w:t>
-        <w:br/>
-        <w:t xml:space="preserve">- Prière de renseigner Don de nourriture pour les élèves à l'école  dans la section 15, même si le ménage n'a pas eu de programme entendu, prendre non et renseigner le reste des questions. </w:t>
-        <w:br/>
-        <w:t xml:space="preserve">- Prière de renseigner Nourriture contre travail  dans la section 15, même si le ménage n'a pas eu de programme entendu, prendre non et renseigner le reste des questions. </w:t>
-        <w:br/>
-        <w:t xml:space="preserve">- Prière de renseigner Plan Sesame  dans la section 15, même si le ménage n'a pas eu de programme entendu, prendre non et renseigner le reste des questions. </w:t>
-        <w:br/>
-        <w:t xml:space="preserve">- Prière de renseigner Programme national de bourses de sécurité familiales (PNBSF)  dans la section 15, même si le ménage n'a pas eu de programme entendu, prendre non et renseigner le reste des questions. </w:t>
-        <w:br/>
-        <w:t xml:space="preserve">- Prière de renseigner Soins gratuits pour la tuberculose  dans la section 15, même si le ménage n'a pas eu de programme entendu, prendre non et renseigner le reste des questions. </w:t>
-        <w:br/>
-        <w:t xml:space="preserve">- Prière de renseigner Soins gratuits pour le paludisme  dans la section 15, même si le ménage n'a pas eu de programme entendu, prendre non et renseigner le reste des questions. </w:t>
-        <w:br/>
-        <w:t xml:space="preserve">- Prière de renseigner Soins gratuits pour les enfants de moins de 5 ans  dans la section 15, même si le ménage n'a pas eu de programme entendu, prendre non et renseigner le reste des questions. </w:t>
-        <w:br/>
-        <w:t xml:space="preserve">- Prière de renseigner Soutien à cause de la COVID-19  dans la section 15, même si le ménage n'a pas eu de programme entendu, prendre non et renseigner le reste des questions. </w:t>
-        <w:br/>
-        <w:t xml:space="preserve">- Prière de renseigner Supplément alimentaire pour les enfants malnutrits  dans la section 15, même si le ménage n'a pas eu de programme entendu, prendre non et renseigner le reste des questions. </w:t>
-        <w:br/>
-        <w:t>- Prière de renseigner Travaux publics à haute intensité de main-d'oeuvre (Cash for work)  dans la section 15, même si le ménage n'a pas eu de programme entendu, prendre non et renseigner le reste des questions.</w:t>
+        <w:t>- ||</w:t>
       </w:r>
     </w:p>
     <w:p>
@@ -1229,7 +1215,7 @@
           <w:color w:val="4672C4"/>
           <w:sz w:val="22"/>
         </w:rPr>
-        <w:t>&gt;&gt; Section16a - Champs et parcelles</w:t>
+        <w:t>&gt;&gt; Section19 - Equipements agricoles</w:t>
       </w:r>
     </w:p>
     <w:p>
@@ -1240,28 +1226,17 @@
         <w:rPr>
           <w:sz w:val="20"/>
         </w:rPr>
-        <w:t>- Nous constatons que la question qui porte sur la mésure du champs de la parcelle Parcelle n'a pas été renseigné, la collecte était-il encours ou s'agit-il de quoi ? prière de verifier et corriger. Le document légal (titre, acte, certificat etc. ) qui affirme votre possession de la parcelle Parcelle est  et semble exister dans les modalités, prière de prendre attache avec le QG pour plus d'explication afin de la classer bien.</w:t>
-      </w:r>
-    </w:p>
-    <w:p>
-      <w:r>
-        <w:rPr>
-          <w:b/>
-          <w:color w:val="4672C4"/>
-          <w:sz w:val="22"/>
-        </w:rPr>
-        <w:t>&gt;&gt; Section18b - Chasse</w:t>
-      </w:r>
-    </w:p>
-    <w:p>
-      <w:pPr>
-        <w:ind w:left="283"/>
-      </w:pPr>
-      <w:r>
-        <w:rPr>
-          <w:sz w:val="20"/>
-        </w:rPr>
-        <w:t>- Prière de renseigner la section 18 (La chasse).</w:t>
+        <w:t xml:space="preserve">- Avertissement!! Le prix d'achat (150000 FCFA) de Animaux de labour est inférieur aux prix de revente (750000 FCFA), prière de verifier et corriger ou confirmer l'information avec le QG. </w:t>
+        <w:br/>
+        <w:t xml:space="preserve">- Incohérence!! Le prix de revente de Charrettes dans cette section 19 ne doit pas être égal 0 même si le ménage l'a reçu en cadeau prière de leurs aider à faire une estimation. </w:t>
+        <w:br/>
+        <w:t xml:space="preserve">- Incohérence!! Le prix de revente de Hache-Paille dans cette section 19 ne doit pas être égal 0 même si le ménage l'a reçu en cadeau prière de leurs aider à faire une estimation. </w:t>
+        <w:br/>
+        <w:t xml:space="preserve">- Incohérence!! Le prix de revente de Houe asine dans cette section 19 ne doit pas être égal 0 même si le ménage l'a reçu en cadeau prière de leurs aider à faire une estimation. </w:t>
+        <w:br/>
+        <w:t xml:space="preserve">- Incohérence!! Le prix de revente de Houe/daba/hilaire dans cette section 19 ne doit pas être égal 0 même si le ménage l'a reçu en cadeau prière de leurs aider à faire une estimation. Attention ! Houe/daba/hilaire a été achété à 2000 Fcfa est relativement élevé par rapport aux autres prix d'achat observés dans cette zone. Prière de corriger ou de confirmer avec le QG. </w:t>
+        <w:br/>
+        <w:t>- Incohérence!! Le prix de revente de Machette dans cette section 19 ne doit pas être égal 0 même si le ménage l'a reçu en cadeau prière de leurs aider à faire une estimation.</w:t>
       </w:r>
     </w:p>
     <w:p>
@@ -1597,7 +1572,7 @@
         <w:rPr>
           <w:sz w:val="20"/>
         </w:rPr>
-        <w:t>- Prière de renseigner toutes les informations du ménage dans la section 0 avant d'entamer les autres informations. Le questionnaire semble ne pas être complètement fini mais le questionnaire est en statut complet, prière de compléter le questionnaire.</w:t>
+        <w:t>- Le questionnaire semble ne pas être complètement fini mais le questionnaire est en statut complet, prière de compléter le questionnaire.</w:t>
       </w:r>
     </w:p>
     <w:p>
@@ -1735,7 +1710,7 @@
           <w:color w:val="4672C4"/>
           <w:sz w:val="22"/>
         </w:rPr>
-        <w:t>&gt;&gt; Section6 - Epargne et credit</w:t>
+        <w:t>&gt;&gt; Section7b - Consommation alimentaire - 7 jours</w:t>
       </w:r>
     </w:p>
     <w:p>
@@ -1746,19 +1721,7 @@
         <w:rPr>
           <w:sz w:val="20"/>
         </w:rPr>
-        <w:t xml:space="preserve">- Il est impératif de renseigner la question : #Est-ce que aissatou dieng possède un compte dans les établissements financiers suivants ou une carte prépayée ?# même si la personne ne dispose pas de compte, veuillez les renseigner s'il vous plaît. </w:t>
-        <w:br/>
-        <w:t xml:space="preserve">- Il est impératif de renseigner la question : #Est-ce que cheikh tine possède un compte dans les établissements financiers suivants ou une carte prépayée ?# même si la personne ne dispose pas de compte, veuillez les renseigner s'il vous plaît. </w:t>
-        <w:br/>
-        <w:t xml:space="preserve">- Il est impératif de renseigner la question : #Est-ce que fatou diouf possède un compte dans les établissements financiers suivants ou une carte prépayée ?# même si la personne ne dispose pas de compte, veuillez les renseigner s'il vous plaît. </w:t>
-        <w:br/>
-        <w:t xml:space="preserve">- Il est impératif de renseigner la question : #Est-ce que kene bougoude ndiaye possède un compte dans les établissements financiers suivants ou une carte prépayée ?# même si la personne ne dispose pas de compte, veuillez les renseigner s'il vous plaît. </w:t>
-        <w:br/>
-        <w:t xml:space="preserve">- Il est impératif de renseigner la question : #Est-ce que malick faye possède un compte dans les établissements financiers suivants ou une carte prépayée ?# même si la personne ne dispose pas de compte, veuillez les renseigner s'il vous plaît. </w:t>
-        <w:br/>
-        <w:t xml:space="preserve">- Il est impératif de renseigner la question : #Est-ce que waly faye 1 possède un compte dans les établissements financiers suivants ou une carte prépayée ?# même si la personne ne dispose pas de compte, veuillez les renseigner s'il vous plaît. </w:t>
-        <w:br/>
-        <w:t>- Il est impératif de renseigner la question : #Est-ce que waly gaye possède un compte dans les établissements financiers suivants ou une carte prépayée ?# même si la personne ne dispose pas de compte, veuillez les renseigner s'il vous plaît.</w:t>
+        <w:t>- Attention ! Le prix unitaire d'achat (50 Fcfa) de Ail en Sachets (Petit) est relativement faible par rapport aux autres prix observés dans cette zone. Prière de corriger ou de confirmer avec le QG. Attention ! Le prix unitaire d'achat (500 Fcfa) de Piment séché en Sachets (Moyen) est relativement élevé par rapport aux autres prix observés dans cette zone. Prière de corriger ou de confirmer avec le QG. Attention ! Le prix unitaire d'achat (600 Fcfa) de Huile de soja  en Litre (taille unique) est relativement faible par rapport aux autres prix observés dans cette zone. Prière de corriger ou de confirmer avec le QG. Attention ! Soupçons de quantité anormale! Le ménage de Malick Faye avec une taille de 12 personnes a consommé 7 Kg en taille unique de Sucre en poudre  qui est relativement élevé comme consommation par rapport à la condition de vie des autres ménages de même taille dans cette zone. Prière de corriger ou de confirmer avec le QG. Avertissement!! La quantité (5.25 litre) du produit Huile d'arachide (Segal) Artisanale consommée  par le ménage semble très élevé, prière de corriger ou confirmer avec le QG. Avertissement!!! Le ménage a consommé 7 Paquet Petit de Thé en sachet, cette quantité semble anormale pour une consommation des 7 derniers jours.Prière de corriger ou de confirmer avec le QG. Avertissement!! le prix unitaire (100 Fcfa) de Thé en sachet (unité: Paquet) de taille Petit est très faible ou élevé. Prière de corriger ou de confirmer avec le QG. Incohérence!! Dans ce ménage, chaque individus consomme par jour 36.64595 Kg  de cereale; Prière de revoir les quantités prises de ces produits. Incohérence!! Dans ce ménage, chaque individus consomme par jour 36.64595 Kg  de cereale; Prière de revoir les quantités prises de ces produits.</w:t>
       </w:r>
     </w:p>
     <w:p>
@@ -1768,7 +1731,7 @@
           <w:color w:val="4672C4"/>
           <w:sz w:val="22"/>
         </w:rPr>
-        <w:t>&gt;&gt; Section7a1 - Repas pris a l'exterieur du menage</w:t>
+        <w:t>&gt;&gt; Section9b - Depenses non-alimentaires - 7 jours</w:t>
       </w:r>
     </w:p>
     <w:p>
@@ -1779,7 +1742,7 @@
         <w:rPr>
           <w:sz w:val="20"/>
         </w:rPr>
-        <w:t>- Attention ! La section sur le repas pris à l'extérieur du ménage n'est pas renseignée à 100 %. Prière de vérifier l'ensemble des questions relatives à cette section et de les renseigner en totalité.</w:t>
+        <w:t>- Il est difficile d'avoir un ménage qui n'a effectué aucune des dépenses mentionnées au cours de 7 derniers jours, prière de revoir la section 9B pour ce ménage.</w:t>
       </w:r>
     </w:p>
     <w:p>
@@ -1789,7 +1752,7 @@
           <w:color w:val="4672C4"/>
           <w:sz w:val="22"/>
         </w:rPr>
-        <w:t>&gt;&gt; Section7a2 - Repas pris a l'exterieur du menage</w:t>
+        <w:t>&gt;&gt; Section10b - caracteristiques entreprise non agricole</w:t>
       </w:r>
     </w:p>
     <w:p>
@@ -1800,29 +1763,7 @@
         <w:rPr>
           <w:sz w:val="20"/>
         </w:rPr>
-        <w:t xml:space="preserve">- La section sur le repas pris à l'extérieur du ménage du membre Amy tine n'est pas renseignée à 100 %. Prière de vérifier l'ensemble des questions relatives à ce membre et de les renseigner en totalité. </w:t>
-        <w:br/>
-        <w:t xml:space="preserve">- La section sur le repas pris à l'extérieur du ménage du membre aissatou dieng n'est pas renseignée à 100 %. Prière de vérifier l'ensemble des questions relatives à ce membre et de les renseigner en totalité. </w:t>
-        <w:br/>
-        <w:t xml:space="preserve">- La section sur le repas pris à l'extérieur du ménage du membre aladji tine n'est pas renseignée à 100 %. Prière de vérifier l'ensemble des questions relatives à ce membre et de les renseigner en totalité. </w:t>
-        <w:br/>
-        <w:t xml:space="preserve">- La section sur le repas pris à l'extérieur du ménage du membre aliou tine n'est pas renseignée à 100 %. Prière de vérifier l'ensemble des questions relatives à ce membre et de les renseigner en totalité. </w:t>
-        <w:br/>
-        <w:t xml:space="preserve">- La section sur le repas pris à l'extérieur du ménage du membre awa ndiaye n'est pas renseignée à 100 %. Prière de vérifier l'ensemble des questions relatives à ce membre et de les renseigner en totalité. </w:t>
-        <w:br/>
-        <w:t xml:space="preserve">- La section sur le repas pris à l'extérieur du ménage du membre baye modou tine n'est pas renseignée à 100 %. Prière de vérifier l'ensemble des questions relatives à ce membre et de les renseigner en totalité. </w:t>
-        <w:br/>
-        <w:t xml:space="preserve">- La section sur le repas pris à l'extérieur du ménage du membre cheikh tine n'est pas renseignée à 100 %. Prière de vérifier l'ensemble des questions relatives à ce membre et de les renseigner en totalité. </w:t>
-        <w:br/>
-        <w:t xml:space="preserve">- La section sur le repas pris à l'extérieur du ménage du membre fatou diouf n'est pas renseignée à 100 %. Prière de vérifier l'ensemble des questions relatives à ce membre et de les renseigner en totalité. </w:t>
-        <w:br/>
-        <w:t xml:space="preserve">- La section sur le repas pris à l'extérieur du ménage du membre kene bougoude ndiaye n'est pas renseignée à 100 %. Prière de vérifier l'ensemble des questions relatives à ce membre et de les renseigner en totalité. </w:t>
-        <w:br/>
-        <w:t xml:space="preserve">- La section sur le repas pris à l'extérieur du ménage du membre malick faye n'est pas renseignée à 100 %. Prière de vérifier l'ensemble des questions relatives à ce membre et de les renseigner en totalité. </w:t>
-        <w:br/>
-        <w:t xml:space="preserve">- La section sur le repas pris à l'extérieur du ménage du membre waly faye 1 n'est pas renseignée à 100 %. Prière de vérifier l'ensemble des questions relatives à ce membre et de les renseigner en totalité. </w:t>
-        <w:br/>
-        <w:t>- La section sur le repas pris à l'extérieur du ménage du membre waly gaye n'est pas renseignée à 100 %. Prière de vérifier l'ensemble des questions relatives à ce membre et de les renseigner en totalité.</w:t>
+        <w:t>- Le montant dépensé de L'entreprise vente d’arachide grillées pour l'achat de ces marchandises revendues en état, sans transformation ne peut être supérieur aux montants obtenus sur la revente de marchandises achetées et revendues en état au cours des 30 derniers jours ou durant le dernier mois où l'entreprise a fonctionné (s10q47 &gt; s10q46), prière de corriger. L'entreprise vente d’arachide grillées dit avoir réçu une somme sur la vente de ces produits transformés (s10q48 est differnt de 0) mais n'a depensé aucune somme sur l'achat des matières premières (s10q49==0), prière de fournir de l'effort pour estimer le montant obtenu en achat de matières premières. Cette entreprise vente d’arachide grillées dit avoir obtenu une valeur sur les marchandises vendu en etat et les marchandises vendu après transformation. L'entreprise vente d’arachide grillées est généralement une entreprise commerciale ou de service dont elle ne depense pas en achat de matières premières.Elle ne transforme pas de produit donc ne peut pas obtenir un montant sur la vente des produits transformés (10.48 ou 10.49). Prière de mettre 0 pour ces questions si elles ne font pas de transformation.</w:t>
       </w:r>
     </w:p>
     <w:p>
@@ -1832,7 +1773,7 @@
           <w:color w:val="4672C4"/>
           <w:sz w:val="22"/>
         </w:rPr>
-        <w:t>&gt;&gt; Section7b - Consommation alimentaire - 7 jours</w:t>
+        <w:t>&gt;&gt; Section12 - Actifs du menage</w:t>
       </w:r>
     </w:p>
     <w:p>
@@ -1843,7 +1784,7 @@
         <w:rPr>
           <w:sz w:val="20"/>
         </w:rPr>
-        <w:t>- Le ménage a consommé Ail mais les informations sur la quantité, l'unité ou la taille ne sont pas renseignées.Prière de renseigner. Le ménage a consommé Arachides pilées mais les informations sur la quantité, l'unité ou la taille ne sont pas renseignées.Prière de renseigner. Le ménage a consommé Aubergine   mais les informations sur la quantité, l'unité ou la taille ne sont pas renseignées.Prière de renseigner. Le ménage a consommé Aubergine sauvage  mais les informations sur la quantité, l'unité ou la taille ne sont pas renseignées.Prière de renseigner. Le ménage a consommé Café moulu mais les informations sur la quantité, l'unité ou la taille ne sont pas renseignées.Prière de renseigner. Le ménage a consommé Capitaine frais mais les informations sur la quantité, l'unité ou la taille ne sont pas renseignées.Prière de renseigner. Le ménage a consommé Carotte mais les informations sur la quantité, l'unité ou la taille ne sont pas renseignées.Prière de renseigner. Le ménage a consommé Choux mais les informations sur la quantité, l'unité ou la taille ne sont pas renseignées.Prière de renseigner. Le ménage a consommé Courge mais les informations sur la quantité, l'unité ou la taille ne sont pas renseignées.Prière de renseigner. Le ménage a consommé Cube alimentaire (Maggi, Jumbo, ) mais les informations sur la quantité, l'unité ou la taille ne sont pas renseignées.Prière de renseigner. Le ménage a consommé Huile d'arachide (Segal) Artisanale mais les informations sur la quantité, l'unité ou la taille ne sont pas renseignées.Prière de renseigner. Le ménage a consommé Huile de soja  mais les informations sur la quantité, l'unité ou la taille ne sont pas renseignées.Prière de renseigner. Le ménage a consommé Manioc en tubercules mais les informations sur la quantité, l'unité ou la taille ne sont pas renseignées.Prière de renseigner. Le ménage a consommé Mil mais les informations sur la quantité, l'unité ou la taille ne sont pas renseignées.Prière de renseigner. Le ménage a consommé Mâchoiron séchée (Kon) mais les informations sur la quantité, l'unité ou la taille ne sont pas renseignées.Prière de renseigner. Le ménage a consommé Oignon frais mais les informations sur la quantité, l'unité ou la taille ne sont pas renseignées.Prière de renseigner. Le ménage a consommé Pain moderne (Baguette) mais les informations sur la quantité, l'unité ou la taille ne sont pas renseignées.Prière de renseigner. Le ménage a consommé Patate douce mais les informations sur la quantité, l'unité ou la taille ne sont pas renseignées.Prière de renseigner. Le ménage a consommé Piment frais mais les informations sur la quantité, l'unité ou la taille ne sont pas renseignées.Prière de renseigner. Le ménage a consommé Piment séché mais les informations sur la quantité, l'unité ou la taille ne sont pas renseignées.Prière de renseigner. Le ménage a consommé Plantain mais les informations sur la quantité, l'unité ou la taille ne sont pas renseignées.Prière de renseigner. Le ménage a consommé Poivre mais les informations sur la quantité, l'unité ou la taille ne sont pas renseignées.Prière de renseigner. Le ménage a consommé Riz importé parfumé mais les informations sur la quantité, l'unité ou la taille ne sont pas renseignées.Prière de renseigner. Le ménage a consommé Sel mais les informations sur la quantité, l'unité ou la taille ne sont pas renseignées.Prière de renseigner. Difficile de consommer le Sel en   prière de verifier. Le ménage a consommé Sucre en poudre  mais les informations sur la quantité, l'unité ou la taille ne sont pas renseignées.Prière de renseigner. Le ménage a consommé Thé en sachet mais les informations sur la quantité, l'unité ou la taille ne sont pas renseignées.Prière de renseigner. Avertissement!!! Le ménage a consommé .a   de Thé en sachet, cette quantité semble anormale pour une consommation des 7 derniers jours.Les ménages consomment géneralement en sachet ou en paquet, prière de corriger ou de confirmer avec le QG.</w:t>
+        <w:t>- Attention ! Matelas simple a été revendu à 100000 Fcfa qui est relativement élevé par rapport aux autres prix de revente observés dans cette zone. Prière de corriger ou de confirmer avec le QG.</w:t>
       </w:r>
     </w:p>
     <w:p>
@@ -1853,7 +1794,7 @@
           <w:color w:val="4672C4"/>
           <w:sz w:val="22"/>
         </w:rPr>
-        <w:t>&gt;&gt; Section9b - Depenses non-alimentaires - 7 jours</w:t>
+        <w:t>&gt;&gt; Section16a - Champs et parcelles</w:t>
       </w:r>
     </w:p>
     <w:p>
@@ -1864,7 +1805,13 @@
         <w:rPr>
           <w:sz w:val="20"/>
         </w:rPr>
-        <w:t>- Il est difficile d'avoir un ménage qui n'a effectué aucune des dépenses mentionnées au cours de 7 derniers jours, prière de revoir la section 9B pour ce ménage.</w:t>
+        <w:t xml:space="preserve">- Avertissement!! Le champs a comme nom (champ mil 1) qui ne semble pas être un bon nom ou contient des lettres, prière de mettre le vrai nom du champs. Avertissement!! La parcelle a comme nom (parcelle mil 1) qui ne semble pas être un bon nom ou contient des lettres, prière de mettre le vrai nom de la parcelle. La superficie de la parcelle parcelle mil 1 selon les mesures GPS est de 5956.89 hectare qui semble élevé ou faible, prière de corriger. Le document légal (titre, acte, certificat etc. ) qui affirme votre possession de la parcelle parcelle mil 1 est  et semble exister dans les modalités, prière de prendre attache avec le QG pour plus d'explication afin de la classer bien. </w:t>
+        <w:br/>
+        <w:t xml:space="preserve">- Avertissement!! Le champs a comme nom (champ mil 1) qui ne semble pas être un bon nom ou contient des lettres, prière de mettre le vrai nom du champs. Avertissement!! La parcelle a comme nom (parcelle mil 2) qui ne semble pas être un bon nom ou contient des lettres, prière de mettre le vrai nom de la parcelle. La superficie de la parcelle parcelle mil 2 selon les mesures GPS est de 18518.23 hectare qui semble élevé ou faible, prière de corriger. Le document légal (titre, acte, certificat etc. ) qui affirme votre possession de la parcelle parcelle mil 2 est  et semble exister dans les modalités, prière de prendre attache avec le QG pour plus d'explication afin de la classer bien. </w:t>
+        <w:br/>
+        <w:t xml:space="preserve">- Avertissement!! Le champs a comme nom (champ mil 1) qui ne semble pas être un bon nom ou contient des lettres, prière de mettre le vrai nom du champs. La parcelle parcelle arachide n'a pas été mésurée pour des raisons comme qu'elle est trop petite, GPS en panne et que le Ménage indisponible. Nous vous rappelons que ces raisons ne passent pas pour la non mesure des parcelles prière de les mésurer. </w:t>
+        <w:br/>
+        <w:t>- Avertissement!! Le champs a comme nom (champ mil 1) qui ne semble pas être un bon nom ou contient des lettres, prière de mettre le vrai nom du champs. Le nombre d'homme de 15 ans et plus (20) non membre du ménage de Malick Faye ayant travaillé dans la parcelle parcelle sésame pour la période d'entretien du sol semble élevé, prière de corriger. Le nombre de personnes toutes catégories confondues des main-d'oeuvre non-familiale sur la parcelle parcelle sésame au cours de la campagne pour la période d'entretien du sol (sarclage, etc.) est de 20 personnes qui semble faible ou élevé. Merci de corriger. La parcelle parcelle sésame n'a pas été mésurée pour des raisons comme qu'elle est trop petite, GPS en panne et que le Ménage indisponible. Nous vous rappelons que ces raisons ne passent pas pour la non mesure des parcelles prière de les mésurer. Le salaire d'un homme de 15ans et plus ayant travaillé sur la parcelle parcelle sésame par jours au moment de la période d'entretien du sol (sarclage, etc.) est de 350 FCFA qui semble faible ou  élevé, prière de corriger.</w:t>
       </w:r>
     </w:p>
     <w:p>
@@ -1874,7 +1821,7 @@
           <w:color w:val="4672C4"/>
           <w:sz w:val="22"/>
         </w:rPr>
-        <w:t>&gt;&gt; Section9c - Depenses non-alimentaires - 30 jours</w:t>
+        <w:t>&gt;&gt; Section16c - Cultures</w:t>
       </w:r>
     </w:p>
     <w:p>
@@ -1885,7 +1832,11 @@
         <w:rPr>
           <w:sz w:val="20"/>
         </w:rPr>
-        <w:t>- Peu plausible! le montant de la dépense pour  Savon de ménage, lessive en poudre, détergents (eau de javel, etc. ) semble trop élevé. Veuillez, s'il vous plaît, confirmer cette information avec le QG ou la corriger.</w:t>
+        <w:t xml:space="preserve">- La quantité estimée en Kg est incorrecte (Exemple : si le ménage a eu 10 sacs de 100kg = 10*100=1000kg), prière de corriger merci. </w:t>
+        <w:br/>
+        <w:t xml:space="preserve">- La quantité estimée en Kg est incorrecte (Exemple : si le ménage a eu 10 sacs de 100kg = 10*100=1000kg), prière de corriger merci. </w:t>
+        <w:br/>
+        <w:t>- La quantité estimée en Kg est incorrecte (Exemple : si le ménage a eu 10 sacs de 100kg = 10*100=1000kg), prière de corriger merci.</w:t>
       </w:r>
     </w:p>
     <w:p>
@@ -1895,7 +1846,7 @@
           <w:color w:val="4672C4"/>
           <w:sz w:val="22"/>
         </w:rPr>
-        <w:t>&gt;&gt; Section9d - Depenses non-alimentaires - 3 mois</w:t>
+        <w:t>&gt;&gt; Section16d - Utilisation de la production</w:t>
       </w:r>
     </w:p>
     <w:p>
@@ -1906,7 +1857,7 @@
         <w:rPr>
           <w:sz w:val="20"/>
         </w:rPr>
-        <w:t>- Difficile pour un ménage de ne pas avoir effectué de dépenses au cours de 3 derniers mois sur les produits/services cités (Section 9D), prière de revoir la section pour ce ménage.</w:t>
+        <w:t>- ||</w:t>
       </w:r>
     </w:p>
     <w:p>
@@ -1916,7 +1867,7 @@
           <w:color w:val="4672C4"/>
           <w:sz w:val="22"/>
         </w:rPr>
-        <w:t>&gt;&gt; Section10b - caracteristiques entreprise non agricole</w:t>
+        <w:t>&gt;&gt; Section17 - Elevage</w:t>
       </w:r>
     </w:p>
     <w:p>
@@ -1927,7 +1878,7 @@
         <w:rPr>
           <w:sz w:val="20"/>
         </w:rPr>
-        <w:t>- Le montant dépensé de L'entreprise vente d’arachide grillées pour l'achat de ces marchandises revendues en état, sans transformation ne peut être supérieur aux montants obtenus sur la revente de marchandises achetées et revendues en état au cours des 30 derniers jours ou durant le dernier mois où l'entreprise a fonctionné (s10q47 &gt; s10q46), prière de corriger. Incohérence! L'entreprise vente d’arachide grillées a depensé pour l'achat des marchandises revendues en état (s10q47 different de 0) mais dit n'avoir réçu aucune somme sur la revente de ces marchandises achetées et revendues en état (s10q46 est égal à 0), prière de fournir d'effort pour estimer le montant obtenu sur la revente de ces marchandises achetées et revendues en état. L'entreprise vente d’arachide grillées est généralement une entreprise commerciale ou de service dont elle ne depense pas en achat de matières premières.Elle ne transforme pas de produit donc ne peut pas obtenir un montant sur la vente des produits transformés (10.48 ou 10.49). Prière de mettre 0 pour ces questions si elles ne font pas de transformation.</w:t>
+        <w:t>- Avertissement! Le prix de vente (26000 Fcfa) d'un Ovins (Moutons) est trop petit ou élevé . Veuillez confirmer ces informations avec le QG ou apporter les corrections nécessaires.</w:t>
       </w:r>
     </w:p>
     <w:p>
@@ -1937,7 +1888,7 @@
           <w:color w:val="4672C4"/>
           <w:sz w:val="22"/>
         </w:rPr>
-        <w:t>&gt;&gt; Section12 - Actifs du menage</w:t>
+        <w:t>&gt;&gt; Section19 - Equipements agricoles</w:t>
       </w:r>
     </w:p>
     <w:p>
@@ -1948,9 +1899,321 @@
         <w:rPr>
           <w:sz w:val="20"/>
         </w:rPr>
-        <w:t>- Attention ! Matelas simple a été revendu à 100000 Fcfa qui est relativement élevé par rapport aux autres prix de revente observés dans cette zone. Prière de corriger ou de confirmer avec le QG.</w:t>
-      </w:r>
-    </w:p>
+        <w:t>- Attention ! Machette a été revendu à 5000 Fcfa qui est relativement élevé par rapport aux autres prix de revente observés dans cette zone. Prière de corriger ou de confirmer avec le QG.</w:t>
+      </w:r>
+    </w:p>
+    <w:p>
+      <w:r>
+        <w:t>________________________________________________________________________________</w:t>
+      </w:r>
+    </w:p>
+    <w:p>
+      <w:pPr>
+        <w:pStyle w:val="Heading2"/>
+      </w:pPr>
+      <w:r>
+        <w:t>Menage 4</w:t>
+      </w:r>
+    </w:p>
+    <w:tbl>
+      <w:tblPr>
+        <w:tblStyle w:val="TableGrid"/>
+        <w:tblW w:type="auto" w:w="0"/>
+        <w:tblLook w:firstColumn="1" w:firstRow="1" w:lastColumn="0" w:lastRow="0" w:noHBand="0" w:noVBand="1" w:val="04A0"/>
+      </w:tblPr>
+      <w:tblGrid>
+        <w:gridCol w:w="1662"/>
+        <w:gridCol w:w="1662"/>
+        <w:gridCol w:w="1662"/>
+        <w:gridCol w:w="1662"/>
+        <w:gridCol w:w="1662"/>
+        <w:gridCol w:w="1662"/>
+      </w:tblGrid>
+      <w:tr>
+        <w:tc>
+          <w:tcPr>
+            <w:tcW w:type="dxa" w:w="1662"/>
+            <w:shd w:fill="5B9BD5"/>
+          </w:tcPr>
+          <w:p>
+            <w:r>
+              <w:rPr>
+                <w:b/>
+                <w:color w:val="FFFFFF"/>
+                <w:sz w:val="16"/>
+              </w:rPr>
+              <w:t>Interview Key</w:t>
+            </w:r>
+          </w:p>
+        </w:tc>
+        <w:tc>
+          <w:tcPr>
+            <w:tcW w:type="dxa" w:w="1662"/>
+            <w:shd w:fill="5B9BD5"/>
+          </w:tcPr>
+          <w:p>
+            <w:r>
+              <w:rPr>
+                <w:b/>
+                <w:color w:val="FFFFFF"/>
+                <w:sz w:val="16"/>
+              </w:rPr>
+              <w:t>Interview ID</w:t>
+            </w:r>
+          </w:p>
+        </w:tc>
+        <w:tc>
+          <w:tcPr>
+            <w:tcW w:type="dxa" w:w="1662"/>
+            <w:shd w:fill="5B9BD5"/>
+          </w:tcPr>
+          <w:p>
+            <w:r>
+              <w:rPr>
+                <w:b/>
+                <w:color w:val="FFFFFF"/>
+                <w:sz w:val="16"/>
+              </w:rPr>
+              <w:t>ID Agent</w:t>
+            </w:r>
+          </w:p>
+        </w:tc>
+        <w:tc>
+          <w:tcPr>
+            <w:tcW w:type="dxa" w:w="1662"/>
+            <w:shd w:fill="5B9BD5"/>
+          </w:tcPr>
+          <w:p>
+            <w:r>
+              <w:rPr>
+                <w:b/>
+                <w:color w:val="FFFFFF"/>
+                <w:sz w:val="16"/>
+              </w:rPr>
+              <w:t>ID Equipe</w:t>
+            </w:r>
+          </w:p>
+        </w:tc>
+        <w:tc>
+          <w:tcPr>
+            <w:tcW w:type="dxa" w:w="1662"/>
+            <w:shd w:fill="5B9BD5"/>
+          </w:tcPr>
+          <w:p>
+            <w:r>
+              <w:rPr>
+                <w:b/>
+                <w:color w:val="FFFFFF"/>
+                <w:sz w:val="16"/>
+              </w:rPr>
+              <w:t>Agent</w:t>
+            </w:r>
+          </w:p>
+        </w:tc>
+        <w:tc>
+          <w:tcPr>
+            <w:tcW w:type="dxa" w:w="1662"/>
+            <w:shd w:fill="5B9BD5"/>
+          </w:tcPr>
+          <w:p>
+            <w:r>
+              <w:rPr>
+                <w:b/>
+                <w:color w:val="FFFFFF"/>
+                <w:sz w:val="16"/>
+              </w:rPr>
+              <w:t>Chef d'equipe</w:t>
+            </w:r>
+          </w:p>
+        </w:tc>
+      </w:tr>
+      <w:tr>
+        <w:tc>
+          <w:tcPr>
+            <w:tcW w:type="dxa" w:w="1662"/>
+          </w:tcPr>
+          <w:p>
+            <w:r>
+              <w:rPr>
+                <w:sz w:val="14"/>
+              </w:rPr>
+              <w:t>28-57-96-19</w:t>
+            </w:r>
+          </w:p>
+        </w:tc>
+        <w:tc>
+          <w:tcPr>
+            <w:tcW w:type="dxa" w:w="1662"/>
+          </w:tcPr>
+          <w:p>
+            <w:r>
+              <w:rPr>
+                <w:sz w:val="14"/>
+              </w:rPr>
+              <w:t>cd7f9736015a4cc4a30b015a54f74abb</w:t>
+            </w:r>
+          </w:p>
+        </w:tc>
+        <w:tc>
+          <w:tcPr>
+            <w:tcW w:type="dxa" w:w="1662"/>
+          </w:tcPr>
+          <w:p>
+            <w:r>
+              <w:rPr>
+                <w:sz w:val="14"/>
+              </w:rPr>
+              <w:t>EQ12_enq4</w:t>
+            </w:r>
+          </w:p>
+        </w:tc>
+        <w:tc>
+          <w:tcPr>
+            <w:tcW w:type="dxa" w:w="1662"/>
+          </w:tcPr>
+          <w:p>
+            <w:r>
+              <w:rPr>
+                <w:sz w:val="14"/>
+              </w:rPr>
+            </w:r>
+          </w:p>
+        </w:tc>
+        <w:tc>
+          <w:tcPr>
+            <w:tcW w:type="dxa" w:w="1662"/>
+          </w:tcPr>
+          <w:p>
+            <w:r>
+              <w:rPr>
+                <w:sz w:val="14"/>
+              </w:rPr>
+            </w:r>
+          </w:p>
+        </w:tc>
+        <w:tc>
+          <w:tcPr>
+            <w:tcW w:type="dxa" w:w="1662"/>
+          </w:tcPr>
+          <w:p>
+            <w:r>
+              <w:rPr>
+                <w:sz w:val="14"/>
+              </w:rPr>
+            </w:r>
+          </w:p>
+        </w:tc>
+      </w:tr>
+    </w:tbl>
+    <w:p/>
+    <w:tbl>
+      <w:tblPr>
+        <w:tblStyle w:val="TableGrid"/>
+        <w:tblW w:type="auto" w:w="0"/>
+        <w:tblLook w:firstColumn="1" w:firstRow="1" w:lastColumn="0" w:lastRow="0" w:noHBand="0" w:noVBand="1" w:val="04A0"/>
+      </w:tblPr>
+      <w:tblGrid>
+        <w:gridCol w:w="3324"/>
+        <w:gridCol w:w="3324"/>
+        <w:gridCol w:w="3324"/>
+      </w:tblGrid>
+      <w:tr>
+        <w:tc>
+          <w:tcPr>
+            <w:tcW w:type="dxa" w:w="3324"/>
+            <w:shd w:fill="70AD47"/>
+          </w:tcPr>
+          <w:p>
+            <w:r>
+              <w:rPr>
+                <w:b/>
+                <w:color w:val="FFFFFF"/>
+                <w:sz w:val="18"/>
+              </w:rPr>
+              <w:t>Chef de Menage</w:t>
+            </w:r>
+          </w:p>
+        </w:tc>
+        <w:tc>
+          <w:tcPr>
+            <w:tcW w:type="dxa" w:w="3324"/>
+            <w:shd w:fill="70AD47"/>
+          </w:tcPr>
+          <w:p>
+            <w:r>
+              <w:rPr>
+                <w:b/>
+                <w:color w:val="FFFFFF"/>
+                <w:sz w:val="18"/>
+              </w:rPr>
+              <w:t>Quartier/Village (s00q05)</w:t>
+            </w:r>
+          </w:p>
+        </w:tc>
+        <w:tc>
+          <w:tcPr>
+            <w:tcW w:type="dxa" w:w="3324"/>
+            <w:shd w:fill="70AD47"/>
+          </w:tcPr>
+          <w:p>
+            <w:r>
+              <w:rPr>
+                <w:b/>
+                <w:color w:val="FFFFFF"/>
+                <w:sz w:val="18"/>
+              </w:rPr>
+              <w:t>Localisation GPS</w:t>
+            </w:r>
+          </w:p>
+        </w:tc>
+      </w:tr>
+      <w:tr>
+        <w:tc>
+          <w:tcPr>
+            <w:tcW w:type="dxa" w:w="3324"/>
+          </w:tcPr>
+          <w:p>
+            <w:r>
+              <w:rPr>
+                <w:sz w:val="18"/>
+              </w:rPr>
+              <w:t>SALIOU NDIAYE</w:t>
+            </w:r>
+          </w:p>
+        </w:tc>
+        <w:tc>
+          <w:tcPr>
+            <w:tcW w:type="dxa" w:w="3324"/>
+          </w:tcPr>
+          <w:p>
+            <w:r>
+              <w:rPr>
+                <w:sz w:val="18"/>
+              </w:rPr>
+              <w:t>N/A</w:t>
+            </w:r>
+          </w:p>
+        </w:tc>
+        <w:tc>
+          <w:tcPr>
+            <w:tcW w:type="dxa" w:w="3324"/>
+          </w:tcPr>
+          <w:p>
+            <w:r/>
+            <w:hyperlink r:id="rId11">
+              <w:r>
+                <w:rPr>
+                  <w:color w:val="0563C1"/>
+                  <w:u w:val="single"/>
+                </w:rPr>
+                <w:t>neant</w:t>
+              </w:r>
+            </w:hyperlink>
+          </w:p>
+        </w:tc>
+      </w:tr>
+    </w:tbl>
+    <w:p/>
     <w:p>
       <w:r>
         <w:rPr>
@@ -1958,7 +2221,7 @@
           <w:color w:val="4672C4"/>
           <w:sz w:val="22"/>
         </w:rPr>
-        <w:t>&gt;&gt; Section16a - Champs et parcelles</w:t>
+        <w:t>&gt;&gt; Section0 - Identification et renseignements de controle</w:t>
       </w:r>
     </w:p>
     <w:p>
@@ -1969,13 +2232,7 @@
         <w:rPr>
           <w:sz w:val="20"/>
         </w:rPr>
-        <w:t xml:space="preserve">- Avertissement!! Le champs a comme nom (champ mil 1) qui ne semble pas être un bon nom ou contient des lettres, prière de mettre le vrai nom du champs. Avertissement!! La parcelle a comme nom (parcelle mil 1) qui ne semble pas être un bon nom ou contient des lettres, prière de mettre le vrai nom de la parcelle. La superficie de la parcelle parcelle mil 1 selon les mesures GPS est de 5956.89 hectare qui semble élevé ou faible, prière de corriger. Le document légal (titre, acte, certificat etc. ) qui affirme votre possession de la parcelle parcelle mil 1 est  et semble exister dans les modalités, prière de prendre attache avec le QG pour plus d'explication afin de la classer bien. </w:t>
-        <w:br/>
-        <w:t xml:space="preserve">- Avertissement!! Le champs a comme nom (champ mil 1) qui ne semble pas être un bon nom ou contient des lettres, prière de mettre le vrai nom du champs. Avertissement!! La parcelle a comme nom (parcelle mil 2) qui ne semble pas être un bon nom ou contient des lettres, prière de mettre le vrai nom de la parcelle. La superficie de la parcelle parcelle mil 2 selon les mesures GPS est de 18518.23 hectare qui semble élevé ou faible, prière de corriger. Le document légal (titre, acte, certificat etc. ) qui affirme votre possession de la parcelle parcelle mil 2 est  et semble exister dans les modalités, prière de prendre attache avec le QG pour plus d'explication afin de la classer bien. </w:t>
-        <w:br/>
-        <w:t xml:space="preserve">- Avertissement!! Le champs a comme nom (champ mil 1) qui ne semble pas être un bon nom ou contient des lettres, prière de mettre le vrai nom du champs. La parcelle parcelle arachide n'a pas été mésurée pour des raisons comme qu'elle est trop petite, GPS en panne et que le Ménage indisponible. Nous vous rappelons que ces raisons ne passent pas pour la non mesure des parcelles prière de les mésurer. Le document légal (titre, acte, certificat etc. ) qui affirme votre possession de la parcelle parcelle arachide est  et semble exister dans les modalités, prière de prendre attache avec le QG pour plus d'explication afin de la classer bien. </w:t>
-        <w:br/>
-        <w:t>- Avertissement!! Le champs a comme nom (champ mil 1) qui ne semble pas être un bon nom ou contient des lettres, prière de mettre le vrai nom du champs. Le nombre d'homme de 15 ans et plus (20) non membre du ménage de Malick Faye ayant travaillé dans la parcelle parcelle sésame pour la période d'entretien du sol semble élevé, prière de corriger. Le nombre de personnes toutes catégories confondues des main-d'oeuvre non-familiale sur la parcelle parcelle sésame au cours de la campagne pour la période d'entretien du sol (sarclage, etc.) est de 20 personnes qui semble faible ou élevé. Merci de corriger. La parcelle parcelle sésame n'a pas été mésurée pour des raisons comme qu'elle est trop petite, GPS en panne et que le Ménage indisponible. Nous vous rappelons que ces raisons ne passent pas pour la non mesure des parcelles prière de les mésurer. Le salaire d'un homme de 15ans et plus ayant travaillé sur la parcelle parcelle sésame par jours au moment de la période d'entretien du sol (sarclage, etc.) est de 350 FCFA qui semble faible ou  élevé, prière de corriger.</w:t>
+        <w:t>- Le questionnaire semble ne pas être complètement fini mais le questionnaire est en statut complet, prière de compléter le questionnaire.</w:t>
       </w:r>
     </w:p>
     <w:p>
@@ -1985,7 +2242,7 @@
           <w:color w:val="4672C4"/>
           <w:sz w:val="22"/>
         </w:rPr>
-        <w:t>&gt;&gt; Section16c - Cultures</w:t>
+        <w:t>&gt;&gt; Section1 - Caracteristiques des membres</w:t>
       </w:r>
     </w:p>
     <w:p>
@@ -1996,11 +2253,11 @@
         <w:rPr>
           <w:sz w:val="20"/>
         </w:rPr>
-        <w:t xml:space="preserve">- La quantité estimée en Kg est incorrecte (Exemple : si le ménage a eu 10 sacs de 100kg = 10*100=1000kg), prière de corriger merci. </w:t>
-        <w:br/>
-        <w:t xml:space="preserve">- La quantité estimée en Kg est incorrecte (Exemple : si le ménage a eu 10 sacs de 100kg = 10*100=1000kg), prière de corriger merci. </w:t>
-        <w:br/>
-        <w:t>- La quantité estimée en Kg est incorrecte (Exemple : si le ménage a eu 10 sacs de 100kg = 10*100=1000kg), prière de corriger merci.</w:t>
+        <w:t xml:space="preserve">- Les informations sur l'acte de naissance (ni Jours, ni mois et ni années) de  Absa Diagne  manquent, s'il vous plait pouvez-vous fournir d'effort pour avoir ces informations. </w:t>
+        <w:br/>
+        <w:t xml:space="preserve">- Les informations sur l'acte de naissance (ni Jours, ni mois et ni années) de  Fallou Ndiaye  manquent, s'il vous plait pouvez-vous fournir d'effort pour avoir ces informations. </w:t>
+        <w:br/>
+        <w:t>- Les informations sur l'acte de naissance (ni Jours, ni mois et ni années) de  Modou Ndiaye  manquent, s'il vous plait pouvez-vous fournir d'effort pour avoir ces informations.</w:t>
       </w:r>
     </w:p>
     <w:p>
@@ -2010,7 +2267,7 @@
           <w:color w:val="4672C4"/>
           <w:sz w:val="22"/>
         </w:rPr>
-        <w:t>&gt;&gt; Section16d - Utilisation de la production</w:t>
+        <w:t>&gt;&gt; Section2 - Education</w:t>
       </w:r>
     </w:p>
     <w:p>
@@ -2021,7 +2278,13 @@
         <w:rPr>
           <w:sz w:val="20"/>
         </w:rPr>
-        <w:t>- ||</w:t>
+        <w:t xml:space="preserve">- Peu probable! Absa Diagne  n'arrive pas  à comprendre un petit texte lu dans une langue locale (s02q03). Veuillez corriger ou donner des explications au QG. Peu probable! Absa Diagne  ne sait ni lire, ni écrire, ni comprendre dans aucune des langues  (s02q01,s02q02,s02q03). Veuillez corriger ou donner des explications au QG. </w:t>
+        <w:br/>
+        <w:t xml:space="preserve">- Peu probable! Bathie Ndiaye  n'arrive pas  à comprendre un petit texte lu dans une langue locale (s02q03). Veuillez corriger ou donner des explications au QG. Peu probable! Bathie Ndiaye  ne sait ni lire, ni écrire, ni comprendre dans aucune des langues  (s02q01,s02q02,s02q03). Veuillez corriger ou donner des explications au QG. </w:t>
+        <w:br/>
+        <w:t xml:space="preserve">- Peu probable! Fallou Ndiaye  n'arrive pas  à comprendre un petit texte lu dans une langue locale (s02q03). Veuillez corriger ou donner des explications au QG. Peu probable! Fallou Ndiaye  ne sait ni lire, ni écrire, ni comprendre dans aucune des langues  (s02q01,s02q02,s02q03). Veuillez corriger ou donner des explications au QG. </w:t>
+        <w:br/>
+        <w:t>- Peu probable! Modou Ndiaye  n'arrive pas  à comprendre un petit texte lu dans une langue locale (s02q03). Veuillez corriger ou donner des explications au QG. Peu probable! Modou Ndiaye  ne sait ni lire, ni écrire, ni comprendre dans aucune des langues  (s02q01,s02q02,s02q03). Veuillez corriger ou donner des explications au QG.</w:t>
       </w:r>
     </w:p>
     <w:p>
@@ -2031,7 +2294,7 @@
           <w:color w:val="4672C4"/>
           <w:sz w:val="22"/>
         </w:rPr>
-        <w:t>&gt;&gt; Section17 - Elevage</w:t>
+        <w:t>&gt;&gt; Section3 - Sante</w:t>
       </w:r>
     </w:p>
     <w:p>
@@ -2042,7 +2305,915 @@
         <w:rPr>
           <w:sz w:val="20"/>
         </w:rPr>
-        <w:t>- Avertissement! Le prix de vente (26000 Fcfa) d'un Ovins (Moutons) est trop petit ou élevé . Veuillez confirmer ces informations avec le QG ou apporter les corrections nécessaires.</w:t>
+        <w:t xml:space="preserve">- Le principal problème de santé que Absa Diagne a eu est Maux de tête et semble exister dans les modalités, prière de prendre attache avec le QG pour plus d'explication afin de la classer bien. </w:t>
+        <w:br/>
+        <w:t>- Le principal problème de santé que Fallou Ndiaye a eu est AVC et semble exister dans les modalités, prière de prendre attache avec le QG pour plus d'explication afin de la classer bien. Le dernier problème de santé pour lequel Fallou Ndiaye a été hospitalisé au cours des 12 derniers mois est Troubles menteaux et semble exister dans les modalités, prière de prendre attache avec le QG pour plus d'explication afin de la classer bien.</w:t>
+      </w:r>
+    </w:p>
+    <w:p>
+      <w:r>
+        <w:rPr>
+          <w:b/>
+          <w:color w:val="4672C4"/>
+          <w:sz w:val="22"/>
+        </w:rPr>
+        <w:t>&gt;&gt; Section4a - Emploi</w:t>
+      </w:r>
+    </w:p>
+    <w:p>
+      <w:pPr>
+        <w:ind w:left="283"/>
+      </w:pPr>
+      <w:r>
+        <w:rPr>
+          <w:sz w:val="20"/>
+        </w:rPr>
+        <w:t xml:space="preserve">- Avertissement! Absa Diagne travaille principalement dans l'agriculture ou élevage ou pêche et le secteur institutionnel déclaré semble  incohérent, prière de corriger ou confirmer avec le QG. </w:t>
+        <w:br/>
+        <w:t xml:space="preserve">- Avertissement! Généralement les jeunes hommes (10 à 25ans) font des travaux ménager soit apprendre les enfants à reviser leurs léçons ou d'autres cours, Fallou Ndiaye n'a consacré aucune heure pour les travaux cités en s04q01, s04q02, s04q03, s04q04, s04q05, s04q06, s04q07 et s04q08.Prière de regarder pour corriger ou confirmer avec le QG. </w:t>
+        <w:br/>
+        <w:t>- Avertissement! Généralement les jeunes hommes (10 à 25ans) font des travaux ménager soit apprendre les enfants à reviser leurs léçons ou d'autres cours, Modou Ndiaye n'a consacré aucune heure pour les travaux cités en s04q01, s04q02, s04q03, s04q04, s04q05, s04q06, s04q07 et s04q08.Prière de regarder pour corriger ou confirmer avec le QG.</w:t>
+      </w:r>
+    </w:p>
+    <w:p>
+      <w:r>
+        <w:rPr>
+          <w:b/>
+          <w:color w:val="4672C4"/>
+          <w:sz w:val="22"/>
+        </w:rPr>
+        <w:t>&gt;&gt; Section4b - Emploi - Activite principale</w:t>
+      </w:r>
+    </w:p>
+    <w:p>
+      <w:pPr>
+        <w:ind w:left="283"/>
+      </w:pPr>
+      <w:r>
+        <w:rPr>
+          <w:sz w:val="20"/>
+        </w:rPr>
+        <w:t xml:space="preserve">- Incohérence! Modou Ndiaye  evolue dans l'agriculture mais est  considéré comme salarié ou stagiaire/apprenti non renuméré, prière de revoir la question s04q46 et corriger. </w:t>
+        <w:br/>
+        <w:t xml:space="preserve">- Attention ! Le nombre de jours que Bathie Ndiaye a travaillés par mois semble être inférieur à 15. Veuillez, s'il vous plaît, confirmer cette information. </w:t>
+        <w:br/>
+        <w:t>- Prière de changer la branche d'activité de Absa Diagne, les agriculteurs dont leurs cultures est principalement destiné à la consommation du ménage sont des (Agriculteurs, subsistances) et ceux qui le font avec l'élevage sont des (Agriculteurs et eleveurs, subsistances) Incohérence! Absa Diagne  evolue dans l'agriculture mais est  considéré comme salarié ou stagiaire/apprenti non renuméré, prière de revoir la question s04q46 et corriger.</w:t>
+      </w:r>
+    </w:p>
+    <w:p>
+      <w:r>
+        <w:rPr>
+          <w:b/>
+          <w:color w:val="4672C4"/>
+          <w:sz w:val="22"/>
+        </w:rPr>
+        <w:t>&gt;&gt; Section4c - Emploi - Activite secondaire</w:t>
+      </w:r>
+    </w:p>
+    <w:p>
+      <w:pPr>
+        <w:ind w:left="283"/>
+      </w:pPr>
+      <w:r>
+        <w:rPr>
+          <w:sz w:val="20"/>
+        </w:rPr>
+        <w:t>- Attention ! Le nombre de jours que Bathie Ndiaye a travaillés par mois semble être inférieur à 15. Veuillez, s'il vous plaît, confirmer cette information.</w:t>
+      </w:r>
+    </w:p>
+    <w:p>
+      <w:r>
+        <w:rPr>
+          <w:b/>
+          <w:color w:val="4672C4"/>
+          <w:sz w:val="22"/>
+        </w:rPr>
+        <w:t>&gt;&gt; Section6 - Epargne et credit</w:t>
+      </w:r>
+    </w:p>
+    <w:p>
+      <w:pPr>
+        <w:ind w:left="283"/>
+      </w:pPr>
+      <w:r>
+        <w:rPr>
+          <w:sz w:val="20"/>
+        </w:rPr>
+        <w:t>- Le nombre d'échéances de remboursement restant de Absa Diagne ne peut être égal à 0 pour ce credit autres qu'immobilier en cours, veuillez revoir la question et corriger ou confirmer avec le QG.</w:t>
+      </w:r>
+    </w:p>
+    <w:p>
+      <w:r>
+        <w:rPr>
+          <w:b/>
+          <w:color w:val="4672C4"/>
+          <w:sz w:val="22"/>
+        </w:rPr>
+        <w:t>&gt;&gt; Section7b - Consommation alimentaire - 7 jours</w:t>
+      </w:r>
+    </w:p>
+    <w:p>
+      <w:pPr>
+        <w:ind w:left="283"/>
+      </w:pPr>
+      <w:r>
+        <w:rPr>
+          <w:sz w:val="20"/>
+        </w:rPr>
+        <w:t>- La dernière fois que vous avez acheté Lait caillé est Vendeur à domicile et semble exister dans les modalités, prière de prendre attache avec le QG pour plus d'explication afin de la classer bien. Attention ! Le prix unitaire d'achat (22000 Fcfa) de Huile de soja  en Bidon 20l (taille unique) est relativement élevé par rapport aux autres prix observés dans cette zone. Prière de corriger ou de confirmer avec le QG. Attention ! Le prix unitaire d'achat (3200 Fcfa) de Lait en poudre en Kg (taille unique) est relativement élevé par rapport aux autres prix observés dans cette zone. Prière de corriger ou de confirmer avec le QG. Attention ! Le prix unitaire d'achat (500 Fcfa) de Oignon frais en Kg (taille unique) est relativement faible par rapport aux autres prix observés dans cette zone. Prière de corriger ou de confirmer avec le QG. Avertissement!!! Le ménage a consommé 4 Verre ( à thé) taille unique de Thé en sachet, cette quantité semble anormale pour une consommation des 7 derniers jours.Les ménages consomment géneralement en sachet ou en paquet, prière de corriger ou de confirmer avec le QG. Incohérence!! Dans ce ménage, chaque individus consomme par jour 95.72321 Kg  de cereale; Prière de revoir les quantités prises de ces produits. Incohérence!! Dans ce ménage, chaque individus consomme par jour 95.72321 Kg  de cereale; Prière de revoir les quantités prises de ces produits.</w:t>
+      </w:r>
+    </w:p>
+    <w:p>
+      <w:r>
+        <w:rPr>
+          <w:b/>
+          <w:color w:val="4672C4"/>
+          <w:sz w:val="22"/>
+        </w:rPr>
+        <w:t>&gt;&gt; Section11 - Caracteristiques logement</w:t>
+      </w:r>
+    </w:p>
+    <w:p>
+      <w:pPr>
+        <w:ind w:left="283"/>
+      </w:pPr>
+      <w:r>
+        <w:rPr>
+          <w:sz w:val="20"/>
+        </w:rPr>
+        <w:t>- Avertissement!! La distance (en mètres) qui sépare le ménage de la principale source d'approvisionnement en eau de boisson semble très élevé, prière de corriger ou confirmer avec le QG.  La principale  source d'éclairage du logement du ménage est Télephone et semble exister dans les modalités, prière de prendre attache avec le QG pour plus d'explication afin de la classer bien.</w:t>
+      </w:r>
+    </w:p>
+    <w:p>
+      <w:r>
+        <w:rPr>
+          <w:b/>
+          <w:color w:val="4672C4"/>
+          <w:sz w:val="22"/>
+        </w:rPr>
+        <w:t>&gt;&gt; Section13b - Transferta emis</w:t>
+      </w:r>
+    </w:p>
+    <w:p>
+      <w:pPr>
+        <w:ind w:left="283"/>
+      </w:pPr>
+      <w:r>
+        <w:rPr>
+          <w:sz w:val="20"/>
+        </w:rPr>
+        <w:t xml:space="preserve">- L'enquêteur prière de fournir d'effort pour avoir le niveau d'étude et l'âge de celui qui a béneficié de l'argent dans la section 13b (Transfert emis). L'âge du béneficiaire d'argent dans la section 13b (Transfert emis) semble incoherent voir élévé, prière de verifier ou corriger. </w:t>
+        <w:br/>
+        <w:t xml:space="preserve">- L'enquêteur prière de fournir d'effort pour avoir le niveau d'étude et l'âge de celui qui a béneficié de l'argent dans la section 13b (Transfert emis). L'âge du béneficiaire d'argent dans la section 13b (Transfert emis) semble incoherent voir élévé, prière de verifier ou corriger. </w:t>
+        <w:br/>
+        <w:t>- L'enquêteur prière de fournir d'effort pour avoir le niveau d'étude et l'âge de celui qui a béneficié de l'argent dans la section 13b (Transfert emis). L'âge du béneficiaire d'argent dans la section 13b (Transfert emis) semble incoherent voir élévé, prière de verifier ou corriger.</w:t>
+      </w:r>
+    </w:p>
+    <w:p>
+      <w:r>
+        <w:rPr>
+          <w:b/>
+          <w:color w:val="4672C4"/>
+          <w:sz w:val="22"/>
+        </w:rPr>
+        <w:t>&gt;&gt; Section16a - Champs et parcelles</w:t>
+      </w:r>
+    </w:p>
+    <w:p>
+      <w:pPr>
+        <w:ind w:left="283"/>
+      </w:pPr>
+      <w:r>
+        <w:rPr>
+          <w:sz w:val="20"/>
+        </w:rPr>
+        <w:t xml:space="preserve">- La quantité de fumure appliquée dans la parcelle Parcelle de mil est de 98  qui semble élevé ou ne sait pas, prière de fournir d'effort pour estimer la quantité afin de corriger. La superficie de la parcelle Parcelle de mil selon les mesures GPS est de 10445.63 hectare qui semble élevé ou faible, prière de corriger. Le document légal (titre, acte, certificat etc. ) qui affirme votre possession de la parcelle Parcelle de mil est  et semble exister dans les modalités, prière de prendre attache avec le QG pour plus d'explication afin de la classer bien. </w:t>
+        <w:br/>
+        <w:t xml:space="preserve">- La quantité de fumure appliquée dans la parcelle Parcelle de mil est de 98  qui semble élevé ou ne sait pas, prière de fournir d'effort pour estimer la quantité afin de corriger. La superficie de la parcelle Parcelle de mil selon les mesures GPS est de 27266.99 hectare qui semble élevé ou faible, prière de corriger. Le document légal (titre, acte, certificat etc. ) qui affirme votre possession de la parcelle Parcelle de mil est  et semble exister dans les modalités, prière de prendre attache avec le QG pour plus d'explication afin de la classer bien. </w:t>
+        <w:br/>
+        <w:t>- La quantité de fumure appliquée dans la parcelle Parcelle de mil est de 98  qui semble élevé ou ne sait pas, prière de fournir d'effort pour estimer la quantité afin de corriger. Le nombre de personnes toutes catégories confondues des main-d'oeuvre non-familiale sur la parcelle Parcelle de mil au cours de la campagne pour la période des récoltes est de 18 personnes qui semble faible ou élevé. Merci de corriger. La superficie de la parcelle Parcelle de mil selon les mesures GPS est de 11781.23 hectare qui semble élevé ou faible, prière de corriger. Le document légal (titre, acte, certificat etc. ) qui affirme votre possession de la parcelle Parcelle de mil est  et semble exister dans les modalités, prière de prendre attache avec le QG pour plus d'explication afin de la classer bien.</w:t>
+      </w:r>
+    </w:p>
+    <w:p>
+      <w:r>
+        <w:rPr>
+          <w:b/>
+          <w:color w:val="4672C4"/>
+          <w:sz w:val="22"/>
+        </w:rPr>
+        <w:t>&gt;&gt; Section16c - Cultures</w:t>
+      </w:r>
+    </w:p>
+    <w:p>
+      <w:pPr>
+        <w:ind w:left="283"/>
+      </w:pPr>
+      <w:r>
+        <w:rPr>
+          <w:sz w:val="20"/>
+        </w:rPr>
+        <w:t xml:space="preserve">- La quantité estimée en Kg est incorrecte (Exemple : si le ménage a eu 10 sacs de 100kg = 10*100=1000kg), prière de corriger merci. </w:t>
+        <w:br/>
+        <w:t xml:space="preserve">- La quantité estimée en Kg est incorrecte (Exemple : si le ménage a eu 10 sacs de 100kg = 10*100=1000kg), prière de corriger merci. </w:t>
+        <w:br/>
+        <w:t xml:space="preserve">- La quantité estimée en Kg est incorrecte (Exemple : si le ménage a eu 10 sacs de 100kg = 10*100=1000kg), prière de corriger merci. </w:t>
+        <w:br/>
+        <w:t>- La quantité estimée en Kg est incorrecte (Exemple : si le ménage a eu 10 sacs de 100kg = 10*100=1000kg), prière de corriger merci.</w:t>
+      </w:r>
+    </w:p>
+    <w:p>
+      <w:r>
+        <w:rPr>
+          <w:b/>
+          <w:color w:val="4672C4"/>
+          <w:sz w:val="22"/>
+        </w:rPr>
+        <w:t>&gt;&gt; Section19 - Equipements agricoles</w:t>
+      </w:r>
+    </w:p>
+    <w:p>
+      <w:pPr>
+        <w:ind w:left="283"/>
+      </w:pPr>
+      <w:r>
+        <w:rPr>
+          <w:sz w:val="20"/>
+        </w:rPr>
+        <w:t xml:space="preserve">- Avertissement!! Le prix d'achat (100000 FCFA) de Charrettes est inférieur aux prix de revente (130000 FCFA), prière de verifier et corriger ou confirmer l'information avec le QG. </w:t>
+        <w:br/>
+        <w:t xml:space="preserve">- Avertissement!! Le prix d'achat (15000 FCFA) de Houe asine est inférieur aux prix de revente (20000 FCFA), prière de verifier et corriger ou confirmer l'information avec le QG. </w:t>
+        <w:br/>
+        <w:t xml:space="preserve">- Avertissement!! Le prix d'achat (20000 FCFA) de Semoir est inférieur aux prix de revente (30000 FCFA), prière de verifier et corriger ou confirmer l'information avec le QG. </w:t>
+        <w:br/>
+        <w:t xml:space="preserve">- Avertissement!! Le prix d'achat (200000 FCFA) de Animaux de labour est inférieur aux prix de revente (450000 FCFA), prière de verifier et corriger ou confirmer l'information avec le QG. </w:t>
+        <w:br/>
+        <w:t>- Avertissement!! Le prix d'achat (35000 FCFA) de Arara est inférieur aux prix de revente (45000 FCFA), prière de verifier et corriger ou confirmer l'information avec le QG.</w:t>
+      </w:r>
+    </w:p>
+    <w:p>
+      <w:r>
+        <w:t>________________________________________________________________________________</w:t>
+      </w:r>
+    </w:p>
+    <w:p>
+      <w:pPr>
+        <w:pStyle w:val="Heading2"/>
+      </w:pPr>
+      <w:r>
+        <w:t>Menage 5</w:t>
+      </w:r>
+    </w:p>
+    <w:tbl>
+      <w:tblPr>
+        <w:tblStyle w:val="TableGrid"/>
+        <w:tblW w:type="auto" w:w="0"/>
+        <w:tblLook w:firstColumn="1" w:firstRow="1" w:lastColumn="0" w:lastRow="0" w:noHBand="0" w:noVBand="1" w:val="04A0"/>
+      </w:tblPr>
+      <w:tblGrid>
+        <w:gridCol w:w="1662"/>
+        <w:gridCol w:w="1662"/>
+        <w:gridCol w:w="1662"/>
+        <w:gridCol w:w="1662"/>
+        <w:gridCol w:w="1662"/>
+        <w:gridCol w:w="1662"/>
+      </w:tblGrid>
+      <w:tr>
+        <w:tc>
+          <w:tcPr>
+            <w:tcW w:type="dxa" w:w="1662"/>
+            <w:shd w:fill="5B9BD5"/>
+          </w:tcPr>
+          <w:p>
+            <w:r>
+              <w:rPr>
+                <w:b/>
+                <w:color w:val="FFFFFF"/>
+                <w:sz w:val="16"/>
+              </w:rPr>
+              <w:t>Interview Key</w:t>
+            </w:r>
+          </w:p>
+        </w:tc>
+        <w:tc>
+          <w:tcPr>
+            <w:tcW w:type="dxa" w:w="1662"/>
+            <w:shd w:fill="5B9BD5"/>
+          </w:tcPr>
+          <w:p>
+            <w:r>
+              <w:rPr>
+                <w:b/>
+                <w:color w:val="FFFFFF"/>
+                <w:sz w:val="16"/>
+              </w:rPr>
+              <w:t>Interview ID</w:t>
+            </w:r>
+          </w:p>
+        </w:tc>
+        <w:tc>
+          <w:tcPr>
+            <w:tcW w:type="dxa" w:w="1662"/>
+            <w:shd w:fill="5B9BD5"/>
+          </w:tcPr>
+          <w:p>
+            <w:r>
+              <w:rPr>
+                <w:b/>
+                <w:color w:val="FFFFFF"/>
+                <w:sz w:val="16"/>
+              </w:rPr>
+              <w:t>ID Agent</w:t>
+            </w:r>
+          </w:p>
+        </w:tc>
+        <w:tc>
+          <w:tcPr>
+            <w:tcW w:type="dxa" w:w="1662"/>
+            <w:shd w:fill="5B9BD5"/>
+          </w:tcPr>
+          <w:p>
+            <w:r>
+              <w:rPr>
+                <w:b/>
+                <w:color w:val="FFFFFF"/>
+                <w:sz w:val="16"/>
+              </w:rPr>
+              <w:t>ID Equipe</w:t>
+            </w:r>
+          </w:p>
+        </w:tc>
+        <w:tc>
+          <w:tcPr>
+            <w:tcW w:type="dxa" w:w="1662"/>
+            <w:shd w:fill="5B9BD5"/>
+          </w:tcPr>
+          <w:p>
+            <w:r>
+              <w:rPr>
+                <w:b/>
+                <w:color w:val="FFFFFF"/>
+                <w:sz w:val="16"/>
+              </w:rPr>
+              <w:t>Agent</w:t>
+            </w:r>
+          </w:p>
+        </w:tc>
+        <w:tc>
+          <w:tcPr>
+            <w:tcW w:type="dxa" w:w="1662"/>
+            <w:shd w:fill="5B9BD5"/>
+          </w:tcPr>
+          <w:p>
+            <w:r>
+              <w:rPr>
+                <w:b/>
+                <w:color w:val="FFFFFF"/>
+                <w:sz w:val="16"/>
+              </w:rPr>
+              <w:t>Chef d'equipe</w:t>
+            </w:r>
+          </w:p>
+        </w:tc>
+      </w:tr>
+      <w:tr>
+        <w:tc>
+          <w:tcPr>
+            <w:tcW w:type="dxa" w:w="1662"/>
+          </w:tcPr>
+          <w:p>
+            <w:r>
+              <w:rPr>
+                <w:sz w:val="14"/>
+              </w:rPr>
+              <w:t>57-46-75-91</w:t>
+            </w:r>
+          </w:p>
+        </w:tc>
+        <w:tc>
+          <w:tcPr>
+            <w:tcW w:type="dxa" w:w="1662"/>
+          </w:tcPr>
+          <w:p>
+            <w:r>
+              <w:rPr>
+                <w:sz w:val="14"/>
+              </w:rPr>
+              <w:t>c0efee8a85bb4a239e56745a7e58af99</w:t>
+            </w:r>
+          </w:p>
+        </w:tc>
+        <w:tc>
+          <w:tcPr>
+            <w:tcW w:type="dxa" w:w="1662"/>
+          </w:tcPr>
+          <w:p>
+            <w:r>
+              <w:rPr>
+                <w:sz w:val="14"/>
+              </w:rPr>
+              <w:t>EQ12_enq4</w:t>
+            </w:r>
+          </w:p>
+        </w:tc>
+        <w:tc>
+          <w:tcPr>
+            <w:tcW w:type="dxa" w:w="1662"/>
+          </w:tcPr>
+          <w:p>
+            <w:r>
+              <w:rPr>
+                <w:sz w:val="14"/>
+              </w:rPr>
+            </w:r>
+          </w:p>
+        </w:tc>
+        <w:tc>
+          <w:tcPr>
+            <w:tcW w:type="dxa" w:w="1662"/>
+          </w:tcPr>
+          <w:p>
+            <w:r>
+              <w:rPr>
+                <w:sz w:val="14"/>
+              </w:rPr>
+            </w:r>
+          </w:p>
+        </w:tc>
+        <w:tc>
+          <w:tcPr>
+            <w:tcW w:type="dxa" w:w="1662"/>
+          </w:tcPr>
+          <w:p>
+            <w:r>
+              <w:rPr>
+                <w:sz w:val="14"/>
+              </w:rPr>
+            </w:r>
+          </w:p>
+        </w:tc>
+      </w:tr>
+    </w:tbl>
+    <w:p/>
+    <w:tbl>
+      <w:tblPr>
+        <w:tblStyle w:val="TableGrid"/>
+        <w:tblW w:type="auto" w:w="0"/>
+        <w:tblLook w:firstColumn="1" w:firstRow="1" w:lastColumn="0" w:lastRow="0" w:noHBand="0" w:noVBand="1" w:val="04A0"/>
+      </w:tblPr>
+      <w:tblGrid>
+        <w:gridCol w:w="3324"/>
+        <w:gridCol w:w="3324"/>
+        <w:gridCol w:w="3324"/>
+      </w:tblGrid>
+      <w:tr>
+        <w:tc>
+          <w:tcPr>
+            <w:tcW w:type="dxa" w:w="3324"/>
+            <w:shd w:fill="70AD47"/>
+          </w:tcPr>
+          <w:p>
+            <w:r>
+              <w:rPr>
+                <w:b/>
+                <w:color w:val="FFFFFF"/>
+                <w:sz w:val="18"/>
+              </w:rPr>
+              <w:t>Chef de Menage</w:t>
+            </w:r>
+          </w:p>
+        </w:tc>
+        <w:tc>
+          <w:tcPr>
+            <w:tcW w:type="dxa" w:w="3324"/>
+            <w:shd w:fill="70AD47"/>
+          </w:tcPr>
+          <w:p>
+            <w:r>
+              <w:rPr>
+                <w:b/>
+                <w:color w:val="FFFFFF"/>
+                <w:sz w:val="18"/>
+              </w:rPr>
+              <w:t>Quartier/Village (s00q05)</w:t>
+            </w:r>
+          </w:p>
+        </w:tc>
+        <w:tc>
+          <w:tcPr>
+            <w:tcW w:type="dxa" w:w="3324"/>
+            <w:shd w:fill="70AD47"/>
+          </w:tcPr>
+          <w:p>
+            <w:r>
+              <w:rPr>
+                <w:b/>
+                <w:color w:val="FFFFFF"/>
+                <w:sz w:val="18"/>
+              </w:rPr>
+              <w:t>Localisation GPS</w:t>
+            </w:r>
+          </w:p>
+        </w:tc>
+      </w:tr>
+      <w:tr>
+        <w:tc>
+          <w:tcPr>
+            <w:tcW w:type="dxa" w:w="3324"/>
+          </w:tcPr>
+          <w:p>
+            <w:r>
+              <w:rPr>
+                <w:sz w:val="18"/>
+              </w:rPr>
+              <w:t>BADARA DIA</w:t>
+            </w:r>
+          </w:p>
+        </w:tc>
+        <w:tc>
+          <w:tcPr>
+            <w:tcW w:type="dxa" w:w="3324"/>
+          </w:tcPr>
+          <w:p>
+            <w:r>
+              <w:rPr>
+                <w:sz w:val="18"/>
+              </w:rPr>
+              <w:t>N/A</w:t>
+            </w:r>
+          </w:p>
+        </w:tc>
+        <w:tc>
+          <w:tcPr>
+            <w:tcW w:type="dxa" w:w="3324"/>
+          </w:tcPr>
+          <w:p>
+            <w:r/>
+            <w:hyperlink r:id="rId12">
+              <w:r>
+                <w:rPr>
+                  <w:color w:val="0563C1"/>
+                  <w:u w:val="single"/>
+                </w:rPr>
+                <w:t>keur daouda</w:t>
+              </w:r>
+            </w:hyperlink>
+          </w:p>
+        </w:tc>
+      </w:tr>
+    </w:tbl>
+    <w:p/>
+    <w:p>
+      <w:r>
+        <w:rPr>
+          <w:b/>
+          <w:color w:val="4672C4"/>
+          <w:sz w:val="22"/>
+        </w:rPr>
+        <w:t>&gt;&gt; Section0 - Identification et renseignements de controle</w:t>
+      </w:r>
+    </w:p>
+    <w:p>
+      <w:pPr>
+        <w:ind w:left="283"/>
+      </w:pPr>
+      <w:r>
+        <w:rPr>
+          <w:sz w:val="20"/>
+        </w:rPr>
+        <w:t>- Le questionnaire semble ne pas être complètement fini mais le questionnaire est en statut complet, prière de compléter le questionnaire.</w:t>
+      </w:r>
+    </w:p>
+    <w:p>
+      <w:r>
+        <w:rPr>
+          <w:b/>
+          <w:color w:val="4672C4"/>
+          <w:sz w:val="22"/>
+        </w:rPr>
+        <w:t>&gt;&gt; Section1 - Caracteristiques des membres</w:t>
+      </w:r>
+    </w:p>
+    <w:p>
+      <w:pPr>
+        <w:ind w:left="283"/>
+      </w:pPr>
+      <w:r>
+        <w:rPr>
+          <w:sz w:val="20"/>
+        </w:rPr>
+        <w:t xml:space="preserve">- Les informations sur l'acte de naissance (ni Jours, ni mois et ni années) de  adama dia  manquent, s'il vous plait pouvez-vous fournir d'effort pour avoir ces informations. </w:t>
+        <w:br/>
+        <w:t xml:space="preserve">- Les informations sur l'acte de naissance (ni Jours, ni mois et ni années) de  aîssata  dia  manquent, s'il vous plait pouvez-vous fournir d'effort pour avoir ces informations. Incoherence! aîssata  dia dispose d'un téléphone portable à s01q39, donc la raison évoquée ne peut pas être (ne dispose pas d'appareil). </w:t>
+        <w:br/>
+        <w:t xml:space="preserve">- Les informations sur l'acte de naissance (ni Jours, ni mois et ni années) de  badara dia  manquent, s'il vous plait pouvez-vous fournir d'effort pour avoir ces informations. Incoherence! badara dia dispose d'un téléphone portable à s01q39, donc la raison évoquée ne peut pas être (ne dispose pas d'appareil). </w:t>
+        <w:br/>
+        <w:t xml:space="preserve">- Les informations sur l'acte de naissance (ni Jours, ni mois et ni années) de  bineta dia  manquent, s'il vous plait pouvez-vous fournir d'effort pour avoir ces informations. </w:t>
+        <w:br/>
+        <w:t xml:space="preserve">- Les informations sur l'acte de naissance (ni Jours, ni mois et ni années) de  faty ka  manquent, s'il vous plait pouvez-vous fournir d'effort pour avoir ces informations. </w:t>
+        <w:br/>
+        <w:t xml:space="preserve">- Les informations sur l'acte de naissance (ni Jours, ni mois et ni années) de  gorgui dia  manquent, s'il vous plait pouvez-vous fournir d'effort pour avoir ces informations. </w:t>
+        <w:br/>
+        <w:t xml:space="preserve">- Les informations sur l'acte de naissance (ni Jours, ni mois et ni années) de  gorgui dia 2  manquent, s'il vous plait pouvez-vous fournir d'effort pour avoir ces informations. </w:t>
+        <w:br/>
+        <w:t xml:space="preserve">- Les informations sur l'acte de naissance (ni Jours, ni mois et ni années) de  ibou dia  manquent, s'il vous plait pouvez-vous fournir d'effort pour avoir ces informations. </w:t>
+        <w:br/>
+        <w:t xml:space="preserve">- Les informations sur l'acte de naissance (ni Jours, ni mois et ni années) de  mafodjie dia  manquent, s'il vous plait pouvez-vous fournir d'effort pour avoir ces informations. </w:t>
+        <w:br/>
+        <w:t xml:space="preserve">- Les informations sur l'acte de naissance (ni Jours, ni mois et ni années) de  mariama dia  manquent, s'il vous plait pouvez-vous fournir d'effort pour avoir ces informations. </w:t>
+        <w:br/>
+        <w:t xml:space="preserve">- Les informations sur l'acte de naissance (ni Jours, ni mois et ni années) de  mariama dia 2  manquent, s'il vous plait pouvez-vous fournir d'effort pour avoir ces informations. </w:t>
+        <w:br/>
+        <w:t>- Les informations sur l'acte de naissance (ni Jours, ni mois et ni années) de  oussmane dia  manquent, s'il vous plait pouvez-vous fournir d'effort pour avoir ces informations. Incoherence! La mère de oussmane dia est trop jeune ou vielle pour avoir oussmane dia selon l'écart (11) d'âge entre lui et sa mère, prière de revoir l'âge de oussmane dia ou de sa mère. Dans le cas contraire rassurez vous que c'est bien son fils/fille biologique. Attention ! Vous avez déclaré en s01q00 que le répondant est la personne elle-même, or oussmane dia est trop jeune (9 ans) pour fournir des informations correctes. Prière de refaire la section 1 pour oussmane dia en demandant à un adulte de répondre aux questions à sa place.</w:t>
+      </w:r>
+    </w:p>
+    <w:p>
+      <w:r>
+        <w:rPr>
+          <w:b/>
+          <w:color w:val="4672C4"/>
+          <w:sz w:val="22"/>
+        </w:rPr>
+        <w:t>&gt;&gt; Section2 - Education</w:t>
+      </w:r>
+    </w:p>
+    <w:p>
+      <w:pPr>
+        <w:ind w:left="283"/>
+      </w:pPr>
+      <w:r>
+        <w:rPr>
+          <w:sz w:val="20"/>
+        </w:rPr>
+        <w:t xml:space="preserve">- Peu probable! adama dia  n'arrive pas  à comprendre un petit texte lu dans une langue locale (s02q03). Veuillez corriger ou donner des explications au QG. </w:t>
+        <w:br/>
+        <w:t xml:space="preserve">- Peu probable! aîssata  dia  n'arrive pas  à comprendre un petit texte lu dans une langue locale (s02q03). Veuillez corriger ou donner des explications au QG. Peu probable! aîssata  dia  ne sait ni lire, ni écrire, ni comprendre dans aucune des langues  (s02q01,s02q02,s02q03). Veuillez corriger ou donner des explications au QG. </w:t>
+        <w:br/>
+        <w:t xml:space="preserve">- Peu probable! badara dia  n'arrive pas  à comprendre un petit texte lu dans une langue locale (s02q03). Veuillez corriger ou donner des explications au QG. Peu probable! badara dia  ne sait ni lire, ni écrire, ni comprendre dans aucune des langues  (s02q01,s02q02,s02q03). Veuillez corriger ou donner des explications au QG. </w:t>
+        <w:br/>
+        <w:t xml:space="preserve">- Peu probable! bineta dia  n'arrive pas  à comprendre un petit texte lu dans une langue locale (s02q03). Veuillez corriger ou donner des explications au QG. Peu probable! bineta dia  ne sait ni lire, ni écrire, ni comprendre dans aucune des langues  (s02q01,s02q02,s02q03). Veuillez corriger ou donner des explications au QG. </w:t>
+        <w:br/>
+        <w:t xml:space="preserve">- Peu probable! faty ka  n'arrive pas  à comprendre un petit texte lu dans une langue locale (s02q03). Veuillez corriger ou donner des explications au QG. Peu probable! faty ka  ne sait ni lire, ni écrire, ni comprendre dans aucune des langues  (s02q01,s02q02,s02q03). Veuillez corriger ou donner des explications au QG. </w:t>
+        <w:br/>
+        <w:t xml:space="preserve">- Peu probable! gorgui dia  n'arrive pas  à comprendre un petit texte lu dans une langue locale (s02q03). Veuillez corriger ou donner des explications au QG. Peu probable! gorgui dia  ne sait ni lire, ni écrire, ni comprendre dans aucune des langues  (s02q01,s02q02,s02q03). Veuillez corriger ou donner des explications au QG. </w:t>
+        <w:br/>
+        <w:t xml:space="preserve">- Peu probable! gorgui dia 2  n'arrive pas  à comprendre un petit texte lu dans une langue locale (s02q03). Veuillez corriger ou donner des explications au QG. Avertissement!!! L'âge de gorgui dia 2 avec son niveau d'étude (Fondamental 2) semble incoherent, veuillez confirmer cette information avec le QG ou corriger l'incohérence. </w:t>
+        <w:br/>
+        <w:t xml:space="preserve">- Peu probable! ibou dia  n'arrive pas  à comprendre un petit texte lu dans une langue locale (s02q03). Veuillez corriger ou donner des explications au QG. Peu probable! ibou dia  ne sait ni lire, ni écrire, ni comprendre dans aucune des langues  (s02q01,s02q02,s02q03). Veuillez corriger ou donner des explications au QG. </w:t>
+        <w:br/>
+        <w:t xml:space="preserve">- Peu probable! mafodjie dia  n'arrive pas  à comprendre un petit texte lu dans une langue locale (s02q03). Veuillez corriger ou donner des explications au QG. Peu probable! mafodjie dia  ne sait ni lire, ni écrire, ni comprendre dans aucune des langues  (s02q01,s02q02,s02q03). Veuillez corriger ou donner des explications au QG. </w:t>
+        <w:br/>
+        <w:t xml:space="preserve">- Peu probable! mariama dia  n'arrive pas  à comprendre un petit texte lu dans une langue locale (s02q03). Veuillez corriger ou donner des explications au QG. </w:t>
+        <w:br/>
+        <w:t xml:space="preserve">- Peu probable! mariama dia 2  n'arrive pas  à comprendre un petit texte lu dans une langue locale (s02q03). Veuillez corriger ou donner des explications au QG. </w:t>
+        <w:br/>
+        <w:t>- Peu probable! oussmane dia  n'arrive pas  à comprendre un petit texte lu dans une langue locale (s02q03). Veuillez corriger ou donner des explications au QG. Peu probable! oussmane dia  ne sait ni lire, ni écrire, ni comprendre dans aucune des langues  (s02q01,s02q02,s02q03). Veuillez corriger ou donner des explications au QG.</w:t>
+      </w:r>
+    </w:p>
+    <w:p>
+      <w:r>
+        <w:rPr>
+          <w:b/>
+          <w:color w:val="4672C4"/>
+          <w:sz w:val="22"/>
+        </w:rPr>
+        <w:t>&gt;&gt; Section4a - Emploi</w:t>
+      </w:r>
+    </w:p>
+    <w:p>
+      <w:pPr>
+        <w:ind w:left="283"/>
+      </w:pPr>
+      <w:r>
+        <w:rPr>
+          <w:sz w:val="20"/>
+        </w:rPr>
+        <w:t xml:space="preserve">- Avertissement! Généralement les jeunes hommes (10 à 25ans) font des travaux ménager soit apprendre les enfants à reviser leurs léçons ou d'autres cours, adama dia n'a consacré aucune heure pour les travaux cités en s04q01, s04q02, s04q03, s04q04, s04q05, s04q06, s04q07 et s04q08.Prière de regarder pour corriger ou confirmer avec le QG. </w:t>
+        <w:br/>
+        <w:t xml:space="preserve">- Avertissement! Généralement les jeunes hommes (10 à 25ans) font des travaux ménager soit apprendre les enfants à reviser leurs léçons ou d'autres cours, gorgui dia 2 n'a consacré aucune heure pour les travaux cités en s04q01, s04q02, s04q03, s04q04, s04q05, s04q06, s04q07 et s04q08.Prière de regarder pour corriger ou confirmer avec le QG. </w:t>
+        <w:br/>
+        <w:t xml:space="preserve">- Avertissement! Généralement les jeunes hommes (10 à 25ans) font des travaux ménager soit apprendre les enfants à reviser leurs léçons ou d'autres cours, gorgui dia n'a consacré aucune heure pour les travaux cités en s04q01, s04q02, s04q03, s04q04, s04q05, s04q06, s04q07 et s04q08.Prière de regarder pour corriger ou confirmer avec le QG. </w:t>
+        <w:br/>
+        <w:t xml:space="preserve">- Avertissement! Généralement les jeunes hommes (10 à 25ans) font des travaux ménager soit apprendre les enfants à reviser leurs léçons ou d'autres cours, ibou dia n'a consacré aucune heure pour les travaux cités en s04q01, s04q02, s04q03, s04q04, s04q05, s04q06, s04q07 et s04q08.Prière de regarder pour corriger ou confirmer avec le QG. </w:t>
+        <w:br/>
+        <w:t xml:space="preserve">- Avertissement! Nombre d'heure que badara dia a consacré à son emploi au cours des 7 derniers jours est trop faible, veuillez revoir s'il vous plait ou confirmer cette information avec QG. </w:t>
+        <w:br/>
+        <w:t>- Avertissement! bineta dia n'a consacré aucune heure pour aucun des travaux du ménage, prière de regarder les réponses prises dans les questions (s04q01 s04q02 s04q03 s04q04 s04q05 s04q06 s04q07 s04q08). Avertissement! bineta dia est trop âgé ou en retraite mais il a moins de 58 ans, prière de corriger.</w:t>
+      </w:r>
+    </w:p>
+    <w:p>
+      <w:r>
+        <w:rPr>
+          <w:b/>
+          <w:color w:val="4672C4"/>
+          <w:sz w:val="22"/>
+        </w:rPr>
+        <w:t>&gt;&gt; Section4b - Emploi - Activite principale</w:t>
+      </w:r>
+    </w:p>
+    <w:p>
+      <w:pPr>
+        <w:ind w:left="283"/>
+      </w:pPr>
+      <w:r>
+        <w:rPr>
+          <w:sz w:val="20"/>
+        </w:rPr>
+        <w:t>- Attention ! Le nombre de jours que oussmane dia a travaillés par mois semble être inférieur à 15. Veuillez, s'il vous plaît, confirmer cette information.</w:t>
+      </w:r>
+    </w:p>
+    <w:p>
+      <w:r>
+        <w:rPr>
+          <w:b/>
+          <w:color w:val="4672C4"/>
+          <w:sz w:val="22"/>
+        </w:rPr>
+        <w:t>&gt;&gt; Section4c - Emploi - Activite secondaire</w:t>
+      </w:r>
+    </w:p>
+    <w:p>
+      <w:pPr>
+        <w:ind w:left="283"/>
+      </w:pPr>
+      <w:r>
+        <w:rPr>
+          <w:sz w:val="20"/>
+        </w:rPr>
+        <w:t>- Attention ! Le nombre de jours que badara dia a travaillés par mois semble être inférieur à 15. Veuillez, s'il vous plaît, confirmer cette information.</w:t>
+      </w:r>
+    </w:p>
+    <w:p>
+      <w:r>
+        <w:rPr>
+          <w:b/>
+          <w:color w:val="4672C4"/>
+          <w:sz w:val="22"/>
+        </w:rPr>
+        <w:t>&gt;&gt; Section7b - Consommation alimentaire - 7 jours</w:t>
+      </w:r>
+    </w:p>
+    <w:p>
+      <w:pPr>
+        <w:ind w:left="283"/>
+      </w:pPr>
+      <w:r>
+        <w:rPr>
+          <w:sz w:val="20"/>
+        </w:rPr>
+        <w:t>- Attention ! Le prix unitaire d'achat (150 Fcfa) de Ail en Gousse (Moyen) est relativement élevé par rapport aux autres prix observés dans cette zone. Prière de corriger ou de confirmer avec le QG. Attention ! Le prix unitaire d'achat (200 Fcfa) de Poireau en Tas (Moyen) est relativement élevé par rapport aux autres prix observés dans cette zone. Prière de corriger ou de confirmer avec le QG. Attention ! Le prix unitaire d'achat (50 Fcfa) de Cube alimentaire (Maggi, Jumbo, ) en Cube (Moyen) est relativement élevé par rapport aux autres prix observés dans cette zone. Prière de corriger ou de confirmer avec le QG. Avertissement!! La quantité (5 litre) du produit Huile d'arachide (Segal) Artisanale consommée  par le ménage semble très élevé, prière de corriger ou confirmer avec le QG. Avertissement!!! Le ménage a consommé 7 Paquet Moyen de Thé en sachet, cette quantité semble anormale pour une consommation des 7 derniers jours.Prière de corriger ou de confirmer avec le QG. Avertissement!! le prix unitaire (100 Fcfa) de Thé en sachet (unité: Paquet) de taille Moyen est très faible ou élevé. Prière de corriger ou de confirmer avec le QG. Incohérence!! Dans ce ménage, chaque individus consomme par jour .9166667 Kg  de cereale; Prière de revoir les quantités prises de ces produits. Incohérence!! Dans ce ménage, chaque individus consomme par jour .9166667 Kg  de cereale; Prière de revoir les quantités prises de ces produits.</w:t>
+      </w:r>
+    </w:p>
+    <w:p>
+      <w:r>
+        <w:rPr>
+          <w:b/>
+          <w:color w:val="4672C4"/>
+          <w:sz w:val="22"/>
+        </w:rPr>
+        <w:t>&gt;&gt; Section9c - Depenses non-alimentaires - 30 jours</w:t>
+      </w:r>
+    </w:p>
+    <w:p>
+      <w:pPr>
+        <w:ind w:left="283"/>
+      </w:pPr>
+      <w:r>
+        <w:rPr>
+          <w:sz w:val="20"/>
+        </w:rPr>
+        <w:t>- Peu plausible! le montant de la dépense pour  Savon de ménage, lessive en poudre, détergents (eau de javel, etc. ) semble trop élevé. Veuillez, s'il vous plaît, confirmer cette information avec le QG ou la corriger.</w:t>
+      </w:r>
+    </w:p>
+    <w:p>
+      <w:r>
+        <w:rPr>
+          <w:b/>
+          <w:color w:val="4672C4"/>
+          <w:sz w:val="22"/>
+        </w:rPr>
+        <w:t>&gt;&gt; Section9d - Depenses non-alimentaires - 3 mois</w:t>
+      </w:r>
+    </w:p>
+    <w:p>
+      <w:pPr>
+        <w:ind w:left="283"/>
+      </w:pPr>
+      <w:r>
+        <w:rPr>
+          <w:sz w:val="20"/>
+        </w:rPr>
+        <w:t>- Peu plausible! le montant de la dépense pour Transport inter-localité à traction animale semble trop élevé. Veuillez, s'il vous plaît, confirmer cette information avec le QG ou la corriger.</w:t>
+      </w:r>
+    </w:p>
+    <w:p>
+      <w:r>
+        <w:rPr>
+          <w:b/>
+          <w:color w:val="4672C4"/>
+          <w:sz w:val="22"/>
+        </w:rPr>
+        <w:t>&gt;&gt; Section11 - Caracteristiques logement</w:t>
+      </w:r>
+    </w:p>
+    <w:p>
+      <w:pPr>
+        <w:ind w:left="283"/>
+      </w:pPr>
+      <w:r>
+        <w:rPr>
+          <w:sz w:val="20"/>
+        </w:rPr>
+        <w:t>- le montant supporté par le ménage pour cette source d’énergie au cours des 30 derniers jours semble élevé, prière de confirmer ou corriger.</w:t>
+      </w:r>
+    </w:p>
+    <w:p>
+      <w:r>
+        <w:rPr>
+          <w:b/>
+          <w:color w:val="4672C4"/>
+          <w:sz w:val="22"/>
+        </w:rPr>
+        <w:t>&gt;&gt; Section14 - Chocs</w:t>
+      </w:r>
+    </w:p>
+    <w:p>
+      <w:pPr>
+        <w:ind w:left="283"/>
+      </w:pPr>
+      <w:r>
+        <w:rPr>
+          <w:sz w:val="20"/>
+        </w:rPr>
+        <w:t>- Avertissement!! Le ménage n'a été négativement affecté par aucun des problèmes donnés dans la section 14. Confirmez vous cette information avec le QG?</w:t>
+      </w:r>
+    </w:p>
+    <w:p>
+      <w:r>
+        <w:rPr>
+          <w:b/>
+          <w:color w:val="4672C4"/>
+          <w:sz w:val="22"/>
+        </w:rPr>
+        <w:t>&gt;&gt; Section16a - Champs et parcelles</w:t>
+      </w:r>
+    </w:p>
+    <w:p>
+      <w:pPr>
+        <w:ind w:left="283"/>
+      </w:pPr>
+      <w:r>
+        <w:rPr>
+          <w:sz w:val="20"/>
+        </w:rPr>
+        <w:t xml:space="preserve">- Avertissement!! Le champs a comme nom (champ 1) qui ne semble pas être un bon nom ou contient des lettres, prière de mettre le vrai nom du champs. Avertissement!! La parcelle a comme nom (parcelle 1 mil) qui ne semble pas être un bon nom ou contient des lettres, prière de mettre le vrai nom de la parcelle. La quantité de fumure appliquée dans la parcelle parcelle 1 mil est de 1000 Kg qui semble élevé ou ne sait pas, prière de fournir d'effort pour estimer la quantité afin de corriger. La raison principale de la non mesure de la parcelle parcelle 1 mil est Le ménage ne possède pas le champ et semble exister dans les modalités, prière de prendre attache avec le QG pour plus d'explication afin de la classer bien. </w:t>
+        <w:br/>
+        <w:t xml:space="preserve">- Avertissement!! Le champs a comme nom (champ 1) qui ne semble pas être un bon nom ou contient des lettres, prière de mettre le vrai nom du champs. Avertissement!! La parcelle a comme nom (parcelle 1 mil) qui ne semble pas être un bon nom ou contient des lettres, prière de mettre le vrai nom de la parcelle. La raison principale de la non mesure de la parcelle parcelle 1 mil est Le ménage ne possède pas le champ et semble exister dans les modalités, prière de prendre attache avec le QG pour plus d'explication afin de la classer bien. </w:t>
+        <w:br/>
+        <w:t>- Avertissement!! Le champs a comme nom (champ 1) qui ne semble pas être un bon nom ou contient des lettres, prière de mettre le vrai nom du champs. Avertissement!! La parcelle a comme nom (parcelle 1 mil) qui ne semble pas être un bon nom ou contient des lettres, prière de mettre le vrai nom de la parcelle. La raison principale de la non mesure de la parcelle parcelle 1 mil est Le ménage ne possède pas le champ et semble exister dans les modalités, prière de prendre attache avec le QG pour plus d'explication afin de la classer bien.</w:t>
+      </w:r>
+    </w:p>
+    <w:p>
+      <w:r>
+        <w:rPr>
+          <w:b/>
+          <w:color w:val="4672C4"/>
+          <w:sz w:val="22"/>
+        </w:rPr>
+        <w:t>&gt;&gt; Section16c - Cultures</w:t>
+      </w:r>
+    </w:p>
+    <w:p>
+      <w:pPr>
+        <w:ind w:left="283"/>
+      </w:pPr>
+      <w:r>
+        <w:rPr>
+          <w:sz w:val="20"/>
+        </w:rPr>
+        <w:t xml:space="preserve">- La quantité estimée en Kg est incorrecte (Exemple : si le ménage a eu 10 sacs de 100kg = 10*100=1000kg), prière de corriger merci. </w:t>
+        <w:br/>
+        <w:t>- La quantité estimée en Kg est incorrecte (Exemple : si le ménage a eu 10 sacs de 100kg = 10*100=1000kg), prière de corriger merci.</w:t>
+      </w:r>
+    </w:p>
+    <w:p>
+      <w:r>
+        <w:rPr>
+          <w:b/>
+          <w:color w:val="4672C4"/>
+          <w:sz w:val="22"/>
+        </w:rPr>
+        <w:t>&gt;&gt; Section16d - Utilisation de la production</w:t>
+      </w:r>
+    </w:p>
+    <w:p>
+      <w:pPr>
+        <w:ind w:left="283"/>
+      </w:pPr>
+      <w:r>
+        <w:rPr>
+          <w:sz w:val="20"/>
+        </w:rPr>
+        <w:t>- ||</w:t>
       </w:r>
     </w:p>
     <w:p>
@@ -2227,7 +3398,7 @@
               <w:rPr>
                 <w:sz w:val="14"/>
               </w:rPr>
-              <w:t>EQ12_enq1</w:t>
+              <w:t>EQ12_enq4</w:t>
             </w:r>
           </w:p>
         </w:tc>
@@ -2240,7 +3411,6 @@
               <w:rPr>
                 <w:sz w:val="14"/>
               </w:rPr>
-              <w:t>Equipe12</w:t>
             </w:r>
           </w:p>
         </w:tc>
@@ -2253,7 +3423,6 @@
               <w:rPr>
                 <w:sz w:val="14"/>
               </w:rPr>
-              <w:t>Alouise DIENG</w:t>
             </w:r>
           </w:p>
         </w:tc>
@@ -2266,7 +3435,6 @@
               <w:rPr>
                 <w:sz w:val="14"/>
               </w:rPr>
-              <w:t>Talla NGOM</w:t>
             </w:r>
           </w:p>
         </w:tc>
@@ -2367,7 +3535,7 @@
           </w:tcPr>
           <w:p>
             <w:r/>
-            <w:hyperlink r:id="rId11">
+            <w:hyperlink r:id="rId13">
               <w:r>
                 <w:rPr>
                   <w:color w:val="0563C1"/>
@@ -2399,7 +3567,7 @@
         <w:rPr>
           <w:sz w:val="20"/>
         </w:rPr>
-        <w:t>- Prière de renseigner toutes les informations du ménage dans la section 0 avant d'entamer les autres informations.</w:t>
+        <w:t>- Le questionnaire semble ne pas être complètement fini mais le questionnaire est en statut complet, prière de compléter le questionnaire.</w:t>
       </w:r>
     </w:p>
     <w:p>
@@ -2506,7 +3674,7 @@
           <w:color w:val="4672C4"/>
           <w:sz w:val="22"/>
         </w:rPr>
-        <w:t>&gt;&gt; Section4c - Emploi - Activite secondaire</w:t>
+        <w:t>&gt;&gt; Section4b - Emploi - Activite principale</w:t>
       </w:r>
     </w:p>
     <w:p>
@@ -2517,7 +3685,7 @@
         <w:rPr>
           <w:sz w:val="20"/>
         </w:rPr>
-        <w:t>- Attention ! Le nombre de jours que Mbaye sarr a travaillés par mois semble être inférieur à 15. Veuillez, s'il vous plaît, confirmer cette information. Avertissement!!! les informations de Mbaye sarr sur le nombre de mois, jours ou heures de son emploi secondaire sont superieur a celles de son emploi principal , veuillez corriger ou confirmer aupres du QG.</w:t>
+        <w:t>- Prière de changer la branche d'activité de Mbaye sarr, les agriculteurs dont leurs cultures est principalement destiné à la consommation du ménage sont des (Agriculteurs, subsistances) et ceux qui le font avec l'élevage sont des (Agriculteurs et eleveurs, subsistances)</w:t>
       </w:r>
     </w:p>
     <w:p>
@@ -2527,7 +3695,7 @@
           <w:color w:val="4672C4"/>
           <w:sz w:val="22"/>
         </w:rPr>
-        <w:t>&gt;&gt; Section7b - Consommation alimentaire - 7 jours</w:t>
+        <w:t>&gt;&gt; Section4c - Emploi - Activite secondaire</w:t>
       </w:r>
     </w:p>
     <w:p>
@@ -2538,7 +3706,7 @@
         <w:rPr>
           <w:sz w:val="20"/>
         </w:rPr>
-        <w:t>- Attention ! Le prix unitaire d'achat (300 Fcfa) de Sucre en poudre  en Kg (taille unique) est relativement faible par rapport aux autres prix observés dans cette zone. Prière de corriger ou de confirmer avec le QG. Attention ! Le prix unitaire d'achat (35 Fcfa) de Cube alimentaire (Maggi, Jumbo, ) en Cube (Moyen) est relativement élevé par rapport aux autres prix observés dans cette zone. Prière de corriger ou de confirmer avec le QG. Incohérence!! Dans ce ménage, chaque individus consomme par jour 28.41357 Kg  de cereale; Prière de revoir les quantités prises de ces produits. Incohérence!! Dans ce ménage, chaque individus consomme par jour 28.41357 Kg  de cereale; Prière de revoir les quantités prises de ces produits. Attention ! Soupçons de quantité anormale! Le ménage de MBAYE SARR avec une taille de 8 personnes a consommé 21 Kg en taille unique de Mil qui est relativement élevé comme consommation par rapport à la condition de vie des autres ménages de même taille dans cette zone. Prière de corriger ou de confirmer avec le QG.</w:t>
+        <w:t>- Attention ! Le nombre de jours que Mbaye sarr a travaillés par mois semble être inférieur à 15. Veuillez, s'il vous plaît, confirmer cette information. Avertissement!!! les informations de Mbaye sarr sur le nombre de mois, jours ou heures de son emploi secondaire sont superieur a celles de son emploi principal , veuillez corriger ou confirmer aupres du QG.</w:t>
       </w:r>
     </w:p>
     <w:p>
@@ -2548,7 +3716,7 @@
           <w:color w:val="4672C4"/>
           <w:sz w:val="22"/>
         </w:rPr>
-        <w:t>&gt;&gt; Section9b - Depenses non-alimentaires - 7 jours</w:t>
+        <w:t>&gt;&gt; Section7b - Consommation alimentaire - 7 jours</w:t>
       </w:r>
     </w:p>
     <w:p>
@@ -2559,7 +3727,7 @@
         <w:rPr>
           <w:sz w:val="20"/>
         </w:rPr>
-        <w:t>- Il est difficile d'avoir un ménage qui n'a effectué aucune des dépenses mentionnées au cours de 7 derniers jours, prière de revoir la section 9B pour ce ménage.</w:t>
+        <w:t>- Attention ! Le prix unitaire d'achat (300 Fcfa) de Sucre en poudre  en Kg (taille unique) est relativement faible par rapport aux autres prix observés dans cette zone. Prière de corriger ou de confirmer avec le QG. Attention ! Soupçons de quantité anormale! Le ménage de MBAYE SARR avec une taille de 8 personnes a consommé 2 Sachets en Petit de Sel qui est relativement élevé comme consommation par rapport à la condition de vie des autres ménages de même taille dans cette zone. Prière de corriger ou de confirmer avec le QG. Incohérence!! Dans ce ménage, chaque individus consomme par jour .8125 Kg  de cereale; Prière de revoir les quantités prises de ces produits. Incohérence!! Dans ce ménage, chaque individus consomme par jour .8125 Kg  de cereale; Prière de revoir les quantités prises de ces produits.</w:t>
       </w:r>
     </w:p>
     <w:p>
@@ -2569,7 +3737,7 @@
           <w:color w:val="4672C4"/>
           <w:sz w:val="22"/>
         </w:rPr>
-        <w:t>&gt;&gt; Section10b - caracteristiques entreprise non agricole</w:t>
+        <w:t>&gt;&gt; Section14 - Chocs</w:t>
       </w:r>
     </w:p>
     <w:p>
@@ -2580,7 +3748,7 @@
         <w:rPr>
           <w:sz w:val="20"/>
         </w:rPr>
-        <w:t>- La main d'oeuvre familiale pour seye ngom ayant travaillé dans cette entreprise vente de bétail tefangké aucours des 12 derniers mois n'est pas renseigner. Prière de reneigner toutes les informations qui lui concerne. La main d'oeuvre sariale de seye ngom ayant travaillé dans cette entreprise vente de bétail tefangké aucours des 30 derniers jours n'est pas renseigner. Prière de reneigner toutes les informations qui lui concerne.</w:t>
+        <w:t>- Avertissement!! Le ménage n'a été négativement affecté par aucun des problèmes donnés dans la section 14. Confirmez vous cette information avec le QG?</w:t>
       </w:r>
     </w:p>
     <w:p>
@@ -2590,7 +3758,7 @@
           <w:color w:val="4672C4"/>
           <w:sz w:val="22"/>
         </w:rPr>
-        <w:t>&gt;&gt; Section12 - Actifs du menage</w:t>
+        <w:t>&gt;&gt; Section16a - Champs et parcelles</w:t>
       </w:r>
     </w:p>
     <w:p>
@@ -2601,7 +3769,15 @@
         <w:rPr>
           <w:sz w:val="20"/>
         </w:rPr>
-        <w:t>- Le prix de revente de l'article  Armoires et autres meubles ne doit pas être égal 0 même si le ménage l'a reçu en cadeau prière de leurs aider à faire une estimations.</w:t>
+        <w:t xml:space="preserve">- La quantité d'utilisation d'urée dans la parcelle parcelle mil o ndalé est de 100 Kilogramme et semble élevé, prière de corriger. La parcelle parcelle mil o ndalé n'a pas été mésurée pour des raisons comme qu'elle est trop petite, GPS en panne et que le Ménage indisponible. Nous vous rappelons que ces raisons ne passent pas pour la non mesure des parcelles prière de les mésurer. Le document légal (titre, acte, certificat etc. ) qui affirme votre possession de la parcelle parcelle mil o ndalé est  et semble exister dans les modalités, prière de prendre attache avec le QG pour plus d'explication afin de la classer bien. </w:t>
+        <w:br/>
+        <w:t xml:space="preserve">- La superficie de la parcelle parcelle arachide selon les mesures GPS est de 11854.86 hectare qui semble élevé ou faible, prière de corriger. Le document légal (titre, acte, certificat etc. ) qui affirme votre possession de la parcelle parcelle arachide est  et semble exister dans les modalités, prière de prendre attache avec le QG pour plus d'explication afin de la classer bien. </w:t>
+        <w:br/>
+        <w:t xml:space="preserve">- La superficie de la parcelle parcelle mil goma mbind ne selon les mesures GPS est de 10089.86 hectare qui semble élevé ou faible, prière de corriger. </w:t>
+        <w:br/>
+        <w:t xml:space="preserve">- La superficie de la parcelle parcelle oseille ndella selon les mesures GPS est de 10329.43 hectare qui semble élevé ou faible, prière de corriger. Le document légal (titre, acte, certificat etc. ) qui affirme votre possession de la parcelle parcelle oseille ndella est  et semble exister dans les modalités, prière de prendre attache avec le QG pour plus d'explication afin de la classer bien. </w:t>
+        <w:br/>
+        <w:t>- La superficie de la parcelle parcelle oseille ndella selon les mesures GPS est de 5535.71 hectare qui semble élevé ou faible, prière de corriger. Le document légal (titre, acte, certificat etc. ) qui affirme votre possession de la parcelle parcelle oseille ndella est  et semble exister dans les modalités, prière de prendre attache avec le QG pour plus d'explication afin de la classer bien.</w:t>
       </w:r>
     </w:p>
     <w:p>
@@ -2611,7 +3787,7 @@
           <w:color w:val="4672C4"/>
           <w:sz w:val="22"/>
         </w:rPr>
-        <w:t>&gt;&gt; Section14 - Chocs</w:t>
+        <w:t>&gt;&gt; Section16c - Cultures</w:t>
       </w:r>
     </w:p>
     <w:p>
@@ -2622,7 +3798,9 @@
         <w:rPr>
           <w:sz w:val="20"/>
         </w:rPr>
-        <w:t>- Avertissement!! Le ménage n'a été négativement affecté par aucun des problèmes donnés dans la section 14. Confirmez vous cette information avec le QG?</w:t>
+        <w:t xml:space="preserve">- La quantité estimée en Kg est incorrecte (Exemple : si le ménage a eu 10 sacs de 100kg = 10*100=1000kg), prière de corriger merci. </w:t>
+        <w:br/>
+        <w:t>- La quantité estimée en Kg est incorrecte (Exemple : si le ménage a eu 10 sacs de 100kg = 10*100=1000kg), prière de corriger merci.</w:t>
       </w:r>
     </w:p>
     <w:p>
@@ -2632,7 +3810,7 @@
           <w:color w:val="4672C4"/>
           <w:sz w:val="22"/>
         </w:rPr>
-        <w:t>&gt;&gt; Section16a - Champs et parcelles</w:t>
+        <w:t>&gt;&gt; Section16d - Utilisation de la production</w:t>
       </w:r>
     </w:p>
     <w:p>
@@ -2643,80 +3821,7 @@
         <w:rPr>
           <w:sz w:val="20"/>
         </w:rPr>
-        <w:t xml:space="preserve">- La quantité d'utilisation d'urée dans la parcelle parcelle mil o ndalé est de 100 Kilogramme et semble élevé, prière de corriger. La parcelle parcelle mil o ndalé n'a pas été mésurée pour des raisons comme qu'elle est trop petite, GPS en panne et que le Ménage indisponible. Nous vous rappelons que ces raisons ne passent pas pour la non mesure des parcelles prière de les mésurer. Le document légal (titre, acte, certificat etc. ) qui affirme votre possession de la parcelle parcelle mil o ndalé est  et semble exister dans les modalités, prière de prendre attache avec le QG pour plus d'explication afin de la classer bien. </w:t>
-        <w:br/>
-        <w:t xml:space="preserve">- La superficie de la parcelle parcelle arachide selon les mesures GPS est de 11854.86 hectare qui semble élevé ou faible, prière de corriger. Le document légal (titre, acte, certificat etc. ) qui affirme votre possession de la parcelle parcelle arachide est  et semble exister dans les modalités, prière de prendre attache avec le QG pour plus d'explication afin de la classer bien. </w:t>
-        <w:br/>
-        <w:t xml:space="preserve">- La superficie de la parcelle parcelle mil goma mbind ne selon les mesures GPS est de 10089.86 hectare qui semble élevé ou faible, prière de corriger. </w:t>
-        <w:br/>
-        <w:t xml:space="preserve">- La superficie de la parcelle parcelle oseille ndella selon les mesures GPS est de 10329.43 hectare qui semble élevé ou faible, prière de corriger. Le document légal (titre, acte, certificat etc. ) qui affirme votre possession de la parcelle parcelle oseille ndella est  et semble exister dans les modalités, prière de prendre attache avec le QG pour plus d'explication afin de la classer bien. </w:t>
-        <w:br/>
-        <w:t>- La superficie de la parcelle parcelle oseille ndella selon les mesures GPS est de 5535.71 hectare qui semble élevé ou faible, prière de corriger. Le document légal (titre, acte, certificat etc. ) qui affirme votre possession de la parcelle parcelle oseille ndella est  et semble exister dans les modalités, prière de prendre attache avec le QG pour plus d'explication afin de la classer bien.</w:t>
-      </w:r>
-    </w:p>
-    <w:p>
-      <w:r>
-        <w:rPr>
-          <w:b/>
-          <w:color w:val="4672C4"/>
-          <w:sz w:val="22"/>
-        </w:rPr>
-        <w:t>&gt;&gt; Section16c - Cultures</w:t>
-      </w:r>
-    </w:p>
-    <w:p>
-      <w:pPr>
-        <w:ind w:left="283"/>
-      </w:pPr>
-      <w:r>
-        <w:rPr>
-          <w:sz w:val="20"/>
-        </w:rPr>
-        <w:t xml:space="preserve">- La quantité estimée en Kg est incorrecte (Exemple : si le ménage a eu 10 sacs de 100kg = 10*100=1000kg), prière de corriger merci. </w:t>
-        <w:br/>
-        <w:t>- La quantité estimée en Kg est incorrecte (Exemple : si le ménage a eu 10 sacs de 100kg = 10*100=1000kg), prière de corriger merci.</w:t>
-      </w:r>
-    </w:p>
-    <w:p>
-      <w:r>
-        <w:rPr>
-          <w:b/>
-          <w:color w:val="4672C4"/>
-          <w:sz w:val="22"/>
-        </w:rPr>
-        <w:t>&gt;&gt; Section16d - Utilisation de la production</w:t>
-      </w:r>
-    </w:p>
-    <w:p>
-      <w:pPr>
-        <w:ind w:left="283"/>
-      </w:pPr>
-      <w:r>
-        <w:rPr>
-          <w:sz w:val="20"/>
-        </w:rPr>
         <w:t>- ||</w:t>
-      </w:r>
-    </w:p>
-    <w:p>
-      <w:r>
-        <w:rPr>
-          <w:b/>
-          <w:color w:val="4672C4"/>
-          <w:sz w:val="22"/>
-        </w:rPr>
-        <w:t>&gt;&gt; Section18b - Chasse</w:t>
-      </w:r>
-    </w:p>
-    <w:p>
-      <w:pPr>
-        <w:ind w:left="283"/>
-      </w:pPr>
-      <w:r>
-        <w:rPr>
-          <w:sz w:val="20"/>
-        </w:rPr>
-        <w:t>- Prière de renseigner la section 18 (La chasse).</w:t>
       </w:r>
     </w:p>
     <w:p>
@@ -3041,7 +4146,7 @@
           </w:tcPr>
           <w:p>
             <w:r/>
-            <w:hyperlink r:id="rId12">
+            <w:hyperlink r:id="rId14">
               <w:r>
                 <w:rPr>
                   <w:color w:val="0563C1"/>
@@ -3073,7 +4178,7 @@
         <w:rPr>
           <w:sz w:val="20"/>
         </w:rPr>
-        <w:t>- Prière de renseigner toutes les informations du ménage dans la section 0 avant d'entamer les autres informations.</w:t>
+        <w:t>- Le questionnaire semble ne pas être complètement fini mais le questionnaire est en statut complet, prière de compléter le questionnaire.</w:t>
       </w:r>
     </w:p>
     <w:p>
@@ -3129,7 +4234,17 @@
         </w:rPr>
         <w:t xml:space="preserve">- Le montant des frais de cantines ou de restauration pour l'année scolaire de ousseynou ba est faible ou élevé. veuillez, s'il vous plait, confirmer ces informations avec le QG ou apporter les corrections nécessaires. </w:t>
         <w:br/>
-        <w:t>- Peu probable! fatimata Ba  n'arrive pas  à comprendre un petit texte lu dans une langue locale (s02q03). Veuillez corriger ou donner des explications au QG.</w:t>
+        <w:t xml:space="preserve">- Peu probable! Aliou ba  n'arrive pas  à comprendre un petit texte lu dans une langue locale (s02q03). Veuillez corriger ou donner des explications au QG. Peu probable! Aliou ba  ne sait ni lire, ni écrire, ni comprendre dans aucune des langues  (s02q01,s02q02,s02q03). Veuillez corriger ou donner des explications au QG. </w:t>
+        <w:br/>
+        <w:t xml:space="preserve">- Peu probable! Assane Ba  n'arrive pas  à comprendre un petit texte lu dans une langue locale (s02q03). Veuillez corriger ou donner des explications au QG. Peu probable! Assane Ba  ne sait ni lire, ni écrire, ni comprendre dans aucune des langues  (s02q01,s02q02,s02q03). Veuillez corriger ou donner des explications au QG. </w:t>
+        <w:br/>
+        <w:t xml:space="preserve">- Peu probable! Djily Ba  n'arrive pas  à comprendre un petit texte lu dans une langue locale (s02q03). Veuillez corriger ou donner des explications au QG. Peu probable! Djily Ba  ne sait ni lire, ni écrire, ni comprendre dans aucune des langues  (s02q01,s02q02,s02q03). Veuillez corriger ou donner des explications au QG. </w:t>
+        <w:br/>
+        <w:t xml:space="preserve">- Peu probable! Gorgui Ba  n'arrive pas  à comprendre un petit texte lu dans une langue locale (s02q03). Veuillez corriger ou donner des explications au QG. Peu probable! Gorgui Ba  ne sait ni lire, ni écrire, ni comprendre dans aucune des langues  (s02q01,s02q02,s02q03). Veuillez corriger ou donner des explications au QG. </w:t>
+        <w:br/>
+        <w:t xml:space="preserve">- Peu probable! fatimata Ba  n'arrive pas  à comprendre un petit texte lu dans une langue locale (s02q03). Veuillez corriger ou donner des explications au QG. </w:t>
+        <w:br/>
+        <w:t>- Peu probable! nogoye ba  n'arrive pas  à comprendre un petit texte lu dans une langue locale (s02q03). Veuillez corriger ou donner des explications au QG. Peu probable! nogoye ba  ne sait ni lire, ni écrire, ni comprendre dans aucune des langues  (s02q01,s02q02,s02q03). Veuillez corriger ou donner des explications au QG.</w:t>
       </w:r>
     </w:p>
     <w:p>
@@ -3139,7 +4254,7 @@
           <w:color w:val="4672C4"/>
           <w:sz w:val="22"/>
         </w:rPr>
-        <w:t>&gt;&gt; Section3 - Sante</w:t>
+        <w:t>&gt;&gt; Section4a - Emploi</w:t>
       </w:r>
     </w:p>
     <w:p>
@@ -3150,15 +4265,13 @@
         <w:rPr>
           <w:sz w:val="20"/>
         </w:rPr>
-        <w:t xml:space="preserve">- || </w:t>
-        <w:br/>
-        <w:t xml:space="preserve">- </w:t>
-        <w:br/>
-        <w:t xml:space="preserve">- </w:t>
-        <w:br/>
-        <w:t xml:space="preserve">- </w:t>
-        <w:br/>
-        <w:t>- La section n'est pas renseignée pour Assane Ba, prière de la renseigner.</w:t>
+        <w:t xml:space="preserve">- Avertissement! Généralement les jeunes hommes (10 à 25ans) font des travaux ménager soit apprendre les enfants à reviser leurs léçons ou d'autres cours, Assane Ba n'a consacré aucune heure pour les travaux cités en s04q01, s04q02, s04q03, s04q04, s04q05, s04q06, s04q07 et s04q08.Prière de regarder pour corriger ou confirmer avec le QG. </w:t>
+        <w:br/>
+        <w:t xml:space="preserve">- Avertissement! Généralement les jeunes hommes (10 à 25ans) font des travaux ménager soit apprendre les enfants à reviser leurs léçons ou d'autres cours, Djily Ba n'a consacré aucune heure pour les travaux cités en s04q01, s04q02, s04q03, s04q04, s04q05, s04q06, s04q07 et s04q08.Prière de regarder pour corriger ou confirmer avec le QG. Avertissement! Nombre d'heure que Djily Ba a consacré à son emploi au cours des 7 derniers jours est trop faible, veuillez revoir s'il vous plait ou confirmer cette information avec QG. </w:t>
+        <w:br/>
+        <w:t xml:space="preserve">- Avertissement! Généralement les jeunes hommes (10 à 25ans) font des travaux ménager soit apprendre les enfants à reviser leurs léçons ou d'autres cours, ousseynou ba n'a consacré aucune heure pour les travaux cités en s04q01, s04q02, s04q03, s04q04, s04q05, s04q06, s04q07 et s04q08.Prière de regarder pour corriger ou confirmer avec le QG. </w:t>
+        <w:br/>
+        <w:t>- Avertissement! nogoye ba n'a consacré aucune heure pour aucun des travaux du ménage, prière de regarder les réponses prises dans les questions (s04q01 s04q02 s04q03 s04q04 s04q05 s04q06 s04q07 s04q08).</w:t>
       </w:r>
     </w:p>
     <w:p>
@@ -3168,7 +4281,7 @@
           <w:color w:val="4672C4"/>
           <w:sz w:val="22"/>
         </w:rPr>
-        <w:t>&gt;&gt; Section4a - Emploi</w:t>
+        <w:t>&gt;&gt; Section4b - Emploi - Activite principale</w:t>
       </w:r>
     </w:p>
     <w:p>
@@ -3179,11 +4292,7 @@
         <w:rPr>
           <w:sz w:val="20"/>
         </w:rPr>
-        <w:t xml:space="preserve">- Avertissement! Généralement les jeunes hommes (10 à 25ans) font des travaux ménager soit apprendre les enfants à reviser leurs léçons ou d'autres cours, Assane Ba n'a consacré aucune heure pour les travaux cités en s04q01, s04q02, s04q03, s04q04, s04q05, s04q06, s04q07 et s04q08.Prière de regarder pour corriger ou confirmer avec le QG. </w:t>
-        <w:br/>
-        <w:t xml:space="preserve">- Avertissement! Généralement les jeunes hommes (10 à 25ans) font des travaux ménager soit apprendre les enfants à reviser leurs léçons ou d'autres cours, Djily Ba n'a consacré aucune heure pour les travaux cités en s04q01, s04q02, s04q03, s04q04, s04q05, s04q06, s04q07 et s04q08.Prière de regarder pour corriger ou confirmer avec le QG. Avertissement! Nombre d'heure que Djily Ba a consacré à son emploi au cours des 7 derniers jours est trop faible, veuillez revoir s'il vous plait ou confirmer cette information avec QG. </w:t>
-        <w:br/>
-        <w:t>- Avertissement! nogoye ba n'a consacré aucune heure pour aucun des travaux du ménage, prière de regarder les réponses prises dans les questions (s04q01 s04q02 s04q03 s04q04 s04q05 s04q06 s04q07 s04q08).</w:t>
+        <w:t>- Attention ! Le nombre de jours que Assane Ba a travaillés par mois semble être inférieur à 15. Veuillez, s'il vous plaît, confirmer cette information.</w:t>
       </w:r>
     </w:p>
     <w:p>
@@ -3193,7 +4302,7 @@
           <w:color w:val="4672C4"/>
           <w:sz w:val="22"/>
         </w:rPr>
-        <w:t>&gt;&gt; Section4b - Emploi - Activite principale</w:t>
+        <w:t>&gt;&gt; Section7b - Consommation alimentaire - 7 jours</w:t>
       </w:r>
     </w:p>
     <w:p>
@@ -3204,7 +4313,7 @@
         <w:rPr>
           <w:sz w:val="20"/>
         </w:rPr>
-        <w:t>- Attention ! Le nombre de jours que Assane Ba a travaillés par mois semble être inférieur à 15. Veuillez, s'il vous plaît, confirmer cette information.</w:t>
+        <w:t>- Attention ! Le prix unitaire d'achat (200 Fcfa) de Manioc en tubercules en Morceau (Portion) (Moyen) est relativement élevé par rapport aux autres prix observés dans cette zone. Prière de corriger ou de confirmer avec le QG. Avertissement!! La quantité (3.5 litre) du produit Huile de soja  consommée  par le ménage semble très élevé, prière de corriger ou confirmer avec le QG. Avertissement!!! Le ménage a consommé 7 Paquet Petit de Thé en sachet, cette quantité semble anormale pour une consommation des 7 derniers jours.Prière de corriger ou de confirmer avec le QG. Avertissement!! le prix unitaire (100 Fcfa) de Thé en sachet (unité: Paquet) de taille Petit est très faible ou élevé. Prière de corriger ou de confirmer avec le QG. Incohérence!! Dans ce ménage, chaque individus consomme par jour 2.806122 Kg  de cereale; Prière de revoir les quantités prises de ces produits. Incohérence!! Dans ce ménage, chaque individus consomme par jour 2.806122 Kg  de cereale; Prière de revoir les quantités prises de ces produits. Attention ! Soupçons de quantité anormale! Le ménage de GORGUI  BIRAME BA avec une taille de 7 personnes a consommé 27 Kg en taille unique de Mil qui est relativement élevé comme consommation par rapport à la condition de vie des autres ménages de même taille dans cette zone. Prière de corriger ou de confirmer avec le QG.</w:t>
       </w:r>
     </w:p>
     <w:p>
@@ -3214,7 +4323,7 @@
           <w:color w:val="4672C4"/>
           <w:sz w:val="22"/>
         </w:rPr>
-        <w:t>&gt;&gt; Section6 - Epargne et credit</w:t>
+        <w:t>&gt;&gt; Section9c - Depenses non-alimentaires - 30 jours</w:t>
       </w:r>
     </w:p>
     <w:p>
@@ -3225,15 +4334,7 @@
         <w:rPr>
           <w:sz w:val="20"/>
         </w:rPr>
-        <w:t xml:space="preserve">- Il est impératif de renseigner la question : #Est-ce que Aliou ba possède un compte dans les établissements financiers suivants ou une carte prépayée ?# même si la personne ne dispose pas de compte, veuillez les renseigner s'il vous plaît. </w:t>
-        <w:br/>
-        <w:t xml:space="preserve">- Il est impératif de renseigner la question : #Est-ce que Assane Ba possède un compte dans les établissements financiers suivants ou une carte prépayée ?# même si la personne ne dispose pas de compte, veuillez les renseigner s'il vous plaît. </w:t>
-        <w:br/>
-        <w:t xml:space="preserve">- Il est impératif de renseigner la question : #Est-ce que Gorgui Ba possède un compte dans les établissements financiers suivants ou une carte prépayée ?# même si la personne ne dispose pas de compte, veuillez les renseigner s'il vous plaît. </w:t>
-        <w:br/>
-        <w:t xml:space="preserve">- Il est impératif de renseigner la question : #Est-ce que nogoye ba possède un compte dans les établissements financiers suivants ou une carte prépayée ?# même si la personne ne dispose pas de compte, veuillez les renseigner s'il vous plaît. </w:t>
-        <w:br/>
-        <w:t>- Il est impératif de renseigner la question : #Est-ce que ousseynou ba possède un compte dans les établissements financiers suivants ou une carte prépayée ?# même si la personne ne dispose pas de compte, veuillez les renseigner s'il vous plaît.</w:t>
+        <w:t>- La dernière fois que vous avez acheté Bois de chauffe ramassé/coupé (estimer la valeur) est dans la nature et semble exister dans les modalités, prière de prendre attache avec le QG pour plus d'explication afin de la classer bien.</w:t>
       </w:r>
     </w:p>
     <w:p>
@@ -3243,7 +4344,7 @@
           <w:color w:val="4672C4"/>
           <w:sz w:val="22"/>
         </w:rPr>
-        <w:t>&gt;&gt; Section7a1 - Repas pris a l'exterieur du menage</w:t>
+        <w:t>&gt;&gt; Section10a - Existence entreprise non agricole</w:t>
       </w:r>
     </w:p>
     <w:p>
@@ -3254,7 +4355,7 @@
         <w:rPr>
           <w:sz w:val="20"/>
         </w:rPr>
-        <w:t>- Attention ! La section sur le repas pris à l'extérieur du ménage n'est pas renseignée à 100 %. Prière de vérifier l'ensemble des questions relatives à cette section et de les renseigner en totalité.</w:t>
+        <w:t>- Avertissement!!! Le ménage de GORGUI  BIRAME BA a comme taille 7 personnes dont ils vivent à DIOURBEL Rural et aucune d'entre ne possède une entreprise non agricole, prière de revoir cette partie de la section 10 de ce menage.</w:t>
       </w:r>
     </w:p>
     <w:p>
@@ -3264,7 +4365,7 @@
           <w:color w:val="4672C4"/>
           <w:sz w:val="22"/>
         </w:rPr>
-        <w:t>&gt;&gt; Section7a2 - Repas pris a l'exterieur du menage</w:t>
+        <w:t>&gt;&gt; Section14 - Chocs</w:t>
       </w:r>
     </w:p>
     <w:p>
@@ -3275,19 +4376,7 @@
         <w:rPr>
           <w:sz w:val="20"/>
         </w:rPr>
-        <w:t xml:space="preserve">- La section sur le repas pris à l'extérieur du ménage du membre Aliou ba n'est pas renseignée à 100 %. Prière de vérifier l'ensemble des questions relatives à ce membre et de les renseigner en totalité. </w:t>
-        <w:br/>
-        <w:t xml:space="preserve">- La section sur le repas pris à l'extérieur du ménage du membre Assane Ba n'est pas renseignée à 100 %. Prière de vérifier l'ensemble des questions relatives à ce membre et de les renseigner en totalité. </w:t>
-        <w:br/>
-        <w:t xml:space="preserve">- La section sur le repas pris à l'extérieur du ménage du membre Djily Ba n'est pas renseignée à 100 %. Prière de vérifier l'ensemble des questions relatives à ce membre et de les renseigner en totalité. </w:t>
-        <w:br/>
-        <w:t xml:space="preserve">- La section sur le repas pris à l'extérieur du ménage du membre Gorgui Ba n'est pas renseignée à 100 %. Prière de vérifier l'ensemble des questions relatives à ce membre et de les renseigner en totalité. </w:t>
-        <w:br/>
-        <w:t xml:space="preserve">- La section sur le repas pris à l'extérieur du ménage du membre fatimata Ba n'est pas renseignée à 100 %. Prière de vérifier l'ensemble des questions relatives à ce membre et de les renseigner en totalité. </w:t>
-        <w:br/>
-        <w:t xml:space="preserve">- La section sur le repas pris à l'extérieur du ménage du membre nogoye ba n'est pas renseignée à 100 %. Prière de vérifier l'ensemble des questions relatives à ce membre et de les renseigner en totalité. </w:t>
-        <w:br/>
-        <w:t>- La section sur le repas pris à l'extérieur du ménage du membre ousseynou ba n'est pas renseignée à 100 %. Prière de vérifier l'ensemble des questions relatives à ce membre et de les renseigner en totalité.</w:t>
+        <w:t>- Avertissement!! Le ménage n'a été négativement affecté par aucun des problèmes donnés dans la section 14. Confirmez vous cette information avec le QG?</w:t>
       </w:r>
     </w:p>
     <w:p>
@@ -3297,7 +4386,7 @@
           <w:color w:val="4672C4"/>
           <w:sz w:val="22"/>
         </w:rPr>
-        <w:t>&gt;&gt; Section7b - Consommation alimentaire - 7 jours</w:t>
+        <w:t>&gt;&gt; Section16a - Champs et parcelles</w:t>
       </w:r>
     </w:p>
     <w:p>
@@ -3308,116 +4397,11 @@
         <w:rPr>
           <w:sz w:val="20"/>
         </w:rPr>
-        <w:t>- Attention ! Le prix unitaire d'achat (25 Fcfa) de Cube alimentaire (Maggi, Jumbo, ) en Cube (Moyen) est relativement faible par rapport aux autres prix observés dans cette zone. Prière de corriger ou de confirmer avec le QG. Attention ! Soupçons de quantité anormale! Le ménage de GORGUI  BIRAME BA avec une taille de 7 personnes a consommé 3.5 Kg en taille unique de Sucre en poudre  qui est relativement élevé comme consommation par rapport à la condition de vie des autres ménages de même taille dans cette zone. Prière de corriger ou de confirmer avec le QG. Avertissement!! La quantité (3.5 litre) du produit Huile de soja  consommée  par le ménage semble très élevé, prière de corriger ou confirmer avec le QG. Avertissement!!! Le ménage a consommé 7 Paquet Petit de Thé en sachet, cette quantité semble anormale pour une consommation des 7 derniers jours.Prière de corriger ou de confirmer avec le QG. Avertissement!! le prix unitaire (100 Fcfa) de Thé en sachet (unité: Paquet) de taille Petit est très faible ou élevé. Prière de corriger ou de confirmer avec le QG. Incohérence!! Dans ce ménage, chaque individus consomme par jour 1.122449 Kg  de cereale; Prière de revoir les quantités prises de ces produits. Incohérence!! Dans ce ménage, chaque individus consomme par jour 1.122449 Kg  de cereale; Prière de revoir les quantités prises de ces produits.</w:t>
-      </w:r>
-    </w:p>
-    <w:p>
-      <w:r>
-        <w:rPr>
-          <w:b/>
-          <w:color w:val="4672C4"/>
-          <w:sz w:val="22"/>
-        </w:rPr>
-        <w:t>&gt;&gt; Section9b - Depenses non-alimentaires - 7 jours</w:t>
-      </w:r>
-    </w:p>
-    <w:p>
-      <w:pPr>
-        <w:ind w:left="283"/>
-      </w:pPr>
-      <w:r>
-        <w:rPr>
-          <w:sz w:val="20"/>
-        </w:rPr>
-        <w:t>- Il est difficile d'avoir un ménage qui n'a effectué aucune des dépenses mentionnées au cours de 7 derniers jours, prière de revoir la section 9B pour ce ménage.</w:t>
-      </w:r>
-    </w:p>
-    <w:p>
-      <w:r>
-        <w:rPr>
-          <w:b/>
-          <w:color w:val="4672C4"/>
-          <w:sz w:val="22"/>
-        </w:rPr>
-        <w:t>&gt;&gt; Section9c - Depenses non-alimentaires - 30 jours</w:t>
-      </w:r>
-    </w:p>
-    <w:p>
-      <w:pPr>
-        <w:ind w:left="283"/>
-      </w:pPr>
-      <w:r>
-        <w:rPr>
-          <w:sz w:val="20"/>
-        </w:rPr>
-        <w:t>- La dernière fois que vous avez acheté Bois de chauffe ramassé/coupé (estimer la valeur) est dans la nature et semble exister dans les modalités, prière de prendre attache avec le QG pour plus d'explication afin de la classer bien.</w:t>
-      </w:r>
-    </w:p>
-    <w:p>
-      <w:r>
-        <w:rPr>
-          <w:b/>
-          <w:color w:val="4672C4"/>
-          <w:sz w:val="22"/>
-        </w:rPr>
-        <w:t>&gt;&gt; Section10a - Existence entreprise non agricole</w:t>
-      </w:r>
-    </w:p>
-    <w:p>
-      <w:pPr>
-        <w:ind w:left="283"/>
-      </w:pPr>
-      <w:r>
-        <w:rPr>
-          <w:sz w:val="20"/>
-        </w:rPr>
-        <w:t>- Avertissement!!! Le ménage de GORGUI  BIRAME BA a comme taille 7 personnes dont ils vivent à DIOURBEL Rural et aucune d'entre ne possède une entreprise non agricole, prière de revoir cette partie de la section 10 de ce menage.</w:t>
-      </w:r>
-    </w:p>
-    <w:p>
-      <w:r>
-        <w:rPr>
-          <w:b/>
-          <w:color w:val="4672C4"/>
-          <w:sz w:val="22"/>
-        </w:rPr>
-        <w:t>&gt;&gt; Section14 - Chocs</w:t>
-      </w:r>
-    </w:p>
-    <w:p>
-      <w:pPr>
-        <w:ind w:left="283"/>
-      </w:pPr>
-      <w:r>
-        <w:rPr>
-          <w:sz w:val="20"/>
-        </w:rPr>
-        <w:t>- Avertissement!! Le ménage n'a été négativement affecté par aucun des problèmes donnés dans la section 14. Confirmez vous cette information avec le QG?</w:t>
-      </w:r>
-    </w:p>
-    <w:p>
-      <w:r>
-        <w:rPr>
-          <w:b/>
-          <w:color w:val="4672C4"/>
-          <w:sz w:val="22"/>
-        </w:rPr>
-        <w:t>&gt;&gt; Section16a - Champs et parcelles</w:t>
-      </w:r>
-    </w:p>
-    <w:p>
-      <w:pPr>
-        <w:ind w:left="283"/>
-      </w:pPr>
-      <w:r>
-        <w:rPr>
-          <w:sz w:val="20"/>
-        </w:rPr>
-        <w:t xml:space="preserve">- La quantité de fumure appliquée dans la parcelle parcelle mil est de 98  qui semble élevé ou ne sait pas, prière de fournir d'effort pour estimer la quantité afin de corriger. Nous constatons que la question qui porte sur la mésure du champs de la parcelle parcelle mil n'a pas été renseigné, la collecte était-il encours ou s'agit-il de quoi ? prière de verifier et corriger. Le document légal (titre, acte, certificat etc. ) qui affirme votre possession de la parcelle parcelle mil est  et semble exister dans les modalités, prière de prendre attache avec le QG pour plus d'explication afin de la classer bien. </w:t>
-        <w:br/>
-        <w:t xml:space="preserve">- Nous constatons que la question qui porte sur la mésure du champs de la parcelle parcelle arachide n'a pas été renseigné, la collecte était-il encours ou s'agit-il de quoi ? prière de verifier et corriger. Le document légal (titre, acte, certificat etc. ) qui affirme votre possession de la parcelle parcelle arachide est  et semble exister dans les modalités, prière de prendre attache avec le QG pour plus d'explication afin de la classer bien. </w:t>
-        <w:br/>
-        <w:t>- Nous constatons que la question qui porte sur la mésure du champs de la parcelle parcelle sésame k n'a pas été renseigné, la collecte était-il encours ou s'agit-il de quoi ? prière de verifier et corriger. Le document légal (titre, acte, certificat etc. ) qui affirme votre possession de la parcelle parcelle sésame k est  et semble exister dans les modalités, prière de prendre attache avec le QG pour plus d'explication afin de la classer bien.</w:t>
+        <w:t xml:space="preserve">- La quantité de fumure appliquée dans la parcelle parcelle mil est de 98  qui semble élevé ou ne sait pas, prière de fournir d'effort pour estimer la quantité afin de corriger. La superficie de la parcelle parcelle mil selon les mesures GPS est de 3978.28 hectare qui semble élevé ou faible, prière de corriger. Le document légal (titre, acte, certificat etc. ) qui affirme votre possession de la parcelle parcelle mil est  et semble exister dans les modalités, prière de prendre attache avec le QG pour plus d'explication afin de la classer bien. </w:t>
+        <w:br/>
+        <w:t xml:space="preserve">- La superficie de la parcelle parcelle arachide selon les mesures GPS est de 7323.13 hectare qui semble élevé ou faible, prière de corriger. Le document légal (titre, acte, certificat etc. ) qui affirme votre possession de la parcelle parcelle arachide est  et semble exister dans les modalités, prière de prendre attache avec le QG pour plus d'explication afin de la classer bien. </w:t>
+        <w:br/>
+        <w:t>- La superficie de la parcelle parcelle sésame k selon les mesures GPS est de 5278.75 hectare qui semble élevé ou faible, prière de corriger. Le document légal (titre, acte, certificat etc. ) qui affirme votre possession de la parcelle parcelle sésame k est  et semble exister dans les modalités, prière de prendre attache avec le QG pour plus d'explication afin de la classer bien.</w:t>
       </w:r>
     </w:p>
     <w:p>
@@ -3765,7 +4749,7 @@
           </w:tcPr>
           <w:p>
             <w:r/>
-            <w:hyperlink r:id="rId13">
+            <w:hyperlink r:id="rId15">
               <w:r>
                 <w:rPr>
                   <w:color w:val="0563C1"/>
@@ -3797,7 +4781,7 @@
         <w:rPr>
           <w:sz w:val="20"/>
         </w:rPr>
-        <w:t>- Prière de renseigner toutes les informations du ménage dans la section 0 avant d'entamer les autres informations. Il est obligatoire de prendre les coordonnées Gps avant d'administrer le questionnaire. Prière de prendre les coordonnées GPS.</w:t>
+        <w:t>- Le questionnaire semble ne pas être complètement fini mais le questionnaire est en statut complet, prière de compléter le questionnaire. Il est obligatoire de prendre les coordonnées Gps avant d'administrer le questionnaire. Prière de prendre les coordonnées GPS.</w:t>
       </w:r>
     </w:p>
     <w:p>
@@ -3807,7 +4791,7 @@
           <w:color w:val="4672C4"/>
           <w:sz w:val="22"/>
         </w:rPr>
-        <w:t>&gt;&gt; Section1 - Caracteristiques des membres</w:t>
+        <w:t>&gt;&gt; Section2 - Education</w:t>
       </w:r>
     </w:p>
     <w:p>
@@ -3818,13 +4802,25 @@
         <w:rPr>
           <w:sz w:val="20"/>
         </w:rPr>
-        <w:t xml:space="preserve">- Attention ! Le montant (5000 Fcfa) dépensé ou reçu en cadeau pour les cartes prépayées, les transferts de crédit et les abonnements de  BABACAR DIOUF est relativement élevé par rapport aux autres montants depansés observés dans cette zone. Prière de corriger ou de confirmer avec le QG. Attention ! Le montant (5000 Fcfa) dépensé ou reçu en cadeau pour les recharges internet ou de forfaits de données mobiles(hors appels vocaux), aucours des 30 derniers jours de  BABACAR DIOUF est relativement élevé par rapport aux autres montants depansés observés dans cette zone. Prière de corriger ou de confirmer avec le QG. </w:t>
-        <w:br/>
-        <w:t xml:space="preserve">- Attention ! Vous avez déclaré en s01q00 que le répondant est la personne elle-même, or AISSATOU DIOUF est trop jeune (5 ans) pour fournir des informations correctes. Prière de refaire la section 1 pour AISSATOU DIOUF en demandant à un adulte de répondre aux questions à sa place. </w:t>
-        <w:br/>
-        <w:t xml:space="preserve">- Attention ! Vous avez déclaré en s01q00 que le répondant est la personne elle-même, or MAME DIARRA DIOUF est trop jeune (0 ans) pour fournir des informations correctes. Prière de refaire la section 1 pour MAME DIARRA DIOUF en demandant à un adulte de répondre aux questions à sa place. </w:t>
-        <w:br/>
-        <w:t>- Attention ! Vous avez déclaré en s01q00 que le répondant est la personne elle-même, or MOUNTAKHA DIOUF est trop jeune (0 ans) pour fournir des informations correctes. Prière de refaire la section 1 pour MOUNTAKHA DIOUF en demandant à un adulte de répondre aux questions à sa place.</w:t>
+        <w:t xml:space="preserve">- Incohérence ! le montant payé de ARAME DIOUF pour la cotisation est très faible . veuillez, s'il vous plait, confirmer ces informations avec le QG ou apporter les corrections nécessaires. </w:t>
+        <w:br/>
+        <w:t xml:space="preserve">- Peu probable! AISSATOU DIOUF  n'arrive pas  à comprendre un petit texte lu dans une langue locale (s02q03). Veuillez corriger ou donner des explications au QG. Peu probable! AISSATOU DIOUF  ne sait ni lire, ni écrire, ni comprendre dans aucune des langues  (s02q01,s02q02,s02q03). Veuillez corriger ou donner des explications au QG. Peu plausible AISSATOU DIOUF fréquente au minimum le fondamental 1 mais ne sait ni lire ni comprendre la langue française, prière de corriger ou de confirmer avec le QG merci.  Incohérence ! le montant payé de AISSATOU DIOUF pour la cotisation est très faible . veuillez, s'il vous plait, confirmer ces informations avec le QG ou apporter les corrections nécessaires. </w:t>
+        <w:br/>
+        <w:t xml:space="preserve">- Peu probable! BABACAR DIOUF  n'arrive pas  à comprendre un petit texte lu dans une langue locale (s02q03). Veuillez corriger ou donner des explications au QG. Peu probable! BABACAR DIOUF  ne sait ni lire, ni écrire, ni comprendre dans aucune des langues  (s02q01,s02q02,s02q03). Veuillez corriger ou donner des explications au QG. </w:t>
+        <w:br/>
+        <w:t xml:space="preserve">- Peu probable! CHEIKH DIOUF  n'arrive pas  à comprendre un petit texte lu dans une langue locale (s02q03). Veuillez corriger ou donner des explications au QG. Peu probable! CHEIKH DIOUF  ne sait ni lire, ni écrire, ni comprendre dans aucune des langues  (s02q01,s02q02,s02q03). Veuillez corriger ou donner des explications au QG. </w:t>
+        <w:br/>
+        <w:t xml:space="preserve">- Peu probable! MAMADOU DIOUF  n'arrive pas  à comprendre un petit texte lu dans une langue locale (s02q03). Veuillez corriger ou donner des explications au QG. Peu probable! MAMADOU DIOUF  ne sait ni lire, ni écrire, ni comprendre dans aucune des langues  (s02q01,s02q02,s02q03). Veuillez corriger ou donner des explications au QG. </w:t>
+        <w:br/>
+        <w:t xml:space="preserve">- Peu probable! MAME DIARRA FAYE  n'arrive pas  à comprendre un petit texte lu dans une langue locale (s02q03). Veuillez corriger ou donner des explications au QG. La raison principale que MAME DIARRA FAYE n'a pas fait des études dans une école formelle est NE VOULAIT PAS APRENDRE LE FRANÇAIS et semble exister dans les modalités, prière de prendre attache avec le QG pour plus d'explication afin de la classer bien. </w:t>
+        <w:br/>
+        <w:t xml:space="preserve">- Peu probable! MODOU DIOUF  n'arrive pas  à comprendre un petit texte lu dans une langue locale (s02q03). Veuillez corriger ou donner des explications au QG.  Incohérence ! le montant payé de MODOU DIOUF pour la cotisation est très faible . veuillez, s'il vous plait, confirmer ces informations avec le QG ou apporter les corrections nécessaires. </w:t>
+        <w:br/>
+        <w:t xml:space="preserve">- Peu probable! NDIOBA DIOUF  n'arrive pas  à comprendre un petit texte lu dans une langue locale (s02q03). Veuillez corriger ou donner des explications au QG. Peu probable! NDIOBA DIOUF  ne sait ni lire, ni écrire, ni comprendre dans aucune des langues  (s02q01,s02q02,s02q03). Veuillez corriger ou donner des explications au QG. </w:t>
+        <w:br/>
+        <w:t xml:space="preserve">- Peu probable! SAGAR DIOUF  n'arrive pas  à comprendre un petit texte lu dans une langue locale (s02q03). Veuillez corriger ou donner des explications au QG.  Incohérence ! le montant payé de SAGAR DIOUF pour la cotisation est très faible . veuillez, s'il vous plait, confirmer ces informations avec le QG ou apporter les corrections nécessaires. </w:t>
+        <w:br/>
+        <w:t>- Peu probable! SOKHNA  DIOUF  n'arrive pas  à comprendre un petit texte lu dans une langue locale (s02q03). Veuillez corriger ou donner des explications au QG. Peu probable! SOKHNA  DIOUF  ne sait ni lire, ni écrire, ni comprendre dans aucune des langues  (s02q01,s02q02,s02q03). Veuillez corriger ou donner des explications au QG.</w:t>
       </w:r>
     </w:p>
     <w:p>
@@ -3834,7 +4830,7 @@
           <w:color w:val="4672C4"/>
           <w:sz w:val="22"/>
         </w:rPr>
-        <w:t>&gt;&gt; Section2 - Education</w:t>
+        <w:t>&gt;&gt; Section3 - Sante</w:t>
       </w:r>
     </w:p>
     <w:p>
@@ -3845,25 +4841,11 @@
         <w:rPr>
           <w:sz w:val="20"/>
         </w:rPr>
-        <w:t xml:space="preserve">- Peu probable! AISSATOU DIOUF  n'arrive pas  à comprendre un petit texte lu dans une langue locale (s02q03). Veuillez corriger ou donner des explications au QG. Peu probable! AISSATOU DIOUF  ne sait ni lire, ni écrire, ni comprendre dans aucune des langues  (s02q01,s02q02,s02q03). Veuillez corriger ou donner des explications au QG. Peu plausible AISSATOU DIOUF fréquente au minimum le fondamental 1 mais ne sait ni lire ni comprendre la langue française, prière de corriger ou de confirmer avec le QG merci.  Incohérence ! le montant payé de AISSATOU DIOUF pour la cotisation est très faible . veuillez, s'il vous plait, confirmer ces informations avec le QG ou apporter les corrections nécessaires. </w:t>
-        <w:br/>
-        <w:t xml:space="preserve">- Peu probable! ARAME DIOUF  n'arrive pas  à comprendre un petit texte lu dans une langue locale (s02q03). Veuillez corriger ou donner des explications au QG.  Incohérence ! le montant payé de ARAME DIOUF pour la cotisation est très faible . veuillez, s'il vous plait, confirmer ces informations avec le QG ou apporter les corrections nécessaires. </w:t>
-        <w:br/>
-        <w:t xml:space="preserve">- Peu probable! BABACAR DIOUF  n'arrive pas  à comprendre un petit texte lu dans une langue locale (s02q03). Veuillez corriger ou donner des explications au QG. Peu probable! BABACAR DIOUF  ne sait ni lire, ni écrire, ni comprendre dans aucune des langues  (s02q01,s02q02,s02q03). Veuillez corriger ou donner des explications au QG. </w:t>
-        <w:br/>
-        <w:t xml:space="preserve">- Peu probable! CHEIKH DIOUF  n'arrive pas  à comprendre un petit texte lu dans une langue locale (s02q03). Veuillez corriger ou donner des explications au QG. Peu probable! CHEIKH DIOUF  ne sait ni lire, ni écrire, ni comprendre dans aucune des langues  (s02q01,s02q02,s02q03). Veuillez corriger ou donner des explications au QG. </w:t>
-        <w:br/>
-        <w:t xml:space="preserve">- Peu probable! MAMADOU DIOUF  n'arrive pas  à comprendre un petit texte lu dans une langue locale (s02q03). Veuillez corriger ou donner des explications au QG. Peu probable! MAMADOU DIOUF  ne sait ni lire, ni écrire, ni comprendre dans aucune des langues  (s02q01,s02q02,s02q03). Veuillez corriger ou donner des explications au QG. </w:t>
-        <w:br/>
-        <w:t xml:space="preserve">- Peu probable! MAME DIARRA FAYE  n'arrive pas  à comprendre un petit texte lu dans une langue locale (s02q03). Veuillez corriger ou donner des explications au QG. La raison principale que MAME DIARRA FAYE n'a pas fait des études dans une école formelle est NE VOULAIT PAS APRENDRE LE FRANÇAIS et semble exister dans les modalités, prière de prendre attache avec le QG pour plus d'explication afin de la classer bien. </w:t>
-        <w:br/>
-        <w:t xml:space="preserve">- Peu probable! MODOU DIOUF  n'arrive pas  à comprendre un petit texte lu dans une langue locale (s02q03). Veuillez corriger ou donner des explications au QG.  Incohérence ! le montant payé de MODOU DIOUF pour la cotisation est très faible . veuillez, s'il vous plait, confirmer ces informations avec le QG ou apporter les corrections nécessaires. </w:t>
-        <w:br/>
-        <w:t xml:space="preserve">- Peu probable! NDIOBA DIOUF  n'arrive pas  à comprendre un petit texte lu dans une langue locale (s02q03). Veuillez corriger ou donner des explications au QG. Peu probable! NDIOBA DIOUF  ne sait ni lire, ni écrire, ni comprendre dans aucune des langues  (s02q01,s02q02,s02q03). Veuillez corriger ou donner des explications au QG. </w:t>
-        <w:br/>
-        <w:t xml:space="preserve">- Peu probable! SAGAR DIOUF  n'arrive pas  à comprendre un petit texte lu dans une langue locale (s02q03). Veuillez corriger ou donner des explications au QG.  Incohérence ! le montant payé de SAGAR DIOUF pour la cotisation est très faible . veuillez, s'il vous plait, confirmer ces informations avec le QG ou apporter les corrections nécessaires. </w:t>
-        <w:br/>
-        <w:t>- Peu probable! SOKHNA  DIOUF  n'arrive pas  à comprendre un petit texte lu dans une langue locale (s02q03). Veuillez corriger ou donner des explications au QG. Peu probable! SOKHNA  DIOUF  ne sait ni lire, ni écrire, ni comprendre dans aucune des langues  (s02q01,s02q02,s02q03). Veuillez corriger ou donner des explications au QG.</w:t>
+        <w:t xml:space="preserve">- Le montant(215000 FCFA) des dépenses liées à l'accouchement de NDIOBA DIOUF est faible ou élevé, prière de corriger. Le montant(16000 FCFA) des dépenses pour chaque visite prénatale de NDIOBA DIOUF semble faible (voir nul) ou élevé, prière de corriger. </w:t>
+        <w:br/>
+        <w:t xml:space="preserve">- Le montant(80000 FCFA) des dépenses liées à l'accouchement de MAME DIARRA FAYE est faible ou élevé, prière de corriger. Le montant(32000 FCFA) des dépenses pour chaque visite prénatale de MAME DIARRA FAYE semble faible (voir nul) ou élevé, prière de corriger. </w:t>
+        <w:br/>
+        <w:t>- Le principal problème de santé que SOKHNA  DIOUF a eu est mt de ventre et semble exister dans les modalités, prière de prendre attache avec le QG pour plus d'explication afin de la classer bien.</w:t>
       </w:r>
     </w:p>
     <w:p>
@@ -3873,7 +4855,7 @@
           <w:color w:val="4672C4"/>
           <w:sz w:val="22"/>
         </w:rPr>
-        <w:t>&gt;&gt; Section3 - Sante</w:t>
+        <w:t>&gt;&gt; Section4a - Emploi</w:t>
       </w:r>
     </w:p>
     <w:p>
@@ -3884,11 +4866,7 @@
         <w:rPr>
           <w:sz w:val="20"/>
         </w:rPr>
-        <w:t xml:space="preserve">- Le montant(215000 FCFA) des dépenses liées à l'accouchement de NDIOBA DIOUF est faible ou élevé, prière de corriger. Le montant(16000 FCFA) des dépenses pour chaque visite prénatale de NDIOBA DIOUF semble faible (voir nul) ou élevé, prière de corriger. </w:t>
-        <w:br/>
-        <w:t xml:space="preserve">- Le montant(80000 FCFA) des dépenses liées à l'accouchement de MAME DIARRA FAYE est faible ou élevé, prière de corriger. Le montant(16000 FCFA) des dépenses pour chaque visite prénatale de MAME DIARRA FAYE semble faible (voir nul) ou élevé, prière de corriger. </w:t>
-        <w:br/>
-        <w:t>- Le principal problème de santé que SOKHNA  DIOUF a eu est mt de ventre et semble exister dans les modalités, prière de prendre attache avec le QG pour plus d'explication afin de la classer bien.</w:t>
+        <w:t>- La raison pourquoi NDIOBA DIOUF n'a pas travaillé au cours des 7 derniers jours est plus d'activité pour les champs  concernant ces 7derniers jours et semble avoir un emploi ou exister dans les modalités, prière de de bien regarder l'emploi NDIOBA DIOUF  ou de prendre attache avec le QG pour plus d'explication afin de la classer bien.</w:t>
       </w:r>
     </w:p>
     <w:p>
@@ -3898,7 +4876,7 @@
           <w:color w:val="4672C4"/>
           <w:sz w:val="22"/>
         </w:rPr>
-        <w:t>&gt;&gt; Section7a2 - Repas pris a l'exterieur du menage</w:t>
+        <w:t>&gt;&gt; Section4b - Emploi - Activite principale</w:t>
       </w:r>
     </w:p>
     <w:p>
@@ -3909,25 +4887,7 @@
         <w:rPr>
           <w:sz w:val="20"/>
         </w:rPr>
-        <w:t xml:space="preserve">- La section sur le repas pris à l'extérieur du ménage du membre ABDOU DIOUF n'est pas renseignée à 100 %. Prière de vérifier l'ensemble des questions relatives à ce membre et de les renseigner en totalité. </w:t>
-        <w:br/>
-        <w:t xml:space="preserve">- La section sur le repas pris à l'extérieur du ménage du membre AISSATOU DIOUF n'est pas renseignée à 100 %. Prière de vérifier l'ensemble des questions relatives à ce membre et de les renseigner en totalité. </w:t>
-        <w:br/>
-        <w:t xml:space="preserve">- La section sur le repas pris à l'extérieur du ménage du membre ARAME DIOUF n'est pas renseignée à 100 %. Prière de vérifier l'ensemble des questions relatives à ce membre et de les renseigner en totalité. </w:t>
-        <w:br/>
-        <w:t xml:space="preserve">- La section sur le repas pris à l'extérieur du ménage du membre CHEIKH DIOUF n'est pas renseignée à 100 %. Prière de vérifier l'ensemble des questions relatives à ce membre et de les renseigner en totalité. </w:t>
-        <w:br/>
-        <w:t xml:space="preserve">- La section sur le repas pris à l'extérieur du ménage du membre MAMADOU DIOUF n'est pas renseignée à 100 %. Prière de vérifier l'ensemble des questions relatives à ce membre et de les renseigner en totalité. </w:t>
-        <w:br/>
-        <w:t xml:space="preserve">- La section sur le repas pris à l'extérieur du ménage du membre MAME DIARRA DIOUF n'est pas renseignée à 100 %. Prière de vérifier l'ensemble des questions relatives à ce membre et de les renseigner en totalité. </w:t>
-        <w:br/>
-        <w:t xml:space="preserve">- La section sur le repas pris à l'extérieur du ménage du membre MAME DIARRA FAYE n'est pas renseignée à 100 %. Prière de vérifier l'ensemble des questions relatives à ce membre et de les renseigner en totalité. </w:t>
-        <w:br/>
-        <w:t xml:space="preserve">- La section sur le repas pris à l'extérieur du ménage du membre MOUNTAKHA DIOUF n'est pas renseignée à 100 %. Prière de vérifier l'ensemble des questions relatives à ce membre et de les renseigner en totalité. </w:t>
-        <w:br/>
-        <w:t xml:space="preserve">- La section sur le repas pris à l'extérieur du ménage du membre NDIOBA DIOUF n'est pas renseignée à 100 %. Prière de vérifier l'ensemble des questions relatives à ce membre et de les renseigner en totalité. </w:t>
-        <w:br/>
-        <w:t>- La section sur le repas pris à l'extérieur du ménage du membre SAGAR DIOUF n'est pas renseignée à 100 %. Prière de vérifier l'ensemble des questions relatives à ce membre et de les renseigner en totalité.</w:t>
+        <w:t>- ||</w:t>
       </w:r>
     </w:p>
     <w:p>
@@ -3937,7 +4897,7 @@
           <w:color w:val="4672C4"/>
           <w:sz w:val="22"/>
         </w:rPr>
-        <w:t>&gt;&gt; Section9b - Depenses non-alimentaires - 7 jours</w:t>
+        <w:t>&gt;&gt; Section4c - Emploi - Activite secondaire</w:t>
       </w:r>
     </w:p>
     <w:p>
@@ -3948,7 +4908,7 @@
         <w:rPr>
           <w:sz w:val="20"/>
         </w:rPr>
-        <w:t>- Il est difficile d'avoir un ménage qui n'a effectué aucune des dépenses mentionnées au cours de 7 derniers jours, prière de revoir la section 9B pour ce ménage.</w:t>
+        <w:t>- Le revenu de BABACAR DIOUF est de 0, il ne doit pas être égal à 0. Prière de fournir d'effort pour estimer le revenu de BABACAR DIOUF.</w:t>
       </w:r>
     </w:p>
     <w:p>
@@ -3958,7 +4918,7 @@
           <w:color w:val="4672C4"/>
           <w:sz w:val="22"/>
         </w:rPr>
-        <w:t>&gt;&gt; Section9c - Depenses non-alimentaires - 30 jours</w:t>
+        <w:t>&gt;&gt; Section7b - Consommation alimentaire - 7 jours</w:t>
       </w:r>
     </w:p>
     <w:p>
@@ -3969,9 +4929,7 @@
         <w:rPr>
           <w:sz w:val="20"/>
         </w:rPr>
-        <w:t xml:space="preserve">- Peu plausible! le montant de la dépense pour  Savon de ménage, lessive en poudre, détergents (eau de javel, etc. ) semble trop élevé. Veuillez, s'il vous plaît, confirmer cette information avec le QG ou la corriger. </w:t>
-        <w:br/>
-        <w:t>- Peu plausible! le montant de la dépense pour Masque facial jetable semble faible. Veuillez, s'il vous plaît, confirmer cette information avec le QG ou la corriger.</w:t>
+        <w:t>- Attention ! Le prix unitaire d'achat (200 Fcfa) de Choux en Morceau (Portion) (Petit) est relativement élevé par rapport aux autres prix observés dans cette zone. Prière de corriger ou de confirmer avec le QG. Attention ! Le prix unitaire d'achat (300 Fcfa) de Oignon frais en Kg (taille unique) est relativement faible par rapport aux autres prix observés dans cette zone. Prière de corriger ou de confirmer avec le QG. Avertissement!!! Le ménage a consommé 8 Pièce Moyen de Poisson frais type 9, cette quantité semble anormale pour une consommation des 7 derniers jours.Prière de corriger ou de confirmer avec le QG. Incohérence!! Dans ce ménage, chaque individus consomme par jour 35.22934 Kg  de cereale; Prière de revoir les quantités prises de ces produits. Incohérence!! Dans ce ménage, chaque individus consomme par jour 35.22934 Kg  de cereale; Prière de revoir les quantités prises de ces produits. Le prix d'achat unitaire (1000 Fcfa) de Sel en Sac (5 Kg) de taille taille unique est très faible, prière de regarder les reponses prises dans les questions s07bq07a s07bq07b s07bq07c s07bq08 pour mieux corriger. Difficile de consommer le Sel en Boite de tomate/Pot Tres petit prière de verifier.</w:t>
       </w:r>
     </w:p>
     <w:p>
@@ -3981,7 +4939,7 @@
           <w:color w:val="4672C4"/>
           <w:sz w:val="22"/>
         </w:rPr>
-        <w:t>&gt;&gt; Section10a - Existence entreprise non agricole</w:t>
+        <w:t>&gt;&gt; Section9b - Depenses non-alimentaires - 7 jours</w:t>
       </w:r>
     </w:p>
     <w:p>
@@ -3992,7 +4950,7 @@
         <w:rPr>
           <w:sz w:val="20"/>
         </w:rPr>
-        <w:t>- La section 10a du ménage de BABACAR DIOUF n'est pas totalement renseigné ou n'a pas commencé, prière de renseigner toutes les questions de la section 10 avant d'entamer la section 10b</w:t>
+        <w:t>- Il est difficile d'avoir un ménage qui n'a effectué aucune des dépenses mentionnées au cours de 7 derniers jours, prière de revoir la section 9B pour ce ménage.</w:t>
       </w:r>
     </w:p>
     <w:p>
@@ -4002,7 +4960,7 @@
           <w:color w:val="4672C4"/>
           <w:sz w:val="22"/>
         </w:rPr>
-        <w:t>&gt;&gt; Section11 - Caracteristiques logement</w:t>
+        <w:t>&gt;&gt; Section9c - Depenses non-alimentaires - 30 jours</w:t>
       </w:r>
     </w:p>
     <w:p>
@@ -4013,7 +4971,9 @@
         <w:rPr>
           <w:sz w:val="20"/>
         </w:rPr>
-        <w:t>- Le temps mis (en heure et en minute) pour s'approvisionner en eau de boisson une fois à la source est  5 fois plus élevé que le temps mis (en minutes) pour se rendre à la principale source d'approvisionnement en eau de boisson, prière de corriger.  Le moyen que le ménage utilise pour se débarrasser des excréments hors de la concession est pas encore vider et semble exister dans les modalités, prière de prendre attache avec le QG pour plus d'explication afin de la classer bien.</w:t>
+        <w:t xml:space="preserve">- Peu plausible! le montant de la dépense pour  Savon de ménage, lessive en poudre, détergents (eau de javel, etc. ) semble trop élevé. Veuillez, s'il vous plaît, confirmer cette information avec le QG ou la corriger. </w:t>
+        <w:br/>
+        <w:t>- Peu plausible! le montant de la dépense pour Masque facial jetable semble faible. Veuillez, s'il vous plaît, confirmer cette information avec le QG ou la corriger.</w:t>
       </w:r>
     </w:p>
     <w:p>
@@ -4023,7 +4983,7 @@
           <w:color w:val="4672C4"/>
           <w:sz w:val="22"/>
         </w:rPr>
-        <w:t>&gt;&gt; Section12 - Actifs du menage</w:t>
+        <w:t>&gt;&gt; Section10b - caracteristiques entreprise non agricole</w:t>
       </w:r>
     </w:p>
     <w:p>
@@ -4034,7 +4994,7 @@
         <w:rPr>
           <w:sz w:val="20"/>
         </w:rPr>
-        <w:t>- Attention ! Téléphone portable a été revendu à 125000 Fcfa qui est relativement élevé par rapport aux autres prix de revente observés dans cette zone. Prière de corriger ou de confirmer avec le QG.</w:t>
+        <w:t>- Le montant dépensé de L'entreprise vente de fruits pour l'achat de ces marchandises revendues en état, sans transformation ne peut être supérieur aux montants obtenus sur la revente de marchandises achetées et revendues en état au cours des 30 derniers jours ou durant le dernier mois où l'entreprise a fonctionné (s10q47 &gt; s10q46), prière de corriger. Le montant dépensé de l'entreprise vente de fruits en achat de matières premières pour les produits vendus au cours des 30 derniers jours ou durant le dernier mois où l'entreprise a fonctionné ne peut pas être supéreur aux montants obtenus sur la vente de produits transformés par l'entreprise au cours de cette même période où l'entreprise a fonctionné (s10q49 &gt; s10q48), prière de corriger. L'entreprise vente de fruits a depensé en achat de matières premières pour les produits vendus (s10q49 different de 0) mais dit n'avoir réçu aucune somme sur la vente de produits transformés (s10q48 est égal à 0), prière de fournir de l'effort pour estimer le montant obtenu sur la vente vente de produits transformés. L'entreprise vente de fruits est généralement une entreprise commerciale ou de service dont elle ne depense pas en achat de matières premières.Elle ne transforme pas de produit donc ne peut pas obtenir un montant sur la vente des produits transformés (10.48 ou 10.49). Prière de mettre 0 pour ces questions si elles ne font pas de transformation.</w:t>
       </w:r>
     </w:p>
     <w:p>
@@ -4044,7 +5004,7 @@
           <w:color w:val="4672C4"/>
           <w:sz w:val="22"/>
         </w:rPr>
-        <w:t>&gt;&gt; Section13a - Transferts recus</w:t>
+        <w:t>&gt;&gt; Section11 - Caracteristiques logement</w:t>
       </w:r>
     </w:p>
     <w:p>
@@ -4055,23 +5015,7 @@
         <w:rPr>
           <w:sz w:val="20"/>
         </w:rPr>
-        <w:t xml:space="preserve">- L'âge de celui qui a envoyé/donné de l'argent dans la section 13a (Transfert reçu) semble  élévé, prière de corriger ou confirmer ave le QG. </w:t>
-        <w:br/>
-        <w:t xml:space="preserve">- L'âge de celui qui a envoyé/donné de l'argent dans la section 13a (Transfert reçu) semble  élévé, prière de corriger ou confirmer ave le QG. </w:t>
-        <w:br/>
-        <w:t xml:space="preserve">- L'âge de celui qui a envoyé/donné de l'argent dans la section 13a (Transfert reçu) semble  élévé, prière de corriger ou confirmer ave le QG. </w:t>
-        <w:br/>
-        <w:t xml:space="preserve">- L'âge de celui qui a envoyé/donné de l'argent dans la section 13a (Transfert reçu) semble  élévé, prière de corriger ou confirmer ave le QG. </w:t>
-        <w:br/>
-        <w:t xml:space="preserve">- L'âge de celui qui a envoyé/donné de l'argent dans la section 13a (Transfert reçu) semble  élévé, prière de corriger ou confirmer ave le QG. </w:t>
-        <w:br/>
-        <w:t xml:space="preserve">- L'âge de celui qui a envoyé/donné de l'argent dans la section 13a (Transfert reçu) semble  élévé, prière de corriger ou confirmer ave le QG. </w:t>
-        <w:br/>
-        <w:t xml:space="preserve">- L'âge de celui qui a envoyé/donné de l'argent dans la section 13a (Transfert reçu) semble  élévé, prière de corriger ou confirmer ave le QG. </w:t>
-        <w:br/>
-        <w:t xml:space="preserve">- L'âge de celui qui a envoyé/donné de l'argent dans la section 13a (Transfert reçu) semble  élévé, prière de corriger ou confirmer ave le QG. </w:t>
-        <w:br/>
-        <w:t>- L'âge de celui qui a envoyé/donné de l'argent dans la section 13a (Transfert reçu) semble  élévé, prière de corriger ou confirmer ave le QG.</w:t>
+        <w:t>- Le moyen que le ménage utilise pour se débarrasser des excréments hors de la concession est pas encore vider et semble exister dans les modalités, prière de prendre attache avec le QG pour plus d'explication afin de la classer bien.</w:t>
       </w:r>
     </w:p>
     <w:p>
@@ -4081,7 +5025,7 @@
           <w:color w:val="4672C4"/>
           <w:sz w:val="22"/>
         </w:rPr>
-        <w:t>&gt;&gt; Section13b - Transferta emis</w:t>
+        <w:t>&gt;&gt; Section12 - Actifs du menage</w:t>
       </w:r>
     </w:p>
     <w:p>
@@ -4092,9 +5036,7 @@
         <w:rPr>
           <w:sz w:val="20"/>
         </w:rPr>
-        <w:t xml:space="preserve">- L'âge du béneficiaire d'argent dans la section 13b (Transfert emis) semble incoherent voir élévé, prière de verifier ou corriger. </w:t>
-        <w:br/>
-        <w:t>- L'âge du béneficiaire d'argent dans la section 13b (Transfert emis) semble incoherent voir élévé, prière de verifier ou corriger.</w:t>
+        <w:t>- Attention ! Téléphone portable a été revendu à 125000 Fcfa qui est relativement élevé par rapport aux autres prix de revente observés dans cette zone. Prière de corriger ou de confirmer avec le QG.</w:t>
       </w:r>
     </w:p>
     <w:p>
@@ -4104,7 +5046,7 @@
           <w:color w:val="4672C4"/>
           <w:sz w:val="22"/>
         </w:rPr>
-        <w:t>&gt;&gt; Section16a - Champs et parcelles</w:t>
+        <w:t>&gt;&gt; Section13a - Transferts recus</w:t>
       </w:r>
     </w:p>
     <w:p>
@@ -4115,15 +5057,13 @@
         <w:rPr>
           <w:sz w:val="20"/>
         </w:rPr>
-        <w:t xml:space="preserve">- La superficie de la parcelle ARACHIDE selon les mesures GPS est de 10433.1 hectare qui semble élevé ou faible, prière de corriger. Le document légal (titre, acte, certificat etc. ) qui affirme votre possession de la parcelle ARACHIDE est  et semble exister dans les modalités, prière de prendre attache avec le QG pour plus d'explication afin de la classer bien. </w:t>
-        <w:br/>
-        <w:t xml:space="preserve">- Le salaire total payé de toutes catégories confondues par le ménage BABACAR DIOUF pour la main-d'oeuvre non-familiale sur la parcelle MIL au cours de la campagne pour la période de préparation du sol (labour) et des semis est de 0 qui semble élevé ou faible. Merci de corriger. Le nombre de jours total de la main-d'oeuvre non-familiale sur cette parcelle MIL au cours de la campagne pour la période d'entretien du sol (sarclage, etc.) est de 60 jours qui semble faible ou élevé. Merci de corriger. Le salaire total payé de toutes catégories confondues par le ménage BABACAR DIOUF pour la main-d'oeuvre non-familiale sur la parcelle MIL au cours de la campagne pour la période d'entretien du sol (sarclage, etc.) est de 0 qui semble élevé ou faible. Merci de corriger. Le nombre de jours total de la main-d'oeuvre non-familiale sur cette parcelle MIL au cours de la campagne pour la période des récoltes est de 30 jours qui semble faible ou élevé. Merci de corriger. Le salaire total payé de toutes catégories confondues par le ménage BABACAR DIOUF pour la main-d'oeuvre non-familiale sur la parcelle MIL au cours de la campagne pour la période des récoltes est de 0 qui semble élevé ou faible. Merci de corriger. Nous constatons que la question qui porte sur la mésure du champs de la parcelle MIL n'a pas été renseigné, la collecte était-il encours ou s'agit-il de quoi ? prière de verifier et corriger. Le document légal (titre, acte, certificat etc. ) qui affirme votre possession de la parcelle MIL est  et semble exister dans les modalités, prière de prendre attache avec le QG pour plus d'explication afin de la classer bien. </w:t>
-        <w:br/>
-        <w:t xml:space="preserve">- Le salaire total payé de toutes catégories confondues par le ménage BABACAR DIOUF pour la main-d'oeuvre non-familiale sur la parcelle MIL au cours de la campagne pour la période de préparation du sol (labour) et des semis est de 0 qui semble élevé ou faible. Merci de corriger. Le nombre de jours total de la main-d'oeuvre non-familiale sur cette parcelle MIL au cours de la campagne pour la période d'entretien du sol (sarclage, etc.) est de 60 jours qui semble faible ou élevé. Merci de corriger. Le salaire total payé de toutes catégories confondues par le ménage BABACAR DIOUF pour la main-d'oeuvre non-familiale sur la parcelle MIL au cours de la campagne pour la période d'entretien du sol (sarclage, etc.) est de 0 qui semble élevé ou faible. Merci de corriger. Le nombre de jours total de la main-d'oeuvre non-familiale sur cette parcelle MIL au cours de la campagne pour la période des récoltes est de 40 jours qui semble faible ou élevé. Merci de corriger. Le salaire total payé de toutes catégories confondues par le ménage BABACAR DIOUF pour la main-d'oeuvre non-familiale sur la parcelle MIL au cours de la campagne pour la période des récoltes est de 0 qui semble élevé ou faible. Merci de corriger. Nous constatons que la question qui porte sur la mésure du champs de la parcelle MIL n'a pas été renseigné, la collecte était-il encours ou s'agit-il de quoi ? prière de verifier et corriger. Le document légal (titre, acte, certificat etc. ) qui affirme votre possession de la parcelle MIL est  et semble exister dans les modalités, prière de prendre attache avec le QG pour plus d'explication afin de la classer bien. </w:t>
-        <w:br/>
-        <w:t xml:space="preserve">- Le salaire total payé de toutes catégories confondues par le ménage BABACAR DIOUF pour la main-d'oeuvre non-familiale sur la parcelle parcelle  arrachide au cours de la campagne pour la période de préparation du sol (labour) et des semis est de 0 qui semble élevé ou faible. Merci de corriger. Le nombre de jours total de la main-d'oeuvre non-familiale sur cette parcelle parcelle  arrachide au cours de la campagne pour la période d'entretien du sol (sarclage, etc.) est de 60 jours qui semble faible ou élevé. Merci de corriger. Le salaire total payé de toutes catégories confondues par le ménage BABACAR DIOUF pour la main-d'oeuvre non-familiale sur la parcelle parcelle  arrachide au cours de la campagne pour la période d'entretien du sol (sarclage, etc.) est de 0 qui semble élevé ou faible. Merci de corriger. Le nombre de jours total de la main-d'oeuvre non-familiale sur cette parcelle parcelle  arrachide au cours de la campagne pour la période des récoltes est de 40 jours qui semble faible ou élevé. Merci de corriger. Le salaire total payé de toutes catégories confondues par le ménage BABACAR DIOUF pour la main-d'oeuvre non-familiale sur la parcelle parcelle  arrachide au cours de la campagne pour la période des récoltes est de 0 qui semble élevé ou faible. Merci de corriger. La superficie de la parcelle parcelle  arrachide selon les mesures GPS est de 14467.19 hectare qui semble élevé ou faible, prière de corriger. Le document légal (titre, acte, certificat etc. ) qui affirme votre possession de la parcelle parcelle  arrachide est  et semble exister dans les modalités, prière de prendre attache avec le QG pour plus d'explication afin de la classer bien. </w:t>
-        <w:br/>
-        <w:t>- Le salaire total payé de toutes catégories confondues par le ménage BABACAR DIOUF pour la main-d'oeuvre non-familiale sur la parcelle parcelle arrachide au cours de la campagne pour la période de préparation du sol (labour) et des semis est de 0 qui semble élevé ou faible. Merci de corriger. Le nombre de jours total de la main-d'oeuvre non-familiale sur cette parcelle parcelle arrachide au cours de la campagne pour la période d'entretien du sol (sarclage, etc.) est de 60 jours qui semble faible ou élevé. Merci de corriger. Le salaire total payé de toutes catégories confondues par le ménage BABACAR DIOUF pour la main-d'oeuvre non-familiale sur la parcelle parcelle arrachide au cours de la campagne pour la période d'entretien du sol (sarclage, etc.) est de 0 qui semble élevé ou faible. Merci de corriger. Le nombre de jours total de la main-d'oeuvre non-familiale sur cette parcelle parcelle arrachide au cours de la campagne pour la période des récoltes est de 30 jours qui semble faible ou élevé. Merci de corriger. Le salaire total payé de toutes catégories confondues par le ménage BABACAR DIOUF pour la main-d'oeuvre non-familiale sur la parcelle parcelle arrachide au cours de la campagne pour la période des récoltes est de 0 qui semble élevé ou faible. Merci de corriger. La superficie de la parcelle parcelle arrachide selon les mesures GPS est de 24247.52 hectare qui semble élevé ou faible, prière de corriger.</w:t>
+        <w:t xml:space="preserve">- L'enquêteur prière de fournir d'effort pour avoir le niveau d'étude et l'âge de celui qui a envoyé/donné de l'argent dans la section 13a (Transfert reçu). L'âge de celui qui a envoyé/donné de l'argent dans la section 13a (Transfert reçu) semble  élévé, prière de corriger ou confirmer ave le QG. </w:t>
+        <w:br/>
+        <w:t xml:space="preserve">- L'enquêteur prière de fournir d'effort pour avoir le niveau d'étude et l'âge de celui qui a envoyé/donné de l'argent dans la section 13a (Transfert reçu). L'âge de celui qui a envoyé/donné de l'argent dans la section 13a (Transfert reçu) semble  élévé, prière de corriger ou confirmer ave le QG. </w:t>
+        <w:br/>
+        <w:t xml:space="preserve">- L'enquêteur prière de fournir d'effort pour avoir le niveau d'étude et l'âge de celui qui a envoyé/donné de l'argent dans la section 13a (Transfert reçu). L'âge de celui qui a envoyé/donné de l'argent dans la section 13a (Transfert reçu) semble  élévé, prière de corriger ou confirmer ave le QG. </w:t>
+        <w:br/>
+        <w:t>- L'enquêteur prière de fournir d'effort pour avoir le niveau d'étude et l'âge de celui qui a envoyé/donné de l'argent dans la section 13a (Transfert reçu). L'âge de celui qui a envoyé/donné de l'argent dans la section 13a (Transfert reçu) semble  élévé, prière de corriger ou confirmer ave le QG.</w:t>
       </w:r>
     </w:p>
     <w:p>
@@ -4133,6 +5073,114 @@
           <w:color w:val="4672C4"/>
           <w:sz w:val="22"/>
         </w:rPr>
+        <w:t>&gt;&gt; Section13b - Transferta emis</w:t>
+      </w:r>
+    </w:p>
+    <w:p>
+      <w:pPr>
+        <w:ind w:left="283"/>
+      </w:pPr>
+      <w:r>
+        <w:rPr>
+          <w:sz w:val="20"/>
+        </w:rPr>
+        <w:t xml:space="preserve">- L'enquêteur prière de fournir d'effort pour avoir le niveau d'étude et l'âge de celui qui a béneficié de l'argent dans la section 13b (Transfert emis). L'âge du béneficiaire d'argent dans la section 13b (Transfert emis) semble incoherent voir élévé, prière de verifier ou corriger. </w:t>
+        <w:br/>
+        <w:t>- L'enquêteur prière de fournir d'effort pour avoir le niveau d'étude et l'âge de celui qui a béneficié de l'argent dans la section 13b (Transfert emis). L'âge du béneficiaire d'argent dans la section 13b (Transfert emis) semble incoherent voir élévé, prière de verifier ou corriger.</w:t>
+      </w:r>
+    </w:p>
+    <w:p>
+      <w:r>
+        <w:rPr>
+          <w:b/>
+          <w:color w:val="4672C4"/>
+          <w:sz w:val="22"/>
+        </w:rPr>
+        <w:t>&gt;&gt; Section16a - Champs et parcelles</w:t>
+      </w:r>
+    </w:p>
+    <w:p>
+      <w:pPr>
+        <w:ind w:left="283"/>
+      </w:pPr>
+      <w:r>
+        <w:rPr>
+          <w:sz w:val="20"/>
+        </w:rPr>
+        <w:t xml:space="preserve">- Le salaire total payé de toutes catégories confondues par le ménage BABACAR DIOUF pour la main-d'oeuvre non-familiale sur la parcelle ARACHIDE au cours de la campagne pour la période de préparation du sol (labour) et des semis est de 0 qui semble élevé ou faible. Merci de corriger. Le nombre de jours total de la main-d'oeuvre non-familiale sur cette parcelle ARACHIDE au cours de la campagne pour la période d'entretien du sol (sarclage, etc.) est de 60 jours qui semble faible ou élevé. Merci de corriger. Le salaire total payé de toutes catégories confondues par le ménage BABACAR DIOUF pour la main-d'oeuvre non-familiale sur la parcelle ARACHIDE au cours de la campagne pour la période d'entretien du sol (sarclage, etc.) est de 0 qui semble élevé ou faible. Merci de corriger. Le nombre de jours total de la main-d'oeuvre non-familiale sur cette parcelle ARACHIDE au cours de la campagne pour la période des récoltes est de 50 jours qui semble faible ou élevé. Merci de corriger. Le salaire total payé de toutes catégories confondues par le ménage BABACAR DIOUF pour la main-d'oeuvre non-familiale sur la parcelle ARACHIDE au cours de la campagne pour la période des récoltes est de 0 qui semble élevé ou faible. Merci de corriger. La superficie de la parcelle ARACHIDE selon les mesures GPS est de 10433.1 hectare qui semble élevé ou faible, prière de corriger. Le document légal (titre, acte, certificat etc. ) qui affirme votre possession de la parcelle ARACHIDE est  et semble exister dans les modalités, prière de prendre attache avec le QG pour plus d'explication afin de la classer bien. </w:t>
+        <w:br/>
+        <w:t xml:space="preserve">- Le salaire total payé de toutes catégories confondues par le ménage BABACAR DIOUF pour la main-d'oeuvre non-familiale sur la parcelle BENIN au cours de la campagne pour la période de préparation du sol (labour) et des semis est de 0 qui semble élevé ou faible. Merci de corriger. Le nombre de jours total de la main-d'oeuvre non-familiale sur cette parcelle BENIN au cours de la campagne pour la période d'entretien du sol (sarclage, etc.) est de 60 jours qui semble faible ou élevé. Merci de corriger. Le salaire total payé de toutes catégories confondues par le ménage BABACAR DIOUF pour la main-d'oeuvre non-familiale sur la parcelle BENIN au cours de la campagne pour la période d'entretien du sol (sarclage, etc.) est de 0 qui semble élevé ou faible. Merci de corriger. Le nombre de jours total de la main-d'oeuvre non-familiale sur cette parcelle BENIN au cours de la campagne pour la période des récoltes est de 20 jours qui semble faible ou élevé. Merci de corriger. Le salaire total payé de toutes catégories confondues par le ménage BABACAR DIOUF pour la main-d'oeuvre non-familiale sur la parcelle BENIN au cours de la campagne pour la période des récoltes est de 0 qui semble élevé ou faible. Merci de corriger. La superficie de la parcelle BENIN selon les mesures GPS est de 1818.21 hectare qui semble élevé ou faible, prière de corriger. Le document légal (titre, acte, certificat etc. ) qui affirme votre possession de la parcelle BENIN est  et semble exister dans les modalités, prière de prendre attache avec le QG pour plus d'explication afin de la classer bien. </w:t>
+        <w:br/>
+        <w:t xml:space="preserve">- Le salaire total payé de toutes catégories confondues par le ménage BABACAR DIOUF pour la main-d'oeuvre non-familiale sur la parcelle MIL au cours de la campagne pour la période de préparation du sol (labour) et des semis est de 0 qui semble élevé ou faible. Merci de corriger. Le nombre de jours total de la main-d'oeuvre non-familiale sur cette parcelle MIL au cours de la campagne pour la période d'entretien du sol (sarclage, etc.) est de 60 jours qui semble faible ou élevé. Merci de corriger. Le salaire total payé de toutes catégories confondues par le ménage BABACAR DIOUF pour la main-d'oeuvre non-familiale sur la parcelle MIL au cours de la campagne pour la période d'entretien du sol (sarclage, etc.) est de 0 qui semble élevé ou faible. Merci de corriger. Le nombre de jours total de la main-d'oeuvre non-familiale sur cette parcelle MIL au cours de la campagne pour la période des récoltes est de 30 jours qui semble faible ou élevé. Merci de corriger. Le salaire total payé de toutes catégories confondues par le ménage BABACAR DIOUF pour la main-d'oeuvre non-familiale sur la parcelle MIL au cours de la campagne pour la période des récoltes est de 0 qui semble élevé ou faible. Merci de corriger. La superficie de la parcelle MIL selon les mesures GPS est de 17060.09 hectare qui semble élevé ou faible, prière de corriger. Le document légal (titre, acte, certificat etc. ) qui affirme votre possession de la parcelle MIL est  et semble exister dans les modalités, prière de prendre attache avec le QG pour plus d'explication afin de la classer bien. </w:t>
+        <w:br/>
+        <w:t xml:space="preserve">- Le salaire total payé de toutes catégories confondues par le ménage BABACAR DIOUF pour la main-d'oeuvre non-familiale sur la parcelle MIL au cours de la campagne pour la période de préparation du sol (labour) et des semis est de 0 qui semble élevé ou faible. Merci de corriger. Le nombre de jours total de la main-d'oeuvre non-familiale sur cette parcelle MIL au cours de la campagne pour la période d'entretien du sol (sarclage, etc.) est de 60 jours qui semble faible ou élevé. Merci de corriger. Le salaire total payé de toutes catégories confondues par le ménage BABACAR DIOUF pour la main-d'oeuvre non-familiale sur la parcelle MIL au cours de la campagne pour la période d'entretien du sol (sarclage, etc.) est de 0 qui semble élevé ou faible. Merci de corriger. Le nombre de jours total de la main-d'oeuvre non-familiale sur cette parcelle MIL au cours de la campagne pour la période des récoltes est de 40 jours qui semble faible ou élevé. Merci de corriger. Le salaire total payé de toutes catégories confondues par le ménage BABACAR DIOUF pour la main-d'oeuvre non-familiale sur la parcelle MIL au cours de la campagne pour la période des récoltes est de 0 qui semble élevé ou faible. Merci de corriger. La superficie de la parcelle MIL selon les mesures GPS est de 5830.06 hectare qui semble élevé ou faible, prière de corriger. Le document légal (titre, acte, certificat etc. ) qui affirme votre possession de la parcelle MIL est  et semble exister dans les modalités, prière de prendre attache avec le QG pour plus d'explication afin de la classer bien. </w:t>
+        <w:br/>
+        <w:t xml:space="preserve">- Le salaire total payé de toutes catégories confondues par le ménage BABACAR DIOUF pour la main-d'oeuvre non-familiale sur la parcelle NIEBE au cours de la campagne pour la période de préparation du sol (labour) et des semis est de 0 qui semble élevé ou faible. Merci de corriger. Le nombre de jours total de la main-d'oeuvre non-familiale sur cette parcelle NIEBE au cours de la campagne pour la période d'entretien du sol (sarclage, etc.) est de 60 jours qui semble faible ou élevé. Merci de corriger. Le salaire total payé de toutes catégories confondues par le ménage BABACAR DIOUF pour la main-d'oeuvre non-familiale sur la parcelle NIEBE au cours de la campagne pour la période d'entretien du sol (sarclage, etc.) est de 0 qui semble élevé ou faible. Merci de corriger. Le nombre de jours total de la main-d'oeuvre non-familiale sur cette parcelle NIEBE au cours de la campagne pour la période des récoltes est de 40 jours qui semble faible ou élevé. Merci de corriger. Le salaire total payé de toutes catégories confondues par le ménage BABACAR DIOUF pour la main-d'oeuvre non-familiale sur la parcelle NIEBE au cours de la campagne pour la période des récoltes est de 0 qui semble élevé ou faible. Merci de corriger. La superficie de la parcelle NIEBE selon les mesures GPS est de 5873.48 hectare qui semble élevé ou faible, prière de corriger. Le document légal (titre, acte, certificat etc. ) qui affirme votre possession de la parcelle NIEBE est  et semble exister dans les modalités, prière de prendre attache avec le QG pour plus d'explication afin de la classer bien. </w:t>
+        <w:br/>
+        <w:t xml:space="preserve">- Le salaire total payé de toutes catégories confondues par le ménage BABACAR DIOUF pour la main-d'oeuvre non-familiale sur la parcelle NIEBE au cours de la campagne pour la période de préparation du sol (labour) et des semis est de 0 qui semble élevé ou faible. Merci de corriger. Le nombre de jours total de la main-d'oeuvre non-familiale sur cette parcelle NIEBE au cours de la campagne pour la période d'entretien du sol (sarclage, etc.) est de 60 jours qui semble faible ou élevé. Merci de corriger. Le salaire total payé de toutes catégories confondues par le ménage BABACAR DIOUF pour la main-d'oeuvre non-familiale sur la parcelle NIEBE au cours de la campagne pour la période d'entretien du sol (sarclage, etc.) est de 0 qui semble élevé ou faible. Merci de corriger. Le nombre de jours total de la main-d'oeuvre non-familiale sur cette parcelle NIEBE au cours de la campagne pour la période des récoltes est de 40 jours qui semble faible ou élevé. Merci de corriger. Le salaire total payé de toutes catégories confondues par le ménage BABACAR DIOUF pour la main-d'oeuvre non-familiale sur la parcelle NIEBE au cours de la campagne pour la période des récoltes est de 0 qui semble élevé ou faible. Merci de corriger. La superficie de la parcelle NIEBE selon les mesures GPS est de 6236.56 hectare qui semble élevé ou faible, prière de corriger. Le document légal (titre, acte, certificat etc. ) qui affirme votre possession de la parcelle NIEBE est  et semble exister dans les modalités, prière de prendre attache avec le QG pour plus d'explication afin de la classer bien. </w:t>
+        <w:br/>
+        <w:t xml:space="preserve">- Le salaire total payé de toutes catégories confondues par le ménage BABACAR DIOUF pour la main-d'oeuvre non-familiale sur la parcelle parcelle  arrachide au cours de la campagne pour la période de préparation du sol (labour) et des semis est de 0 qui semble élevé ou faible. Merci de corriger. Le nombre de jours total de la main-d'oeuvre non-familiale sur cette parcelle parcelle  arrachide au cours de la campagne pour la période d'entretien du sol (sarclage, etc.) est de 60 jours qui semble faible ou élevé. Merci de corriger. Le salaire total payé de toutes catégories confondues par le ménage BABACAR DIOUF pour la main-d'oeuvre non-familiale sur la parcelle parcelle  arrachide au cours de la campagne pour la période d'entretien du sol (sarclage, etc.) est de 0 qui semble élevé ou faible. Merci de corriger. Le nombre de jours total de la main-d'oeuvre non-familiale sur cette parcelle parcelle  arrachide au cours de la campagne pour la période des récoltes est de 40 jours qui semble faible ou élevé. Merci de corriger. Le salaire total payé de toutes catégories confondues par le ménage BABACAR DIOUF pour la main-d'oeuvre non-familiale sur la parcelle parcelle  arrachide au cours de la campagne pour la période des récoltes est de 0 qui semble élevé ou faible. Merci de corriger. La superficie de la parcelle parcelle  arrachide selon les mesures GPS est de 14467.19 hectare qui semble élevé ou faible, prière de corriger. Le document légal (titre, acte, certificat etc. ) qui affirme votre possession de la parcelle parcelle  arrachide est  et semble exister dans les modalités, prière de prendre attache avec le QG pour plus d'explication afin de la classer bien. </w:t>
+        <w:br/>
+        <w:t>- Le salaire total payé de toutes catégories confondues par le ménage BABACAR DIOUF pour la main-d'oeuvre non-familiale sur la parcelle parcelle arrachide au cours de la campagne pour la période de préparation du sol (labour) et des semis est de 0 qui semble élevé ou faible. Merci de corriger. Le nombre de jours total de la main-d'oeuvre non-familiale sur cette parcelle parcelle arrachide au cours de la campagne pour la période d'entretien du sol (sarclage, etc.) est de 60 jours qui semble faible ou élevé. Merci de corriger. Le salaire total payé de toutes catégories confondues par le ménage BABACAR DIOUF pour la main-d'oeuvre non-familiale sur la parcelle parcelle arrachide au cours de la campagne pour la période d'entretien du sol (sarclage, etc.) est de 0 qui semble élevé ou faible. Merci de corriger. Le nombre de jours total de la main-d'oeuvre non-familiale sur cette parcelle parcelle arrachide au cours de la campagne pour la période des récoltes est de 30 jours qui semble faible ou élevé. Merci de corriger. Le salaire total payé de toutes catégories confondues par le ménage BABACAR DIOUF pour la main-d'oeuvre non-familiale sur la parcelle parcelle arrachide au cours de la campagne pour la période des récoltes est de 0 qui semble élevé ou faible. Merci de corriger. La superficie de la parcelle parcelle arrachide selon les mesures GPS est de 24247.52 hectare qui semble élevé ou faible, prière de corriger.</w:t>
+      </w:r>
+    </w:p>
+    <w:p>
+      <w:r>
+        <w:rPr>
+          <w:b/>
+          <w:color w:val="4672C4"/>
+          <w:sz w:val="22"/>
+        </w:rPr>
+        <w:t>&gt;&gt; Section16c - Cultures</w:t>
+      </w:r>
+    </w:p>
+    <w:p>
+      <w:pPr>
+        <w:ind w:left="283"/>
+      </w:pPr>
+      <w:r>
+        <w:rPr>
+          <w:sz w:val="20"/>
+        </w:rPr>
+        <w:t xml:space="preserve">- La quantité estimée en Kg est incorrecte (Exemple : si le ménage a eu 10 sacs de 100kg = 10*100=1000kg), prière de corriger merci. </w:t>
+        <w:br/>
+        <w:t xml:space="preserve">- La quantité estimée en Kg est incorrecte (Exemple : si le ménage a eu 10 sacs de 100kg = 10*100=1000kg), prière de corriger merci. </w:t>
+        <w:br/>
+        <w:t xml:space="preserve">- La quantité estimée en Kg est incorrecte (Exemple : si le ménage a eu 10 sacs de 100kg = 10*100=1000kg), prière de corriger merci. </w:t>
+        <w:br/>
+        <w:t>- La quantité estimée en Kg est incorrecte (Exemple : si le ménage a eu 10 sacs de 100kg = 10*100=1000kg), prière de corriger merci.</w:t>
+      </w:r>
+    </w:p>
+    <w:p>
+      <w:r>
+        <w:rPr>
+          <w:b/>
+          <w:color w:val="4672C4"/>
+          <w:sz w:val="22"/>
+        </w:rPr>
+        <w:t>&gt;&gt; Section16d - Utilisation de la production</w:t>
+      </w:r>
+    </w:p>
+    <w:p>
+      <w:pPr>
+        <w:ind w:left="283"/>
+      </w:pPr>
+      <w:r>
+        <w:rPr>
+          <w:sz w:val="20"/>
+        </w:rPr>
+        <w:t xml:space="preserve">- || </w:t>
+        <w:br/>
+        <w:t>-  ||</w:t>
+      </w:r>
+    </w:p>
+    <w:p>
+      <w:r>
+        <w:rPr>
+          <w:b/>
+          <w:color w:val="4672C4"/>
+          <w:sz w:val="22"/>
+        </w:rPr>
         <w:t>&gt;&gt; Section19 - Equipements agricoles</w:t>
       </w:r>
     </w:p>
@@ -4144,23 +5192,9 @@
         <w:rPr>
           <w:sz w:val="20"/>
         </w:rPr>
-        <w:t xml:space="preserve">- Prière de renseigner toutes les questions de la section 19, prière de prendre Non (s19q03) au cas ou le ménage ne possède cet article au lieu de laisser le champs non renseigner. </w:t>
-        <w:br/>
-        <w:t xml:space="preserve">- Prière de renseigner toutes les questions de la section 19, prière de prendre Non (s19q03) au cas ou le ménage ne possède cet article au lieu de laisser le champs non renseigner. </w:t>
-        <w:br/>
-        <w:t xml:space="preserve">- Prière de renseigner toutes les questions de la section 19, prière de prendre Non (s19q03) au cas ou le ménage ne possède cet article au lieu de laisser le champs non renseigner. </w:t>
-        <w:br/>
-        <w:t xml:space="preserve">- Prière de renseigner toutes les questions de la section 19, prière de prendre Non (s19q03) au cas ou le ménage ne possède cet article au lieu de laisser le champs non renseigner. </w:t>
-        <w:br/>
-        <w:t xml:space="preserve">- Prière de renseigner toutes les questions de la section 19, prière de prendre Non (s19q03) au cas ou le ménage ne possède cet article au lieu de laisser le champs non renseigner. </w:t>
-        <w:br/>
-        <w:t xml:space="preserve">- Prière de renseigner toutes les questions de la section 19, prière de prendre Non (s19q03) au cas ou le ménage ne possède cet article au lieu de laisser le champs non renseigner. </w:t>
-        <w:br/>
-        <w:t xml:space="preserve">- Prière de renseigner toutes les questions de la section 19, prière de prendre Non (s19q03) au cas ou le ménage ne possède cet article au lieu de laisser le champs non renseigner. </w:t>
-        <w:br/>
-        <w:t xml:space="preserve">- Prière de renseigner toutes les questions de la section 19, prière de prendre Non (s19q03) au cas ou le ménage ne possède cet article au lieu de laisser le champs non renseigner. </w:t>
-        <w:br/>
-        <w:t>- Prière de renseigner toutes les questions de la section 19, prière de prendre Non (s19q03) au cas ou le ménage ne possède cet article au lieu de laisser le champs non renseigner.</w:t>
+        <w:t xml:space="preserve">- Attention ! Faucheuse a été revendu à 800 Fcfa qui est relativement élevé par rapport aux autres prix de revente observés dans cette zone. Prière de corriger ou de confirmer avec le QG. </w:t>
+        <w:br/>
+        <w:t>- Avertissement!! Le prix d'achat (4500 FCFA) de Hache/pioche est inférieur aux prix de revente (5000 FCFA), prière de verifier et corriger ou confirmer l'information avec le QG.</w:t>
       </w:r>
     </w:p>
     <w:p>
@@ -4464,7 +5498,7 @@
           </w:tcPr>
           <w:p>
             <w:r/>
-            <w:hyperlink r:id="rId13">
+            <w:hyperlink r:id="rId15">
               <w:r>
                 <w:rPr>
                   <w:color w:val="0563C1"/>
@@ -4541,7 +5575,7 @@
           <w:color w:val="4672C4"/>
           <w:sz w:val="22"/>
         </w:rPr>
-        <w:t>&gt;&gt; Section3 - Sante</w:t>
+        <w:t>&gt;&gt; Section2 - Education</w:t>
       </w:r>
     </w:p>
     <w:p>
@@ -4552,15 +5586,19 @@
         <w:rPr>
           <w:sz w:val="20"/>
         </w:rPr>
-        <w:t xml:space="preserve">- || </w:t>
-        <w:br/>
-        <w:t xml:space="preserve">- </w:t>
-        <w:br/>
-        <w:t xml:space="preserve">- </w:t>
-        <w:br/>
-        <w:t xml:space="preserve">- </w:t>
-        <w:br/>
-        <w:t>- La section n'est pas renseignée pour Assete Sow, prière de la renseigner.</w:t>
+        <w:t xml:space="preserve">- Peu probable! Alsane Sow  n'arrive pas  à comprendre un petit texte lu dans une langue locale (s02q03). Veuillez corriger ou donner des explications au QG. Peu probable! Alsane Sow  ne sait ni lire, ni écrire, ni comprendre dans aucune des langues  (s02q01,s02q02,s02q03). Veuillez corriger ou donner des explications au QG. </w:t>
+        <w:br/>
+        <w:t>- Peu probable! Assane Sow  n'arrive pas  à comprendre un petit texte lu dans une langue locale (s02q03). Veuillez corriger ou donner des explications au QG. Le montant des frais d'uniformes pour l'année scolaire de Assane Sow est faible ou élevé. veuillez, s'il vous plait, confirmer ces informations avec le QG ou apporter les corrections nécessaires.</w:t>
+        <w:br/>
+        <w:t xml:space="preserve">- Peu probable! Assete Sow  n'arrive pas  à comprendre un petit texte lu dans une langue locale (s02q03). Veuillez corriger ou donner des explications au QG. Peu probable! Assete Sow  ne sait ni lire, ni écrire, ni comprendre dans aucune des langues  (s02q01,s02q02,s02q03). Veuillez corriger ou donner des explications au QG. </w:t>
+        <w:br/>
+        <w:t xml:space="preserve">- Peu probable! Bathie Sow  n'arrive pas  à comprendre un petit texte lu dans une langue locale (s02q03). Veuillez corriger ou donner des explications au QG. Peu probable! Bathie Sow  ne sait ni lire, ni écrire, ni comprendre dans aucune des langues  (s02q01,s02q02,s02q03). Veuillez corriger ou donner des explications au QG. </w:t>
+        <w:br/>
+        <w:t xml:space="preserve">- Peu probable! Dame Sow  n'arrive pas  à comprendre un petit texte lu dans une langue locale (s02q03). Veuillez corriger ou donner des explications au QG. Peu probable! Dame Sow  ne sait ni lire, ni écrire, ni comprendre dans aucune des langues  (s02q01,s02q02,s02q03). Veuillez corriger ou donner des explications au QG. </w:t>
+        <w:br/>
+        <w:t>- Peu probable! Diery Sow  n'arrive pas  à comprendre un petit texte lu dans une langue locale (s02q03). Veuillez corriger ou donner des explications au QG. Peu probable! Diery Sow  ne sait ni lire, ni écrire, ni comprendre dans aucune des langues  (s02q01,s02q02,s02q03). Veuillez corriger ou donner des explications au QG. Peu plausible Diery Sow fréquente au minimum le fondamental 1 mais ne sait ni lire ni comprendre la langue française, prière de corriger ou de confirmer avec le QG merci. Le montant des frais d'uniformes pour l'année scolaire de Diery Sow est faible ou élevé. veuillez, s'il vous plait, confirmer ces informations avec le QG ou apporter les corrections nécessaires.</w:t>
+        <w:br/>
+        <w:t>- Peu probable! Penda Sow  n'arrive pas  à comprendre un petit texte lu dans une langue locale (s02q03). Veuillez corriger ou donner des explications au QG. Peu probable! Penda Sow  ne sait ni lire, ni écrire, ni comprendre dans aucune des langues  (s02q01,s02q02,s02q03). Veuillez corriger ou donner des explications au QG. La raison principale que Penda Sow n'a pas été à l'école entre 2024/2025 est Elle vient de s’inscrir et semble exister dans les modalités, prière de prendre attache avec le QG pour plus d'explication afin de la classer bien.</w:t>
       </w:r>
     </w:p>
     <w:p>
@@ -4581,7 +5619,7 @@
         <w:rPr>
           <w:sz w:val="20"/>
         </w:rPr>
-        <w:t>- AvertissementBathie Sow  travaille mais les questions relatives à son emploi principal ne sont pas renseignées à 100%, prière de les renseigner. Prière de changer la branche d'activité de Bathie Sow, les agriculteurs dont leurs cultures est principalement destiné à la consommation du ménage sont des (Agriculteurs, subsistances) et ceux qui le font avec l'élevage sont des (Agriculteurs et eleveurs, subsistances)</w:t>
+        <w:t>- || Nombre de mois exercé par Alsane Sow dans l'emploi au cours des 12 derniers mois semble faible, veuillez corriger s'il vous plait ou comfirmer avec le QG. Attention! le nombre d'heure que Alsane Sow a travaillé par jour semble être inferieur à 4, veuillez s'il vous plait confirmer cette information avec le QG.</w:t>
       </w:r>
     </w:p>
     <w:p>
@@ -4602,9 +5640,7 @@
         <w:rPr>
           <w:sz w:val="20"/>
         </w:rPr>
-        <w:t xml:space="preserve">- Il est impératif de renseigner la question : #Est-ce que Alsane Sow possède un compte dans les établissements financiers suivants ou une carte prépayée ?# même si la personne ne dispose pas de compte, veuillez les renseigner s'il vous plaît. </w:t>
-        <w:br/>
-        <w:t xml:space="preserve">- Il est impératif de renseigner la question : #Est-ce que Assete Sow possède un compte dans les établissements financiers suivants ou une carte prépayée ?# même si la personne ne dispose pas de compte, veuillez les renseigner s'il vous plaît. </w:t>
+        <w:t xml:space="preserve">- La   principale utilisation que Assete Sow a fait de ce dernier crédit est Pesoin personnel et semble exister dans les modalités, prière de prendre attache avec le QG pour plus d'explication afin de la classer bien. </w:t>
         <w:br/>
         <w:t>- Le nombre d'échéances de remboursement restant de Bathie Sow ne peut être égal à 0 pour ce credit autres qu'immobilier en cours, veuillez revoir la question et corriger ou confirmer avec le QG.  La   principale utilisation que Bathie Sow a fait de ce dernier crédit est Ravitaillement et semble exister dans les modalités, prière de prendre attache avec le QG pour plus d'explication afin de la classer bien.</w:t>
       </w:r>
@@ -4616,7 +5652,7 @@
           <w:color w:val="4672C4"/>
           <w:sz w:val="22"/>
         </w:rPr>
-        <w:t>&gt;&gt; Section7a1 - Repas pris a l'exterieur du menage</w:t>
+        <w:t>&gt;&gt; Section7b - Consommation alimentaire - 7 jours</w:t>
       </w:r>
     </w:p>
     <w:p>
@@ -4627,7 +5663,7 @@
         <w:rPr>
           <w:sz w:val="20"/>
         </w:rPr>
-        <w:t>- Attention ! La section sur le repas pris à l'extérieur du ménage n'est pas renseignée à 100 %. Prière de vérifier l'ensemble des questions relatives à cette section et de les renseigner en totalité.</w:t>
+        <w:t>- Attention ! Le prix unitaire d'achat (150 Fcfa) de Aubergine   en Pièce (Moyen) est relativement élevé par rapport aux autres prix observés dans cette zone. Prière de corriger ou de confirmer avec le QG. Attention ! Le prix unitaire d'achat (150 Fcfa) de Café moulu en Verre ( à thé) (taille unique) est relativement faible par rapport aux autres prix observés dans cette zone. Prière de corriger ou de confirmer avec le QG. Attention ! Le prix unitaire d'achat (50 Fcfa) de Piment frais en Tas (Tres petit) est relativement faible par rapport aux autres prix observés dans cette zone. Prière de corriger ou de confirmer avec le QG. Avertissement!! La quantité (4.52 litre) du produit Huile de soja  consommée  par le ménage semble très élevé, prière de corriger ou confirmer avec le QG. Attention ! Le prix unitaire d'achat (208.3333 Fcfa) de Huile de soja  en Litre (taille unique) est relativement faible par rapport aux autres prix observés dans cette zone. Prière de corriger ou de confirmer avec le QG. Avertissement!!! Le ménage a consommé 6 Paquet Petit de Thé en sachet, cette quantité semble anormale pour une consommation des 7 derniers jours.Prière de corriger ou de confirmer avec le QG. Avertissement!! le prix unitaire (125 Fcfa) de Thé en sachet (unité: Paquet) de taille Petit est très faible ou élevé. Prière de corriger ou de confirmer avec le QG. Incohérence!! Dans ce ménage, chaque individus consomme par jour 64.46429 Kg  de cereale; Prière de revoir les quantités prises de ces produits. Le prix d'achat unitaire (7500 Fcfa) de Sucre en poudre  en Kg de taille taille unique prière de regarder les reponses prises dans les questions s07bq07a s07bq07b s07bq07c s07bq08 pour mieux corriger. Attention ! Le prix unitaire d'achat (7500 Fcfa) de Sucre en poudre  en Kg (taille unique) est relativement élevé par rapport aux autres prix observés dans cette zone. Prière de corriger ou de confirmer avec le QG.</w:t>
       </w:r>
     </w:p>
     <w:p>
@@ -4637,7 +5673,7 @@
           <w:color w:val="4672C4"/>
           <w:sz w:val="22"/>
         </w:rPr>
-        <w:t>&gt;&gt; Section7a2 - Repas pris a l'exterieur du menage</w:t>
+        <w:t>&gt;&gt; Section10a - Existence entreprise non agricole</w:t>
       </w:r>
     </w:p>
     <w:p>
@@ -4648,19 +5684,7 @@
         <w:rPr>
           <w:sz w:val="20"/>
         </w:rPr>
-        <w:t xml:space="preserve">- La section sur le repas pris à l'extérieur du ménage du membre Alsane Sow n'est pas renseignée à 100 %. Prière de vérifier l'ensemble des questions relatives à ce membre et de les renseigner en totalité. </w:t>
-        <w:br/>
-        <w:t xml:space="preserve">- La section sur le repas pris à l'extérieur du ménage du membre Assane Sow n'est pas renseignée à 100 %. Prière de vérifier l'ensemble des questions relatives à ce membre et de les renseigner en totalité. </w:t>
-        <w:br/>
-        <w:t xml:space="preserve">- La section sur le repas pris à l'extérieur du ménage du membre Assete Sow n'est pas renseignée à 100 %. Prière de vérifier l'ensemble des questions relatives à ce membre et de les renseigner en totalité. </w:t>
-        <w:br/>
-        <w:t xml:space="preserve">- La section sur le repas pris à l'extérieur du ménage du membre Bathie Sow n'est pas renseignée à 100 %. Prière de vérifier l'ensemble des questions relatives à ce membre et de les renseigner en totalité. </w:t>
-        <w:br/>
-        <w:t xml:space="preserve">- La section sur le repas pris à l'extérieur du ménage du membre Dame Sow n'est pas renseignée à 100 %. Prière de vérifier l'ensemble des questions relatives à ce membre et de les renseigner en totalité. </w:t>
-        <w:br/>
-        <w:t xml:space="preserve">- La section sur le repas pris à l'extérieur du ménage du membre Diery Sow n'est pas renseignée à 100 %. Prière de vérifier l'ensemble des questions relatives à ce membre et de les renseigner en totalité. </w:t>
-        <w:br/>
-        <w:t>- La section sur le repas pris à l'extérieur du ménage du membre Penda Sow n'est pas renseignée à 100 %. Prière de vérifier l'ensemble des questions relatives à ce membre et de les renseigner en totalité.</w:t>
+        <w:t>- Avertissement!!! Le ménage de Bathie Sow a comme taille 7 personnes dont ils vivent à DIOURBEL Rural et aucune d'entre ne possède une entreprise non agricole, prière de revoir cette partie de la section 10 de ce menage.</w:t>
       </w:r>
     </w:p>
     <w:p>
@@ -4670,7 +5694,7 @@
           <w:color w:val="4672C4"/>
           <w:sz w:val="22"/>
         </w:rPr>
-        <w:t>&gt;&gt; Section8 - Sécurite alimentaire</w:t>
+        <w:t>&gt;&gt; Section11 - Caracteristiques logement</w:t>
       </w:r>
     </w:p>
     <w:p>
@@ -4681,7 +5705,7 @@
         <w:rPr>
           <w:sz w:val="20"/>
         </w:rPr>
-        <w:t>- Toutes les questions de la section 8 ne sont pas renseignées, prière de renseigner.</w:t>
+        <w:t>- Le montant (FCFA) du loyer mensuel payé pour un logement comme le votre dans ce village/quartier est trop élevé, Veuillez s'il vous plaît corriger cette information. le montant supporté par le ménage pour cette source d’énergie au cours des 30 derniers jours semble élevé, prière de confirmer ou corriger.  Le principal mode d'évacuation des eaux usées du ménage est Pas de toilette et semble exister dans les modalités, prière de prendre attache avec le QG pour plus d'explication afin de la classer bien.</w:t>
       </w:r>
     </w:p>
     <w:p>
@@ -4691,7 +5715,7 @@
           <w:color w:val="4672C4"/>
           <w:sz w:val="22"/>
         </w:rPr>
-        <w:t>&gt;&gt; Section9d - Depenses non-alimentaires - 3 mois</w:t>
+        <w:t>&gt;&gt; Section16a - Champs et parcelles</w:t>
       </w:r>
     </w:p>
     <w:p>
@@ -4702,7 +5726,15 @@
         <w:rPr>
           <w:sz w:val="20"/>
         </w:rPr>
-        <w:t>- Difficile pour un ménage de ne pas avoir effectué de dépenses au cours de 3 derniers mois sur les produits/services cités (Section 9D), prière de revoir la section pour ce ménage.</w:t>
+        <w:t xml:space="preserve">- La raison principale de la non mesure de la parcelle Parcelle est Ld champ ne lui appartient pas et semble exister dans les modalités, prière de prendre attache avec le QG pour plus d'explication afin de la classer bien. </w:t>
+        <w:br/>
+        <w:t xml:space="preserve">- La raison principale de la non mesure de la parcelle Parcelle est Le champ ne lui appartient pas et semble exister dans les modalités, prière de prendre attache avec le QG pour plus d'explication afin de la classer bien. </w:t>
+        <w:br/>
+        <w:t xml:space="preserve">- La raison principale de la non mesure de la parcelle Parcelle est la parcelle ne lui appartient pas et semble exister dans les modalités, prière de prendre attache avec le QG pour plus d'explication afin de la classer bien. </w:t>
+        <w:br/>
+        <w:t xml:space="preserve">- Le document légal (titre, acte, certificat etc. ) qui affirme votre possession de la parcelle Parcelle est  et semble exister dans les modalités, prière de prendre attache avec le QG pour plus d'explication afin de la classer bien. </w:t>
+        <w:br/>
+        <w:t>- Le document légal (titre, acte, certificat etc. ) qui affirme votre possession de la parcelle Parcelle est  et semble exister dans les modalités, prière de prendre attache avec le QG pour plus d'explication afin de la classer bien. La raison principale de la non mesure de la parcelle Parcelle est Le champ ne lui appartient pas et semble exister dans les modalités, prière de prendre attache avec le QG pour plus d'explication afin de la classer bien.</w:t>
       </w:r>
     </w:p>
     <w:p>
@@ -4712,7 +5744,7 @@
           <w:color w:val="4672C4"/>
           <w:sz w:val="22"/>
         </w:rPr>
-        <w:t>&gt;&gt; Section9e - Depenses non-alimentaires - 6 mois</w:t>
+        <w:t>&gt;&gt; Section16c - Cultures</w:t>
       </w:r>
     </w:p>
     <w:p>
@@ -4723,7 +5755,15 @@
         <w:rPr>
           <w:sz w:val="20"/>
         </w:rPr>
-        <w:t>- Moins possible d'avoir un ménage qui n'a effectué aucune des dépenses au cours de 6 derniers mois, prière de revoir la section pour ce ménage</w:t>
+        <w:t xml:space="preserve">- La quantité estimée en Kg est incorrecte (Exemple : si le ménage a eu 10 sacs de 100kg = 10*100=1000kg), prière de corriger merci. </w:t>
+        <w:br/>
+        <w:t xml:space="preserve">- La quantité estimée en Kg est incorrecte (Exemple : si le ménage a eu 10 sacs de 100kg = 10*100=1000kg), prière de corriger merci. </w:t>
+        <w:br/>
+        <w:t xml:space="preserve">- La quantité estimée en Kg est incorrecte (Exemple : si le ménage a eu 10 sacs de 100kg = 10*100=1000kg), prière de corriger merci. </w:t>
+        <w:br/>
+        <w:t xml:space="preserve">- La quantité estimée en Kg est incorrecte (Exemple : si le ménage a eu 10 sacs de 100kg = 10*100=1000kg), prière de corriger merci. </w:t>
+        <w:br/>
+        <w:t>- La quantité estimée en Kg est incorrecte (Exemple : si le ménage a eu 10 sacs de 100kg = 10*100=1000kg), prière de corriger merci.</w:t>
       </w:r>
     </w:p>
     <w:p>
@@ -4733,7 +5773,7 @@
           <w:color w:val="4672C4"/>
           <w:sz w:val="22"/>
         </w:rPr>
-        <w:t>&gt;&gt; Section9f - Depenses non-alimentaires - 12 mois</w:t>
+        <w:t>&gt;&gt; Section16d - Utilisation de la production</w:t>
       </w:r>
     </w:p>
     <w:p>
@@ -4744,7 +5784,9 @@
         <w:rPr>
           <w:sz w:val="20"/>
         </w:rPr>
-        <w:t>- Moins possible d'avoir un ménage qui n'a effectué aucune des dépenses au cours de 12 derniers mois, veuillez revoir la section pour ce ménage.</w:t>
+        <w:t xml:space="preserve">- || </w:t>
+        <w:br/>
+        <w:t>- La somme des quantités consommées, des quantités offertes et  des quantités vendus (s16dq02a s16dq03a s16dq05a s16dq13a) depasse la quantité totale que le ménage a eu après la recolte (s16cq16a), prière de corriger. La quantité de s16dq05a estimée en Kg est incohérente avec la prise dans la question s16dq05c, prière de bien estimer et mettre la valeur exacte.</w:t>
       </w:r>
     </w:p>
     <w:p>
@@ -4754,7 +5796,7 @@
           <w:color w:val="4672C4"/>
           <w:sz w:val="22"/>
         </w:rPr>
-        <w:t>&gt;&gt; Section10a - Existence entreprise non agricole</w:t>
+        <w:t>&gt;&gt; Section19 - Equipements agricoles</w:t>
       </w:r>
     </w:p>
     <w:p>
@@ -4765,80 +5807,13 @@
         <w:rPr>
           <w:sz w:val="20"/>
         </w:rPr>
-        <w:t>- Avertissement!!! Le ménage de Bathie Sow a comme taille 7 personnes dont ils vivent à DIOURBEL Rural et aucune d'entre ne possède une entreprise non agricole, prière de revoir cette partie de la section 10 de ce menage.</w:t>
-      </w:r>
-    </w:p>
-    <w:p>
-      <w:r>
-        <w:rPr>
-          <w:b/>
-          <w:color w:val="4672C4"/>
-          <w:sz w:val="22"/>
-        </w:rPr>
-        <w:t>&gt;&gt; Section11 - Caracteristiques logement</w:t>
-      </w:r>
-    </w:p>
-    <w:p>
-      <w:pPr>
-        <w:ind w:left="283"/>
-      </w:pPr>
-      <w:r>
-        <w:rPr>
-          <w:sz w:val="20"/>
-        </w:rPr>
-        <w:t>- Le montant (FCFA) du loyer mensuel payé pour un logement comme le votre dans ce village/quartier est trop élevé, Veuillez s'il vous plaît corriger cette information. le montant supporté par le ménage pour cette source d’énergie au cours des 30 derniers jours semble élevé, prière de confirmer ou corriger.  Le principal mode d'évacuation des eaux usées du ménage est Pas de toilette et semble exister dans les modalités, prière de prendre attache avec le QG pour plus d'explication afin de la classer bien.</w:t>
-      </w:r>
-    </w:p>
-    <w:p>
-      <w:r>
-        <w:rPr>
-          <w:b/>
-          <w:color w:val="4672C4"/>
-          <w:sz w:val="22"/>
-        </w:rPr>
-        <w:t>&gt;&gt; Section12 - Actifs du menage</w:t>
-      </w:r>
-    </w:p>
-    <w:p>
-      <w:pPr>
-        <w:ind w:left="283"/>
-      </w:pPr>
-      <w:r>
-        <w:rPr>
-          <w:sz w:val="20"/>
-        </w:rPr>
-        <w:t xml:space="preserve">- Le prix de revente de l'article  Radio simple/Radiocassette ne doit pas être égal 0 même si le ménage l'a reçu en cadeau prière de leurs aider à faire une estimations. </w:t>
-        <w:br/>
-        <w:t>- Le prix de revente de l'article  Téléphone portable ne doit pas être égal 0 même si le ménage l'a reçu en cadeau prière de leurs aider à faire une estimations.</w:t>
-      </w:r>
-    </w:p>
-    <w:p>
-      <w:r>
-        <w:rPr>
-          <w:b/>
-          <w:color w:val="4672C4"/>
-          <w:sz w:val="22"/>
-        </w:rPr>
-        <w:t>&gt;&gt; Section16a - Champs et parcelles</w:t>
-      </w:r>
-    </w:p>
-    <w:p>
-      <w:pPr>
-        <w:ind w:left="283"/>
-      </w:pPr>
-      <w:r>
-        <w:rPr>
-          <w:sz w:val="20"/>
-        </w:rPr>
-        <w:t xml:space="preserve">- Nous constatons que la question qui porte sur la mésure du champs de la parcelle Parcelle n'a pas été renseigné, la collecte était-il encours ou s'agit-il de quoi ? prière de verifier et corriger. Le document légal (titre, acte, certificat etc. ) qui affirme votre possession de la parcelle Parcelle est  et semble exister dans les modalités, prière de prendre attache avec le QG pour plus d'explication afin de la classer bien. </w:t>
-        <w:br/>
-        <w:t xml:space="preserve">- Nous constatons que la question qui porte sur la mésure du champs de la parcelle Parcelle n'a pas été renseigné, la collecte était-il encours ou s'agit-il de quoi ? prière de verifier et corriger. Le document légal (titre, acte, certificat etc. ) qui affirme votre possession de la parcelle Parcelle est  et semble exister dans les modalités, prière de prendre attache avec le QG pour plus d'explication afin de la classer bien. </w:t>
-        <w:br/>
-        <w:t xml:space="preserve">- Nous constatons que la question qui porte sur la mésure du champs de la parcelle Parcelle n'a pas été renseigné, la collecte était-il encours ou s'agit-il de quoi ? prière de verifier et corriger. Le document légal (titre, acte, certificat etc. ) qui affirme votre possession de la parcelle Parcelle est  et semble exister dans les modalités, prière de prendre attache avec le QG pour plus d'explication afin de la classer bien. </w:t>
-        <w:br/>
-        <w:t xml:space="preserve">- Nous constatons que la question qui porte sur la mésure du champs de la parcelle Parcelle n'a pas été renseigné, la collecte était-il encours ou s'agit-il de quoi ? prière de verifier et corriger. Le document légal (titre, acte, certificat etc. ) qui affirme votre possession de la parcelle Parcelle est  et semble exister dans les modalités, prière de prendre attache avec le QG pour plus d'explication afin de la classer bien. </w:t>
-        <w:br/>
-        <w:t>- Nous constatons que la question qui porte sur la mésure du champs de la parcelle Parcelle n'a pas été renseigné, la collecte était-il encours ou s'agit-il de quoi ? prière de verifier et corriger. Le document légal (titre, acte, certificat etc. ) qui affirme votre possession de la parcelle Parcelle est  et semble exister dans les modalités, prière de prendre attache avec le QG pour plus d'explication afin de la classer bien.</w:t>
+        <w:t xml:space="preserve">- Avertissement!! Le prix d'achat (15000 FCFA) de Houe asine est inférieur aux prix de revente (20000 FCFA), prière de verifier et corriger ou confirmer l'information avec le QG. </w:t>
+        <w:br/>
+        <w:t xml:space="preserve">- Avertissement!! Le prix d'achat (175000 FCFA) de Animaux de labour est inférieur aux prix de revente (200000 FCFA), prière de verifier et corriger ou confirmer l'information avec le QG. </w:t>
+        <w:br/>
+        <w:t xml:space="preserve">- Incohérence!! Le prix de revente de Autre (à préciser) dans cette section 19 ne doit pas être égal 0 même si le ménage l'a reçu en cadeau prière de leurs aider à faire une estimation. </w:t>
+        <w:br/>
+        <w:t>- Incohérence!! Le prix de revente de Hache-Paille dans cette section 19 ne doit pas être égal 0 même si le ménage l'a reçu en cadeau prière de leurs aider à faire une estimation.</w:t>
       </w:r>
     </w:p>
     <w:p>
@@ -5002,7 +5977,7 @@
               <w:rPr>
                 <w:sz w:val="14"/>
               </w:rPr>
-              <w:t>EQ12_enq3</w:t>
+              <w:t>EQ12_enq4</w:t>
             </w:r>
           </w:p>
         </w:tc>
@@ -5015,7 +5990,6 @@
               <w:rPr>
                 <w:sz w:val="14"/>
               </w:rPr>
-              <w:t>Equipe12</w:t>
             </w:r>
           </w:p>
         </w:tc>
@@ -5028,7 +6002,6 @@
               <w:rPr>
                 <w:sz w:val="14"/>
               </w:rPr>
-              <w:t>Astou Gawane FAYE</w:t>
             </w:r>
           </w:p>
         </w:tc>
@@ -5041,7 +6014,6 @@
               <w:rPr>
                 <w:sz w:val="14"/>
               </w:rPr>
-              <w:t>Talla NGOM</w:t>
             </w:r>
           </w:p>
         </w:tc>
@@ -5142,7 +6114,7 @@
           </w:tcPr>
           <w:p>
             <w:r/>
-            <w:hyperlink r:id="rId14">
+            <w:hyperlink r:id="rId16">
               <w:r>
                 <w:rPr>
                   <w:color w:val="0563C1"/>
@@ -5174,7 +6146,7 @@
         <w:rPr>
           <w:sz w:val="20"/>
         </w:rPr>
-        <w:t>- Prière de renseigner toutes les informations du ménage dans la section 0 avant d'entamer les autres informations.</w:t>
+        <w:t>- Le questionnaire semble ne pas être complètement fini mais le questionnaire est en statut complet, prière de compléter le questionnaire.</w:t>
       </w:r>
     </w:p>
     <w:p>
@@ -5197,22 +6169,6 @@
         </w:rPr>
         <w:t xml:space="preserve">- Avertissement!!!  COUMBA NDIAYE  possède un téléphone android mais dit n'avoir pas accès à l'internet, prière de confirmer cette information avec le QG ou la corriger. </w:t>
         <w:br/>
-        <w:t xml:space="preserve">- Attention ! Le montant (7500 Fcfa) dépensé ou reçu en cadeau pour les cartes prépayées, les transferts de crédit et les abonnements de  MBAYE NDIAYE est relativement élevé par rapport aux autres montants depansés observés dans cette zone. Prière de corriger ou de confirmer avec le QG. Attention ! Le montant (7500 Fcfa) dépensé ou reçu en cadeau pour les recharges internet ou de forfaits de données mobiles(hors appels vocaux), aucours des 30 derniers jours de  MBAYE NDIAYE est relativement élevé par rapport aux autres montants depansés observés dans cette zone. Prière de corriger ou de confirmer avec le QG. </w:t>
-        <w:br/>
-        <w:t xml:space="preserve">- Attention ! Vous avez déclaré en s01q00 que le répondant est la personne elle-même, or ABOU NDIAYE est trop jeune (9 ans) pour fournir des informations correctes. Prière de refaire la section 1 pour ABOU NDIAYE en demandant à un adulte de répondre aux questions à sa place. </w:t>
-        <w:br/>
-        <w:t xml:space="preserve">- Attention ! Vous avez déclaré en s01q00 que le répondant est la personne elle-même, or FATOU NDIAYE est trop jeune (5 ans) pour fournir des informations correctes. Prière de refaire la section 1 pour FATOU NDIAYE en demandant à un adulte de répondre aux questions à sa place. </w:t>
-        <w:br/>
-        <w:t xml:space="preserve">- Attention ! Vous avez déclaré en s01q00 que le répondant est la personne elle-même, or GANA NDIAYE ENFANT est trop jeune (10 ans) pour fournir des informations correctes. Prière de refaire la section 1 pour GANA NDIAYE ENFANT en demandant à un adulte de répondre aux questions à sa place. </w:t>
-        <w:br/>
-        <w:t xml:space="preserve">- Attention ! Vous avez déclaré en s01q00 que le répondant est la personne elle-même, or KHADIM NDIAYE est trop jeune (9 ans) pour fournir des informations correctes. Prière de refaire la section 1 pour KHADIM NDIAYE en demandant à un adulte de répondre aux questions à sa place. </w:t>
-        <w:br/>
-        <w:t xml:space="preserve">- Attention ! Vous avez déclaré en s01q00 que le répondant est la personne elle-même, or KHAR NDIAYE est trop jeune (6 ans) pour fournir des informations correctes. Prière de refaire la section 1 pour KHAR NDIAYE en demandant à un adulte de répondre aux questions à sa place. </w:t>
-        <w:br/>
-        <w:t xml:space="preserve">- Attention ! Vous avez déclaré en s01q00 que le répondant est la personne elle-même, or MADANE NDIAYE est trop jeune (5 ans) pour fournir des informations correctes. Prière de refaire la section 1 pour MADANE NDIAYE en demandant à un adulte de répondre aux questions à sa place. </w:t>
-        <w:br/>
-        <w:t xml:space="preserve">- Incoherence! La mère de AMY NDIAYE est trop jeune ou vielle pour avoir AMY NDIAYE selon l'écart (13) d'âge entre lui et sa mère, prière de revoir l'âge de AMY NDIAYE ou de sa mère. Dans le cas contraire rassurez vous que c'est bien son fils/fille biologique. </w:t>
-        <w:br/>
         <w:t xml:space="preserve">- Incoherence! MADANE DIOUF dispose d'un téléphone portable à s01q39, donc la raison évoquée ne peut pas être (ne dispose pas d'appareil). </w:t>
         <w:br/>
         <w:t xml:space="preserve">- Incoherence! MAGUETTE SENE dispose d'un téléphone portable à s01q39, donc la raison évoquée ne peut pas être (ne dispose pas d'appareil). </w:t>
@@ -5240,7 +6196,51 @@
         <w:rPr>
           <w:sz w:val="20"/>
         </w:rPr>
-        <w:t>- Peu probable! MBAYE NDIAYE  n'arrive pas  à comprendre un petit texte lu dans une langue locale (s02q03). Veuillez corriger ou donner des explications au QG. Peu probable! MBAYE NDIAYE  ne sait ni lire, ni écrire, ni comprendre dans aucune des langues  (s02q01,s02q02,s02q03). Veuillez corriger ou donner des explications au QG.</w:t>
+        <w:t xml:space="preserve">- Peu probable! ABOU NDIAYE  n'arrive pas  à comprendre un petit texte lu dans une langue locale (s02q03). Veuillez corriger ou donner des explications au QG. Peu probable! ABOU NDIAYE  ne sait ni lire, ni écrire, ni comprendre dans aucune des langues  (s02q01,s02q02,s02q03). Veuillez corriger ou donner des explications au QG. </w:t>
+        <w:br/>
+        <w:t xml:space="preserve">- Peu probable! ADAMA NDIAYE  n'arrive pas  à comprendre un petit texte lu dans une langue locale (s02q03). Veuillez corriger ou donner des explications au QG. Peu probable! ADAMA NDIAYE  ne sait ni lire, ni écrire, ni comprendre dans aucune des langues  (s02q01,s02q02,s02q03). Veuillez corriger ou donner des explications au QG. </w:t>
+        <w:br/>
+        <w:t xml:space="preserve">- Peu probable! AMY NDIAYE  n'arrive pas  à comprendre un petit texte lu dans une langue locale (s02q03). Veuillez corriger ou donner des explications au QG. Peu probable! AMY NDIAYE  ne sait ni lire, ni écrire, ni comprendre dans aucune des langues  (s02q01,s02q02,s02q03). Veuillez corriger ou donner des explications au QG. </w:t>
+        <w:br/>
+        <w:t xml:space="preserve">- Peu probable! AWA NDIAYE  n'arrive pas  à comprendre un petit texte lu dans une langue locale (s02q03). Veuillez corriger ou donner des explications au QG. Peu probable! AWA NDIAYE  ne sait ni lire, ni écrire, ni comprendre dans aucune des langues  (s02q01,s02q02,s02q03). Veuillez corriger ou donner des explications au QG. </w:t>
+        <w:br/>
+        <w:t xml:space="preserve">- Peu probable! CHEIKH NDIAYE  n'arrive pas  à comprendre un petit texte lu dans une langue locale (s02q03). Veuillez corriger ou donner des explications au QG. Peu probable! CHEIKH NDIAYE  ne sait ni lire, ni écrire, ni comprendre dans aucune des langues  (s02q01,s02q02,s02q03). Veuillez corriger ou donner des explications au QG. </w:t>
+        <w:br/>
+        <w:t xml:space="preserve">- Peu probable! COUMBA NDIAYE  n'arrive pas  à comprendre un petit texte lu dans une langue locale (s02q03). Veuillez corriger ou donner des explications au QG. Peu probable! COUMBA NDIAYE  ne sait ni lire, ni écrire, ni comprendre dans aucune des langues  (s02q01,s02q02,s02q03). Veuillez corriger ou donner des explications au QG. </w:t>
+        <w:br/>
+        <w:t xml:space="preserve">- Peu probable! DIARRA DIOP  n'arrive pas  à comprendre un petit texte lu dans une langue locale (s02q03). Veuillez corriger ou donner des explications au QG. Peu probable! DIARRA DIOP  ne sait ni lire, ni écrire, ni comprendre dans aucune des langues  (s02q01,s02q02,s02q03). Veuillez corriger ou donner des explications au QG. </w:t>
+        <w:br/>
+        <w:t xml:space="preserve">- Peu probable! DIARRA NDIAYE BOU NDAW  n'arrive pas  à comprendre un petit texte lu dans une langue locale (s02q03). Veuillez corriger ou donner des explications au QG. </w:t>
+        <w:br/>
+        <w:t xml:space="preserve">- Peu probable! FATOU NDIAYE  n'arrive pas  à comprendre un petit texte lu dans une langue locale (s02q03). Veuillez corriger ou donner des explications au QG. Peu probable! FATOU NDIAYE  ne sait ni lire, ni écrire, ni comprendre dans aucune des langues  (s02q01,s02q02,s02q03). Veuillez corriger ou donner des explications au QG. </w:t>
+        <w:br/>
+        <w:t xml:space="preserve">- Peu probable! GANA NDIAYE ENFANT  n'arrive pas  à comprendre un petit texte lu dans une langue locale (s02q03). Veuillez corriger ou donner des explications au QG. Peu probable! GANA NDIAYE ENFANT  ne sait ni lire, ni écrire, ni comprendre dans aucune des langues  (s02q01,s02q02,s02q03). Veuillez corriger ou donner des explications au QG. </w:t>
+        <w:br/>
+        <w:t xml:space="preserve">- Peu probable! GANA NDIAYE FRERE  n'arrive pas  à comprendre un petit texte lu dans une langue locale (s02q03). Veuillez corriger ou donner des explications au QG. Peu probable! GANA NDIAYE FRERE  ne sait ni lire, ni écrire, ni comprendre dans aucune des langues  (s02q01,s02q02,s02q03). Veuillez corriger ou donner des explications au QG. </w:t>
+        <w:br/>
+        <w:t xml:space="preserve">- Peu probable! KHADIM NDIAYE  n'arrive pas  à comprendre un petit texte lu dans une langue locale (s02q03). Veuillez corriger ou donner des explications au QG. Peu probable! KHADIM NDIAYE  ne sait ni lire, ni écrire, ni comprendre dans aucune des langues  (s02q01,s02q02,s02q03). Veuillez corriger ou donner des explications au QG. </w:t>
+        <w:br/>
+        <w:t xml:space="preserve">- Peu probable! KHAR NDIAYE  n'arrive pas  à comprendre un petit texte lu dans une langue locale (s02q03). Veuillez corriger ou donner des explications au QG. Peu probable! KHAR NDIAYE  ne sait ni lire, ni écrire, ni comprendre dans aucune des langues  (s02q01,s02q02,s02q03). Veuillez corriger ou donner des explications au QG. </w:t>
+        <w:br/>
+        <w:t xml:space="preserve">- Peu probable! MADANE DIOUF  n'arrive pas  à comprendre un petit texte lu dans une langue locale (s02q03). Veuillez corriger ou donner des explications au QG. Peu probable! MADANE DIOUF  ne sait ni lire, ni écrire, ni comprendre dans aucune des langues  (s02q01,s02q02,s02q03). Veuillez corriger ou donner des explications au QG. </w:t>
+        <w:br/>
+        <w:t xml:space="preserve">- Peu probable! MADANE NDIAYE  n'arrive pas  à comprendre un petit texte lu dans une langue locale (s02q03). Veuillez corriger ou donner des explications au QG. Peu probable! MADANE NDIAYE  ne sait ni lire, ni écrire, ni comprendre dans aucune des langues  (s02q01,s02q02,s02q03). Veuillez corriger ou donner des explications au QG. </w:t>
+        <w:br/>
+        <w:t xml:space="preserve">- Peu probable! MAGUETTE SENE  n'arrive pas  à comprendre un petit texte lu dans une langue locale (s02q03). Veuillez corriger ou donner des explications au QG. Peu probable! MAGUETTE SENE  ne sait ni lire, ni écrire, ni comprendre dans aucune des langues  (s02q01,s02q02,s02q03). Veuillez corriger ou donner des explications au QG. </w:t>
+        <w:br/>
+        <w:t xml:space="preserve">- Peu probable! MAME DIARRA NDIAYE  n'arrive pas  à comprendre un petit texte lu dans une langue locale (s02q03). Veuillez corriger ou donner des explications au QG. </w:t>
+        <w:br/>
+        <w:t xml:space="preserve">- Peu probable! MAME NDIAYE  n'arrive pas  à comprendre un petit texte lu dans une langue locale (s02q03). Veuillez corriger ou donner des explications au QG. Peu probable! MAME NDIAYE  ne sait ni lire, ni écrire, ni comprendre dans aucune des langues  (s02q01,s02q02,s02q03). Veuillez corriger ou donner des explications au QG. </w:t>
+        <w:br/>
+        <w:t xml:space="preserve">- Peu probable! MBAYE NDIAYE  n'arrive pas  à comprendre un petit texte lu dans une langue locale (s02q03). Veuillez corriger ou donner des explications au QG. Peu probable! MBAYE NDIAYE  ne sait ni lire, ni écrire, ni comprendre dans aucune des langues  (s02q01,s02q02,s02q03). Veuillez corriger ou donner des explications au QG. </w:t>
+        <w:br/>
+        <w:t xml:space="preserve">- Peu probable! NDEYE NDIAYE  n'arrive pas  à comprendre un petit texte lu dans une langue locale (s02q03). Veuillez corriger ou donner des explications au QG. </w:t>
+        <w:br/>
+        <w:t xml:space="preserve">- Peu probable! NDIAGUE DIOUF  n'arrive pas  à comprendre un petit texte lu dans une langue locale (s02q03). Veuillez corriger ou donner des explications au QG. Peu probable! NDIAGUE DIOUF  ne sait ni lire, ni écrire, ni comprendre dans aucune des langues  (s02q01,s02q02,s02q03). Veuillez corriger ou donner des explications au QG. </w:t>
+        <w:br/>
+        <w:t xml:space="preserve">- Peu probable! S FALLOU NDIAYE  n'arrive pas  à comprendre un petit texte lu dans une langue locale (s02q03). Veuillez corriger ou donner des explications au QG. Peu probable! S FALLOU NDIAYE  ne sait ni lire, ni écrire, ni comprendre dans aucune des langues  (s02q01,s02q02,s02q03). Veuillez corriger ou donner des explications au QG. </w:t>
+        <w:br/>
+        <w:t>- Peu probable! SAYE NDIAYE  n'arrive pas  à comprendre un petit texte lu dans une langue locale (s02q03). Veuillez corriger ou donner des explications au QG.</w:t>
       </w:r>
     </w:p>
     <w:p>
@@ -5261,51 +6261,7 @@
         <w:rPr>
           <w:sz w:val="20"/>
         </w:rPr>
-        <w:t xml:space="preserve">- || </w:t>
-        <w:br/>
-        <w:t xml:space="preserve">- </w:t>
-        <w:br/>
-        <w:t xml:space="preserve">- </w:t>
-        <w:br/>
-        <w:t xml:space="preserve">- </w:t>
-        <w:br/>
-        <w:t xml:space="preserve">- </w:t>
-        <w:br/>
-        <w:t xml:space="preserve">- </w:t>
-        <w:br/>
-        <w:t xml:space="preserve">- </w:t>
-        <w:br/>
-        <w:t xml:space="preserve">- </w:t>
-        <w:br/>
-        <w:t xml:space="preserve">- </w:t>
-        <w:br/>
-        <w:t xml:space="preserve">- </w:t>
-        <w:br/>
-        <w:t xml:space="preserve">- </w:t>
-        <w:br/>
-        <w:t xml:space="preserve">- </w:t>
-        <w:br/>
-        <w:t xml:space="preserve">- </w:t>
-        <w:br/>
-        <w:t xml:space="preserve">- </w:t>
-        <w:br/>
-        <w:t xml:space="preserve">- </w:t>
-        <w:br/>
-        <w:t xml:space="preserve">- </w:t>
-        <w:br/>
-        <w:t xml:space="preserve">- </w:t>
-        <w:br/>
-        <w:t xml:space="preserve">- </w:t>
-        <w:br/>
-        <w:t xml:space="preserve">- </w:t>
-        <w:br/>
-        <w:t xml:space="preserve">- </w:t>
-        <w:br/>
-        <w:t xml:space="preserve">- </w:t>
-        <w:br/>
-        <w:t xml:space="preserve">- </w:t>
-        <w:br/>
-        <w:t>- Le montant(.a FCFA) des frais des médicaments achetés dans les officines publiques de CHEIKH NDIAYE semble trop faible ou élevé, veuillez revoir ce montant. Le montant(.a FCFA) des frais des médicaments achetés dans les officines privées de CHEIKH NDIAYE semble trop faible ou élevé, veuillez revoir ce montant.</w:t>
+        <w:t>- Le montant(225000 FCFA) des frais d'examens médicaux et des soins de CHEIKH NDIAYE semble trop faible ou élevé, veuillez revoir ce montant. Le montant(125000 FCFA) des frais des médicaments achetés dans les officines publiques de CHEIKH NDIAYE semble trop faible ou élevé, veuillez revoir ce montant.</w:t>
       </w:r>
     </w:p>
     <w:p>
@@ -5315,7 +6271,7 @@
           <w:color w:val="4672C4"/>
           <w:sz w:val="22"/>
         </w:rPr>
-        <w:t>&gt;&gt; Section6 - Epargne et credit</w:t>
+        <w:t>&gt;&gt; Section4a - Emploi</w:t>
       </w:r>
     </w:p>
     <w:p>
@@ -5326,25 +6282,13 @@
         <w:rPr>
           <w:sz w:val="20"/>
         </w:rPr>
-        <w:t xml:space="preserve">- Il est impératif de renseigner la question : #Est-ce que AMY NDIAYE possède un compte dans les établissements financiers suivants ou une carte prépayée ?# même si la personne ne dispose pas de compte, veuillez les renseigner s'il vous plaît. </w:t>
-        <w:br/>
-        <w:t xml:space="preserve">- Il est impératif de renseigner la question : #Est-ce que CHEIKH NDIAYE possède un compte dans les établissements financiers suivants ou une carte prépayée ?# même si la personne ne dispose pas de compte, veuillez les renseigner s'il vous plaît. </w:t>
-        <w:br/>
-        <w:t xml:space="preserve">- Il est impératif de renseigner la question : #Est-ce que COUMBA NDIAYE possède un compte dans les établissements financiers suivants ou une carte prépayée ?# même si la personne ne dispose pas de compte, veuillez les renseigner s'il vous plaît. </w:t>
-        <w:br/>
-        <w:t xml:space="preserve">- Il est impératif de renseigner la question : #Est-ce que DIARRA DIOP possède un compte dans les établissements financiers suivants ou une carte prépayée ?# même si la personne ne dispose pas de compte, veuillez les renseigner s'il vous plaît. </w:t>
-        <w:br/>
-        <w:t xml:space="preserve">- Il est impératif de renseigner la question : #Est-ce que GANA NDIAYE FRERE possède un compte dans les établissements financiers suivants ou une carte prépayée ?# même si la personne ne dispose pas de compte, veuillez les renseigner s'il vous plaît. </w:t>
-        <w:br/>
-        <w:t xml:space="preserve">- Il est impératif de renseigner la question : #Est-ce que MADANE DIOUF possède un compte dans les établissements financiers suivants ou une carte prépayée ?# même si la personne ne dispose pas de compte, veuillez les renseigner s'il vous plaît. </w:t>
-        <w:br/>
-        <w:t xml:space="preserve">- Il est impératif de renseigner la question : #Est-ce que MAGUETTE SENE possède un compte dans les établissements financiers suivants ou une carte prépayée ?# même si la personne ne dispose pas de compte, veuillez les renseigner s'il vous plaît. </w:t>
-        <w:br/>
-        <w:t xml:space="preserve">- Il est impératif de renseigner la question : #Est-ce que MAME DIARRA NDIAYE possède un compte dans les établissements financiers suivants ou une carte prépayée ?# même si la personne ne dispose pas de compte, veuillez les renseigner s'il vous plaît. </w:t>
-        <w:br/>
-        <w:t xml:space="preserve">- Il est impératif de renseigner la question : #Est-ce que MAME NDIAYE possède un compte dans les établissements financiers suivants ou une carte prépayée ?# même si la personne ne dispose pas de compte, veuillez les renseigner s'il vous plaît. </w:t>
-        <w:br/>
-        <w:t>- Il est impératif de renseigner la question : #Est-ce que NDIAGUE DIOUF possède un compte dans les établissements financiers suivants ou une carte prépayée ?# même si la personne ne dispose pas de compte, veuillez les renseigner s'il vous plaît.</w:t>
+        <w:t xml:space="preserve">- Avertissement! AMY NDIAYE est trop jeune mais il a plus de 15 ans, prière de corriger ou confirmer. </w:t>
+        <w:br/>
+        <w:t xml:space="preserve">- Avertissement! Généralement les jeunes hommes (10 à 25ans) font des travaux ménager soit apprendre les enfants à reviser leurs léçons ou d'autres cours, CHEIKH NDIAYE n'a consacré aucune heure pour les travaux cités en s04q01, s04q02, s04q03, s04q04, s04q05, s04q06, s04q07 et s04q08.Prière de regarder pour corriger ou confirmer avec le QG. </w:t>
+        <w:br/>
+        <w:t xml:space="preserve">- Avertissement! Généralement les jeunes hommes (10 à 25ans) font des travaux ménager soit apprendre les enfants à reviser leurs léçons ou d'autres cours, GANA NDIAYE ENFANT n'a consacré aucune heure pour les travaux cités en s04q01, s04q02, s04q03, s04q04, s04q05, s04q06, s04q07 et s04q08.Prière de regarder pour corriger ou confirmer avec le QG. </w:t>
+        <w:br/>
+        <w:t>- Avertissement! S FALLOU NDIAYE n'a consacré aucune heure pour aucun des travaux du ménage, prière de regarder les réponses prises dans les questions (s04q01 s04q02 s04q03 s04q04 s04q05 s04q06 s04q07 s04q08).</w:t>
       </w:r>
     </w:p>
     <w:p>
@@ -5354,7 +6298,7 @@
           <w:color w:val="4672C4"/>
           <w:sz w:val="22"/>
         </w:rPr>
-        <w:t>&gt;&gt; Section7a1 - Repas pris a l'exterieur du menage</w:t>
+        <w:t>&gt;&gt; Section4b - Emploi - Activite principale</w:t>
       </w:r>
     </w:p>
     <w:p>
@@ -5365,7 +6309,23 @@
         <w:rPr>
           <w:sz w:val="20"/>
         </w:rPr>
-        <w:t>- Attention ! La section sur le repas pris à l'extérieur du ménage n'est pas renseignée à 100 %. Prière de vérifier l'ensemble des questions relatives à cette section et de les renseigner en totalité.</w:t>
+        <w:t xml:space="preserve">- Attention ! Le nombre de jours que S FALLOU NDIAYE a travaillés par mois semble être inférieur à 15. Veuillez, s'il vous plaît, confirmer cette information. </w:t>
+        <w:br/>
+        <w:t xml:space="preserve">- Nombre de mois exercé par COUMBA NDIAYE dans l'emploi au cours des 12 derniers mois semble faible, veuillez corriger s'il vous plait ou comfirmer avec le QG. Attention ! Le nombre de jours que COUMBA NDIAYE a travaillés par mois semble être inférieur à 15. Veuillez, s'il vous plaît, confirmer cette information. </w:t>
+        <w:br/>
+        <w:t xml:space="preserve">- Nombre de mois exercé par DIARRA DIOP dans l'emploi au cours des 12 derniers mois semble faible, veuillez corriger s'il vous plait ou comfirmer avec le QG. Attention ! Le nombre de jours que DIARRA DIOP a travaillés par mois semble être inférieur à 15. Veuillez, s'il vous plaît, confirmer cette information. </w:t>
+        <w:br/>
+        <w:t xml:space="preserve">- Nombre de mois exercé par MADANE DIOUF dans l'emploi au cours des 12 derniers mois semble faible, veuillez corriger s'il vous plait ou comfirmer avec le QG. Attention ! Le nombre de jours que MADANE DIOUF a travaillés par mois semble être inférieur à 15. Veuillez, s'il vous plaît, confirmer cette information. </w:t>
+        <w:br/>
+        <w:t xml:space="preserve">- Nombre de mois exercé par MAGUETTE SENE dans l'emploi au cours des 12 derniers mois semble faible, veuillez corriger s'il vous plait ou comfirmer avec le QG. Attention ! Le nombre de jours que MAGUETTE SENE a travaillés par mois semble être inférieur à 15. Veuillez, s'il vous plaît, confirmer cette information. </w:t>
+        <w:br/>
+        <w:t xml:space="preserve">- Nombre de mois exercé par MAME NDIAYE dans l'emploi au cours des 12 derniers mois semble faible, veuillez corriger s'il vous plait ou comfirmer avec le QG. Attention ! Le nombre de jours que MAME NDIAYE a travaillés par mois semble être inférieur à 15. Veuillez, s'il vous plaît, confirmer cette information. </w:t>
+        <w:br/>
+        <w:t xml:space="preserve">- Nombre de mois exercé par NDIAGUE DIOUF dans l'emploi au cours des 12 derniers mois semble faible, veuillez corriger s'il vous plait ou comfirmer avec le QG. Attention ! Le nombre de jours que NDIAGUE DIOUF a travaillés par mois semble être inférieur à 15. Veuillez, s'il vous plaît, confirmer cette information. </w:t>
+        <w:br/>
+        <w:t xml:space="preserve">- Prière de changer la branche d'activité GANA NDIAYE FRERE, les cultivateurs dont leurs cultures est principalement destiné à la consommation du ménage sont des (Agriculteurs, subsistances) et ceux qui le font avec l'élevage sont des (Agriculteurs et eleveurs, subsistances). Attention ! Le nombre de jours que GANA NDIAYE FRERE a travaillés par mois semble être inférieur à 15. Veuillez, s'il vous plaît, confirmer cette information. </w:t>
+        <w:br/>
+        <w:t>- Prière de changer la branche d'activité MBAYE NDIAYE, les cultivateurs dont leurs cultures est principalement destiné à la consommation du ménage sont des (Agriculteurs, subsistances) et ceux qui le font avec l'élevage sont des (Agriculteurs et eleveurs, subsistances). Nombre de mois exercé par MBAYE NDIAYE dans l'emploi au cours des 12 derniers mois semble faible, veuillez corriger s'il vous plait ou comfirmer avec le QG. Attention ! Le nombre de jours que MBAYE NDIAYE a travaillés par mois semble être inférieur à 15. Veuillez, s'il vous plaît, confirmer cette information.</w:t>
       </w:r>
     </w:p>
     <w:p>
@@ -5375,7 +6335,7 @@
           <w:color w:val="4672C4"/>
           <w:sz w:val="22"/>
         </w:rPr>
-        <w:t>&gt;&gt; Section7a2 - Repas pris a l'exterieur du menage</w:t>
+        <w:t>&gt;&gt; Section4c - Emploi - Activite secondaire</w:t>
       </w:r>
     </w:p>
     <w:p>
@@ -5386,55 +6346,9 @@
         <w:rPr>
           <w:sz w:val="20"/>
         </w:rPr>
-        <w:t xml:space="preserve">- La section sur le repas pris à l'extérieur du ménage du membre ABOU NDIAYE n'est pas renseignée à 100 %. Prière de vérifier l'ensemble des questions relatives à ce membre et de les renseigner en totalité. </w:t>
-        <w:br/>
-        <w:t xml:space="preserve">- La section sur le repas pris à l'extérieur du ménage du membre ADAMA NDIAYE n'est pas renseignée à 100 %. Prière de vérifier l'ensemble des questions relatives à ce membre et de les renseigner en totalité. </w:t>
-        <w:br/>
-        <w:t xml:space="preserve">- La section sur le repas pris à l'extérieur du ménage du membre AMY NDIAYE n'est pas renseignée à 100 %. Prière de vérifier l'ensemble des questions relatives à ce membre et de les renseigner en totalité. </w:t>
-        <w:br/>
-        <w:t xml:space="preserve">- La section sur le repas pris à l'extérieur du ménage du membre AWA NDIAYE n'est pas renseignée à 100 %. Prière de vérifier l'ensemble des questions relatives à ce membre et de les renseigner en totalité. </w:t>
-        <w:br/>
-        <w:t xml:space="preserve">- La section sur le repas pris à l'extérieur du ménage du membre CHEIKH NDIAYE n'est pas renseignée à 100 %. Prière de vérifier l'ensemble des questions relatives à ce membre et de les renseigner en totalité. </w:t>
-        <w:br/>
-        <w:t xml:space="preserve">- La section sur le repas pris à l'extérieur du ménage du membre COUMBA NDIAYE n'est pas renseignée à 100 %. Prière de vérifier l'ensemble des questions relatives à ce membre et de les renseigner en totalité. </w:t>
-        <w:br/>
-        <w:t xml:space="preserve">- La section sur le repas pris à l'extérieur du ménage du membre DIARRA DIOP n'est pas renseignée à 100 %. Prière de vérifier l'ensemble des questions relatives à ce membre et de les renseigner en totalité. </w:t>
-        <w:br/>
-        <w:t xml:space="preserve">- La section sur le repas pris à l'extérieur du ménage du membre DIARRA NDIAYE BOU NDAW n'est pas renseignée à 100 %. Prière de vérifier l'ensemble des questions relatives à ce membre et de les renseigner en totalité. </w:t>
-        <w:br/>
-        <w:t xml:space="preserve">- La section sur le repas pris à l'extérieur du ménage du membre FALLOU NDIAYE n'est pas renseignée à 100 %. Prière de vérifier l'ensemble des questions relatives à ce membre et de les renseigner en totalité. </w:t>
-        <w:br/>
-        <w:t xml:space="preserve">- La section sur le repas pris à l'extérieur du ménage du membre FATOU NDIAYE n'est pas renseignée à 100 %. Prière de vérifier l'ensemble des questions relatives à ce membre et de les renseigner en totalité. </w:t>
-        <w:br/>
-        <w:t xml:space="preserve">- La section sur le repas pris à l'extérieur du ménage du membre GANA NDIAYE ENFANT n'est pas renseignée à 100 %. Prière de vérifier l'ensemble des questions relatives à ce membre et de les renseigner en totalité. </w:t>
-        <w:br/>
-        <w:t xml:space="preserve">- La section sur le repas pris à l'extérieur du ménage du membre GANA NDIAYE FRERE n'est pas renseignée à 100 %. Prière de vérifier l'ensemble des questions relatives à ce membre et de les renseigner en totalité. </w:t>
-        <w:br/>
-        <w:t xml:space="preserve">- La section sur le repas pris à l'extérieur du ménage du membre KHADIM NDIAYE n'est pas renseignée à 100 %. Prière de vérifier l'ensemble des questions relatives à ce membre et de les renseigner en totalité. </w:t>
-        <w:br/>
-        <w:t xml:space="preserve">- La section sur le repas pris à l'extérieur du ménage du membre KHAR NDIAYE n'est pas renseignée à 100 %. Prière de vérifier l'ensemble des questions relatives à ce membre et de les renseigner en totalité. </w:t>
-        <w:br/>
-        <w:t xml:space="preserve">- La section sur le repas pris à l'extérieur du ménage du membre MADANE DIOUF n'est pas renseignée à 100 %. Prière de vérifier l'ensemble des questions relatives à ce membre et de les renseigner en totalité. </w:t>
-        <w:br/>
-        <w:t xml:space="preserve">- La section sur le repas pris à l'extérieur du ménage du membre MADANE NDIAYE n'est pas renseignée à 100 %. Prière de vérifier l'ensemble des questions relatives à ce membre et de les renseigner en totalité. </w:t>
-        <w:br/>
-        <w:t xml:space="preserve">- La section sur le repas pris à l'extérieur du ménage du membre MAGUETTE SENE n'est pas renseignée à 100 %. Prière de vérifier l'ensemble des questions relatives à ce membre et de les renseigner en totalité. </w:t>
-        <w:br/>
-        <w:t xml:space="preserve">- La section sur le repas pris à l'extérieur du ménage du membre MAME DIARRA NDIAYE n'est pas renseignée à 100 %. Prière de vérifier l'ensemble des questions relatives à ce membre et de les renseigner en totalité. </w:t>
-        <w:br/>
-        <w:t xml:space="preserve">- La section sur le repas pris à l'extérieur du ménage du membre MAME NDIAYE n'est pas renseignée à 100 %. Prière de vérifier l'ensemble des questions relatives à ce membre et de les renseigner en totalité. </w:t>
-        <w:br/>
-        <w:t xml:space="preserve">- La section sur le repas pris à l'extérieur du ménage du membre MBAYE NDIAYE n'est pas renseignée à 100 %. Prière de vérifier l'ensemble des questions relatives à ce membre et de les renseigner en totalité. </w:t>
-        <w:br/>
-        <w:t xml:space="preserve">- La section sur le repas pris à l'extérieur du ménage du membre NDEYE NDIAYE n'est pas renseignée à 100 %. Prière de vérifier l'ensemble des questions relatives à ce membre et de les renseigner en totalité. </w:t>
-        <w:br/>
-        <w:t xml:space="preserve">- La section sur le repas pris à l'extérieur du ménage du membre NDIAGUE DIOUF n'est pas renseignée à 100 %. Prière de vérifier l'ensemble des questions relatives à ce membre et de les renseigner en totalité. </w:t>
-        <w:br/>
-        <w:t xml:space="preserve">- La section sur le repas pris à l'extérieur du ménage du membre S FALLOU NDIAYE n'est pas renseignée à 100 %. Prière de vérifier l'ensemble des questions relatives à ce membre et de les renseigner en totalité. </w:t>
-        <w:br/>
-        <w:t xml:space="preserve">- La section sur le repas pris à l'extérieur du ménage du membre SAYE NDIAYE n'est pas renseignée à 100 %. Prière de vérifier l'ensemble des questions relatives à ce membre et de les renseigner en totalité. </w:t>
-        <w:br/>
-        <w:t>- La section sur le repas pris à l'extérieur du ménage du membre SOKHNA NDIAYE n'est pas renseignée à 100 %. Prière de vérifier l'ensemble des questions relatives à ce membre et de les renseigner en totalité.</w:t>
+        <w:t xml:space="preserve">- Attention ! Le nombre de jours que GANA NDIAYE FRERE a travaillés par mois semble être inférieur à 15. Veuillez, s'il vous plaît, confirmer cette information. Avertissement!!! les informations de GANA NDIAYE FRERE sur le nombre de mois, jours ou heures de son emploi secondaire sont superieur a celles de son emploi principal , veuillez corriger ou confirmer aupres du QG. </w:t>
+        <w:br/>
+        <w:t>- Attention ! Le nombre de jours que MBAYE NDIAYE a travaillés par mois semble être inférieur à 15. Veuillez, s'il vous plaît, confirmer cette information. Avertissement!!! les informations de MBAYE NDIAYE sur le nombre de mois, jours ou heures de son emploi secondaire sont superieur a celles de son emploi principal , veuillez corriger ou confirmer aupres du QG.</w:t>
       </w:r>
     </w:p>
     <w:p>
@@ -5444,7 +6358,7 @@
           <w:color w:val="4672C4"/>
           <w:sz w:val="22"/>
         </w:rPr>
-        <w:t>&gt;&gt; Section9e - Depenses non-alimentaires - 6 mois</w:t>
+        <w:t>&gt;&gt; Section7b - Consommation alimentaire - 7 jours</w:t>
       </w:r>
     </w:p>
     <w:p>
@@ -5455,7 +6369,7 @@
         <w:rPr>
           <w:sz w:val="20"/>
         </w:rPr>
-        <w:t>- Peu plausible! le montant de la dépense pour Transport inter-localité par voitures semble élevé. Veuillez, s'il vous plaît, confirmer cette information avec le QG ou la corriger.</w:t>
+        <w:t>- Avertissement!! La quantité (5.25 litre) du produit Huile d'arachide (Segal) Artisanale consommée  par le ménage semble très élevé, prière de corriger ou confirmer avec le QG. Avertissement!!! Le ménage a consommé 17.5 Pièce Petit de Mâchoiron séchée (Kon), cette quantité semble anormale pour une consommation des 7 derniers jours.Prière de corriger ou de confirmer avec le QG. Incohérence!! Dans ce ménage, chaque individus consomme par jour 16.24354 Kg  de cereale; Prière de revoir les quantités prises de ces produits. Incohérence!! Dans ce ménage, chaque individus consomme par jour 16.24354 Kg  de cereale; Prière de revoir les quantités prises de ces produits.</w:t>
       </w:r>
     </w:p>
     <w:p>
@@ -5465,7 +6379,7 @@
           <w:color w:val="4672C4"/>
           <w:sz w:val="22"/>
         </w:rPr>
-        <w:t>&gt;&gt; Section9f - Depenses non-alimentaires - 12 mois</w:t>
+        <w:t>&gt;&gt; Section9e - Depenses non-alimentaires - 6 mois</w:t>
       </w:r>
     </w:p>
     <w:p>
@@ -5476,7 +6390,7 @@
         <w:rPr>
           <w:sz w:val="20"/>
         </w:rPr>
-        <w:t>- ||</w:t>
+        <w:t>- Peu plausible! le montant de la dépense pour Transport inter-localité par voitures semble élevé. Veuillez, s'il vous plaît, confirmer cette information avec le QG ou la corriger.</w:t>
       </w:r>
     </w:p>
     <w:p>
@@ -5486,7 +6400,7 @@
           <w:color w:val="4672C4"/>
           <w:sz w:val="22"/>
         </w:rPr>
-        <w:t>&gt;&gt; Section10a - Existence entreprise non agricole</w:t>
+        <w:t>&gt;&gt; Section9f - Depenses non-alimentaires - 12 mois</w:t>
       </w:r>
     </w:p>
     <w:p>
@@ -5497,7 +6411,7 @@
         <w:rPr>
           <w:sz w:val="20"/>
         </w:rPr>
-        <w:t>- La section 10a du ménage de MBAYE NDIAYE n'est pas totalement renseigné ou n'a pas commencé, prière de renseigner toutes les questions de la section 10 avant d'entamer la section 10b</w:t>
+        <w:t>- ||</w:t>
       </w:r>
     </w:p>
     <w:p>
@@ -5507,7 +6421,7 @@
           <w:color w:val="4672C4"/>
           <w:sz w:val="22"/>
         </w:rPr>
-        <w:t>&gt;&gt; Section11 - Caracteristiques logement</w:t>
+        <w:t>&gt;&gt; Section10b - caracteristiques entreprise non agricole</w:t>
       </w:r>
     </w:p>
     <w:p>
@@ -5518,7 +6432,9 @@
         <w:rPr>
           <w:sz w:val="20"/>
         </w:rPr>
-        <w:t>- Le montant (FCFA) du loyer mensuel payé pour un logement comme le votre dans ce village/quartier est trop élevé, Veuillez s'il vous plaît corriger cette information. Le temps mis (en heure et en minute) pour s'approvisionner en eau de boisson une fois à la source est  5 fois plus élevé que le temps mis (en minutes) pour se rendre à la principale source d'approvisionnement en eau de boisson, prière de corriger. le montant supporté par le ménage pour cette source d’énergie au cours des 30 derniers jours semble élevé, prière de confirmer ou corriger. Comment votre ménage se débarrasse-t-il de ses ordures ménagères, prière de classer ces autres à preciser car ils existent dejà.  Le ménage se débarrasse de ses ordures ménagères avec le dépose dans les champs et semble exister dans les modalités, prière de prendre attache avec le QG pour plus d'explication afin de la classer bien.</w:t>
+        <w:t xml:space="preserve">- Incoherence! Dans le ménage de MBAYE NDIAYE il y a un membre qui detient l'entreprise vente de bétail qui semble être de l'agriculture ou de l'élévage, prière de bien classer la nomenclature de l'entreprise s'il ne s'agit pas de l'agriculture ou de l'élévage. S'il s'agit de l'agriculture ou l'élévage prière d'enlever cette entreprise (vente de bétail) dans la section 10 et ajouter soit dans la section agriculture ou l'élévage pour éviter le double compte ou incomprehension. </w:t>
+        <w:br/>
+        <w:t>- L'entreprise VENTE D'ACCESSOIRES ET RÉPARATION est généralement une entreprise de fabrication ou transformation dont elle depense en achat de matières premières.Elle transforme le produit donc ne peut pas obtenir un montant sur la revente des marchandises achetés en état (10.46 ou 10.47). Prière de mettre 0 pour ces questions si elles n'achètent pas de marchandise en état pour les revendre en état.</w:t>
       </w:r>
     </w:p>
     <w:p>
@@ -5528,7 +6444,7 @@
           <w:color w:val="4672C4"/>
           <w:sz w:val="22"/>
         </w:rPr>
-        <w:t>&gt;&gt; Section12 - Actifs du menage</w:t>
+        <w:t>&gt;&gt; Section11 - Caracteristiques logement</w:t>
       </w:r>
     </w:p>
     <w:p>
@@ -5539,9 +6455,7 @@
         <w:rPr>
           <w:sz w:val="20"/>
         </w:rPr>
-        <w:t xml:space="preserve">- Attention ! Fer à repasser à charbon a été achété à 10000 Fcfa est relativement élevé par rapport aux autres prix d'achat observés dans cette zone. Prière de corriger ou de confirmer avec le QG. Attention ! Fer à repasser à charbon a été revendu à 6000 Fcfa qui est relativement élevé par rapport aux autres prix de revente observés dans cette zone. Prière de corriger ou de confirmer avec le QG. </w:t>
-        <w:br/>
-        <w:t>- Avertissement!!! Le prix d'achat (5000) de l'article  Bonbonne de gaz est inférieur aux prix de revente (7000)  avec l'âge du bien atteignant 4 ans. Prière de vérifier ou confirmer avec l'enquêté et mettre les bonnes valeurs après verification, s'il le faut. Attention ! Bonbonne de gaz a été achété à 5000 Fcfa est relativement faible par rapport aux autres prix d'achat observés dans cette zone. Prière de corriger ou de confirmer avec le QG.</w:t>
+        <w:t>- Le montant (FCFA) du loyer mensuel payé pour un logement comme le votre dans ce village/quartier est trop élevé, Veuillez s'il vous plaît corriger cette information. Le temps mis (en heure et en minute) pour s'approvisionner en eau de boisson une fois à la source est  5 fois plus élevé que le temps mis (en minutes) pour se rendre à la principale source d'approvisionnement en eau de boisson, prière de corriger. le montant supporté par le ménage pour cette source d’énergie au cours des 30 derniers jours semble élevé, prière de confirmer ou corriger. Comment votre ménage se débarrasse-t-il de ses ordures ménagères, prière de classer ces autres à preciser car ils existent dejà.  Le ménage se débarrasse de ses ordures ménagères avec le dépose dans les champs et semble exister dans les modalités, prière de prendre attache avec le QG pour plus d'explication afin de la classer bien.</w:t>
       </w:r>
     </w:p>
     <w:p>
@@ -5551,7 +6465,7 @@
           <w:color w:val="4672C4"/>
           <w:sz w:val="22"/>
         </w:rPr>
-        <w:t>&gt;&gt; Section13b - Transferta emis</w:t>
+        <w:t>&gt;&gt; Section12 - Actifs du menage</w:t>
       </w:r>
     </w:p>
     <w:p>
@@ -5562,9 +6476,7 @@
         <w:rPr>
           <w:sz w:val="20"/>
         </w:rPr>
-        <w:t xml:space="preserve">- L'enquêteur prière de fournir d'effort pour avoir le niveau d'étude et l'âge de celui qui a béneficié de l'argent dans la section 13b (Transfert emis). L'âge du béneficiaire d'argent dans la section 13b (Transfert emis) semble incoherent voir élévé, prière de verifier ou corriger. </w:t>
-        <w:br/>
-        <w:t>- L'enquêteur prière de fournir d'effort pour avoir le niveau d'étude et l'âge de celui qui a béneficié de l'argent dans la section 13b (Transfert emis). L'âge du béneficiaire d'argent dans la section 13b (Transfert emis) semble incoherent voir élévé, prière de verifier ou corriger.</w:t>
+        <w:t>- Avertissement!!! Le prix d'achat (5000) de l'article  Bonbonne de gaz est inférieur aux prix de revente (7000)  avec l'âge du bien atteignant 4 ans. Prière de vérifier ou confirmer avec l'enquêté et mettre les bonnes valeurs après verification, s'il le faut.</w:t>
       </w:r>
     </w:p>
     <w:p>
@@ -5574,6 +6486,29 @@
           <w:color w:val="4672C4"/>
           <w:sz w:val="22"/>
         </w:rPr>
+        <w:t>&gt;&gt; Section13b - Transferta emis</w:t>
+      </w:r>
+    </w:p>
+    <w:p>
+      <w:pPr>
+        <w:ind w:left="283"/>
+      </w:pPr>
+      <w:r>
+        <w:rPr>
+          <w:sz w:val="20"/>
+        </w:rPr>
+        <w:t xml:space="preserve">- L'enquêteur prière de fournir d'effort pour avoir le niveau d'étude et l'âge de celui qui a béneficié de l'argent dans la section 13b (Transfert emis). L'âge du béneficiaire d'argent dans la section 13b (Transfert emis) semble incoherent voir élévé, prière de verifier ou corriger. </w:t>
+        <w:br/>
+        <w:t>- L'enquêteur prière de fournir d'effort pour avoir le niveau d'étude et l'âge de celui qui a béneficié de l'argent dans la section 13b (Transfert emis). L'âge du béneficiaire d'argent dans la section 13b (Transfert emis) semble incoherent voir élévé, prière de verifier ou corriger.</w:t>
+      </w:r>
+    </w:p>
+    <w:p>
+      <w:r>
+        <w:rPr>
+          <w:b/>
+          <w:color w:val="4672C4"/>
+          <w:sz w:val="22"/>
+        </w:rPr>
         <w:t>&gt;&gt; Section16a - Champs et parcelles</w:t>
       </w:r>
     </w:p>
@@ -5585,19 +6520,19 @@
         <w:rPr>
           <w:sz w:val="20"/>
         </w:rPr>
-        <w:t xml:space="preserve">- Avertissement!! La parcelle a comme nom (parcelle 1mil) qui ne semble pas être un bon nom ou contient des lettres, prière de mettre le vrai nom de la parcelle. Nous constatons que la question qui porte sur la mésure du champs de la parcelle parcelle 1mil n'a pas été renseigné, la collecte était-il encours ou s'agit-il de quoi ? prière de verifier et corriger. Le document légal (titre, acte, certificat etc. ) qui affirme votre possession de la parcelle parcelle 1mil est  et semble exister dans les modalités, prière de prendre attache avec le QG pour plus d'explication afin de la classer bien. </w:t>
-        <w:br/>
-        <w:t xml:space="preserve">- La quantité de fumure appliquée dans la parcelle parcelle mil est de 98  qui semble élevé ou ne sait pas, prière de fournir d'effort pour estimer la quantité afin de corriger. Nous constatons que la question qui porte sur la mésure du champs de la parcelle parcelle mil n'a pas été renseigné, la collecte était-il encours ou s'agit-il de quoi ? prière de verifier et corriger. Le document légal (titre, acte, certificat etc. ) qui affirme votre possession de la parcelle parcelle mil est  et semble exister dans les modalités, prière de prendre attache avec le QG pour plus d'explication afin de la classer bien. </w:t>
-        <w:br/>
-        <w:t xml:space="preserve">- Nous constatons que la question qui porte sur la mésure du champs de la parcelle parcelle  niebe n'a pas été renseigné, la collecte était-il encours ou s'agit-il de quoi ? prière de verifier et corriger. Le document légal (titre, acte, certificat etc. ) qui affirme votre possession de la parcelle parcelle  niebe est  et semble exister dans les modalités, prière de prendre attache avec le QG pour plus d'explication afin de la classer bien. </w:t>
-        <w:br/>
-        <w:t xml:space="preserve">- Nous constatons que la question qui porte sur la mésure du champs de la parcelle parcelle arrachide n'a pas été renseigné, la collecte était-il encours ou s'agit-il de quoi ? prière de verifier et corriger. Le document légal (titre, acte, certificat etc. ) qui affirme votre possession de la parcelle parcelle arrachide est  et semble exister dans les modalités, prière de prendre attache avec le QG pour plus d'explication afin de la classer bien. </w:t>
-        <w:br/>
-        <w:t xml:space="preserve">- Nous constatons que la question qui porte sur la mésure du champs de la parcelle parcelle arrachide n'a pas été renseigné, la collecte était-il encours ou s'agit-il de quoi ? prière de verifier et corriger. Le document légal (titre, acte, certificat etc. ) qui affirme votre possession de la parcelle parcelle arrachide est  et semble exister dans les modalités, prière de prendre attache avec le QG pour plus d'explication afin de la classer bien. </w:t>
-        <w:br/>
-        <w:t xml:space="preserve">- Nous constatons que la question qui porte sur la mésure du champs de la parcelle parcelle mil n'a pas été renseigné, la collecte était-il encours ou s'agit-il de quoi ? prière de verifier et corriger. Le document légal (titre, acte, certificat etc. ) qui affirme votre possession de la parcelle parcelle mil est  et semble exister dans les modalités, prière de prendre attache avec le QG pour plus d'explication afin de la classer bien. </w:t>
-        <w:br/>
-        <w:t>- Nous constatons que la question qui porte sur la mésure du champs de la parcelle parcelle n'a pas été renseigné, la collecte était-il encours ou s'agit-il de quoi ? prière de verifier et corriger. Le document légal (titre, acte, certificat etc. ) qui affirme votre possession de la parcelle parcelle est  et semble exister dans les modalités, prière de prendre attache avec le QG pour plus d'explication afin de la classer bien.</w:t>
+        <w:t xml:space="preserve">- Avertissement!! La parcelle a comme nom (parcelle 1mil) qui ne semble pas être un bon nom ou contient des lettres, prière de mettre le vrai nom de la parcelle. La superficie de la parcelle parcelle 1mil selon les mesures GPS est de 5967.29 hectare qui semble élevé ou faible, prière de corriger. Le document légal (titre, acte, certificat etc. ) qui affirme votre possession de la parcelle parcelle 1mil est  et semble exister dans les modalités, prière de prendre attache avec le QG pour plus d'explication afin de la classer bien. </w:t>
+        <w:br/>
+        <w:t xml:space="preserve">- La parcelle parcelle mil n'a pas été mésurée pour des raisons comme qu'elle est trop petite, GPS en panne et que le Ménage indisponible. Nous vous rappelons que ces raisons ne passent pas pour la non mesure des parcelles prière de les mésurer. Le document légal (titre, acte, certificat etc. ) qui affirme votre possession de la parcelle parcelle mil est  et semble exister dans les modalités, prière de prendre attache avec le QG pour plus d'explication afin de la classer bien. </w:t>
+        <w:br/>
+        <w:t xml:space="preserve">- La quantité de fumure appliquée dans la parcelle parcelle mil est de 98  qui semble élevé ou ne sait pas, prière de fournir d'effort pour estimer la quantité afin de corriger. Le nombre de jour passés au préparation du sol et des semis ou au sarclage et l'entretien du sol ou aux récoltes d'un membre du ménage est trop élevé, veuillez revoir. La superficie de la parcelle parcelle mil selon les mesures GPS est de 8630.54 hectare qui semble élevé ou faible, prière de corriger. Le document légal (titre, acte, certificat etc. ) qui affirme votre possession de la parcelle parcelle mil est  et semble exister dans les modalités, prière de prendre attache avec le QG pour plus d'explication afin de la classer bien. </w:t>
+        <w:br/>
+        <w:t xml:space="preserve">- La superficie de la parcelle parcelle  niebe selon les mesures GPS est de 5578.47 hectare qui semble élevé ou faible, prière de corriger. Le document légal (titre, acte, certificat etc. ) qui affirme votre possession de la parcelle parcelle  niebe est  et semble exister dans les modalités, prière de prendre attache avec le QG pour plus d'explication afin de la classer bien. </w:t>
+        <w:br/>
+        <w:t xml:space="preserve">- La superficie de la parcelle parcelle arrachide selon les mesures GPS est de 127.47 hectare qui semble élevé ou faible, prière de corriger. Le document légal (titre, acte, certificat etc. ) qui affirme votre possession de la parcelle parcelle arrachide est  et semble exister dans les modalités, prière de prendre attache avec le QG pour plus d'explication afin de la classer bien. </w:t>
+        <w:br/>
+        <w:t xml:space="preserve">- La superficie de la parcelle parcelle arrachide selon les mesures GPS est de 5098.79 hectare qui semble élevé ou faible, prière de corriger. Le document légal (titre, acte, certificat etc. ) qui affirme votre possession de la parcelle parcelle arrachide est  et semble exister dans les modalités, prière de prendre attache avec le QG pour plus d'explication afin de la classer bien. </w:t>
+        <w:br/>
+        <w:t>- La superficie de la parcelle parcelle selon les mesures GPS est de 8023.2 hectare qui semble élevé ou faible, prière de corriger. Le document légal (titre, acte, certificat etc. ) qui affirme votre possession de la parcelle parcelle est  et semble exister dans les modalités, prière de prendre attache avec le QG pour plus d'explication afin de la classer bien.</w:t>
       </w:r>
     </w:p>
     <w:p>
@@ -5972,7 +6907,7 @@
           </w:tcPr>
           <w:p>
             <w:r/>
-            <w:hyperlink r:id="rId15">
+            <w:hyperlink r:id="rId17">
               <w:r>
                 <w:rPr>
                   <w:color w:val="0563C1"/>
@@ -6033,7 +6968,7 @@
         <w:br/>
         <w:t xml:space="preserve">- Les informations sur l'acte de naissance (ni Jours, ni mois et ni années) de  Awa Ndiaye  manquent, s'il vous plait pouvez-vous fournir d'effort pour avoir ces informations. </w:t>
         <w:br/>
-        <w:t xml:space="preserve">- Les informations sur l'acte de naissance (ni Jours, ni mois et ni années) de  Bada Ndiaye  manquent, s'il vous plait pouvez-vous fournir d'effort pour avoir ces informations. Le mois de l'enfant ( Bada Ndiaye ) n'est pas connu mais vous avez declaré en s01q04a le nombre de mois, prière de changer NSP au niveau de s01q03b. Les données sur les niveaux d'études, les fonctions et les caracteristiques sociodemographiques du père biologique de Bada Ndiaye manquent. Veuillez les renseigner. Les données sur les niveaux d'études, les fonctions et les caracteristiques sociodemographiques de la mère biologique de  Bada Ndiaye  manquent. </w:t>
+        <w:t xml:space="preserve">- Les informations sur l'acte de naissance (ni Jours, ni mois et ni années) de  Bada Ndiaye  manquent, s'il vous plait pouvez-vous fournir d'effort pour avoir ces informations. Le mois de l'enfant ( Bada Ndiaye ) n'est pas connu mais vous avez declaré en s01q04a le nombre de mois, prière de changer NSP au niveau de s01q03b. </w:t>
         <w:br/>
         <w:t xml:space="preserve">- Les informations sur l'acte de naissance (ni Jours, ni mois et ni années) de  Bassirou Ndiaye  manquent, s'il vous plait pouvez-vous fournir d'effort pour avoir ces informations. </w:t>
         <w:br/>
@@ -6041,7 +6976,7 @@
         <w:br/>
         <w:t xml:space="preserve">- Les informations sur l'acte de naissance (ni Jours, ni mois et ni années) de  Daba Ndiaye  manquent, s'il vous plait pouvez-vous fournir d'effort pour avoir ces informations. </w:t>
         <w:br/>
-        <w:t xml:space="preserve">- Les informations sur l'acte de naissance (ni Jours, ni mois et ni années) de  Fallou Ndiaye  manquent, s'il vous plait pouvez-vous fournir d'effort pour avoir ces informations. Le mois de l'enfant ( Fallou Ndiaye ) n'est pas connu mais vous avez declaré en s01q04a le nombre de mois, prière de changer NSP au niveau de s01q03b. Les données sur les niveaux d'études, les fonctions et les caracteristiques sociodemographiques du père biologique de Fallou Ndiaye manquent. Veuillez les renseigner. Les données sur les niveaux d'études, les fonctions et les caracteristiques sociodemographiques de la mère biologique de  Fallou Ndiaye  manquent. </w:t>
+        <w:t xml:space="preserve">- Les informations sur l'acte de naissance (ni Jours, ni mois et ni années) de  Fallou Ndiaye  manquent, s'il vous plait pouvez-vous fournir d'effort pour avoir ces informations. Le mois de l'enfant ( Fallou Ndiaye ) n'est pas connu mais vous avez declaré en s01q04a le nombre de mois, prière de changer NSP au niveau de s01q03b. </w:t>
         <w:br/>
         <w:t xml:space="preserve">- Les informations sur l'acte de naissance (ni Jours, ni mois et ni années) de  Fatou Diouf  manquent, s'il vous plait pouvez-vous fournir d'effort pour avoir ces informations. </w:t>
         <w:br/>
@@ -6057,13 +6992,13 @@
         <w:br/>
         <w:t xml:space="preserve">- Les informations sur l'acte de naissance (ni Jours, ni mois et ni années) de  Ndiole Ndiaye  manquent, s'il vous plait pouvez-vous fournir d'effort pour avoir ces informations. Le mois de l'enfant ( Ndiole Ndiaye ) n'est pas connu mais vous avez declaré en s01q04a le nombre de mois, prière de changer NSP au niveau de s01q03b. </w:t>
         <w:br/>
-        <w:t xml:space="preserve">- Les informations sur l'acte de naissance (ni Jours, ni mois et ni années) de  Nogaye Yatt  manquent, s'il vous plait pouvez-vous fournir d'effort pour avoir ces informations. Les données sur les niveaux d'études, les fonctions et les caracteristiques sociodemographiques du père biologique de Nogaye Yatt manquent. Veuillez les renseigner. Les données sur les niveaux d'études, les fonctions et les caracteristiques sociodemographiques de la mère biologique de  Nogaye Yatt  manquent. </w:t>
+        <w:t xml:space="preserve">- Les informations sur l'acte de naissance (ni Jours, ni mois et ni années) de  Nogaye Yatt  manquent, s'il vous plait pouvez-vous fournir d'effort pour avoir ces informations. </w:t>
         <w:br/>
         <w:t xml:space="preserve">- Les informations sur l'acte de naissance (ni Jours, ni mois et ni années) de  Penda Ndiaye  manquent, s'il vous plait pouvez-vous fournir d'effort pour avoir ces informations. Le mois de l'enfant ( Penda Ndiaye ) n'est pas connu mais vous avez declaré en s01q04a le nombre de mois, prière de changer NSP au niveau de s01q03b. </w:t>
         <w:br/>
         <w:t xml:space="preserve">- Les informations sur l'acte de naissance (ni Jours, ni mois et ni années) de  Rokhy Ndiaye  manquent, s'il vous plait pouvez-vous fournir d'effort pour avoir ces informations. </w:t>
         <w:br/>
-        <w:t xml:space="preserve">- Les informations sur l'acte de naissance (ni Jours, ni mois et ni années) de  Saye Ndiaye  manquent, s'il vous plait pouvez-vous fournir d'effort pour avoir ces informations. Les données sur les niveaux d'études, les fonctions et les caracteristiques sociodemographiques du père biologique de Saye Ndiaye manquent. Veuillez les renseigner. Les données sur les niveaux d'études, les fonctions et les caracteristiques sociodemographiques de la mère biologique de  Saye Ndiaye  manquent. </w:t>
+        <w:t xml:space="preserve">- Les informations sur l'acte de naissance (ni Jours, ni mois et ni années) de  Saye Ndiaye  manquent, s'il vous plait pouvez-vous fournir d'effort pour avoir ces informations. </w:t>
         <w:br/>
         <w:t xml:space="preserve">- Les informations sur l'acte de naissance (ni Jours, ni mois et ni années) de  Seny Ndiaye  manquent, s'il vous plait pouvez-vous fournir d'effort pour avoir ces informations. </w:t>
         <w:br/>
@@ -6090,19 +7025,41 @@
         <w:rPr>
           <w:sz w:val="20"/>
         </w:rPr>
+        <w:t xml:space="preserve">- Peu probable! Abdou Ndiaye  n'arrive pas  à comprendre un petit texte lu dans une langue locale (s02q03). Veuillez corriger ou donner des explications au QG. Peu probable! Abdou Ndiaye  ne sait ni lire, ni écrire, ni comprendre dans aucune des langues  (s02q01,s02q02,s02q03). Veuillez corriger ou donner des explications au QG. La raison principale que Abdou Ndiaye n'a pas été à l'école entre 2024/2025 est Il s’est inscrit cette année et semble exister dans les modalités, prière de prendre attache avec le QG pour plus d'explication afin de la classer bien. </w:t>
+        <w:br/>
         <w:t xml:space="preserve">- Peu probable! Adama Ndiaye  n'arrive pas  à comprendre un petit texte lu dans une langue locale (s02q03). Veuillez corriger ou donner des explications au QG. Peu probable! Adama Ndiaye  ne sait ni lire, ni écrire, ni comprendre dans aucune des langues  (s02q01,s02q02,s02q03). Veuillez corriger ou donner des explications au QG. Peu plausible Adama Ndiaye fréquente au minimum le fondamental 1 mais ne sait ni lire ni comprendre la langue française, prière de corriger ou de confirmer avec le QG merci. </w:t>
         <w:br/>
+        <w:t xml:space="preserve">- Peu probable! Amy Ndiaye  n'arrive pas  à comprendre un petit texte lu dans une langue locale (s02q03). Veuillez corriger ou donner des explications au QG. Peu probable! Amy Ndiaye  ne sait ni lire, ni écrire, ni comprendre dans aucune des langues  (s02q01,s02q02,s02q03). Veuillez corriger ou donner des explications au QG. Peu plausible Amy Ndiaye fréquente au minimum le fondamental 1 mais ne sait ni lire ni comprendre la langue française, prière de corriger ou de confirmer avec le QG merci. </w:t>
+        <w:br/>
         <w:t xml:space="preserve">- Peu probable! Awa Ndiaye  n'arrive pas  à comprendre un petit texte lu dans une langue locale (s02q03). Veuillez corriger ou donner des explications au QG. Peu probable! Awa Ndiaye  ne sait ni lire, ni écrire, ni comprendre dans aucune des langues  (s02q01,s02q02,s02q03). Veuillez corriger ou donner des explications au QG. Peu plausible Awa Ndiaye fréquente au minimum le fondamental 1 mais ne sait ni lire ni comprendre la langue française, prière de corriger ou de confirmer avec le QG merci. Le montant des frais pour les cahiers et autres matériels scolaires pour l'année scolaire de Awa Ndiaye est de 0 FCFA, Awa Ndiaye a fait comment pour payer ces cahiers et autres matériels scolaires (SAC, stylo, craie, ardoise, crayon...) ? prière de corriger. </w:t>
         <w:br/>
+        <w:t xml:space="preserve">- Peu probable! Bassirou Ndiaye  n'arrive pas  à comprendre un petit texte lu dans une langue locale (s02q03). Veuillez corriger ou donner des explications au QG. Peu probable! Bassirou Ndiaye  ne sait ni lire, ni écrire, ni comprendre dans aucune des langues  (s02q01,s02q02,s02q03). Veuillez corriger ou donner des explications au QG. </w:t>
+        <w:br/>
         <w:t xml:space="preserve">- Peu probable! Cheikh Ndiaye  n'arrive pas  à comprendre un petit texte lu dans une langue locale (s02q03). Veuillez corriger ou donner des explications au QG. Peu probable! Cheikh Ndiaye  ne sait ni lire, ni écrire, ni comprendre dans aucune des langues  (s02q01,s02q02,s02q03). Veuillez corriger ou donner des explications au QG. </w:t>
         <w:br/>
         <w:t xml:space="preserve">- Peu probable! Daba Ndiaye  n'arrive pas  à comprendre un petit texte lu dans une langue locale (s02q03). Veuillez corriger ou donner des explications au QG. Peu probable! Daba Ndiaye  ne sait ni lire, ni écrire, ni comprendre dans aucune des langues  (s02q01,s02q02,s02q03). Veuillez corriger ou donner des explications au QG. </w:t>
         <w:br/>
+        <w:t xml:space="preserve">- Peu probable! Fallou Ndiaye  n'arrive pas  à comprendre un petit texte lu dans une langue locale (s02q03). Veuillez corriger ou donner des explications au QG. Peu probable! Fallou Ndiaye  ne sait ni lire, ni écrire, ni comprendre dans aucune des langues  (s02q01,s02q02,s02q03). Veuillez corriger ou donner des explications au QG. </w:t>
+        <w:br/>
         <w:t xml:space="preserve">- Peu probable! Fatou Diouf  n'arrive pas  à comprendre un petit texte lu dans une langue locale (s02q03). Veuillez corriger ou donner des explications au QG. Peu probable! Fatou Diouf  ne sait ni lire, ni écrire, ni comprendre dans aucune des langues  (s02q01,s02q02,s02q03). Veuillez corriger ou donner des explications au QG. </w:t>
         <w:br/>
+        <w:t xml:space="preserve">- Peu probable! Fatou Ndiaye 1  n'arrive pas  à comprendre un petit texte lu dans une langue locale (s02q03). Veuillez corriger ou donner des explications au QG. Peu probable! Fatou Ndiaye 1  ne sait ni lire, ni écrire, ni comprendre dans aucune des langues  (s02q01,s02q02,s02q03). Veuillez corriger ou donner des explications au QG. Peu plausible Fatou Ndiaye 1 fréquente au minimum le fondamental 1 mais ne sait ni lire ni comprendre la langue française, prière de corriger ou de confirmer avec le QG merci. Avertissement!! Fatou Ndiaye 1 fréquente au minimum la troisième année de fondamental 1 mais ne sait pas écrire, prière de corriger ou confirmer avec le QG. </w:t>
+        <w:br/>
+        <w:t xml:space="preserve">- Peu probable! Lamine Ndiaye  n'arrive pas  à comprendre un petit texte lu dans une langue locale (s02q03). Veuillez corriger ou donner des explications au QG. Peu probable! Lamine Ndiaye  ne sait ni lire, ni écrire, ni comprendre dans aucune des langues  (s02q01,s02q02,s02q03). Veuillez corriger ou donner des explications au QG. Peu plausible Lamine Ndiaye fréquente au minimum le fondamental 1 mais ne sait ni lire ni comprendre la langue française, prière de corriger ou de confirmer avec le QG merci. </w:t>
+        <w:br/>
+        <w:t xml:space="preserve">- Peu probable! Ndella Ndiaye  n'arrive pas  à comprendre un petit texte lu dans une langue locale (s02q03). Veuillez corriger ou donner des explications au QG. Peu probable! Ndella Ndiaye  ne sait ni lire, ni écrire, ni comprendre dans aucune des langues  (s02q01,s02q02,s02q03). Veuillez corriger ou donner des explications au QG. </w:t>
+        <w:br/>
         <w:t xml:space="preserve">- Peu probable! Ndioba Ndiaye  n'arrive pas  à comprendre un petit texte lu dans une langue locale (s02q03). Veuillez corriger ou donner des explications au QG. Peu probable! Ndioba Ndiaye  ne sait ni lire, ni écrire, ni comprendre dans aucune des langues  (s02q01,s02q02,s02q03). Veuillez corriger ou donner des explications au QG. </w:t>
         <w:br/>
-        <w:t>- Peu probable! Sidy Ndiaye  n'arrive pas  à comprendre un petit texte lu dans une langue locale (s02q03). Veuillez corriger ou donner des explications au QG. Peu probable! Sidy Ndiaye  ne sait ni lire, ni écrire, ni comprendre dans aucune des langues  (s02q01,s02q02,s02q03). Veuillez corriger ou donner des explications au QG.</w:t>
+        <w:t xml:space="preserve">- Peu probable! Nogaye Yatt  n'arrive pas  à comprendre un petit texte lu dans une langue locale (s02q03). Veuillez corriger ou donner des explications au QG. Peu probable! Nogaye Yatt  ne sait ni lire, ni écrire, ni comprendre dans aucune des langues  (s02q01,s02q02,s02q03). Veuillez corriger ou donner des explications au QG. </w:t>
+        <w:br/>
+        <w:t xml:space="preserve">- Peu probable! Saye Ndiaye  n'arrive pas  à comprendre un petit texte lu dans une langue locale (s02q03). Veuillez corriger ou donner des explications au QG. Peu probable! Saye Ndiaye  ne sait ni lire, ni écrire, ni comprendre dans aucune des langues  (s02q01,s02q02,s02q03). Veuillez corriger ou donner des explications au QG. </w:t>
+        <w:br/>
+        <w:t xml:space="preserve">- Peu probable! Seny Ndiaye  n'arrive pas  à comprendre un petit texte lu dans une langue locale (s02q03). Veuillez corriger ou donner des explications au QG. Peu probable! Seny Ndiaye  ne sait ni lire, ni écrire, ni comprendre dans aucune des langues  (s02q01,s02q02,s02q03). Veuillez corriger ou donner des explications au QG. La raison principale que Seny Ndiaye n'a pas fait des études dans une école formelle est Refus personnel et semble exister dans les modalités, prière de prendre attache avec le QG pour plus d'explication afin de la classer bien. </w:t>
+        <w:br/>
+        <w:t xml:space="preserve">- Peu probable! Sidy Ndiaye  n'arrive pas  à comprendre un petit texte lu dans une langue locale (s02q03). Veuillez corriger ou donner des explications au QG. Peu probable! Sidy Ndiaye  ne sait ni lire, ni écrire, ni comprendre dans aucune des langues  (s02q01,s02q02,s02q03). Veuillez corriger ou donner des explications au QG. </w:t>
+        <w:br/>
+        <w:t>- Peu probable! Tening Diagne  n'arrive pas  à comprendre un petit texte lu dans une langue locale (s02q03). Veuillez corriger ou donner des explications au QG. Peu probable! Tening Diagne  ne sait ni lire, ni écrire, ni comprendre dans aucune des langues  (s02q01,s02q02,s02q03). Veuillez corriger ou donner des explications au QG.</w:t>
       </w:r>
     </w:p>
     <w:p>
@@ -6123,45 +7080,7 @@
         <w:rPr>
           <w:sz w:val="20"/>
         </w:rPr>
-        <w:t xml:space="preserve">- || </w:t>
-        <w:br/>
-        <w:t xml:space="preserve">- </w:t>
-        <w:br/>
-        <w:t xml:space="preserve">- </w:t>
-        <w:br/>
-        <w:t xml:space="preserve">- </w:t>
-        <w:br/>
-        <w:t xml:space="preserve">- </w:t>
-        <w:br/>
-        <w:t xml:space="preserve">- </w:t>
-        <w:br/>
-        <w:t xml:space="preserve">- </w:t>
-        <w:br/>
-        <w:t xml:space="preserve">- </w:t>
-        <w:br/>
-        <w:t xml:space="preserve">- </w:t>
-        <w:br/>
-        <w:t xml:space="preserve">- </w:t>
-        <w:br/>
-        <w:t xml:space="preserve">- </w:t>
-        <w:br/>
-        <w:t xml:space="preserve">- </w:t>
-        <w:br/>
-        <w:t xml:space="preserve">- </w:t>
-        <w:br/>
-        <w:t xml:space="preserve">- </w:t>
-        <w:br/>
-        <w:t xml:space="preserve">- </w:t>
-        <w:br/>
-        <w:t xml:space="preserve">- </w:t>
-        <w:br/>
-        <w:t xml:space="preserve">- </w:t>
-        <w:br/>
-        <w:t xml:space="preserve">- </w:t>
-        <w:br/>
-        <w:t xml:space="preserve">- </w:t>
-        <w:br/>
-        <w:t>- La section n'est pas renseignée pour Amy Ndiaye, prière de la renseigner.</w:t>
+        <w:t>- Le principal problème de santé que Amy Ndiaye a eu est Maux de tête et semble exister dans les modalités, prière de prendre attache avec le QG pour plus d'explication afin de la classer bien. La raison principale que Amy Ndiaye n'as pas consulté est Maux de tête et semble exister dans les modalités, prière de prendre attache avec le QG pour plus d'explication afin de la classer bien.</w:t>
       </w:r>
     </w:p>
     <w:p>
@@ -6184,7 +7103,13 @@
         </w:rPr>
         <w:t xml:space="preserve">- La raison pourquoi Tening Diagne n'a pas travaillé au cours des 7 derniers jours est Activité saisonière et semble avoir un emploi ou exister dans les modalités, prière de de bien regarder l'emploi Tening Diagne  ou de prendre attache avec le QG pour plus d'explication afin de la classer bien. </w:t>
         <w:br/>
-        <w:t>- Avertissement! Fatou Diouf n'a consacré aucune heure pour aucun des travaux du ménage, prière de regarder les réponses prises dans les questions (s04q01 s04q02 s04q03 s04q04 s04q05 s04q06 s04q07 s04q08).</w:t>
+        <w:t xml:space="preserve">- Avertissement! Fatou Diouf n'a consacré aucune heure pour aucun des travaux du ménage, prière de regarder les réponses prises dans les questions (s04q01 s04q02 s04q03 s04q04 s04q05 s04q06 s04q07 s04q08). </w:t>
+        <w:br/>
+        <w:t xml:space="preserve">- Avertissement! Généralement les jeunes hommes (10 à 25ans) font des travaux ménager soit apprendre les enfants à reviser leurs léçons ou d'autres cours, Cheikh Ndiaye n'a consacré aucune heure pour les travaux cités en s04q01, s04q02, s04q03, s04q04, s04q05, s04q06, s04q07 et s04q08.Prière de regarder pour corriger ou confirmer avec le QG. Avertissement! Nombre d'heure que Cheikh Ndiaye a consacré à son emploi au cours des 7 derniers jours est trop faible, veuillez revoir s'il vous plait ou confirmer cette information avec QG. </w:t>
+        <w:br/>
+        <w:t xml:space="preserve">- Avertissement! Généralement les jeunes hommes (10 à 25ans) font des travaux ménager soit apprendre les enfants à reviser leurs léçons ou d'autres cours, Seny Ndiaye n'a consacré aucune heure pour les travaux cités en s04q01, s04q02, s04q03, s04q04, s04q05, s04q06, s04q07 et s04q08.Prière de regarder pour corriger ou confirmer avec le QG. </w:t>
+        <w:br/>
+        <w:t>- Nogaye Yatt fait Aide du conjoint pour subvenir principalement à ses besoins et semble exister dans les modalités, prière de prendre attache avec le QG pour plus d'explication afin de la classer bien.</w:t>
       </w:r>
     </w:p>
     <w:p>
@@ -6205,11 +7130,13 @@
         <w:rPr>
           <w:sz w:val="20"/>
         </w:rPr>
-        <w:t xml:space="preserve">- AvertissementDaba Ndiaye  travaille mais les questions relatives à son emploi principal ne sont pas renseignées à 100%, prière de les renseigner. Nombre de mois exercé par Daba Ndiaye dans l'emploi au cours des 12 derniers mois semble faible, veuillez corriger s'il vous plait ou comfirmer avec le QG. Attention ! Le nombre de jours que Daba Ndiaye a travaillés par mois semble être inférieur à 15. Veuillez, s'il vous plaît, confirmer cette information.  Daba Ndiaye est un agriculteur dans un milieu rural donc il travaille principalement  pour son propre compte ou contribue à une entreprise familiale, prière de regarder la question s04q46.  Incohérence! Daba Ndiaye  evolue dans l'agriculture mais est  considéré comme salarié ou stagiaire/apprenti non renuméré, prière de revoir la question s04q46 et corriger. Avertissement!! Le montant de Daba Ndiaye semble trop faible pour un salaire net gagné par ans. Veuillez, s'il vous plaît, confirmer cette information avec le QG ou la corriger. </w:t>
-        <w:br/>
-        <w:t xml:space="preserve">-  AvertissementTening Diagne  travaille mais les questions relatives à son emploi principal ne sont pas renseignées à 100%, prière de les renseigner. Vous avez sélectionné l'option 'Ne sait pas' pour la catégorie socioprofessionnelle de Tening Diagne ou vous ne l'avez pas renseigné. prière de corriger. </w:t>
-        <w:br/>
-        <w:t>- Nombre de mois exercé par Fatou Diouf dans l'emploi au cours des 12 derniers mois semble faible, veuillez corriger s'il vous plait ou comfirmer avec le QG. Attention ! Le nombre de jours que Fatou Diouf a travaillés par mois semble être inférieur à 15. Veuillez, s'il vous plaît, confirmer cette information.</w:t>
+        <w:t xml:space="preserve">- || Nombre de mois exercé par Daba Ndiaye dans l'emploi au cours des 12 derniers mois semble faible, veuillez corriger s'il vous plait ou comfirmer avec le QG. Attention ! Le nombre de jours que Daba Ndiaye a travaillés par mois semble être inférieur à 15. Veuillez, s'il vous plaît, confirmer cette information.  Daba Ndiaye est un agriculteur dans un milieu rural donc il travaille principalement  pour son propre compte ou contribue à une entreprise familiale, prière de regarder la question s04q46.  Incohérence! Daba Ndiaye  evolue dans l'agriculture mais est  considéré comme salarié ou stagiaire/apprenti non renuméré, prière de revoir la question s04q46 et corriger. Avertissement!! Le montant de Daba Ndiaye semble trop faible pour un salaire net gagné par ans. Veuillez, s'il vous plaît, confirmer cette information avec le QG ou la corriger. </w:t>
+        <w:br/>
+        <w:t xml:space="preserve">- Nombre de mois exercé par Fatou Diouf dans l'emploi au cours des 12 derniers mois semble faible, veuillez corriger s'il vous plait ou comfirmer avec le QG. Attention ! Le nombre de jours que Fatou Diouf a travaillés par mois semble être inférieur à 15. Veuillez, s'il vous plaît, confirmer cette information. </w:t>
+        <w:br/>
+        <w:t xml:space="preserve">- Nombre de mois exercé par Tening Diagne dans l'emploi au cours des 12 derniers mois semble faible, veuillez corriger s'il vous plait ou comfirmer avec le QG. Attention ! Le nombre de jours que Tening Diagne a travaillés par mois semble être inférieur à 15. Veuillez, s'il vous plaît, confirmer cette information.  Tening Diagne est un agriculteur dans un milieu rural donc il travaille principalement  pour son propre compte ou contribue à une entreprise familiale, prière de regarder la question s04q46.  Incohérence! Tening Diagne  evolue dans l'agriculture mais est  considéré comme salarié ou stagiaire/apprenti non renuméré, prière de revoir la question s04q46 et corriger. Avertissement!! Le montant de Tening Diagne semble trop faible pour un salaire net gagné par ans. Veuillez, s'il vous plaît, confirmer cette information avec le QG ou la corriger. </w:t>
+        <w:br/>
+        <w:t>- Prière de changer la branche d'activité de Bassirou Ndiaye, les agriculteurs dont leurs cultures est principalement destiné à la consommation du ménage sont des (Agriculteurs, subsistances) et ceux qui le font avec l'élevage sont des (Agriculteurs et eleveurs, subsistances)</w:t>
       </w:r>
     </w:p>
     <w:p>
@@ -6219,7 +7146,7 @@
           <w:color w:val="4672C4"/>
           <w:sz w:val="22"/>
         </w:rPr>
-        <w:t>&gt;&gt; Section6 - Epargne et credit</w:t>
+        <w:t>&gt;&gt; Section4c - Emploi - Activite secondaire</w:t>
       </w:r>
     </w:p>
     <w:p>
@@ -6230,15 +7157,7 @@
         <w:rPr>
           <w:sz w:val="20"/>
         </w:rPr>
-        <w:t xml:space="preserve">- Il est impératif de renseigner la question : #Est-ce que Ndioba Ndiaye possède un compte dans les établissements financiers suivants ou une carte prépayée ?# même si la personne ne dispose pas de compte, veuillez les renseigner s'il vous plaît. </w:t>
-        <w:br/>
-        <w:t xml:space="preserve">- Il est impératif de renseigner la question : #Est-ce que Nogaye Yatt possède un compte dans les établissements financiers suivants ou une carte prépayée ?# même si la personne ne dispose pas de compte, veuillez les renseigner s'il vous plaît. </w:t>
-        <w:br/>
-        <w:t xml:space="preserve">- Le nombre d'échéances de remboursement restant de Bassirou Ndiaye ne peut être égal à 0 pour ce credit autres qu'immobilier en cours, veuillez revoir la question et corriger ou confirmer avec le QG.  La   principale utilisation que Bassirou Ndiaye a fait de ce dernier crédit est Ravitaillement et semble exister dans les modalités, prière de prendre attache avec le QG pour plus d'explication afin de la classer bien. </w:t>
-        <w:br/>
-        <w:t xml:space="preserve">- Le nombre d'échéances de remboursement restant de Daba Ndiaye ne peut être égal à 0 pour ce credit autres qu'immobilier en cours, veuillez revoir la question et corriger ou confirmer avec le QG.  La   principale utilisation que Daba Ndiaye a fait de ce dernier crédit est Besoin personnel et semble exister dans les modalités, prière de prendre attache avec le QG pour plus d'explication afin de la classer bien. </w:t>
-        <w:br/>
-        <w:t>- Le nombre d'échéances de remboursement restant de Tening Diagne ne peut être égal à 0 pour ce credit autres qu'immobilier en cours, veuillez revoir la question et corriger ou confirmer avec le QG.  La   principale utilisation que Tening Diagne a fait de ce dernier crédit est Besoin  personnel et semble exister dans les modalités, prière de prendre attache avec le QG pour plus d'explication afin de la classer bien.</w:t>
+        <w:t>- Attention ! Le nombre de jours que Bassirou Ndiaye a travaillés par mois semble être inférieur à 15. Veuillez, s'il vous plaît, confirmer cette information. Avertissement!! Le montant de Bassirou Ndiaye semble trop faible pour un salaire net gagné par ans. Veuillez, s'il vous plaît, confirmer cette information avec le QG ou la corriger.</w:t>
       </w:r>
     </w:p>
     <w:p>
@@ -6248,7 +7167,7 @@
           <w:color w:val="4672C4"/>
           <w:sz w:val="22"/>
         </w:rPr>
-        <w:t>&gt;&gt; Section7a2 - Repas pris a l'exterieur du menage</w:t>
+        <w:t>&gt;&gt; Section6 - Epargne et credit</w:t>
       </w:r>
     </w:p>
     <w:p>
@@ -6259,15 +7178,11 @@
         <w:rPr>
           <w:sz w:val="20"/>
         </w:rPr>
-        <w:t xml:space="preserve">- La section sur le repas pris à l'extérieur du ménage du membre Bassirou Ndiaye n'est pas renseignée à 100 %. Prière de vérifier l'ensemble des questions relatives à ce membre et de les renseigner en totalité. </w:t>
-        <w:br/>
-        <w:t xml:space="preserve">- La section sur le repas pris à l'extérieur du ménage du membre Lamine Ndiaye n'est pas renseignée à 100 %. Prière de vérifier l'ensemble des questions relatives à ce membre et de les renseigner en totalité. </w:t>
-        <w:br/>
-        <w:t xml:space="preserve">- La section sur le repas pris à l'extérieur du ménage du membre Nogaye Yatt n'est pas renseignée à 100 %. Prière de vérifier l'ensemble des questions relatives à ce membre et de les renseigner en totalité. </w:t>
-        <w:br/>
-        <w:t xml:space="preserve">- La section sur le repas pris à l'extérieur du ménage du membre Rokhy Ndiaye n'est pas renseignée à 100 %. Prière de vérifier l'ensemble des questions relatives à ce membre et de les renseigner en totalité. </w:t>
-        <w:br/>
-        <w:t>- La section sur le repas pris à l'extérieur du ménage du membre Tening Diagne n'est pas renseignée à 100 %. Prière de vérifier l'ensemble des questions relatives à ce membre et de les renseigner en totalité.</w:t>
+        <w:t xml:space="preserve">- Le nombre d'échéances de remboursement restant de Bassirou Ndiaye ne peut être égal à 0 pour ce credit autres qu'immobilier en cours, veuillez revoir la question et corriger ou confirmer avec le QG.  La   principale utilisation que Bassirou Ndiaye a fait de ce dernier crédit est Ravitaillement et semble exister dans les modalités, prière de prendre attache avec le QG pour plus d'explication afin de la classer bien. </w:t>
+        <w:br/>
+        <w:t xml:space="preserve">- Le nombre d'échéances de remboursement restant de Daba Ndiaye ne peut être égal à 0 pour ce credit autres qu'immobilier en cours, veuillez revoir la question et corriger ou confirmer avec le QG.  La   principale utilisation que Daba Ndiaye a fait de ce dernier crédit est Besoin personnel et semble exister dans les modalités, prière de prendre attache avec le QG pour plus d'explication afin de la classer bien. </w:t>
+        <w:br/>
+        <w:t>- Le nombre d'échéances de remboursement restant de Tening Diagne ne peut être égal à 0 pour ce credit autres qu'immobilier en cours, veuillez revoir la question et corriger ou confirmer avec le QG.  La   principale utilisation que Tening Diagne a fait de ce dernier crédit est Besoin  personnel et semble exister dans les modalités, prière de prendre attache avec le QG pour plus d'explication afin de la classer bien.</w:t>
       </w:r>
     </w:p>
     <w:p>
@@ -6288,7 +7203,7 @@
         <w:rPr>
           <w:sz w:val="20"/>
         </w:rPr>
-        <w:t>- Le ménage a consommé Café moulu mais les informations sur la quantité, l'unité ou la taille ne sont pas renseignées.Prière de renseigner.</w:t>
+        <w:t>- Attention ! Le prix unitaire d'achat (50 Fcfa) de Manioc en tubercules en Pièce (Petit) est relativement faible par rapport aux autres prix observés dans cette zone. Prière de corriger ou de confirmer avec le QG. Avertissement!! La quantité (4.5 litre) du produit Huile de soja  consommée  par le ménage semble très élevé, prière de corriger ou confirmer avec le QG. Incohérence!! Dans ce ménage, chaque individus consomme par jour 16.9513 Kg  de cereale; Prière de revoir les quantités prises de ces produits. Incohérence!! Dans ce ménage, chaque individus consomme par jour 16.9513 Kg  de cereale; Prière de revoir les quantités prises de ces produits. Le prix d'achat unitaire (1000 Fcfa) de Sel en Sac (5 Kg) de taille taille unique est très faible, prière de regarder les reponses prises dans les questions s07bq07a s07bq07b s07bq07c s07bq08 pour mieux corriger.</w:t>
       </w:r>
     </w:p>
     <w:p>
@@ -6319,7 +7234,7 @@
           <w:color w:val="4672C4"/>
           <w:sz w:val="22"/>
         </w:rPr>
-        <w:t>&gt;&gt; Section9e - Depenses non-alimentaires - 6 mois</w:t>
+        <w:t>&gt;&gt; Section9d - Depenses non-alimentaires - 3 mois</w:t>
       </w:r>
     </w:p>
     <w:p>
@@ -6330,9 +7245,7 @@
         <w:rPr>
           <w:sz w:val="20"/>
         </w:rPr>
-        <w:t xml:space="preserve">- Peu plausible! le montant de la dépense pour Chaussures hommes semble élevé. Veuillez, s'il vous plaît, confirmer cette information avec le QG ou la corriger. </w:t>
-        <w:br/>
-        <w:t>- Peu plausible! le montant de la dépense pour Frais de confection et de réparation de vêtements femme: robe, pantalon, jupe, ensemble, réparation, location, etc. semble élevé. Veuillez, s'il vous plaît, confirmer cette information avec le QG ou la corriger.</w:t>
+        <w:t>- Peu plausible! le montant de la dépense pour Médicaments achetés en pharmacie sans ordonnance: alcool, pansements, paracétamol, médicaments les affections courantes (paludisme, toux, rhume, diarrhée/disenterie, vers intestinaux, etc. ) semble trop faible. Veuillez, s'il vous plaît, confirmer cette information avec le QG ou la corriger.</w:t>
       </w:r>
     </w:p>
     <w:p>
@@ -6342,7 +7255,7 @@
           <w:color w:val="4672C4"/>
           <w:sz w:val="22"/>
         </w:rPr>
-        <w:t>&gt;&gt; Section10a - Existence entreprise non agricole</w:t>
+        <w:t>&gt;&gt; Section11 - Caracteristiques logement</w:t>
       </w:r>
     </w:p>
     <w:p>
@@ -6353,7 +7266,7 @@
         <w:rPr>
           <w:sz w:val="20"/>
         </w:rPr>
-        <w:t>- La section 10a du ménage de Bassirou Ndiaye n'est pas totalement renseigné ou n'a pas commencé, prière de renseigner toutes les questions de la section 10 avant d'entamer la section 10b</w:t>
+        <w:t>- Le montant (FCFA) du loyer mensuel payé pour un logement comme le votre dans ce village/quartier est trop élevé, Veuillez s'il vous plaît corriger cette information.</w:t>
       </w:r>
     </w:p>
     <w:p>
@@ -6374,7 +7287,13 @@
         <w:rPr>
           <w:sz w:val="20"/>
         </w:rPr>
-        <w:t>- La section 12 n'a pas été renseigner ou ce ménage ne possede aucun biens, prière de la renseigner ou de revoir la section 12 de ce ménage.</w:t>
+        <w:t xml:space="preserve">- Le nombre d'article ( Lit)  dans ce ménages est élevé (16), prière de corriger ou confirmer avec le QG. Le prix de revente de l'article  Lit ne doit pas être égal 0 même si le ménage l'a reçu en cadeau prière de leurs aider à faire une estimations. </w:t>
+        <w:br/>
+        <w:t xml:space="preserve">- Le nombre d'article ( Matelas simple)  dans ce ménages est élevé (20), prière de corriger ou confirmer avec le QG. Le prix de revente de l'article  Matelas simple ne doit pas être égal 0 même si le ménage l'a reçu en cadeau prière de leurs aider à faire une estimations. </w:t>
+        <w:br/>
+        <w:t xml:space="preserve">- Le prix de revente de l'article  Armoires et autres meubles ne doit pas être égal 0 même si le ménage l'a reçu en cadeau prière de leurs aider à faire une estimations. </w:t>
+        <w:br/>
+        <w:t>- Le prix de revente de l'article  Téléphone portable ne doit pas être égal 0 même si le ménage l'a reçu en cadeau prière de leurs aider à faire une estimations.</w:t>
       </w:r>
     </w:p>
     <w:p>
@@ -6460,7 +7379,116 @@
         <w:rPr>
           <w:sz w:val="20"/>
         </w:rPr>
-        <w:t>- La section 16 du ménage de Bassirou Ndiaye n'est pas renseigné, prière de renseigner.</w:t>
+        <w:t xml:space="preserve">- Avertissement!! La parcelle a comme nom (Parcelle1) qui ne semble pas être un bon nom ou contient des lettres, prière de mettre le vrai nom de la parcelle. Le document légal (titre, acte, certificat etc. ) qui affirme votre possession de la parcelle Parcelle1 est  et semble exister dans les modalités, prière de prendre attache avec le QG pour plus d'explication afin de la classer bien. </w:t>
+        <w:br/>
+        <w:t xml:space="preserve">- Avertissement!! La parcelle a comme nom (Parcelle1) qui ne semble pas être un bon nom ou contient des lettres, prière de mettre le vrai nom de la parcelle. Le salaire d'une femme de 15ans et plus ayant travaillé sur la parcelle Parcelle1 par jours au moment de la période des récoltes est de 216.6667 FCFA qui semble faible ou  élevé, prière de corriger. Le document légal (titre, acte, certificat etc. ) qui affirme votre possession de la parcelle Parcelle1 est  et semble exister dans les modalités, prière de prendre attache avec le QG pour plus d'explication afin de la classer bien. </w:t>
+        <w:br/>
+        <w:t xml:space="preserve">- La quantité de fumure appliquée dans la parcelle Parcelle est de 98  qui semble élevé ou ne sait pas, prière de fournir d'effort pour estimer la quantité afin de corriger. La raison principale de la non mesure de la parcelle Parcelle est Pret du champ et semble exister dans les modalités, prière de prendre attache avec le QG pour plus d'explication afin de la classer bien. </w:t>
+        <w:br/>
+        <w:t xml:space="preserve">- La raison principale de la non mesure de la parcelle Parcelle est Le menage ne detient pas le champ et semble exister dans les modalités, prière de prendre attache avec le QG pour plus d'explication afin de la classer bien. </w:t>
+        <w:br/>
+        <w:t xml:space="preserve">- Le document légal (titre, acte, certificat etc. ) qui affirme votre possession de la parcelle Parcelle est  et semble exister dans les modalités, prière de prendre attache avec le QG pour plus d'explication afin de la classer bien. </w:t>
+        <w:br/>
+        <w:t xml:space="preserve">- Le document légal (titre, acte, certificat etc. ) qui affirme votre possession de la parcelle parcelle d’arachide est  et semble exister dans les modalités, prière de prendre attache avec le QG pour plus d'explication afin de la classer bien. </w:t>
+        <w:br/>
+        <w:t>- Le document légal (titre, acte, certificat etc. ) qui affirme votre possession de la parcelle parcelle d’arachide est  et semble exister dans les modalités, prière de prendre attache avec le QG pour plus d'explication afin de la classer bien.</w:t>
+      </w:r>
+    </w:p>
+    <w:p>
+      <w:r>
+        <w:rPr>
+          <w:b/>
+          <w:color w:val="4672C4"/>
+          <w:sz w:val="22"/>
+        </w:rPr>
+        <w:t>&gt;&gt; Section16c - Cultures</w:t>
+      </w:r>
+    </w:p>
+    <w:p>
+      <w:pPr>
+        <w:ind w:left="283"/>
+      </w:pPr>
+      <w:r>
+        <w:rPr>
+          <w:sz w:val="20"/>
+        </w:rPr>
+        <w:t xml:space="preserve">- La quantité estimée en Kg est incorrecte (Exemple : si le ménage a eu 10 sacs de 100kg = 10*100=1000kg), prière de corriger merci. </w:t>
+        <w:br/>
+        <w:t xml:space="preserve">- La quantité estimée en Kg est incorrecte (Exemple : si le ménage a eu 10 sacs de 100kg = 10*100=1000kg), prière de corriger merci. </w:t>
+        <w:br/>
+        <w:t xml:space="preserve">- La quantité estimée en Kg est incorrecte (Exemple : si le ménage a eu 10 sacs de 100kg = 10*100=1000kg), prière de corriger merci. </w:t>
+        <w:br/>
+        <w:t xml:space="preserve">- La quantité estimée en Kg est incorrecte (Exemple : si le ménage a eu 10 sacs de 100kg = 10*100=1000kg), prière de corriger merci. </w:t>
+        <w:br/>
+        <w:t xml:space="preserve">- La quantité estimée en Kg est incorrecte (Exemple : si le ménage a eu 10 sacs de 100kg = 10*100=1000kg), prière de corriger merci. </w:t>
+        <w:br/>
+        <w:t xml:space="preserve">- La quantité estimée en Kg est incorrecte (Exemple : si le ménage a eu 10 sacs de 100kg = 10*100=1000kg), prière de corriger merci. </w:t>
+        <w:br/>
+        <w:t>- La quantité estimée en Kg est incorrecte (Exemple : si le ménage a eu 10 sacs de 100kg = 10*100=1000kg), prière de corriger merci.</w:t>
+      </w:r>
+    </w:p>
+    <w:p>
+      <w:r>
+        <w:rPr>
+          <w:b/>
+          <w:color w:val="4672C4"/>
+          <w:sz w:val="22"/>
+        </w:rPr>
+        <w:t>&gt;&gt; Section16d - Utilisation de la production</w:t>
+      </w:r>
+    </w:p>
+    <w:p>
+      <w:pPr>
+        <w:ind w:left="283"/>
+      </w:pPr>
+      <w:r>
+        <w:rPr>
+          <w:sz w:val="20"/>
+        </w:rPr>
+        <w:t xml:space="preserve">- || </w:t>
+        <w:br/>
+        <w:t xml:space="preserve">- </w:t>
+        <w:br/>
+        <w:t xml:space="preserve">- </w:t>
+        <w:br/>
+        <w:t xml:space="preserve">- </w:t>
+        <w:br/>
+        <w:t xml:space="preserve">- </w:t>
+        <w:br/>
+        <w:t xml:space="preserve">- La quantité de s16dq05a estimée en Kg est incohérente avec la prise dans la question s16dq05c, prière de bien estimer et mettre la valeur exacte. </w:t>
+        <w:br/>
+        <w:t>- La quantité de s16dq05a estimée en Kg est incohérente avec la prise dans la question s16dq05c, prière de bien estimer et mettre la valeur exacte.</w:t>
+      </w:r>
+    </w:p>
+    <w:p>
+      <w:r>
+        <w:rPr>
+          <w:b/>
+          <w:color w:val="4672C4"/>
+          <w:sz w:val="22"/>
+        </w:rPr>
+        <w:t>&gt;&gt; Section19 - Equipements agricoles</w:t>
+      </w:r>
+    </w:p>
+    <w:p>
+      <w:pPr>
+        <w:ind w:left="283"/>
+      </w:pPr>
+      <w:r>
+        <w:rPr>
+          <w:sz w:val="20"/>
+        </w:rPr>
+        <w:t xml:space="preserve">- Avertissement!! L'âge (40 ans)  de Autre (à préciser) dans ce ménage semble être élevé, prière de corriger ou confirmer avec le QG. Incohérence!! Le prix d'achat de Autre (à préciser) ne doit pas être égal 0 même si le ménage l'a reçu en cadeau prière de leurs aider à faire une estimation. Incohérence!! Le prix de revente de Autre (à préciser) dans cette section 19 ne doit pas être égal 0 même si le ménage l'a reçu en cadeau prière de leurs aider à faire une estimation. </w:t>
+        <w:br/>
+        <w:t xml:space="preserve">- Avertissement!! L'âge (40 ans)  de Houe asine dans ce ménage semble être élevé, prière de corriger ou confirmer avec le QG. Incohérence!! Le prix d'achat de Houe asine ne doit pas être égal 0 même si le ménage l'a reçu en cadeau prière de leurs aider à faire une estimation. Incohérence!! Le prix de revente de Houe asine dans cette section 19 ne doit pas être égal 0 même si le ménage l'a reçu en cadeau prière de leurs aider à faire une estimation. </w:t>
+        <w:br/>
+        <w:t xml:space="preserve">- Avertissement!! L'âge (40 ans)  de Semoir dans ce ménage semble être élevé, prière de corriger ou confirmer avec le QG. Incohérence!! Le prix d'achat de Semoir ne doit pas être égal 0 même si le ménage l'a reçu en cadeau prière de leurs aider à faire une estimation. Incohérence!! Le prix de revente de Semoir dans cette section 19 ne doit pas être égal 0 même si le ménage l'a reçu en cadeau prière de leurs aider à faire une estimation. Le ménage a utilisé Semoir qu'il ne possède pas mais qui a loué auprès d'une coopérative ou d'un autre ménage, il a payé 0 FCFA. Prière de fournir d'effort pour estimer la valeur payé après utilisation. Le ménage a utilisé Semoir qu'il ne possède pas mais a loué auprès d'une coopérative ou d'un autre ménage et a payé (0 FCFA) qui semble élevé ou faible, prière de corriger ou confirmer auprès du QG. </w:t>
+        <w:br/>
+        <w:t xml:space="preserve">- Avertissement!! Le prix d'achat (250000 FCFA) de Animaux de labour est inférieur aux prix de revente (300000 FCFA), prière de verifier et corriger ou confirmer l'information avec le QG. </w:t>
+        <w:br/>
+        <w:t xml:space="preserve">- Avertissement!! Le prix d'achat (60000 FCFA) de Charrettes est inférieur aux prix de revente (120000 FCFA), prière de verifier et corriger ou confirmer l'information avec le QG. </w:t>
+        <w:br/>
+        <w:t>- Incohérence!! Le prix de revente de Machette dans cette section 19 ne doit pas être égal 0 même si le ménage l'a reçu en cadeau prière de leurs aider à faire une estimation.</w:t>
       </w:r>
     </w:p>
     <w:p>
@@ -6624,7 +7652,7 @@
               <w:rPr>
                 <w:sz w:val="14"/>
               </w:rPr>
-              <w:t>EQ12_enq3</w:t>
+              <w:t>EQ12_enq4</w:t>
             </w:r>
           </w:p>
         </w:tc>
@@ -6637,7 +7665,6 @@
               <w:rPr>
                 <w:sz w:val="14"/>
               </w:rPr>
-              <w:t>Equipe12</w:t>
             </w:r>
           </w:p>
         </w:tc>
@@ -6650,7 +7677,6 @@
               <w:rPr>
                 <w:sz w:val="14"/>
               </w:rPr>
-              <w:t>Astou Gawane FAYE</w:t>
             </w:r>
           </w:p>
         </w:tc>
@@ -6663,7 +7689,6 @@
               <w:rPr>
                 <w:sz w:val="14"/>
               </w:rPr>
-              <w:t>Talla NGOM</w:t>
             </w:r>
           </w:p>
         </w:tc>
@@ -6764,7 +7789,7 @@
           </w:tcPr>
           <w:p>
             <w:r/>
-            <w:hyperlink r:id="rId16">
+            <w:hyperlink r:id="rId18">
               <w:r>
                 <w:rPr>
                   <w:color w:val="0563C1"/>
@@ -6796,7 +7821,7 @@
         <w:rPr>
           <w:sz w:val="20"/>
         </w:rPr>
-        <w:t>- Prière de renseigner toutes les informations du ménage dans la section 0 avant d'entamer les autres informations. Il est obligatoire de prendre les coordonnées Gps avant d'administrer le questionnaire. Prière de prendre les coordonnées GPS.</w:t>
+        <w:t>- Le questionnaire semble ne pas être complètement fini mais le questionnaire est en statut complet, prière de compléter le questionnaire. Il est obligatoire de prendre les coordonnées Gps avant d'administrer le questionnaire. Prière de prendre les coordonnées GPS.</w:t>
       </w:r>
     </w:p>
     <w:p>
@@ -6819,13 +7844,7 @@
         </w:rPr>
         <w:t xml:space="preserve">- Avertissement!!!  NDIACK NDIAYE  possède un téléphone android mais dit n'avoir pas accès à l'internet, prière de confirmer cette information avec le QG ou la corriger. </w:t>
         <w:br/>
-        <w:t xml:space="preserve">-  Avertissement!!!  SAYE GNIGUE  possède un téléphone android mais dit n'avoir pas accès à l'internet, prière de confirmer cette information avec le QG ou la corriger. </w:t>
-        <w:br/>
-        <w:t xml:space="preserve">- Attention ! Vous avez déclaré en s01q00 que le répondant est la personne elle-même, or FATOU THIAW est trop jeune (7 ans) pour fournir des informations correctes. Prière de refaire la section 1 pour FATOU THIAW en demandant à un adulte de répondre aux questions à sa place. </w:t>
-        <w:br/>
-        <w:t xml:space="preserve">- Attention ! Vous avez déclaré en s01q00 que le répondant est la personne elle-même, or IBRA THIAW est trop jeune (9 ans) pour fournir des informations correctes. Prière de refaire la section 1 pour IBRA THIAW en demandant à un adulte de répondre aux questions à sa place. </w:t>
-        <w:br/>
-        <w:t xml:space="preserve">- Attention ! Vous avez déclaré en s01q00 que le répondant est la personne elle-même, or NDEYE THIAW est trop jeune (9 ans) pour fournir des informations correctes. Prière de refaire la section 1 pour NDEYE THIAW en demandant à un adulte de répondre aux questions à sa place. </w:t>
+        <w:t xml:space="preserve">-  Avertissement!!!  SAYE GNINGUE  possède un téléphone android mais dit n'avoir pas accès à l'internet, prière de confirmer cette information avec le QG ou la corriger. </w:t>
         <w:br/>
         <w:t xml:space="preserve">- Incoherence! ASSANE THIAW dispose d'un téléphone portable à s01q39, donc la raison évoquée ne peut pas être (ne dispose pas d'appareil). </w:t>
         <w:br/>
@@ -6874,15 +7893,13 @@
         <w:br/>
         <w:t xml:space="preserve">- Peu probable! MAÏ GUEYE  n'arrive pas  à comprendre un petit texte lu dans une langue locale (s02q03). Veuillez corriger ou donner des explications au QG. Peu probable! MAÏ GUEYE  ne sait ni lire, ni écrire, ni comprendre dans aucune des langues  (s02q01,s02q02,s02q03). Veuillez corriger ou donner des explications au QG. </w:t>
         <w:br/>
-        <w:t xml:space="preserve">- Peu probable! NABOU THIAW  n'arrive pas  à comprendre un petit texte lu dans une langue locale (s02q03). Veuillez corriger ou donner des explications au QG. </w:t>
-        <w:br/>
         <w:t xml:space="preserve">- Peu probable! NDEYE THIAW  n'arrive pas  à comprendre un petit texte lu dans une langue locale (s02q03). Veuillez corriger ou donner des explications au QG. Peu probable! NDEYE THIAW  ne sait ni lire, ni écrire, ni comprendre dans aucune des langues  (s02q01,s02q02,s02q03). Veuillez corriger ou donner des explications au QG. Peu plausible NDEYE THIAW fréquente au minimum le fondamental 1 mais ne sait ni lire ni comprendre la langue française, prière de corriger ou de confirmer avec le QG merci. Attention ! Le frais de scolarité (3000 Fcfa) de NDEYE THIAW en 1ére année de Primaire est relativement élevé par rapport aux autres frais de scolarités observés dans cette zone. Prière de corriger ou de confirmer avec le QG. </w:t>
         <w:br/>
         <w:t xml:space="preserve">- Peu probable! NDIACK NDIAYE  n'arrive pas  à comprendre un petit texte lu dans une langue locale (s02q03). Veuillez corriger ou donner des explications au QG. Peu probable! NDIACK NDIAYE  ne sait ni lire, ni écrire, ni comprendre dans aucune des langues  (s02q01,s02q02,s02q03). Veuillez corriger ou donner des explications au QG. </w:t>
         <w:br/>
         <w:t xml:space="preserve">- Peu probable! NDIACK THIAW  n'arrive pas  à comprendre un petit texte lu dans une langue locale (s02q03). Veuillez corriger ou donner des explications au QG. Peu probable! NDIACK THIAW  ne sait ni lire, ni écrire, ni comprendre dans aucune des langues  (s02q01,s02q02,s02q03). Veuillez corriger ou donner des explications au QG. </w:t>
         <w:br/>
-        <w:t>- Peu probable! SAYE GNIGUE  n'arrive pas  à comprendre un petit texte lu dans une langue locale (s02q03). Veuillez corriger ou donner des explications au QG. Peu probable! SAYE GNIGUE  ne sait ni lire, ni écrire, ni comprendre dans aucune des langues  (s02q01,s02q02,s02q03). Veuillez corriger ou donner des explications au QG.</w:t>
+        <w:t>- Peu probable! SAYE GNINGUE  n'arrive pas  à comprendre un petit texte lu dans une langue locale (s02q03). Veuillez corriger ou donner des explications au QG. Peu probable! SAYE GNINGUE  ne sait ni lire, ni écrire, ni comprendre dans aucune des langues  (s02q01,s02q02,s02q03). Veuillez corriger ou donner des explications au QG.</w:t>
       </w:r>
     </w:p>
     <w:p>
@@ -6903,19 +7920,7 @@
         <w:rPr>
           <w:sz w:val="20"/>
         </w:rPr>
-        <w:t xml:space="preserve">- || </w:t>
-        <w:br/>
-        <w:t xml:space="preserve">- </w:t>
-        <w:br/>
-        <w:t xml:space="preserve">- </w:t>
-        <w:br/>
-        <w:t xml:space="preserve">- </w:t>
-        <w:br/>
-        <w:t xml:space="preserve">- </w:t>
-        <w:br/>
-        <w:t xml:space="preserve">- </w:t>
-        <w:br/>
-        <w:t xml:space="preserve">- </w:t>
+        <w:t xml:space="preserve">- Le montant(80000 FCFA) des dépenses liées à l'accouchement de DIB DIAGNE est faible ou élevé, prière de corriger. Le principal problème de santé que DIB DIAGNE a eu est mot de ventre et semble exister dans les modalités, prière de prendre attache avec le QG pour plus d'explication afin de la classer bien. </w:t>
         <w:br/>
         <w:t xml:space="preserve">- Le principal problème de santé que CHEIKH THIAW a eu est il vomissait et semble exister dans les modalités, prière de prendre attache avec le QG pour plus d'explication afin de la classer bien. </w:t>
         <w:br/>
@@ -6929,7 +7934,7 @@
           <w:color w:val="4672C4"/>
           <w:sz w:val="22"/>
         </w:rPr>
-        <w:t>&gt;&gt; Section6 - Epargne et credit</w:t>
+        <w:t>&gt;&gt; Section4a - Emploi</w:t>
       </w:r>
     </w:p>
     <w:p>
@@ -6940,17 +7945,7 @@
         <w:rPr>
           <w:sz w:val="20"/>
         </w:rPr>
-        <w:t xml:space="preserve">- Il est impératif de renseigner la question : #Est-ce que DIB DIAGNE possède un compte dans les établissements financiers suivants ou une carte prépayée ?# même si la personne ne dispose pas de compte, veuillez les renseigner s'il vous plaît. </w:t>
-        <w:br/>
-        <w:t xml:space="preserve">- Il est impératif de renseigner la question : #Est-ce que DIOUMA SENE possède un compte dans les établissements financiers suivants ou une carte prépayée ?# même si la personne ne dispose pas de compte, veuillez les renseigner s'il vous plaît. </w:t>
-        <w:br/>
-        <w:t xml:space="preserve">- Il est impératif de renseigner la question : #Est-ce que GORA THIAW possède un compte dans les établissements financiers suivants ou une carte prépayée ?# même si la personne ne dispose pas de compte, veuillez les renseigner s'il vous plaît. </w:t>
-        <w:br/>
-        <w:t xml:space="preserve">- Il est impératif de renseigner la question : #Est-ce que MAÏ GUEYE possède un compte dans les établissements financiers suivants ou une carte prépayée ?# même si la personne ne dispose pas de compte, veuillez les renseigner s'il vous plaît. </w:t>
-        <w:br/>
-        <w:t xml:space="preserve">- Il est impératif de renseigner la question : #Est-ce que NDIACK NDIAYE possède un compte dans les établissements financiers suivants ou une carte prépayée ?# même si la personne ne dispose pas de compte, veuillez les renseigner s'il vous plaît. </w:t>
-        <w:br/>
-        <w:t>- Il est impératif de renseigner la question : #Est-ce que SAYE GNIGUE possède un compte dans les établissements financiers suivants ou une carte prépayée ?# même si la personne ne dispose pas de compte, veuillez les renseigner s'il vous plaît.</w:t>
+        <w:t>- Avertissement! Généralement les jeunes hommes (10 à 25ans) font des travaux ménager soit apprendre les enfants à reviser leurs léçons ou d'autres cours, FALLOU THIAW n'a consacré aucune heure pour les travaux cités en s04q01, s04q02, s04q03, s04q04, s04q05, s04q06, s04q07 et s04q08.Prière de regarder pour corriger ou confirmer avec le QG.</w:t>
       </w:r>
     </w:p>
     <w:p>
@@ -6960,7 +7955,7 @@
           <w:color w:val="4672C4"/>
           <w:sz w:val="22"/>
         </w:rPr>
-        <w:t>&gt;&gt; Section7a1 - Repas pris a l'exterieur du menage</w:t>
+        <w:t>&gt;&gt; Section4b - Emploi - Activite principale</w:t>
       </w:r>
     </w:p>
     <w:p>
@@ -6971,7 +7966,19 @@
         <w:rPr>
           <w:sz w:val="20"/>
         </w:rPr>
-        <w:t>- Attention ! La section sur le repas pris à l'extérieur du ménage n'est pas renseignée à 100 %. Prière de vérifier l'ensemble des questions relatives à cette section et de les renseigner en totalité.</w:t>
+        <w:t xml:space="preserve">- Attention ! Le nombre de jours que ASSANE THIAW a travaillés par mois semble être inférieur à 15. Veuillez, s'il vous plaît, confirmer cette information. </w:t>
+        <w:br/>
+        <w:t xml:space="preserve">- Avertissement!! Le montant de DIB DIAGNE semble trop faible pour un revenu net gagné par trimestre. Veuillez, s'il vous plaît, confirmer cette information avec le QG ou la corriger. </w:t>
+        <w:br/>
+        <w:t xml:space="preserve">- Avertissement!! Le montant de MAÏ GUEYE semble trop faible pour un revenu net gagné par trimestre. Veuillez, s'il vous plaît, confirmer cette information avec le QG ou la corriger. </w:t>
+        <w:br/>
+        <w:t xml:space="preserve">- Avertissement!! Le montant de SAYE GNINGUE semble trop faible pour un revenu net gagné par trimestre. Veuillez, s'il vous plaît, confirmer cette information avec le QG ou la corriger. </w:t>
+        <w:br/>
+        <w:t xml:space="preserve">- Prière de changer la branche d'activité DIOUMA SENE, les cultivateurs dont leurs cultures est principalement destiné à la consommation du ménage sont des (Agriculteurs, subsistances) et ceux qui le font avec l'élevage sont des (Agriculteurs et eleveurs, subsistances). Avertissement!! Le montant de DIOUMA SENE semble trop faible pour un revenu net gagné par trimestre. Veuillez, s'il vous plaît, confirmer cette information avec le QG ou la corriger. </w:t>
+        <w:br/>
+        <w:t>- Prière de changer la branche d'activité de FALLOU THIAW, les agriculteurs dont leurs cultures est principalement destiné à la consommation du ménage sont des (Agriculteurs, subsistances) et ceux qui le font avec l'élevage sont des (Agriculteurs et eleveurs, subsistances)</w:t>
+        <w:br/>
+        <w:t>- Prière de changer la branche d'activité de NDIACK NDIAYE, les agriculteurs dont leurs cultures est principalement destiné à la consommation du ménage sont des (Agriculteurs, subsistances) et ceux qui le font avec l'élevage sont des (Agriculteurs et eleveurs, subsistances)Avertissement!! Le montant de NDIACK NDIAYE semble trop faible pour un revenu net gagné par trimestre. Veuillez, s'il vous plaît, confirmer cette information avec le QG ou la corriger.</w:t>
       </w:r>
     </w:p>
     <w:p>
@@ -6981,7 +7988,7 @@
           <w:color w:val="4672C4"/>
           <w:sz w:val="22"/>
         </w:rPr>
-        <w:t>&gt;&gt; Section7a2 - Repas pris a l'exterieur du menage</w:t>
+        <w:t>&gt;&gt; Section4c - Emploi - Activite secondaire</w:t>
       </w:r>
     </w:p>
     <w:p>
@@ -6992,45 +7999,9 @@
         <w:rPr>
           <w:sz w:val="20"/>
         </w:rPr>
-        <w:t xml:space="preserve">- La section sur le repas pris à l'extérieur du ménage du membre ASSANE SENE n'est pas renseignée à 100 %. Prière de vérifier l'ensemble des questions relatives à ce membre et de les renseigner en totalité. </w:t>
-        <w:br/>
-        <w:t xml:space="preserve">- La section sur le repas pris à l'extérieur du ménage du membre ASSANE THIAW 2 n'est pas renseignée à 100 %. Prière de vérifier l'ensemble des questions relatives à ce membre et de les renseigner en totalité. </w:t>
-        <w:br/>
-        <w:t xml:space="preserve">- La section sur le repas pris à l'extérieur du ménage du membre ASSANE THIAW n'est pas renseignée à 100 %. Prière de vérifier l'ensemble des questions relatives à ce membre et de les renseigner en totalité. </w:t>
-        <w:br/>
-        <w:t xml:space="preserve">- La section sur le repas pris à l'extérieur du ménage du membre CHEIKH THIAW n'est pas renseignée à 100 %. Prière de vérifier l'ensemble des questions relatives à ce membre et de les renseigner en totalité. </w:t>
-        <w:br/>
-        <w:t xml:space="preserve">- La section sur le repas pris à l'extérieur du ménage du membre DIB DIAGNE n'est pas renseignée à 100 %. Prière de vérifier l'ensemble des questions relatives à ce membre et de les renseigner en totalité. </w:t>
-        <w:br/>
-        <w:t xml:space="preserve">- La section sur le repas pris à l'extérieur du ménage du membre DIOUMA SENE n'est pas renseignée à 100 %. Prière de vérifier l'ensemble des questions relatives à ce membre et de les renseigner en totalité. </w:t>
-        <w:br/>
-        <w:t xml:space="preserve">- La section sur le repas pris à l'extérieur du ménage du membre FALLOU THIAW n'est pas renseignée à 100 %. Prière de vérifier l'ensemble des questions relatives à ce membre et de les renseigner en totalité. </w:t>
-        <w:br/>
-        <w:t xml:space="preserve">- La section sur le repas pris à l'extérieur du ménage du membre FATOU THIAW PETIT ENFANT n'est pas renseignée à 100 %. Prière de vérifier l'ensemble des questions relatives à ce membre et de les renseigner en totalité. </w:t>
-        <w:br/>
-        <w:t xml:space="preserve">- La section sur le repas pris à l'extérieur du ménage du membre FATOU THIAW n'est pas renseignée à 100 %. Prière de vérifier l'ensemble des questions relatives à ce membre et de les renseigner en totalité. </w:t>
-        <w:br/>
-        <w:t xml:space="preserve">- La section sur le repas pris à l'extérieur du ménage du membre GORA THIAW n'est pas renseignée à 100 %. Prière de vérifier l'ensemble des questions relatives à ce membre et de les renseigner en totalité. </w:t>
-        <w:br/>
-        <w:t xml:space="preserve">- La section sur le repas pris à l'extérieur du ménage du membre IBRA THIAW n'est pas renseignée à 100 %. Prière de vérifier l'ensemble des questions relatives à ce membre et de les renseigner en totalité. </w:t>
-        <w:br/>
-        <w:t xml:space="preserve">- La section sur le repas pris à l'extérieur du ménage du membre KHADY SENE n'est pas renseignée à 100 %. Prière de vérifier l'ensemble des questions relatives à ce membre et de les renseigner en totalité. </w:t>
-        <w:br/>
-        <w:t xml:space="preserve">- La section sur le repas pris à l'extérieur du ménage du membre MAME DIARRA THIAW n'est pas renseignée à 100 %. Prière de vérifier l'ensemble des questions relatives à ce membre et de les renseigner en totalité. </w:t>
-        <w:br/>
-        <w:t xml:space="preserve">- La section sur le repas pris à l'extérieur du ménage du membre MAÏ GUEYE n'est pas renseignée à 100 %. Prière de vérifier l'ensemble des questions relatives à ce membre et de les renseigner en totalité. </w:t>
-        <w:br/>
-        <w:t xml:space="preserve">- La section sur le repas pris à l'extérieur du ménage du membre NABOU THIAW n'est pas renseignée à 100 %. Prière de vérifier l'ensemble des questions relatives à ce membre et de les renseigner en totalité. </w:t>
-        <w:br/>
-        <w:t xml:space="preserve">- La section sur le repas pris à l'extérieur du ménage du membre NDEYE THIAW n'est pas renseignée à 100 %. Prière de vérifier l'ensemble des questions relatives à ce membre et de les renseigner en totalité. </w:t>
-        <w:br/>
-        <w:t xml:space="preserve">- La section sur le repas pris à l'extérieur du ménage du membre NDIACK NDIAYE n'est pas renseignée à 100 %. Prière de vérifier l'ensemble des questions relatives à ce membre et de les renseigner en totalité. </w:t>
-        <w:br/>
-        <w:t xml:space="preserve">- La section sur le repas pris à l'extérieur du ménage du membre NDIACK THIAW n'est pas renseignée à 100 %. Prière de vérifier l'ensemble des questions relatives à ce membre et de les renseigner en totalité. </w:t>
-        <w:br/>
-        <w:t xml:space="preserve">- La section sur le repas pris à l'extérieur du ménage du membre SAYE GNIGUE n'est pas renseignée à 100 %. Prière de vérifier l'ensemble des questions relatives à ce membre et de les renseigner en totalité. </w:t>
-        <w:br/>
-        <w:t>- La section sur le repas pris à l'extérieur du ménage du membre SOINHINOU THIAW n'est pas renseignée à 100 %. Prière de vérifier l'ensemble des questions relatives à ce membre et de les renseigner en totalité.</w:t>
+        <w:t xml:space="preserve">- Avertissement!!! les informations de NDIACK NDIAYE sur le nombre de mois, jours ou heures de son emploi secondaire sont superieur a celles de son emploi principal , veuillez corriger ou confirmer aupres du QG. </w:t>
+        <w:br/>
+        <w:t>- Avertissement!!! les informations de SAYE GNINGUE sur le nombre de mois, jours ou heures de son emploi secondaire sont superieur a celles de son emploi principal , veuillez corriger ou confirmer aupres du QG.</w:t>
       </w:r>
     </w:p>
     <w:p>
@@ -7051,7 +8022,7 @@
         <w:rPr>
           <w:sz w:val="20"/>
         </w:rPr>
-        <w:t>- Le ménage a consommé Café moulu mais les informations sur la quantité, l'unité ou la taille ne sont pas renseignées.Prière de renseigner. Le ménage a consommé Riz importé parfumé mais les informations sur la quantité, l'unité ou la taille ne sont pas renseignées.Prière de renseigner.</w:t>
+        <w:t>- Attention ! Le prix unitaire d'achat (200 Fcfa) de Tomate fraîche en Sachets (Petit) est relativement élevé par rapport aux autres prix observés dans cette zone. Prière de corriger ou de confirmer avec le QG. Attention ! Le prix unitaire d'achat (650 Fcfa) de Café moulu en Kg (taille unique) est relativement faible par rapport aux autres prix observés dans cette zone. Prière de corriger ou de confirmer avec le QG. Attention ! Le prix unitaire d'achat (875 Fcfa) de Huile d'arachide (Segal) Artisanale en Litre (taille unique) est relativement faible par rapport aux autres prix observés dans cette zone. Prière de corriger ou de confirmer avec le QG. Avertissement!!! Le ménage a consommé 8 Pièce Petit de Poisson frais type 9, cette quantité semble anormale pour une consommation des 7 derniers jours.Prière de corriger ou de confirmer avec le QG. Incohérence!! Dans ce ménage, chaque individus consomme par jour 30.23114 Kg  de cereale; Prière de revoir les quantités prises de ces produits. Incohérence!! Dans ce ménage, chaque individus consomme par jour 30.23114 Kg  de cereale; Prière de revoir les quantités prises de ces produits.</w:t>
       </w:r>
     </w:p>
     <w:p>
@@ -7082,7 +8053,7 @@
           <w:color w:val="4672C4"/>
           <w:sz w:val="22"/>
         </w:rPr>
-        <w:t>&gt;&gt; Section10a - Existence entreprise non agricole</w:t>
+        <w:t>&gt;&gt; Section10b - caracteristiques entreprise non agricole</w:t>
       </w:r>
     </w:p>
     <w:p>
@@ -7093,7 +8064,9 @@
         <w:rPr>
           <w:sz w:val="20"/>
         </w:rPr>
-        <w:t>- La section 10a du ménage de ASSANE THIAW n'est pas totalement renseigné ou n'a pas commencé, prière de renseigner toutes les questions de la section 10 avant d'entamer la section 10b</w:t>
+        <w:t xml:space="preserve">- L'entreprise FABRICATION DE BEIGNETS dit avoir réçu une somme sur la vente de ces produits transformés (s10q48 est differnt de 0) mais n'a depensé aucune somme sur l'achat des matières premières (s10q49==0), prière de fournir de l'effort pour estimer le montant obtenu en achat de matières premières. </w:t>
+        <w:br/>
+        <w:t>- Le montant dépensé de l'entreprise VENDEUSE DE BOUTIQUES en achat de matières premières pour les produits vendus au cours des 30 derniers jours ou durant le dernier mois où l'entreprise a fonctionné ne peut pas être supéreur aux montants obtenus sur la vente de produits transformés par l'entreprise au cours de cette même période où l'entreprise a fonctionné (s10q49 &gt; s10q48), prière de corriger. L'entreprise VENDEUSE DE BOUTIQUES a depensé en achat de matières premières pour les produits vendus (s10q49 different de 0) mais dit n'avoir réçu aucune somme sur la vente de produits transformés (s10q48 est égal à 0), prière de fournir de l'effort pour estimer le montant obtenu sur la vente vente de produits transformés. L'entreprise VENDEUSE DE BOUTIQUES est généralement une entreprise commerciale ou de service dont elle ne depense pas en achat de matières premières.Elle ne transforme pas de produit donc ne peut pas obtenir un montant sur la vente des produits transformés (10.48 ou 10.49). Prière de mettre 0 pour ces questions si elles ne font pas de transformation.</w:t>
       </w:r>
     </w:p>
     <w:p>
@@ -7124,7 +8097,7 @@
           <w:color w:val="4672C4"/>
           <w:sz w:val="22"/>
         </w:rPr>
-        <w:t>&gt;&gt; Section12 - Actifs du menage</w:t>
+        <w:t>&gt;&gt; Section13a - Transferts recus</w:t>
       </w:r>
     </w:p>
     <w:p>
@@ -7135,7 +8108,7 @@
         <w:rPr>
           <w:sz w:val="20"/>
         </w:rPr>
-        <w:t>- Attention ! Tapis a été achété à 24000 Fcfa est relativement élevé par rapport aux autres prix d'achat observés dans cette zone. Prière de corriger ou de confirmer avec le QG.</w:t>
+        <w:t>- L'enquêteur prière de fournir d'effort pour avoir le niveau d'étude et l'âge de celui qui a envoyé/donné de l'argent dans la section 13a (Transfert reçu). L'âge de celui qui a envoyé/donné de l'argent dans la section 13a (Transfert reçu) semble  élévé, prière de corriger ou confirmer ave le QG.</w:t>
       </w:r>
     </w:p>
     <w:p>
@@ -7156,7 +8129,96 @@
         <w:rPr>
           <w:sz w:val="20"/>
         </w:rPr>
-        <w:t>- La section 16 du ménage de ASSANE THIAW n'est pas renseigné, prière de renseigner.</w:t>
+        <w:t xml:space="preserve">- Le nombre de jour passés au préparation du sol et des semis ou au sarclage et l'entretien du sol ou aux récoltes d'un membre du ménage est trop élevé, veuillez revoir. Le salaire total payé de toutes catégories confondues par le ménage ASSANE THIAW pour la main-d'oeuvre non-familiale sur la parcelle ARRACHIDE au cours de la campagne pour la période de préparation du sol (labour) et des semis est de 0 qui semble élevé ou faible. Merci de corriger. Le nombre de jours total de la main-d'oeuvre non-familiale sur cette parcelle ARRACHIDE au cours de la campagne pour la période d'entretien du sol (sarclage, etc.) est de 60 jours qui semble faible ou élevé. Merci de corriger. Le salaire total payé de toutes catégories confondues par le ménage ASSANE THIAW pour la main-d'oeuvre non-familiale sur la parcelle ARRACHIDE au cours de la campagne pour la période d'entretien du sol (sarclage, etc.) est de 0 qui semble élevé ou faible. Merci de corriger. Le nombre de jours total de la main-d'oeuvre non-familiale sur cette parcelle ARRACHIDE au cours de la campagne pour la période des récoltes est de 20 jours qui semble faible ou élevé. Merci de corriger. Le salaire total payé de toutes catégories confondues par le ménage ASSANE THIAW pour la main-d'oeuvre non-familiale sur la parcelle ARRACHIDE au cours de la campagne pour la période des récoltes est de 0 qui semble élevé ou faible. Merci de corriger. La superficie de la parcelle ARRACHIDE selon les mesures GPS est de 13604.21 hectare qui semble élevé ou faible, prière de corriger. Le document légal (titre, acte, certificat etc. ) qui affirme votre possession de la parcelle ARRACHIDE est  et semble exister dans les modalités, prière de prendre attache avec le QG pour plus d'explication afin de la classer bien. </w:t>
+        <w:br/>
+        <w:t xml:space="preserve">- Le nombre de jour passés au préparation du sol et des semis ou au sarclage et l'entretien du sol ou aux récoltes d'un membre du ménage est trop élevé, veuillez revoir. Le salaire total payé de toutes catégories confondues par le ménage ASSANE THIAW pour la main-d'oeuvre non-familiale sur la parcelle MIL au cours de la campagne pour la période de préparation du sol (labour) et des semis est de 0 qui semble élevé ou faible. Merci de corriger. Le nombre de jours total de la main-d'oeuvre non-familiale sur cette parcelle MIL au cours de la campagne pour la période d'entretien du sol (sarclage, etc.) est de 60 jours qui semble faible ou élevé. Merci de corriger. Le salaire total payé de toutes catégories confondues par le ménage ASSANE THIAW pour la main-d'oeuvre non-familiale sur la parcelle MIL au cours de la campagne pour la période d'entretien du sol (sarclage, etc.) est de 0 qui semble élevé ou faible. Merci de corriger. Le nombre de jours total de la main-d'oeuvre non-familiale sur cette parcelle MIL au cours de la campagne pour la période des récoltes est de 20 jours qui semble faible ou élevé. Merci de corriger. Le salaire total payé de toutes catégories confondues par le ménage ASSANE THIAW pour la main-d'oeuvre non-familiale sur la parcelle MIL au cours de la campagne pour la période des récoltes est de 0 qui semble élevé ou faible. Merci de corriger. La superficie de la parcelle MIL selon les mesures GPS est de 19346.95 hectare qui semble élevé ou faible, prière de corriger. Le document légal (titre, acte, certificat etc. ) qui affirme votre possession de la parcelle MIL est  et semble exister dans les modalités, prière de prendre attache avec le QG pour plus d'explication afin de la classer bien. </w:t>
+        <w:br/>
+        <w:t xml:space="preserve">- Le nombre de jour passés au préparation du sol et des semis ou au sarclage et l'entretien du sol ou aux récoltes d'un membre du ménage est trop élevé, veuillez revoir. Le salaire total payé de toutes catégories confondues par le ménage ASSANE THIAW pour la main-d'oeuvre non-familiale sur la parcelle MIL au cours de la campagne pour la période de préparation du sol (labour) et des semis est de 0 qui semble élevé ou faible. Merci de corriger. Le nombre de jours total de la main-d'oeuvre non-familiale sur cette parcelle MIL au cours de la campagne pour la période d'entretien du sol (sarclage, etc.) est de 60 jours qui semble faible ou élevé. Merci de corriger. Le salaire total payé de toutes catégories confondues par le ménage ASSANE THIAW pour la main-d'oeuvre non-familiale sur la parcelle MIL au cours de la campagne pour la période d'entretien du sol (sarclage, etc.) est de 0 qui semble élevé ou faible. Merci de corriger. Le nombre de jours total de la main-d'oeuvre non-familiale sur cette parcelle MIL au cours de la campagne pour la période des récoltes est de 20 jours qui semble faible ou élevé. Merci de corriger. Le salaire total payé de toutes catégories confondues par le ménage ASSANE THIAW pour la main-d'oeuvre non-familiale sur la parcelle MIL au cours de la campagne pour la période des récoltes est de 0 qui semble élevé ou faible. Merci de corriger. La superficie de la parcelle MIL selon les mesures GPS est de 9345.47 hectare qui semble élevé ou faible, prière de corriger. Le document légal (titre, acte, certificat etc. ) qui affirme votre possession de la parcelle MIL est  et semble exister dans les modalités, prière de prendre attache avec le QG pour plus d'explication afin de la classer bien. </w:t>
+        <w:br/>
+        <w:t>- Le nombre de jour passés au préparation du sol et des semis ou au sarclage et l'entretien du sol ou aux récoltes d'un membre du ménage est trop élevé, veuillez revoir. Le salaire total payé de toutes catégories confondues par le ménage ASSANE THIAW pour la main-d'oeuvre non-familiale sur la parcelle NIEBE  ARACHIDE au cours de la campagne pour la période de préparation du sol (labour) et des semis est de 0 qui semble élevé ou faible. Merci de corriger. Le nombre de jours total de la main-d'oeuvre non-familiale sur cette parcelle NIEBE  ARACHIDE au cours de la campagne pour la période d'entretien du sol (sarclage, etc.) est de 60 jours qui semble faible ou élevé. Merci de corriger. Le salaire total payé de toutes catégories confondues par le ménage ASSANE THIAW pour la main-d'oeuvre non-familiale sur la parcelle NIEBE  ARACHIDE au cours de la campagne pour la période d'entretien du sol (sarclage, etc.) est de 0 qui semble élevé ou faible. Merci de corriger. Le nombre de jours total de la main-d'oeuvre non-familiale sur cette parcelle NIEBE  ARACHIDE au cours de la campagne pour la période des récoltes est de 30 jours qui semble faible ou élevé. Merci de corriger. Le salaire total payé de toutes catégories confondues par le ménage ASSANE THIAW pour la main-d'oeuvre non-familiale sur la parcelle NIEBE  ARACHIDE au cours de la campagne pour la période des récoltes est de 0 qui semble élevé ou faible. Merci de corriger. La superficie de la parcelle NIEBE  ARACHIDE selon les mesures GPS est de 16149.15 hectare qui semble élevé ou faible, prière de corriger. Le document légal (titre, acte, certificat etc. ) qui affirme votre possession de la parcelle NIEBE  ARACHIDE est  et semble exister dans les modalités, prière de prendre attache avec le QG pour plus d'explication afin de la classer bien.</w:t>
+      </w:r>
+    </w:p>
+    <w:p>
+      <w:r>
+        <w:rPr>
+          <w:b/>
+          <w:color w:val="4672C4"/>
+          <w:sz w:val="22"/>
+        </w:rPr>
+        <w:t>&gt;&gt; Section16c - Cultures</w:t>
+      </w:r>
+    </w:p>
+    <w:p>
+      <w:pPr>
+        <w:ind w:left="283"/>
+      </w:pPr>
+      <w:r>
+        <w:rPr>
+          <w:sz w:val="20"/>
+        </w:rPr>
+        <w:t xml:space="preserve">- La quantité estimée en Kg est incorrecte (Exemple : si le ménage a eu 10 sacs de 100kg = 10*100=1000kg), prière de corriger merci. </w:t>
+        <w:br/>
+        <w:t xml:space="preserve">- La quantité estimée en Kg est incorrecte (Exemple : si le ménage a eu 10 sacs de 100kg = 10*100=1000kg), prière de corriger merci. </w:t>
+        <w:br/>
+        <w:t xml:space="preserve">- La quantité estimée en Kg est incorrecte (Exemple : si le ménage a eu 10 sacs de 100kg = 10*100=1000kg), prière de corriger merci. </w:t>
+        <w:br/>
+        <w:t>- La quantité estimée en Kg est incorrecte (Exemple : si le ménage a eu 10 sacs de 100kg = 10*100=1000kg), prière de corriger merci.</w:t>
+      </w:r>
+    </w:p>
+    <w:p>
+      <w:r>
+        <w:rPr>
+          <w:b/>
+          <w:color w:val="4672C4"/>
+          <w:sz w:val="22"/>
+        </w:rPr>
+        <w:t>&gt;&gt; Section16d - Utilisation de la production</w:t>
+      </w:r>
+    </w:p>
+    <w:p>
+      <w:pPr>
+        <w:ind w:left="283"/>
+      </w:pPr>
+      <w:r>
+        <w:rPr>
+          <w:sz w:val="20"/>
+        </w:rPr>
+        <w:t xml:space="preserve">- || </w:t>
+        <w:br/>
+        <w:t xml:space="preserve">- </w:t>
+        <w:br/>
+        <w:t>-  ||</w:t>
+      </w:r>
+    </w:p>
+    <w:p>
+      <w:r>
+        <w:rPr>
+          <w:b/>
+          <w:color w:val="4672C4"/>
+          <w:sz w:val="22"/>
+        </w:rPr>
+        <w:t>&gt;&gt; Section19 - Equipements agricoles</w:t>
+      </w:r>
+    </w:p>
+    <w:p>
+      <w:pPr>
+        <w:ind w:left="283"/>
+      </w:pPr>
+      <w:r>
+        <w:rPr>
+          <w:sz w:val="20"/>
+        </w:rPr>
+        <w:t xml:space="preserve">- Attention ! Faucheuse a été revendu à 800 Fcfa qui est relativement élevé par rapport aux autres prix de revente observés dans cette zone. Prière de corriger ou de confirmer avec le QG. </w:t>
+        <w:br/>
+        <w:t xml:space="preserve">- Avertissement!! Le prix d'achat (200000 FCFA) de Animaux de labour est inférieur aux prix de revente (300000 FCFA), prière de verifier et corriger ou confirmer l'information avec le QG. </w:t>
+        <w:br/>
+        <w:t xml:space="preserve">- Avertissement!! Le prix d'achat (2500 FCFA) de Houe asine est inférieur aux prix de revente (10000 FCFA), prière de verifier et corriger ou confirmer l'information avec le QG. </w:t>
+        <w:br/>
+        <w:t xml:space="preserve">- Avertissement!! Le prix d'achat (2500 FCFA) de Semoir est inférieur aux prix de revente (70000 FCFA), prière de verifier et corriger ou confirmer l'information avec le QG. </w:t>
+        <w:br/>
+        <w:t xml:space="preserve">- Avertissement!! Le prix d'achat (4000 FCFA) de Hache/pioche est inférieur aux prix de revente (5000 FCFA), prière de verifier et corriger ou confirmer l'information avec le QG. </w:t>
+        <w:br/>
+        <w:t>- Avertissement!! Le prix d'achat (50000 FCFA) de Charrettes est inférieur aux prix de revente (200000 FCFA), prière de verifier et corriger ou confirmer l'information avec le QG.</w:t>
       </w:r>
     </w:p>
     <w:p>
@@ -7460,7 +8522,7 @@
           </w:tcPr>
           <w:p>
             <w:r/>
-            <w:hyperlink r:id="rId17">
+            <w:hyperlink r:id="rId19">
               <w:r>
                 <w:rPr>
                   <w:color w:val="0563C1"/>
@@ -7492,7 +8554,7 @@
         <w:rPr>
           <w:sz w:val="20"/>
         </w:rPr>
-        <w:t>- Prière de renseigner toutes les informations du ménage dans la section 0 avant d'entamer les autres informations. Il est obligatoire de prendre les coordonnées Gps avant d'administrer le questionnaire. Prière de prendre les coordonnées GPS.</w:t>
+        <w:t>- Le questionnaire semble ne pas être complètement fini mais le questionnaire est en statut complet, prière de compléter le questionnaire. Il est obligatoire de prendre les coordonnées Gps avant d'administrer le questionnaire. Prière de prendre les coordonnées GPS.</w:t>
       </w:r>
     </w:p>
     <w:p>
@@ -7519,9 +8581,9 @@
         <w:br/>
         <w:t xml:space="preserve">- Les informations sur l'acte de naissance (ni Jours, ni mois et ni années) de  FATOU SOW  manquent, s'il vous plait pouvez-vous fournir d'effort pour avoir ces informations. </w:t>
         <w:br/>
-        <w:t xml:space="preserve">- Les informations sur l'acte de naissance (ni Jours, ni mois et ni années) de  MATY SOW  manquent, s'il vous plait pouvez-vous fournir d'effort pour avoir ces informations. Attention ! Vous avez déclaré en s01q00 que le répondant est la personne elle-même, or MATY SOW est trop jeune (10 ans) pour fournir des informations correctes. Prière de refaire la section 1 pour MATY SOW en demandant à un adulte de répondre aux questions à sa place. </w:t>
-        <w:br/>
-        <w:t xml:space="preserve">- Les informations sur l'acte de naissance (ni Jours, ni mois et ni années) de  MBENE SENE  manquent, s'il vous plait pouvez-vous fournir d'effort pour avoir ces informations. Attention ! Vous avez déclaré en s01q00 que le répondant est la personne elle-même, or MBENE SENE est trop jeune (10 ans) pour fournir des informations correctes. Prière de refaire la section 1 pour MBENE SENE en demandant à un adulte de répondre aux questions à sa place. </w:t>
+        <w:t xml:space="preserve">- Les informations sur l'acte de naissance (ni Jours, ni mois et ni années) de  MATY SOW  manquent, s'il vous plait pouvez-vous fournir d'effort pour avoir ces informations. </w:t>
+        <w:br/>
+        <w:t xml:space="preserve">- Les informations sur l'acte de naissance (ni Jours, ni mois et ni années) de  MBENE SENE  manquent, s'il vous plait pouvez-vous fournir d'effort pour avoir ces informations. </w:t>
         <w:br/>
         <w:t>- Les informations sur l'acte de naissance (ni Jours, ni mois et ni années) de  WALY SENE  manquent, s'il vous plait pouvez-vous fournir d'effort pour avoir ces informations.</w:t>
       </w:r>
@@ -7544,13 +8606,13 @@
         <w:rPr>
           <w:sz w:val="20"/>
         </w:rPr>
+        <w:t xml:space="preserve">- Incohérence!! Le niveau d'études le plus élevé atteint par KHOUMOUSSE SENE est Secondaire Technique et Professionnel et le diplôme le plus elevé obtenu par KHOUMOUSSE SENE est CEP. </w:t>
+        <w:br/>
         <w:t xml:space="preserve">- Peu probable! BAIDY SENE  n'arrive pas  à comprendre un petit texte lu dans une langue locale (s02q03). Veuillez corriger ou donner des explications au QG. Peu probable! BAIDY SENE  ne sait ni lire, ni écrire, ni comprendre dans aucune des langues  (s02q01,s02q02,s02q03). Veuillez corriger ou donner des explications au QG. </w:t>
         <w:br/>
         <w:t xml:space="preserve">- Peu probable! CHEIKH SENE  n'arrive pas  à comprendre un petit texte lu dans une langue locale (s02q03). Veuillez corriger ou donner des explications au QG. Peu probable! CHEIKH SENE  ne sait ni lire, ni écrire, ni comprendre dans aucune des langues  (s02q01,s02q02,s02q03). Veuillez corriger ou donner des explications au QG. </w:t>
         <w:br/>
         <w:t xml:space="preserve">- Peu probable! FATOU SOW  n'arrive pas  à comprendre un petit texte lu dans une langue locale (s02q03). Veuillez corriger ou donner des explications au QG. Peu probable! FATOU SOW  ne sait ni lire, ni écrire, ni comprendre dans aucune des langues  (s02q01,s02q02,s02q03). Veuillez corriger ou donner des explications au QG. </w:t>
-        <w:br/>
-        <w:t xml:space="preserve">- Peu probable! KOUMOUSSE SENE  n'arrive pas  à comprendre un petit texte lu dans une langue locale (s02q03). Veuillez corriger ou donner des explications au QG. Incohérence!! Le niveau d'études le plus élevé atteint par KOUMOUSSE SENE est Secondaire Technique et Professionnel et le diplôme le plus elevé obtenu par KOUMOUSSE SENE est CEP. </w:t>
         <w:br/>
         <w:t xml:space="preserve">- Peu probable! MATY SOW  n'arrive pas  à comprendre un petit texte lu dans une langue locale (s02q03). Veuillez corriger ou donner des explications au QG. Peu probable! MATY SOW  ne sait ni lire, ni écrire, ni comprendre dans aucune des langues  (s02q01,s02q02,s02q03). Veuillez corriger ou donner des explications au QG. </w:t>
         <w:br/>
@@ -7579,7 +8641,7 @@
         <w:rPr>
           <w:sz w:val="20"/>
         </w:rPr>
-        <w:t xml:space="preserve">- Avertissement! Généralement les jeunes hommes (10 à 25ans) font des travaux ménager soit apprendre les enfants à reviser leurs léçons ou d'autres cours, KOUMOUSSE SENE n'a consacré aucune heure pour les travaux cités en s04q01, s04q02, s04q03, s04q04, s04q05, s04q06, s04q07 et s04q08.Prière de regarder pour corriger ou confirmer avec le QG. </w:t>
+        <w:t xml:space="preserve">- Avertissement! Généralement les jeunes hommes (10 à 25ans) font des travaux ménager soit apprendre les enfants à reviser leurs léçons ou d'autres cours, KHOUMOUSSE SENE n'a consacré aucune heure pour les travaux cités en s04q01, s04q02, s04q03, s04q04, s04q05, s04q06, s04q07 et s04q08.Prière de regarder pour corriger ou confirmer avec le QG. </w:t>
         <w:br/>
         <w:t xml:space="preserve">- Avertissement! Généralement les jeunes hommes (10 à 25ans) font des travaux ménager soit apprendre les enfants à reviser leurs léçons ou d'autres cours, WALY SENE n'a consacré aucune heure pour les travaux cités en s04q01, s04q02, s04q03, s04q04, s04q05, s04q06, s04q07 et s04q08.Prière de regarder pour corriger ou confirmer avec le QG. </w:t>
         <w:br/>
@@ -7606,11 +8668,11 @@
         <w:rPr>
           <w:sz w:val="20"/>
         </w:rPr>
-        <w:t xml:space="preserve">- AvertissementBAIDY SENE  travaille mais les questions relatives à son emploi principal ne sont pas renseignées à 100%, prière de les renseigner. Vous avez sélectionné l'option 'Ne sait pas' pour la catégorie socioprofessionnelle de BAIDY SENE ou vous ne l'avez pas renseigné. prière de corriger. </w:t>
-        <w:br/>
-        <w:t xml:space="preserve">-  AvertissementWALY SENE  travaille mais les questions relatives à son emploi principal ne sont pas renseignées à 100%, prière de les renseigner. Vous avez sélectionné l'option 'Ne sait pas' pour la catégorie socioprofessionnelle de WALY SENE ou vous ne l'avez pas renseigné. prière de corriger. </w:t>
-        <w:br/>
-        <w:t>- Attention ! Le nombre de jours que KOUMOUSSE SENE a travaillés par mois semble être inférieur à 15. Veuillez, s'il vous plaît, confirmer cette information. Attention! le nombre d'heure que KOUMOUSSE SENE a travaillé par jour semble être inferieur à 4, veuillez s'il vous plait confirmer cette information avec le QG.</w:t>
+        <w:t xml:space="preserve">- Attention ! Le nombre de jours que KHOUMOUSSE SENE a travaillés par mois semble être inférieur à 15. Veuillez, s'il vous plaît, confirmer cette information. Attention! le nombre d'heure que KHOUMOUSSE SENE a travaillé par jour semble être inferieur à 4, veuillez s'il vous plait confirmer cette information avec le QG. </w:t>
+        <w:br/>
+        <w:t xml:space="preserve">- Attention! le nombre d'heure que BAIDY SENE a travaillé par jour semble être inferieur à 4, veuillez s'il vous plait confirmer cette information avec le QG. </w:t>
+        <w:br/>
+        <w:t>- Prière de changer la branche d'activité WALY SENE, les cultivateurs dont leurs cultures est principalement destiné à la consommation du ménage sont des (Agriculteurs, subsistances) et ceux qui le font avec l'élevage sont des (Agriculteurs et eleveurs, subsistances).</w:t>
       </w:r>
     </w:p>
     <w:p>
@@ -7620,7 +8682,7 @@
           <w:color w:val="4672C4"/>
           <w:sz w:val="22"/>
         </w:rPr>
-        <w:t>&gt;&gt; Section7a2 - Repas pris a l'exterieur du menage</w:t>
+        <w:t>&gt;&gt; Section4c - Emploi - Activite secondaire</w:t>
       </w:r>
     </w:p>
     <w:p>
@@ -7631,21 +8693,11 @@
         <w:rPr>
           <w:sz w:val="20"/>
         </w:rPr>
-        <w:t xml:space="preserve">- La section sur le repas pris à l'extérieur du ménage du membre BAIDY SENE n'est pas renseignée à 100 %. Prière de vérifier l'ensemble des questions relatives à ce membre et de les renseigner en totalité. </w:t>
-        <w:br/>
-        <w:t xml:space="preserve">- La section sur le repas pris à l'extérieur du ménage du membre CHEIKH SENE n'est pas renseignée à 100 %. Prière de vérifier l'ensemble des questions relatives à ce membre et de les renseigner en totalité. </w:t>
-        <w:br/>
-        <w:t xml:space="preserve">- La section sur le repas pris à l'extérieur du ménage du membre FATOU SOW n'est pas renseignée à 100 %. Prière de vérifier l'ensemble des questions relatives à ce membre et de les renseigner en totalité. </w:t>
-        <w:br/>
-        <w:t xml:space="preserve">- La section sur le repas pris à l'extérieur du ménage du membre KOUMOUSSE SENE n'est pas renseignée à 100 %. Prière de vérifier l'ensemble des questions relatives à ce membre et de les renseigner en totalité. </w:t>
-        <w:br/>
-        <w:t xml:space="preserve">- La section sur le repas pris à l'extérieur du ménage du membre MATY SOW n'est pas renseignée à 100 %. Prière de vérifier l'ensemble des questions relatives à ce membre et de les renseigner en totalité. </w:t>
-        <w:br/>
-        <w:t xml:space="preserve">- La section sur le repas pris à l'extérieur du ménage du membre MBENE SENE n'est pas renseignée à 100 %. Prière de vérifier l'ensemble des questions relatives à ce membre et de les renseigner en totalité. </w:t>
-        <w:br/>
-        <w:t xml:space="preserve">- La section sur le repas pris à l'extérieur du ménage du membre NDELLA SOW n'est pas renseignée à 100 %. Prière de vérifier l'ensemble des questions relatives à ce membre et de les renseigner en totalité. </w:t>
-        <w:br/>
-        <w:t>- La section sur le repas pris à l'extérieur du ménage du membre WALY SENE n'est pas renseignée à 100 %. Prière de vérifier l'ensemble des questions relatives à ce membre et de les renseigner en totalité.</w:t>
+        <w:t xml:space="preserve">- Avertissement!!! les informations de BAIDY SENE sur le nombre de mois, jours ou heures de son emploi secondaire sont superieur a celles de son emploi principal , veuillez corriger ou confirmer aupres du QG. </w:t>
+        <w:br/>
+        <w:t xml:space="preserve">- Avertissement!!! les informations de KHOUMOUSSE SENE sur le nombre de mois, jours ou heures de son emploi secondaire sont superieur a celles de son emploi principal , veuillez corriger ou confirmer aupres du QG. </w:t>
+        <w:br/>
+        <w:t>- Avertissement!!! les informations de NDELLA SOW sur le nombre de mois, jours ou heures de son emploi secondaire sont superieur a celles de son emploi principal , veuillez corriger ou confirmer aupres du QG.</w:t>
       </w:r>
     </w:p>
     <w:p>
@@ -7666,7 +8718,7 @@
         <w:rPr>
           <w:sz w:val="20"/>
         </w:rPr>
-        <w:t>- Le ménage a consommé Beignets de farine de boulangerie mais les informations sur la quantité, l'unité ou la taille ne sont pas renseignées.Prière de renseigner. Le ménage a consommé Beignets de maïs, mil, haricot mais les informations sur la quantité, l'unité ou la taille ne sont pas renseignées.Prière de renseigner. Le ménage a consommé Capitaine frais mais les informations sur la quantité, l'unité ou la taille ne sont pas renseignées.Prière de renseigner. Le ménage a consommé Carpe séchée mais les informations sur la quantité, l'unité ou la taille ne sont pas renseignées.Prière de renseigner. Le ménage a consommé Choux mais les informations sur la quantité, l'unité ou la taille ne sont pas renseignées.Prière de renseigner. Le ménage a consommé Citron mais les informations sur la quantité, l'unité ou la taille ne sont pas renseignées.Prière de renseigner. Le ménage a consommé Huile d'arachide (Segal) Artisanale mais les informations sur la quantité, l'unité ou la taille ne sont pas renseignées.Prière de renseigner. Le ménage a consommé Lait en poudre mais les informations sur la quantité, l'unité ou la taille ne sont pas renseignées.Prière de renseigner. Le ménage a consommé Mil mais les informations sur la quantité, l'unité ou la taille ne sont pas renseignées.Prière de renseigner. Le ménage a consommé Riz local Gambiaka mais les informations sur la quantité, l'unité ou la taille ne sont pas renseignées.Prière de renseigner. Le ménage a consommé Tamarin noir mais les informations sur la quantité, l'unité ou la taille ne sont pas renseignées.Prière de renseigner. Le ménage a consommé Œufs frais mais les informations sur la quantité, l'unité ou la taille ne sont pas renseignées.Prière de renseigner.</w:t>
+        <w:t>- Attention ! Le prix unitaire d'achat (3333.333 Fcfa) de Lait en poudre en Kg (taille unique) est relativement élevé par rapport aux autres prix observés dans cette zone. Prière de corriger ou de confirmer avec le QG. Attention ! Le prix unitaire d'achat (50 Fcfa) de Ail en Sachets (Petit) est relativement faible par rapport aux autres prix observés dans cette zone. Prière de corriger ou de confirmer avec le QG. Attention ! Le prix unitaire d'achat (625 Fcfa) de Oignon frais en Kg (taille unique) est relativement élevé par rapport aux autres prix observés dans cette zone. Prière de corriger ou de confirmer avec le QG. Attention ! Le prix unitaire d'achat (75 Fcfa) de Aubergine   en Pièce (Moyen) est relativement faible par rapport aux autres prix observés dans cette zone. Prière de corriger ou de confirmer avec le QG. Avertissement!! La quantité (3.5 litre) du produit Huile d'arachide (Segal) Artisanale consommée  par le ménage semble très élevé, prière de corriger ou confirmer avec le QG. Avertissement!!! Le ménage a consommé 0.12 Sachets Petit de Pâte d'arachide, cette quantité semble anormale pour une consommation des 7 derniers jours. prière de corriger ou de confirmer avec le QG. Attention ! Le prix unitaire d'achat (3333.333 Fcfa) de Pâte d'arachide en Kg (taille unique) est relativement élevé par rapport aux autres prix observés dans cette zone. Prière de corriger ou de confirmer avec le QG. Attention ! Soupçons de quantité anormale! Le ménage de NDELLA SOW avec une taille de 8 personnes a consommé .12 Sachets en Petit de Pâte d'arachide qui est relativement élevé comme consommation par rapport à la condition de vie des autres ménages de même taille dans cette zone. Prière de corriger ou de confirmer avec le QG. Avertissement!!! Le ménage a consommé 42 Cube Petit de Cube alimentaire (Maggi, Jumbo, ), cette quantité semble anormale pour une consommation des 7 derniers jours.Prière de corriger ou de confirmer avec le QG. Incohérence!! Dans ce ménage, chaque individus consomme par jour 47.64071 Kg  de cereale; Prière de revoir les quantités prises de ces produits. Incohérence!! Dans ce ménage, chaque individus consomme par jour 47.64071 Kg  de cereale; Prière de revoir les quantités prises de ces produits. Attention ! Soupçons de quantité anormale! Le ménage de NDELLA SOW avec une taille de 8 personnes a consommé 28 Kg en taille unique de Mil qui est relativement élevé comme consommation par rapport à la condition de vie des autres ménages de même taille dans cette zone. Prière de corriger ou de confirmer avec le QG.</w:t>
       </w:r>
     </w:p>
     <w:p>
@@ -7676,7 +8728,7 @@
           <w:color w:val="4672C4"/>
           <w:sz w:val="22"/>
         </w:rPr>
-        <w:t>&gt;&gt; Section9e - Depenses non-alimentaires - 6 mois</w:t>
+        <w:t>&gt;&gt; Section10b - caracteristiques entreprise non agricole</w:t>
       </w:r>
     </w:p>
     <w:p>
@@ -7687,7 +8739,9 @@
         <w:rPr>
           <w:sz w:val="20"/>
         </w:rPr>
-        <w:t>- Peu plausible! le montant de la dépense pour Frais de confection et de réparation de vêtements enfants semble faible. Veuillez, s'il vous plaît, confirmer cette information avec le QG ou la corriger.</w:t>
+        <w:t xml:space="preserve">- Incohérence!! L'entreprise VENDEUESE DE POISSON dit avoir réçu une somme sur la revente de ces marchandises achetées et revendues en état (s10q46 est differnt de 0) mais n'a depensé aucune somme sur l'achat des marchandises revendues en état (s10q47==0), prière de fournir plus d'effort pour estimer le montant obtenu sur la depense de ces marchandises achetées et revendues en état. </w:t>
+        <w:br/>
+        <w:t>- Le montant dépensé de L'entreprise vendeur de fruits pour l'achat de ces marchandises revendues en état, sans transformation ne peut être supérieur aux montants obtenus sur la revente de marchandises achetées et revendues en état au cours des 30 derniers jours ou durant le dernier mois où l'entreprise a fonctionné (s10q47 &gt; s10q46), prière de corriger. Le montant dépensé de l'entreprise vendeur de fruits en achat de matières premières pour les produits vendus au cours des 30 derniers jours ou durant le dernier mois où l'entreprise a fonctionné ne peut pas être supéreur aux montants obtenus sur la vente de produits transformés par l'entreprise au cours de cette même période où l'entreprise a fonctionné (s10q49 &gt; s10q48), prière de corriger. L'entreprise vendeur de fruits a depensé en achat de matières premières pour les produits vendus (s10q49 different de 0) mais dit n'avoir réçu aucune somme sur la vente de produits transformés (s10q48 est égal à 0), prière de fournir de l'effort pour estimer le montant obtenu sur la vente vente de produits transformés. L'entreprise vendeur de fruits est généralement une entreprise commerciale ou de service dont elle ne depense pas en achat de matières premières.Elle ne transforme pas de produit donc ne peut pas obtenir un montant sur la vente des produits transformés (10.48 ou 10.49). Prière de mettre 0 pour ces questions si elles ne font pas de transformation.</w:t>
       </w:r>
     </w:p>
     <w:p>
@@ -7697,7 +8751,7 @@
           <w:color w:val="4672C4"/>
           <w:sz w:val="22"/>
         </w:rPr>
-        <w:t>&gt;&gt; Section10a - Existence entreprise non agricole</w:t>
+        <w:t>&gt;&gt; Section11 - Caracteristiques logement</w:t>
       </w:r>
     </w:p>
     <w:p>
@@ -7708,7 +8762,7 @@
         <w:rPr>
           <w:sz w:val="20"/>
         </w:rPr>
-        <w:t>- La section 10a du ménage de NDELLA SOW n'est pas totalement renseigné ou n'a pas commencé, prière de renseigner toutes les questions de la section 10 avant d'entamer la section 10b</w:t>
+        <w:t>- Comment votre ménage se débarrasse-t-il de ses ordures ménagères, prière de classer ces autres à preciser car ils existent dejà.  Le ménage se débarrasse de ses ordures ménagères avec le dépose dans les champs et semble exister dans les modalités, prière de prendre attache avec le QG pour plus d'explication afin de la classer bien.  Le principal mode d'évacuation des eaux usées du ménage est pas de fosse et semble exister dans les modalités, prière de prendre attache avec le QG pour plus d'explication afin de la classer bien.</w:t>
       </w:r>
     </w:p>
     <w:p>
@@ -7718,7 +8772,7 @@
           <w:color w:val="4672C4"/>
           <w:sz w:val="22"/>
         </w:rPr>
-        <w:t>&gt;&gt; Section11 - Caracteristiques logement</w:t>
+        <w:t>&gt;&gt; Section13a - Transferts recus</w:t>
       </w:r>
     </w:p>
     <w:p>
@@ -7729,7 +8783,7 @@
         <w:rPr>
           <w:sz w:val="20"/>
         </w:rPr>
-        <w:t>- Comment votre ménage se débarrasse-t-il de ses ordures ménagères, prière de classer ces autres à preciser car ils existent dejà.  Le ménage se débarrasse de ses ordures ménagères avec le dépose dans les champs et semble exister dans les modalités, prière de prendre attache avec le QG pour plus d'explication afin de la classer bien.  Le principal mode d'évacuation des eaux usées du ménage est pas de fosse et semble exister dans les modalités, prière de prendre attache avec le QG pour plus d'explication afin de la classer bien.</w:t>
+        <w:t>- L'enquêteur prière de fournir d'effort pour avoir le niveau d'étude et l'âge de celui qui a envoyé/donné de l'argent dans la section 13a (Transfert reçu). L'âge de celui qui a envoyé/donné de l'argent dans la section 13a (Transfert reçu) semble  élévé, prière de corriger ou confirmer ave le QG.</w:t>
       </w:r>
     </w:p>
     <w:p>
@@ -7739,7 +8793,7 @@
           <w:color w:val="4672C4"/>
           <w:sz w:val="22"/>
         </w:rPr>
-        <w:t>&gt;&gt; Section16a - Champs et parcelles</w:t>
+        <w:t>&gt;&gt; Section13b - Transferta emis</w:t>
       </w:r>
     </w:p>
     <w:p>
@@ -7750,9 +8804,9 @@
         <w:rPr>
           <w:sz w:val="20"/>
         </w:rPr>
-        <w:t xml:space="preserve">- La superficie de la parcelle ARRACHIDE selon les mesures GPS est de 2969.96 hectare qui semble élevé ou faible, prière de corriger. Le document légal (titre, acte, certificat etc. ) qui affirme votre possession de la parcelle ARRACHIDE est  et semble exister dans les modalités, prière de prendre attache avec le QG pour plus d'explication afin de la classer bien. </w:t>
-        <w:br/>
-        <w:t>- La superficie de la parcelle Mil selon les mesures GPS est de 11600.92 hectare qui semble élevé ou faible, prière de corriger. Le document légal (titre, acte, certificat etc. ) qui affirme votre possession de la parcelle Mil est  et semble exister dans les modalités, prière de prendre attache avec le QG pour plus d'explication afin de la classer bien.</w:t>
+        <w:t xml:space="preserve">- L'enquêteur prière de fournir d'effort pour avoir le niveau d'étude et l'âge de celui qui a béneficié de l'argent dans la section 13b (Transfert emis). L'âge du béneficiaire d'argent dans la section 13b (Transfert emis) semble incoherent voir élévé, prière de verifier ou corriger. </w:t>
+        <w:br/>
+        <w:t>- L'enquêteur prière de fournir d'effort pour avoir le niveau d'étude et l'âge de celui qui a béneficié de l'argent dans la section 13b (Transfert emis). L'âge du béneficiaire d'argent dans la section 13b (Transfert emis) semble incoherent voir élévé, prière de verifier ou corriger.</w:t>
       </w:r>
     </w:p>
     <w:p>
@@ -7762,7 +8816,7 @@
           <w:color w:val="4672C4"/>
           <w:sz w:val="22"/>
         </w:rPr>
-        <w:t>&gt;&gt; Section18b - Chasse</w:t>
+        <w:t>&gt;&gt; Section16a - Champs et parcelles</w:t>
       </w:r>
     </w:p>
     <w:p>
@@ -7773,7 +8827,36 @@
         <w:rPr>
           <w:sz w:val="20"/>
         </w:rPr>
-        <w:t>- Prière de renseigner la section 18 (La chasse).</w:t>
+        <w:t xml:space="preserve">- La superficie de la parcelle ARRACHIDE selon les mesures GPS est de 2969.96 hectare qui semble élevé ou faible, prière de corriger. Le document légal (titre, acte, certificat etc. ) qui affirme votre possession de la parcelle ARRACHIDE est  et semble exister dans les modalités, prière de prendre attache avec le QG pour plus d'explication afin de la classer bien. </w:t>
+        <w:br/>
+        <w:t>- La superficie de la parcelle Mil selon les mesures GPS est de 11600.92 hectare qui semble élevé ou faible, prière de corriger. Le document légal (titre, acte, certificat etc. ) qui affirme votre possession de la parcelle Mil est  et semble exister dans les modalités, prière de prendre attache avec le QG pour plus d'explication afin de la classer bien.</w:t>
+      </w:r>
+    </w:p>
+    <w:p>
+      <w:r>
+        <w:rPr>
+          <w:b/>
+          <w:color w:val="4672C4"/>
+          <w:sz w:val="22"/>
+        </w:rPr>
+        <w:t>&gt;&gt; Section19 - Equipements agricoles</w:t>
+      </w:r>
+    </w:p>
+    <w:p>
+      <w:pPr>
+        <w:ind w:left="283"/>
+      </w:pPr>
+      <w:r>
+        <w:rPr>
+          <w:sz w:val="20"/>
+        </w:rPr>
+        <w:t xml:space="preserve">- Attention ! Faucheuse a été revendu à 1000 Fcfa qui est relativement élevé par rapport aux autres prix de revente observés dans cette zone. Prière de corriger ou de confirmer avec le QG. </w:t>
+        <w:br/>
+        <w:t xml:space="preserve">- Avertissement!! Le nombre (20)  de Houe asine est élevé, prière de corriger ou confirmer avec le QG. Avertissement!! Le prix d'achat (3000 FCFA) de Houe asine est inférieur aux prix de revente (20000 FCFA), prière de verifier et corriger ou confirmer l'information avec le QG. </w:t>
+        <w:br/>
+        <w:t xml:space="preserve">- Avertissement!! Le prix d'achat (100000 FCFA) de Animaux de labour est inférieur aux prix de revente (300000 FCFA), prière de verifier et corriger ou confirmer l'information avec le QG. </w:t>
+        <w:br/>
+        <w:t>- Avertissement!! Le prix d'achat (18000 FCFA) de Charrettes est inférieur aux prix de revente (50000 FCFA), prière de verifier et corriger ou confirmer l'information avec le QG.</w:t>
       </w:r>
     </w:p>
     <w:p>
